--- a/docs/バクラク事業部技術_実験報告書_完成版.docx
+++ b/docs/バクラク事業部技術_実験報告書_完成版.docx
@@ -1452,7 +1452,7 @@
         </w:rPr>
       </w:r>
       <w:r>
-        <w:pict w14:anchorId="643879AD">
+        <w:pict w14:anchorId="09B22843">
           <v:rect id="Horizontal Line 1" o:spid="_x0000_s2051" style="width:481.9pt;height:.05pt;visibility:visible;mso-wrap-style:square;mso-left-percent:-10001;mso-top-percent:-10001;mso-position-horizontal:absolute;mso-position-horizontal-relative:char;mso-position-vertical:absolute;mso-position-vertical-relative:line;mso-left-percent:-10001;mso-top-percent:-10001;v-text-anchor:top" o:gfxdata="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" filled="f">
             <o:lock v:ext="edit" rotation="t" aspectratio="t" verticies="t" text="t" shapetype="t"/>
             <w10:anchorlock/>
@@ -1546,7 +1546,7 @@
         <w:rPr>
           <w:lang w:val="ja-JP" w:eastAsia="ja-JP"/>
         </w:rPr>
-        <w:pict w14:anchorId="5254D5A1">
+        <w:pict w14:anchorId="288FEB52">
           <v:rect id="Horizontal Line 6" o:spid="_x0000_s2050" alt="" style="width:481.9pt;height:.1pt;visibility:visible;mso-wrap-style:square;mso-width-percent:0;mso-height-percent:0;mso-left-percent:-10001;mso-top-percent:-10001;mso-position-horizontal:absolute;mso-position-horizontal-relative:char;mso-position-vertical:absolute;mso-position-vertical-relative:line;mso-width-percent:0;mso-height-percent:0;mso-left-percent:-10001;mso-top-percent:-10001;v-text-anchor:top" filled="f">
             <o:lock v:ext="edit" rotation="t" aspectratio="t" verticies="t" text="t" shapetype="t"/>
             <w10:anchorlock/>
@@ -1585,14 +1585,7 @@
           <w:lang w:val="ja-JP" w:eastAsia="ja-JP"/>
         </w:rPr>
         <w:lastRenderedPageBreak/>
-        <w:t xml:space="preserve">1.0 </w:t>
-      </w:r>
-      <w:r>
-        <w:rPr>
-          <w:rFonts w:ascii="MS Mincho" w:eastAsia="MS Mincho" w:hAnsi="MS Mincho"/>
-          <w:lang w:val="ja-JP" w:eastAsia="ja-JP"/>
-        </w:rPr>
-        <w:t>背景・課題設定</w:t>
+        <w:t>1.0 背景・課題設定</w:t>
       </w:r>
       <w:bookmarkEnd w:id="2"/>
     </w:p>
@@ -1607,67 +1600,7 @@
         <w:rPr>
           <w:lang w:val="ja-JP" w:eastAsia="ja-JP"/>
         </w:rPr>
-        <w:t>本課題は、</w:t>
-      </w:r>
-      <w:r>
-        <w:rPr>
-          <w:lang w:val="ja-JP" w:eastAsia="ja-JP"/>
-        </w:rPr>
-        <w:t>3M</w:t>
-      </w:r>
-      <w:r>
-        <w:rPr>
-          <w:lang w:val="ja-JP" w:eastAsia="ja-JP"/>
-        </w:rPr>
-        <w:t>社の</w:t>
-      </w:r>
-      <w:r>
-        <w:rPr>
-          <w:lang w:val="ja-JP" w:eastAsia="ja-JP"/>
-        </w:rPr>
-        <w:t>2022</w:t>
-      </w:r>
-      <w:r>
-        <w:rPr>
-          <w:lang w:val="ja-JP" w:eastAsia="ja-JP"/>
-        </w:rPr>
-        <w:t>年</w:t>
-      </w:r>
-      <w:r>
-        <w:rPr>
-          <w:lang w:val="ja-JP" w:eastAsia="ja-JP"/>
-        </w:rPr>
-        <w:t>Annual Report</w:t>
-      </w:r>
-      <w:r>
-        <w:rPr>
-          <w:lang w:val="ja-JP" w:eastAsia="ja-JP"/>
-        </w:rPr>
-        <w:t>から、指定された</w:t>
-      </w:r>
-      <w:r>
-        <w:rPr>
-          <w:lang w:val="ja-JP" w:eastAsia="ja-JP"/>
-        </w:rPr>
-        <w:t>27</w:t>
-      </w:r>
-      <w:r>
-        <w:rPr>
-          <w:lang w:val="ja-JP" w:eastAsia="ja-JP"/>
-        </w:rPr>
-        <w:t>項目の「資産の部」を</w:t>
-      </w:r>
-      <w:r>
-        <w:rPr>
-          <w:lang w:val="ja-JP" w:eastAsia="ja-JP"/>
-        </w:rPr>
-        <w:t>M USD</w:t>
-      </w:r>
-      <w:r>
-        <w:rPr>
-          <w:lang w:val="ja-JP" w:eastAsia="ja-JP"/>
-        </w:rPr>
-        <w:t>単位で作成するものである。出力する項目名、順序、型は固定されている。ルールベース処理との組合せは認められている。また、一社だけに合わせた処理ではなく、他社の年次報告書にも適用できる構成が求められる。</w:t>
+        <w:t>本課題は、3M社の2022年Annual Reportから、指定された27項目の「資産の部」をM USD単位で作成するものである。出力する項目名、順序、型は固定されている。ルールベース処理との組合せは認められている。また、一社だけに合わせた処理ではなく、他社の年次報告書にも適用できる構成が求められる。</w:t>
       </w:r>
     </w:p>
     <w:p>
@@ -1684,23 +1617,7 @@
           <w:sz w:val="20"/>
           <w:lang w:val="ja-JP" w:eastAsia="ja-JP"/>
         </w:rPr>
-        <w:t>図</w:t>
-      </w:r>
-      <w:r>
-        <w:rPr>
-          <w:b/>
-          <w:sz w:val="20"/>
-          <w:lang w:val="ja-JP" w:eastAsia="ja-JP"/>
-        </w:rPr>
-        <w:t>1</w:t>
-      </w:r>
-      <w:r>
-        <w:rPr>
-          <w:b/>
-          <w:sz w:val="20"/>
-          <w:lang w:val="ja-JP" w:eastAsia="ja-JP"/>
-        </w:rPr>
-        <w:t xml:space="preserve">　課題を三つの境界へ分解する</w:t>
+        <w:t>図1　課題を三つの境界へ分解する</w:t>
       </w:r>
     </w:p>
     <w:p>
@@ -1778,31 +1695,7 @@
         <w:rPr>
           <w:lang w:val="ja-JP" w:eastAsia="ja-JP"/>
         </w:rPr>
-        <w:t>年次報告書の抽出は、単に</w:t>
-      </w:r>
-      <w:r>
-        <w:rPr>
-          <w:lang w:val="ja-JP" w:eastAsia="ja-JP"/>
-        </w:rPr>
-        <w:t>PDF</w:t>
-      </w:r>
-      <w:r>
-        <w:rPr>
-          <w:lang w:val="ja-JP" w:eastAsia="ja-JP"/>
-        </w:rPr>
-        <w:t>を大規模言語モデルへ渡す作業ではない。</w:t>
-      </w:r>
-      <w:r>
-        <w:rPr>
-          <w:lang w:val="ja-JP" w:eastAsia="ja-JP"/>
-        </w:rPr>
-        <w:t>PDF</w:t>
-      </w:r>
-      <w:r>
-        <w:rPr>
-          <w:lang w:val="ja-JP" w:eastAsia="ja-JP"/>
-        </w:rPr>
-        <w:t>は、文字の読める資料、画像だけの資料、表の読み順が崩れた資料を含む。原資料の勘定科目名も、指定項目名と一致しない。さらに、値が返っても、年度、通貨、単位、行順、算術が誤っていれば利用できない。</w:t>
+        <w:t>年次報告書の抽出は、単にPDFを大規模言語モデルへ渡す作業ではない。PDFは、文字の読める資料、画像だけの資料、表の読み順が崩れた資料を含む。原資料の勘定科目名も、指定項目名と一致しない。さらに、値が返っても、年度、通貨、単位、行順、算術が誤っていれば利用できない。</w:t>
       </w:r>
     </w:p>
     <w:p>
@@ -1832,14 +1725,7 @@
           <w:sz w:val="20"/>
           <w:lang w:val="ja-JP" w:eastAsia="ja-JP"/>
         </w:rPr>
-        <w:t>1. PDF</w:t>
-      </w:r>
-      <w:r>
-        <w:rPr>
-          <w:sz w:val="20"/>
-          <w:lang w:val="ja-JP" w:eastAsia="ja-JP"/>
-        </w:rPr>
-        <w:t>から大規模言語モデルへ渡すまでの入力表現。</w:t>
+        <w:t>1. PDFから大規模言語モデルへ渡すまでの入力表現。</w:t>
       </w:r>
     </w:p>
     <w:p>
@@ -1855,14 +1741,7 @@
           <w:sz w:val="20"/>
           <w:lang w:val="ja-JP" w:eastAsia="ja-JP"/>
         </w:rPr>
-        <w:t xml:space="preserve">2. </w:t>
-      </w:r>
-      <w:r>
-        <w:rPr>
-          <w:sz w:val="20"/>
-          <w:lang w:val="ja-JP" w:eastAsia="ja-JP"/>
-        </w:rPr>
-        <w:t>大規模言語モデルへの指示と出力形式。</w:t>
+        <w:t>2. 大規模言語モデルへの指示と出力形式。</w:t>
       </w:r>
     </w:p>
     <w:p>
@@ -1878,14 +1757,7 @@
           <w:sz w:val="20"/>
           <w:lang w:val="ja-JP" w:eastAsia="ja-JP"/>
         </w:rPr>
-        <w:t xml:space="preserve">3. </w:t>
-      </w:r>
-      <w:r>
-        <w:rPr>
-          <w:sz w:val="20"/>
-          <w:lang w:val="ja-JP" w:eastAsia="ja-JP"/>
-        </w:rPr>
-        <w:t>大規模言語モデルの出力から期待する項目構造までの検証と評価。</w:t>
+        <w:t>3. 大規模言語モデルの出力から期待する項目構造までの検証と評価。</w:t>
       </w:r>
     </w:p>
     <w:p>
@@ -1921,14 +1793,7 @@
           <w:lang w:val="ja-JP" w:eastAsia="ja-JP"/>
         </w:rPr>
         <w:lastRenderedPageBreak/>
-        <w:t xml:space="preserve">2.0 </w:t>
-      </w:r>
-      <w:r>
-        <w:rPr>
-          <w:rFonts w:ascii="MS Mincho" w:eastAsia="MS Mincho" w:hAnsi="MS Mincho"/>
-          <w:lang w:val="ja-JP" w:eastAsia="ja-JP"/>
-        </w:rPr>
-        <w:t>目的・仮説・評価観点</w:t>
+        <w:t>2.0 目的・仮説・評価観点</w:t>
       </w:r>
       <w:bookmarkEnd w:id="3"/>
     </w:p>
@@ -1944,14 +1809,7 @@
           <w:rFonts w:ascii="MS Mincho" w:eastAsia="MS Mincho" w:hAnsi="MS Mincho"/>
           <w:lang w:val="ja-JP" w:eastAsia="ja-JP"/>
         </w:rPr>
-        <w:t xml:space="preserve">2.1 </w:t>
-      </w:r>
-      <w:r>
-        <w:rPr>
-          <w:rFonts w:ascii="MS Mincho" w:eastAsia="MS Mincho" w:hAnsi="MS Mincho"/>
-          <w:lang w:val="ja-JP" w:eastAsia="ja-JP"/>
-        </w:rPr>
-        <w:t>目的</w:t>
+        <w:t>2.1 目的</w:t>
       </w:r>
     </w:p>
     <w:p>
@@ -1996,14 +1854,7 @@
           <w:sz w:val="20"/>
           <w:lang w:val="ja-JP" w:eastAsia="ja-JP"/>
         </w:rPr>
-        <w:t>27</w:t>
-      </w:r>
-      <w:r>
-        <w:rPr>
-          <w:sz w:val="20"/>
-          <w:lang w:val="ja-JP" w:eastAsia="ja-JP"/>
-        </w:rPr>
-        <w:t>項目を欠落なく返すこと。</w:t>
+        <w:t>27項目を欠落なく返すこと。</w:t>
       </w:r>
     </w:p>
     <w:p>
@@ -2069,14 +1920,7 @@
           <w:rFonts w:ascii="MS Mincho" w:eastAsia="MS Mincho" w:hAnsi="MS Mincho"/>
           <w:lang w:val="ja-JP" w:eastAsia="ja-JP"/>
         </w:rPr>
-        <w:t xml:space="preserve">2.2 </w:t>
-      </w:r>
-      <w:r>
-        <w:rPr>
-          <w:rFonts w:ascii="MS Mincho" w:eastAsia="MS Mincho" w:hAnsi="MS Mincho"/>
-          <w:lang w:val="ja-JP" w:eastAsia="ja-JP"/>
-        </w:rPr>
-        <w:t>仮説</w:t>
+        <w:t>2.2 仮説</w:t>
       </w:r>
     </w:p>
     <w:p>
@@ -2090,19 +1934,7 @@
         <w:rPr>
           <w:lang w:val="ja-JP" w:eastAsia="ja-JP"/>
         </w:rPr>
-        <w:t>最初の仮説は、</w:t>
-      </w:r>
-      <w:r>
-        <w:rPr>
-          <w:lang w:val="ja-JP" w:eastAsia="ja-JP"/>
-        </w:rPr>
-        <w:t>PDF</w:t>
-      </w:r>
-      <w:r>
-        <w:rPr>
-          <w:lang w:val="ja-JP" w:eastAsia="ja-JP"/>
-        </w:rPr>
-        <w:t>から読める全文を抽出し、そのまま大規模言語モデルへ渡せば十分というものであった。次に、読めないページを文字認識で復旧すれば精度が改善すると考えた。文字認識とは、画像内の文字を機械的に読み取る処理である。</w:t>
+        <w:t>最初の仮説は、PDFから読める全文を抽出し、そのまま大規模言語モデルへ渡せば十分というものであった。次に、読めないページを文字認識で復旧すれば精度が改善すると考えた。文字認識とは、画像内の文字を機械的に読み取る処理である。</w:t>
       </w:r>
     </w:p>
     <w:p>
@@ -2119,23 +1951,7 @@
           <w:sz w:val="20"/>
           <w:lang w:val="ja-JP" w:eastAsia="ja-JP"/>
         </w:rPr>
-        <w:t>図</w:t>
-      </w:r>
-      <w:r>
-        <w:rPr>
-          <w:b/>
-          <w:sz w:val="20"/>
-          <w:lang w:val="ja-JP" w:eastAsia="ja-JP"/>
-        </w:rPr>
-        <w:t>2</w:t>
-      </w:r>
-      <w:r>
-        <w:rPr>
-          <w:b/>
-          <w:sz w:val="20"/>
-          <w:lang w:val="ja-JP" w:eastAsia="ja-JP"/>
-        </w:rPr>
-        <w:t xml:space="preserve">　仮説の変化と採用判断</w:t>
+        <w:t>図2　仮説の変化と採用判断</w:t>
       </w:r>
     </w:p>
     <w:p>
@@ -2213,19 +2029,7 @@
         <w:rPr>
           <w:lang w:val="ja-JP" w:eastAsia="ja-JP"/>
         </w:rPr>
-        <w:t>全文入力が大きくなる問題に対しては、必要箇所を反復検索する能動的検索も検討した。しかし、本課題は原則一つの</w:t>
-      </w:r>
-      <w:r>
-        <w:rPr>
-          <w:lang w:val="ja-JP" w:eastAsia="ja-JP"/>
-        </w:rPr>
-        <w:t>PDF</w:t>
-      </w:r>
-      <w:r>
-        <w:rPr>
-          <w:lang w:val="ja-JP" w:eastAsia="ja-JP"/>
-        </w:rPr>
-        <w:t>を対象とし、質問と出力項目も固定されている。表を細かく分割すると、年度列、単位、行見出しの関係を失いやすい。そのため、反復検索の考え方だけを残し、完全なページを規則的に選ぶ方法を最終候補とした。</w:t>
+        <w:t>全文入力が大きくなる問題に対しては、必要箇所を反復検索する能動的検索も検討した。しかし、本課題は原則一つのPDFを対象とし、質問と出力項目も固定されている。表を細かく分割すると、年度列、単位、行見出しの関係を失いやすい。そのため、反復検索の考え方だけを残し、完全なページを規則的に選ぶ方法を最終候補とした。</w:t>
       </w:r>
     </w:p>
     <w:p>
@@ -2238,14 +2042,7 @@
           <w:lang w:val="ja-JP" w:eastAsia="ja-JP"/>
         </w:rPr>
         <w:lastRenderedPageBreak/>
-        <w:t xml:space="preserve">2.3 </w:t>
-      </w:r>
-      <w:r>
-        <w:rPr>
-          <w:rFonts w:ascii="MS Mincho" w:eastAsia="MS Mincho" w:hAnsi="MS Mincho"/>
-          <w:lang w:val="ja-JP" w:eastAsia="ja-JP"/>
-        </w:rPr>
-        <w:t>評価観点</w:t>
+        <w:t>2.3 評価観点</w:t>
       </w:r>
     </w:p>
     <w:p>
@@ -2259,21 +2056,7 @@
           <w:b/>
           <w:lang w:val="ja-JP" w:eastAsia="ja-JP"/>
         </w:rPr>
-        <w:t>表</w:t>
-      </w:r>
-      <w:r>
-        <w:rPr>
-          <w:b/>
-          <w:lang w:val="ja-JP" w:eastAsia="ja-JP"/>
-        </w:rPr>
-        <w:t>1</w:t>
-      </w:r>
-      <w:r>
-        <w:rPr>
-          <w:b/>
-          <w:lang w:val="ja-JP" w:eastAsia="ja-JP"/>
-        </w:rPr>
-        <w:t xml:space="preserve">　評価観点</w:t>
+        <w:t>表1　評価観点</w:t>
       </w:r>
     </w:p>
     <w:tbl>
@@ -2457,14 +2240,7 @@
                 <w:sz w:val="16"/>
                 <w:lang w:val="ja-JP" w:eastAsia="ja-JP"/>
               </w:rPr>
-              <w:t>27</w:t>
-            </w:r>
-            <w:r>
-              <w:rPr>
-                <w:sz w:val="16"/>
-                <w:lang w:val="ja-JP" w:eastAsia="ja-JP"/>
-              </w:rPr>
-              <w:t>項目のうち値を返した割合</w:t>
+              <w:t>27項目のうち値を返した割合</w:t>
             </w:r>
           </w:p>
         </w:tc>
@@ -2741,14 +2517,7 @@
           <w:rFonts w:ascii="MS Mincho" w:eastAsia="MS Mincho" w:hAnsi="MS Mincho"/>
           <w:lang w:val="ja-JP" w:eastAsia="ja-JP"/>
         </w:rPr>
-        <w:t xml:space="preserve">3.0 </w:t>
-      </w:r>
-      <w:r>
-        <w:rPr>
-          <w:rFonts w:ascii="MS Mincho" w:eastAsia="MS Mincho" w:hAnsi="MS Mincho"/>
-          <w:lang w:val="ja-JP" w:eastAsia="ja-JP"/>
-        </w:rPr>
-        <w:t>対象範囲・前提条件</w:t>
+        <w:t>3.0 対象範囲・前提条件</w:t>
       </w:r>
       <w:bookmarkEnd w:id="4"/>
     </w:p>
@@ -2763,55 +2532,7 @@
         <w:rPr>
           <w:lang w:val="ja-JP" w:eastAsia="ja-JP"/>
         </w:rPr>
-        <w:t>主な評価対象は</w:t>
-      </w:r>
-      <w:r>
-        <w:rPr>
-          <w:lang w:val="ja-JP" w:eastAsia="ja-JP"/>
-        </w:rPr>
-        <w:t>3M</w:t>
-      </w:r>
-      <w:r>
-        <w:rPr>
-          <w:lang w:val="ja-JP" w:eastAsia="ja-JP"/>
-        </w:rPr>
-        <w:t>社の</w:t>
-      </w:r>
-      <w:r>
-        <w:rPr>
-          <w:lang w:val="ja-JP" w:eastAsia="ja-JP"/>
-        </w:rPr>
-        <w:t>2022</w:t>
-      </w:r>
-      <w:r>
-        <w:rPr>
-          <w:lang w:val="ja-JP" w:eastAsia="ja-JP"/>
-        </w:rPr>
-        <w:t>年</w:t>
-      </w:r>
-      <w:r>
-        <w:rPr>
-          <w:lang w:val="ja-JP" w:eastAsia="ja-JP"/>
-        </w:rPr>
-        <w:t>Annual Report</w:t>
-      </w:r>
-      <w:r>
-        <w:rPr>
-          <w:lang w:val="ja-JP" w:eastAsia="ja-JP"/>
-        </w:rPr>
-        <w:t>である。比較のため、</w:t>
-      </w:r>
-      <w:r>
-        <w:rPr>
-          <w:lang w:val="ja-JP" w:eastAsia="ja-JP"/>
-        </w:rPr>
-        <w:t>3M</w:t>
-      </w:r>
-      <w:r>
-        <w:rPr>
-          <w:lang w:val="ja-JP" w:eastAsia="ja-JP"/>
-        </w:rPr>
-        <w:t>社の複数年度、日本企業十社、保存済みの年次報告書群も使用した。</w:t>
+        <w:t>主な評価対象は3M社の2022年Annual Reportである。比較のため、3M社の複数年度、日本企業十社、保存済みの年次報告書群も使用した。</w:t>
       </w:r>
     </w:p>
     <w:p>
@@ -2825,19 +2546,7 @@
         <w:rPr>
           <w:lang w:val="ja-JP" w:eastAsia="ja-JP"/>
         </w:rPr>
-        <w:t>三戦略の比較では、年度、通貨、</w:t>
-      </w:r>
-      <w:r>
-        <w:rPr>
-          <w:lang w:val="ja-JP" w:eastAsia="ja-JP"/>
-        </w:rPr>
-        <w:t>27</w:t>
-      </w:r>
-      <w:r>
-        <w:rPr>
-          <w:lang w:val="ja-JP" w:eastAsia="ja-JP"/>
-        </w:rPr>
-        <w:t>項目、出力形式、算術検証、正解照合を共通にした。変えたのは、主として大規模言語モデルへ渡す入力の作り方である。</w:t>
+        <w:t>三戦略の比較では、年度、通貨、27項目、出力形式、算術検証、正解照合を共通にした。変えたのは、主として大規模言語モデルへ渡す入力の作り方である。</w:t>
       </w:r>
     </w:p>
     <w:p>
@@ -2851,19 +2560,7 @@
         <w:rPr>
           <w:lang w:val="ja-JP" w:eastAsia="ja-JP"/>
         </w:rPr>
-        <w:t>主結果は、同一資料、同一モデル、推論あり、温度</w:t>
-      </w:r>
-      <w:r>
-        <w:rPr>
-          <w:lang w:val="ja-JP" w:eastAsia="ja-JP"/>
-        </w:rPr>
-        <w:t>0.0</w:t>
-      </w:r>
-      <w:r>
-        <w:rPr>
-          <w:lang w:val="ja-JP" w:eastAsia="ja-JP"/>
-        </w:rPr>
-        <w:t>の条件で比較した。温度は、回答のばらつきを調整する設定である。実験結果はモデルや推論設定によって変わるため、単一条件の結果を一般的な保証とは扱わない。</w:t>
+        <w:t>主結果は、同一資料、同一モデル、推論あり、温度0.0の条件で比較した。温度は、回答のばらつきを調整する設定である。実験結果はモデルや推論設定によって変わるため、単一条件の結果を一般的な保証とは扱わない。</w:t>
       </w:r>
     </w:p>
     <w:p>
@@ -3250,35 +2947,7 @@
                 <w:sz w:val="16"/>
                 <w:lang w:val="ja-JP" w:eastAsia="ja-JP"/>
               </w:rPr>
-              <w:t>必要ページだけを文字認識し、上位</w:t>
-            </w:r>
-            <w:r>
-              <w:rPr>
-                <w:sz w:val="16"/>
-                <w:lang w:val="ja-JP" w:eastAsia="ja-JP"/>
-              </w:rPr>
-              <w:t>3</w:t>
-            </w:r>
-            <w:r>
-              <w:rPr>
-                <w:sz w:val="16"/>
-                <w:lang w:val="ja-JP" w:eastAsia="ja-JP"/>
-              </w:rPr>
-              <w:t>〜</w:t>
-            </w:r>
-            <w:r>
-              <w:rPr>
-                <w:sz w:val="16"/>
-                <w:lang w:val="ja-JP" w:eastAsia="ja-JP"/>
-              </w:rPr>
-              <w:t>5</w:t>
-            </w:r>
-            <w:r>
-              <w:rPr>
-                <w:sz w:val="16"/>
-                <w:lang w:val="ja-JP" w:eastAsia="ja-JP"/>
-              </w:rPr>
-              <w:t>ページを送る</w:t>
+              <w:t>必要ページだけを文字認識し、上位3〜5ページを送る</w:t>
             </w:r>
           </w:p>
         </w:tc>
@@ -3330,43 +2999,7 @@
         <w:rPr>
           <w:lang w:val="ja-JP" w:eastAsia="ja-JP"/>
         </w:rPr>
-        <w:t>戦略一は、通常の文字</w:t>
-      </w:r>
-      <w:r>
-        <w:rPr>
-          <w:lang w:val="ja-JP" w:eastAsia="ja-JP"/>
-        </w:rPr>
-        <w:t>PDF</w:t>
-      </w:r>
-      <w:r>
-        <w:rPr>
-          <w:lang w:val="ja-JP" w:eastAsia="ja-JP"/>
-        </w:rPr>
-        <w:t>では有効である。一方、画像だけの</w:t>
-      </w:r>
-      <w:r>
-        <w:rPr>
-          <w:lang w:val="ja-JP" w:eastAsia="ja-JP"/>
-        </w:rPr>
-        <w:t>PDF</w:t>
-      </w:r>
-      <w:r>
-        <w:rPr>
-          <w:lang w:val="ja-JP" w:eastAsia="ja-JP"/>
-        </w:rPr>
-        <w:t>や文字層が壊れた</w:t>
-      </w:r>
-      <w:r>
-        <w:rPr>
-          <w:lang w:val="ja-JP" w:eastAsia="ja-JP"/>
-        </w:rPr>
-        <w:t>PDF</w:t>
-      </w:r>
-      <w:r>
-        <w:rPr>
-          <w:lang w:val="ja-JP" w:eastAsia="ja-JP"/>
-        </w:rPr>
-        <w:t>は読めない。</w:t>
+        <w:t>戦略一は、通常の文字PDFでは有効である。一方、画像だけのPDFや文字層が壊れたPDFは読めない。</w:t>
       </w:r>
     </w:p>
     <w:p>
@@ -3395,43 +3028,7 @@
           <w:lang w:val="ja-JP" w:eastAsia="ja-JP"/>
         </w:rPr>
         <w:lastRenderedPageBreak/>
-        <w:t>戦略三は、全ページを同じ規則で採点する。財務見出し、指定項目に関係する語、表、数値の密度などを使い、上位</w:t>
-      </w:r>
-      <w:r>
-        <w:rPr>
-          <w:lang w:val="ja-JP" w:eastAsia="ja-JP"/>
-        </w:rPr>
-        <w:t>3</w:t>
-      </w:r>
-      <w:r>
-        <w:rPr>
-          <w:lang w:val="ja-JP" w:eastAsia="ja-JP"/>
-        </w:rPr>
-        <w:t>〜</w:t>
-      </w:r>
-      <w:r>
-        <w:rPr>
-          <w:lang w:val="ja-JP" w:eastAsia="ja-JP"/>
-        </w:rPr>
-        <w:t>5</w:t>
-      </w:r>
-      <w:r>
-        <w:rPr>
-          <w:lang w:val="ja-JP" w:eastAsia="ja-JP"/>
-        </w:rPr>
-        <w:t>ページを選ぶ。ページは分割せず、元の表と年度列を保つ。根拠不足や算術違反が残る場合だけ、未送信ページを追加して</w:t>
-      </w:r>
-      <w:r>
-        <w:rPr>
-          <w:lang w:val="ja-JP" w:eastAsia="ja-JP"/>
-        </w:rPr>
-        <w:t>1</w:t>
-      </w:r>
-      <w:r>
-        <w:rPr>
-          <w:lang w:val="ja-JP" w:eastAsia="ja-JP"/>
-        </w:rPr>
-        <w:t>回だけ再試行する。</w:t>
+        <w:t>戦略三は、全ページを同じ規則で採点する。財務見出し、指定項目に関係する語、表、数値の密度などを使い、上位3〜5ページを選ぶ。ページは分割せず、元の表と年度列を保つ。根拠不足や算術違反が残る場合だけ、未送信ページを追加して1回だけ再試行する。</w:t>
       </w:r>
     </w:p>
     <w:p>
@@ -3451,14 +3048,7 @@
           <w:rFonts w:ascii="MS Mincho" w:eastAsia="MS Mincho" w:hAnsi="MS Mincho"/>
           <w:lang w:val="ja-JP" w:eastAsia="ja-JP"/>
         </w:rPr>
-        <w:t xml:space="preserve">5.0 </w:t>
-      </w:r>
-      <w:r>
-        <w:rPr>
-          <w:rFonts w:ascii="MS Mincho" w:eastAsia="MS Mincho" w:hAnsi="MS Mincho"/>
-          <w:lang w:val="ja-JP" w:eastAsia="ja-JP"/>
-        </w:rPr>
-        <w:t>実装・最終アーキテクチャ</w:t>
+        <w:t>5.0 実装・最終アーキテクチャ</w:t>
       </w:r>
       <w:bookmarkEnd w:id="6"/>
     </w:p>
@@ -3474,14 +3064,7 @@
           <w:rFonts w:ascii="MS Mincho" w:eastAsia="MS Mincho" w:hAnsi="MS Mincho"/>
           <w:lang w:val="ja-JP" w:eastAsia="ja-JP"/>
         </w:rPr>
-        <w:t xml:space="preserve">5.1 </w:t>
-      </w:r>
-      <w:r>
-        <w:rPr>
-          <w:rFonts w:ascii="MS Mincho" w:eastAsia="MS Mincho" w:hAnsi="MS Mincho"/>
-          <w:lang w:val="ja-JP" w:eastAsia="ja-JP"/>
-        </w:rPr>
-        <w:t>採用構成</w:t>
+        <w:t>5.1 採用構成</w:t>
       </w:r>
     </w:p>
     <w:p>
@@ -3509,19 +3092,7 @@
         <w:rPr>
           <w:lang w:val="ja-JP" w:eastAsia="ja-JP"/>
         </w:rPr>
-        <w:t>大規模言語モデルは意味写像を担当する。プログラムは、入力ページの選択、</w:t>
-      </w:r>
-      <w:r>
-        <w:rPr>
-          <w:lang w:val="ja-JP" w:eastAsia="ja-JP"/>
-        </w:rPr>
-        <w:t>27</w:t>
-      </w:r>
-      <w:r>
-        <w:rPr>
-          <w:lang w:val="ja-JP" w:eastAsia="ja-JP"/>
-        </w:rPr>
-        <w:t>行の固定、型と順序の検証、算術検証、評価を担当する。この役割分担により、モデルの判断へ任せる範囲を限定した。</w:t>
+        <w:t>大規模言語モデルは意味写像を担当する。プログラムは、入力ページの選択、27行の固定、型と順序の検証、算術検証、評価を担当する。この役割分担により、モデルの判断へ任せる範囲を限定した。</w:t>
       </w:r>
     </w:p>
     <w:p>
@@ -3536,14 +3107,7 @@
           <w:rFonts w:ascii="MS Mincho" w:eastAsia="MS Mincho" w:hAnsi="MS Mincho"/>
           <w:lang w:val="ja-JP" w:eastAsia="ja-JP"/>
         </w:rPr>
-        <w:t>5.2 PDF</w:t>
-      </w:r>
-      <w:r>
-        <w:rPr>
-          <w:rFonts w:ascii="MS Mincho" w:eastAsia="MS Mincho" w:hAnsi="MS Mincho"/>
-          <w:lang w:val="ja-JP" w:eastAsia="ja-JP"/>
-        </w:rPr>
-        <w:t>解析基盤を採用した理由</w:t>
+        <w:t>5.2 PDF解析基盤を採用した理由</w:t>
       </w:r>
     </w:p>
     <w:p>
@@ -3557,43 +3121,7 @@
         <w:rPr>
           <w:lang w:val="ja-JP" w:eastAsia="ja-JP"/>
         </w:rPr>
-        <w:t>実装では、</w:t>
-      </w:r>
-      <w:r>
-        <w:rPr>
-          <w:lang w:val="ja-JP" w:eastAsia="ja-JP"/>
-        </w:rPr>
-        <w:t>PDF</w:t>
-      </w:r>
-      <w:r>
-        <w:rPr>
-          <w:lang w:val="ja-JP" w:eastAsia="ja-JP"/>
-        </w:rPr>
-        <w:t>解析ライブラリ「</w:t>
-      </w:r>
-      <w:r>
-        <w:rPr>
-          <w:lang w:val="ja-JP" w:eastAsia="ja-JP"/>
-        </w:rPr>
-        <w:t>pdf-inspector</w:t>
-      </w:r>
-      <w:r>
-        <w:rPr>
-          <w:lang w:val="ja-JP" w:eastAsia="ja-JP"/>
-        </w:rPr>
-        <w:t>」をページ解析の基盤として用いた。まず全ページの文字層、表、段組み、文字化けの兆候を調べる。選択文字認識の経路では、埋め込み文字を読めるページはその文字を保つ。文字認識が必要と判定されたページ、文字層が空のページ、または読取不能と判定されたページだけをローカル文字認識へ送る。</w:t>
-      </w:r>
-      <w:r>
-        <w:rPr>
-          <w:lang w:val="ja-JP" w:eastAsia="ja-JP"/>
-        </w:rPr>
-        <w:t>pdf-inspector</w:t>
-      </w:r>
-      <w:r>
-        <w:rPr>
-          <w:lang w:val="ja-JP" w:eastAsia="ja-JP"/>
-        </w:rPr>
-        <w:t>が文字を返さない場合でも、別の解析器で健全な埋め込み文字を回収できれば、文字認識は行わない。</w:t>
+        <w:t>実装では、PDF解析ライブラリ「pdf-inspector」をページ解析の基盤として用いた。まず全ページの文字層、表、段組み、文字化けの兆候を調べる。選択文字認識の経路では、埋め込み文字を読めるページはその文字を保つ。文字認識が必要と判定されたページ、文字層が空のページ、または読取不能と判定されたページだけをローカル文字認識へ送る。pdf-inspectorが文字を返さない場合でも、別の解析器で健全な埋め込み文字を回収できれば、文字認識は行わない。</w:t>
       </w:r>
     </w:p>
     <w:p>
@@ -3610,23 +3138,7 @@
           <w:sz w:val="20"/>
           <w:lang w:val="ja-JP" w:eastAsia="ja-JP"/>
         </w:rPr>
-        <w:t>図</w:t>
-      </w:r>
-      <w:r>
-        <w:rPr>
-          <w:b/>
-          <w:sz w:val="20"/>
-          <w:lang w:val="ja-JP" w:eastAsia="ja-JP"/>
-        </w:rPr>
-        <w:t>3</w:t>
-      </w:r>
-      <w:r>
-        <w:rPr>
-          <w:b/>
-          <w:sz w:val="20"/>
-          <w:lang w:val="ja-JP" w:eastAsia="ja-JP"/>
-        </w:rPr>
-        <w:t xml:space="preserve">　最終アーキテクチャ</w:t>
+        <w:t>図3　最終アーキテクチャ</w:t>
       </w:r>
     </w:p>
     <w:p>
@@ -3690,14 +3202,7 @@
           <w:sz w:val="17"/>
           <w:lang w:val="ja-JP" w:eastAsia="ja-JP"/>
         </w:rPr>
-        <w:t>PDF</w:t>
-      </w:r>
-      <w:r>
-        <w:rPr>
-          <w:sz w:val="17"/>
-          <w:lang w:val="ja-JP" w:eastAsia="ja-JP"/>
-        </w:rPr>
-        <w:t>解析基盤で文字層を確認し、必要ページだけを文字認識してから、根拠ページを意味写像と検証へ渡す。</w:t>
+        <w:t>PDF解析基盤で文字層を確認し、必要ページだけを文字認識してから、根拠ページを意味写像と検証へ渡す。</w:t>
       </w:r>
     </w:p>
     <w:p>
@@ -3711,43 +3216,7 @@
         <w:rPr>
           <w:lang w:val="ja-JP" w:eastAsia="ja-JP"/>
         </w:rPr>
-        <w:t>その後、全ページを固定規則で採点する。採点には、</w:t>
-      </w:r>
-      <w:r>
-        <w:rPr>
-          <w:lang w:val="ja-JP" w:eastAsia="ja-JP"/>
-        </w:rPr>
-        <w:t>27</w:t>
-      </w:r>
-      <w:r>
-        <w:rPr>
-          <w:lang w:val="ja-JP" w:eastAsia="ja-JP"/>
-        </w:rPr>
-        <w:t>項目に関係する語、財務諸表の見出し、表と段組みの情報、数値密度などを用いる。上位</w:t>
-      </w:r>
-      <w:r>
-        <w:rPr>
-          <w:lang w:val="ja-JP" w:eastAsia="ja-JP"/>
-        </w:rPr>
-        <w:t>3</w:t>
-      </w:r>
-      <w:r>
-        <w:rPr>
-          <w:lang w:val="ja-JP" w:eastAsia="ja-JP"/>
-        </w:rPr>
-        <w:t>ページを基本とし、信号が十分に残る場合だけ最大</w:t>
-      </w:r>
-      <w:r>
-        <w:rPr>
-          <w:lang w:val="ja-JP" w:eastAsia="ja-JP"/>
-        </w:rPr>
-        <w:t>5</w:t>
-      </w:r>
-      <w:r>
-        <w:rPr>
-          <w:lang w:val="ja-JP" w:eastAsia="ja-JP"/>
-        </w:rPr>
-        <w:t>ペー</w:t>
+        <w:t>その後、全ページを固定規則で採点する。採点には、27項目に関係する語、財務諸表の見出し、表と段組みの情報、数値密度などを用いる。上位3ページを基本とし、信号が十分に残る場合だけ最大5ペー</w:t>
       </w:r>
       <w:r>
         <w:rPr>
@@ -3783,14 +3252,7 @@
           <w:rFonts w:ascii="MS Mincho" w:eastAsia="MS Mincho" w:hAnsi="MS Mincho"/>
           <w:lang w:val="ja-JP" w:eastAsia="ja-JP"/>
         </w:rPr>
-        <w:t xml:space="preserve">5.3 </w:t>
-      </w:r>
-      <w:r>
-        <w:rPr>
-          <w:rFonts w:ascii="MS Mincho" w:eastAsia="MS Mincho" w:hAnsi="MS Mincho"/>
-          <w:lang w:val="ja-JP" w:eastAsia="ja-JP"/>
-        </w:rPr>
-        <w:t>能動的検索を採用しなかった理由</w:t>
+        <w:t>5.3 能動的検索を採用しなかった理由</w:t>
       </w:r>
     </w:p>
     <w:p>
@@ -3804,43 +3266,7 @@
         <w:rPr>
           <w:lang w:val="ja-JP" w:eastAsia="ja-JP"/>
         </w:rPr>
-        <w:t>能動的検索（</w:t>
-      </w:r>
-      <w:r>
-        <w:rPr>
-          <w:lang w:val="ja-JP" w:eastAsia="ja-JP"/>
-        </w:rPr>
-        <w:t>Active RAG</w:t>
-      </w:r>
-      <w:r>
-        <w:rPr>
-          <w:lang w:val="ja-JP" w:eastAsia="ja-JP"/>
-        </w:rPr>
-        <w:t>）は、モデルが不足する根拠を判断し、検索と推論を反復する構成である。複数文書や任意質問を扱う場合に有効である。一方、本課題は</w:t>
-      </w:r>
-      <w:r>
-        <w:rPr>
-          <w:lang w:val="ja-JP" w:eastAsia="ja-JP"/>
-        </w:rPr>
-        <w:t>1</w:t>
-      </w:r>
-      <w:r>
-        <w:rPr>
-          <w:lang w:val="ja-JP" w:eastAsia="ja-JP"/>
-        </w:rPr>
-        <w:t>つの資料と固定</w:t>
-      </w:r>
-      <w:r>
-        <w:rPr>
-          <w:lang w:val="ja-JP" w:eastAsia="ja-JP"/>
-        </w:rPr>
-        <w:t>27</w:t>
-      </w:r>
-      <w:r>
-        <w:rPr>
-          <w:lang w:val="ja-JP" w:eastAsia="ja-JP"/>
-        </w:rPr>
-        <w:t>項目が中心である。索引、埋込み、検索用の追加推論、停止条件を導入すると、構成と評価が複雑になる。</w:t>
+        <w:t>能動的検索（Active RAG）は、モデルが不足する根拠を判断し、検索と推論を反復する構成である。複数文書や任意質問を扱う場合に有効である。一方、本課題は1つの資料と固定27項目が中心である。索引、埋込み、検索用の追加推論、停止条件を導入すると、構成と評価が複雑になる。</w:t>
       </w:r>
     </w:p>
     <w:p>
@@ -3854,35 +3280,7 @@
           <w:b/>
           <w:lang w:val="ja-JP" w:eastAsia="ja-JP"/>
         </w:rPr>
-        <w:t>表</w:t>
-      </w:r>
-      <w:r>
-        <w:rPr>
-          <w:b/>
-          <w:lang w:val="ja-JP" w:eastAsia="ja-JP"/>
-        </w:rPr>
-        <w:t>2a</w:t>
-      </w:r>
-      <w:r>
-        <w:rPr>
-          <w:b/>
-          <w:lang w:val="ja-JP" w:eastAsia="ja-JP"/>
-        </w:rPr>
-        <w:t xml:space="preserve">　</w:t>
-      </w:r>
-      <w:r>
-        <w:rPr>
-          <w:b/>
-          <w:lang w:val="ja-JP" w:eastAsia="ja-JP"/>
-        </w:rPr>
-        <w:t>Active RAG</w:t>
-      </w:r>
-      <w:r>
-        <w:rPr>
-          <w:b/>
-          <w:lang w:val="ja-JP" w:eastAsia="ja-JP"/>
-        </w:rPr>
-        <w:t>と決定論的完全ページ選択</w:t>
+        <w:t>表2a　Active RAGと決定論的完全ページ選択</w:t>
       </w:r>
     </w:p>
     <w:tbl>
@@ -4202,21 +3600,7 @@
                 <w:sz w:val="16"/>
                 <w:lang w:val="ja-JP" w:eastAsia="ja-JP"/>
               </w:rPr>
-              <w:t>初回</w:t>
-            </w:r>
-            <w:r>
-              <w:rPr>
-                <w:sz w:val="16"/>
-                <w:lang w:val="ja-JP" w:eastAsia="ja-JP"/>
-              </w:rPr>
-              <w:t>1</w:t>
-            </w:r>
-            <w:r>
-              <w:rPr>
-                <w:sz w:val="16"/>
-                <w:lang w:val="ja-JP" w:eastAsia="ja-JP"/>
-              </w:rPr>
-              <w:t>回と必要時の限定再試行</w:t>
+              <w:t>初回1回と必要時の限定再試行</w:t>
             </w:r>
           </w:p>
         </w:tc>
@@ -4511,19 +3895,7 @@
         <w:rPr>
           <w:lang w:val="ja-JP" w:eastAsia="ja-JP"/>
         </w:rPr>
-        <w:t>保存済み実験では、完全ページを規則的に選ぶ方法でも、入力を大幅に減らしながら正確性を維持できた。したがって、検索の目的だけを残し、より単純なページ選択を採用した。これは</w:t>
-      </w:r>
-      <w:r>
-        <w:rPr>
-          <w:lang w:val="ja-JP" w:eastAsia="ja-JP"/>
-        </w:rPr>
-        <w:t>Active RAG</w:t>
-      </w:r>
-      <w:r>
-        <w:rPr>
-          <w:lang w:val="ja-JP" w:eastAsia="ja-JP"/>
-        </w:rPr>
-        <w:t>を否定する判断ではない。対象が複数文書や任意質問へ広がった時に再評価する。</w:t>
+        <w:t>保存済み実験では、完全ページを規則的に選ぶ方法でも、入力を大幅に減らしながら正確性を維持できた。したがって、検索の目的だけを残し、より単純なページ選択を採用した。これはActive RAGを否定する判断ではない。対象が複数文書や任意質問へ広がった時に再評価する。</w:t>
       </w:r>
     </w:p>
     <w:p>
@@ -4538,14 +3910,7 @@
           <w:rFonts w:ascii="MS Mincho" w:eastAsia="MS Mincho" w:hAnsi="MS Mincho"/>
           <w:lang w:val="ja-JP" w:eastAsia="ja-JP"/>
         </w:rPr>
-        <w:t xml:space="preserve">5.4 </w:t>
-      </w:r>
-      <w:r>
-        <w:rPr>
-          <w:rFonts w:ascii="MS Mincho" w:eastAsia="MS Mincho" w:hAnsi="MS Mincho"/>
-          <w:lang w:val="ja-JP" w:eastAsia="ja-JP"/>
-        </w:rPr>
-        <w:t>限定再試行</w:t>
+        <w:t>5.4 限定再試行</w:t>
       </w:r>
     </w:p>
     <w:p>
@@ -4559,31 +3924,7 @@
         <w:rPr>
           <w:lang w:val="ja-JP" w:eastAsia="ja-JP"/>
         </w:rPr>
-        <w:t>初回抽出の後に、固定</w:t>
-      </w:r>
-      <w:r>
-        <w:rPr>
-          <w:lang w:val="ja-JP" w:eastAsia="ja-JP"/>
-        </w:rPr>
-        <w:t>27</w:t>
-      </w:r>
-      <w:r>
-        <w:rPr>
-          <w:lang w:val="ja-JP" w:eastAsia="ja-JP"/>
-        </w:rPr>
-        <w:t>行、算術恒等式、根拠の有無を検証する。再試行の契機は、未回答項目、算術違反、または要約財務諸表向けの検証モードである。検証モードは、回答済み項目が</w:t>
-      </w:r>
-      <w:r>
-        <w:rPr>
-          <w:lang w:val="ja-JP" w:eastAsia="ja-JP"/>
-        </w:rPr>
-        <w:t>3</w:t>
-      </w:r>
-      <w:r>
-        <w:rPr>
-          <w:lang w:val="ja-JP" w:eastAsia="ja-JP"/>
-        </w:rPr>
-        <w:t>項目以下で、その中に資産合計がある場合に起動する。これは、資産合計だけが得られた簡略資料を典型例として、貸借双方から値を再確認するための境界条件である。</w:t>
+        <w:t>初回抽出の後に、固定27行、算術恒等式、根拠の有無を検証する。再試行の契機は、未回答項目、算術違反、または要約財務諸表向けの検証モードである。検証モードは、回答済み項目が3項目以下で、その中に資産合計がある場合に起動する。これは、資産合計だけが得られた簡略資料を典型例として、貸借双方から値を再確認するための境界条件である。</w:t>
       </w:r>
     </w:p>
     <w:p>
@@ -4597,31 +3938,7 @@
         <w:rPr>
           <w:lang w:val="ja-JP" w:eastAsia="ja-JP"/>
         </w:rPr>
-        <w:t>戦略三だけが根拠再試行を最大</w:t>
-      </w:r>
-      <w:r>
-        <w:rPr>
-          <w:lang w:val="ja-JP" w:eastAsia="ja-JP"/>
-        </w:rPr>
-        <w:t>1</w:t>
-      </w:r>
-      <w:r>
-        <w:rPr>
-          <w:lang w:val="ja-JP" w:eastAsia="ja-JP"/>
-        </w:rPr>
-        <w:t>回行う。未送信ページは、問題の対象項目に関係する語で再採点し、上位最大</w:t>
-      </w:r>
-      <w:r>
-        <w:rPr>
-          <w:lang w:val="ja-JP" w:eastAsia="ja-JP"/>
-        </w:rPr>
-        <w:t>3</w:t>
-      </w:r>
-      <w:r>
-        <w:rPr>
-          <w:lang w:val="ja-JP" w:eastAsia="ja-JP"/>
-        </w:rPr>
-        <w:t>ページだけを追加する。算術違反の再確認、要約財務諸表の検算、または未送信ページがない場合は、元の根拠ページも再読する。未回答項目に追加ページがある場合は、その追加ページだけで対象行を再抽出する。</w:t>
+        <w:t>戦略三だけが根拠再試行を最大1回行う。未送信ページは、問題の対象項目に関係する語で再採点し、上位最大3ページだけを追加する。算術違反の再確認、要約財務諸表の検算、または未送信ページがない場合は、元の根拠ページも再読する。未回答項目に追加ページがある場合は、その追加ページだけで対象行を再抽出する。</w:t>
       </w:r>
     </w:p>
     <w:p>
@@ -4657,14 +3974,7 @@
           <w:lang w:val="ja-JP" w:eastAsia="ja-JP"/>
         </w:rPr>
         <w:lastRenderedPageBreak/>
-        <w:t xml:space="preserve">6.0 </w:t>
-      </w:r>
-      <w:r>
-        <w:rPr>
-          <w:rFonts w:ascii="MS Mincho" w:eastAsia="MS Mincho" w:hAnsi="MS Mincho"/>
-          <w:lang w:val="ja-JP" w:eastAsia="ja-JP"/>
-        </w:rPr>
-        <w:t>評価方法・結果</w:t>
+        <w:t>6.0 評価方法・結果</w:t>
       </w:r>
       <w:bookmarkEnd w:id="7"/>
     </w:p>
@@ -4680,14 +3990,7 @@
           <w:rFonts w:ascii="MS Mincho" w:eastAsia="MS Mincho" w:hAnsi="MS Mincho"/>
           <w:lang w:val="ja-JP" w:eastAsia="ja-JP"/>
         </w:rPr>
-        <w:t xml:space="preserve">6.1 </w:t>
-      </w:r>
-      <w:r>
-        <w:rPr>
-          <w:rFonts w:ascii="MS Mincho" w:eastAsia="MS Mincho" w:hAnsi="MS Mincho"/>
-          <w:lang w:val="ja-JP" w:eastAsia="ja-JP"/>
-        </w:rPr>
-        <w:t>評価方法</w:t>
+        <w:t>6.1 評価方法</w:t>
       </w:r>
     </w:p>
     <w:p>
@@ -4715,67 +4018,7 @@
         <w:rPr>
           <w:lang w:val="ja-JP" w:eastAsia="ja-JP"/>
         </w:rPr>
-        <w:t>評価は二つに分けた。モデルと推論設定の比較には、戦略三の保存済み全コーパス結果を使った。三戦略の速度と入力トークン数の比較には、同一の</w:t>
-      </w:r>
-      <w:r>
-        <w:rPr>
-          <w:lang w:val="ja-JP" w:eastAsia="ja-JP"/>
-        </w:rPr>
-        <w:t>3M</w:t>
-      </w:r>
-      <w:r>
-        <w:rPr>
-          <w:lang w:val="ja-JP" w:eastAsia="ja-JP"/>
-        </w:rPr>
-        <w:t>社</w:t>
-      </w:r>
-      <w:r>
-        <w:rPr>
-          <w:lang w:val="ja-JP" w:eastAsia="ja-JP"/>
-        </w:rPr>
-        <w:t>2022</w:t>
-      </w:r>
-      <w:r>
-        <w:rPr>
-          <w:lang w:val="ja-JP" w:eastAsia="ja-JP"/>
-        </w:rPr>
-        <w:t>年資料、同一モデル、推論あり、温度</w:t>
-      </w:r>
-      <w:r>
-        <w:rPr>
-          <w:lang w:val="ja-JP" w:eastAsia="ja-JP"/>
-        </w:rPr>
-        <w:t>0.0</w:t>
-      </w:r>
-      <w:r>
-        <w:rPr>
-          <w:lang w:val="ja-JP" w:eastAsia="ja-JP"/>
-        </w:rPr>
-        <w:t>の結果を使った。モデル提供元の違いが処理時間へ影響するため、</w:t>
-      </w:r>
-      <w:r>
-        <w:rPr>
-          <w:lang w:val="ja-JP" w:eastAsia="ja-JP"/>
-        </w:rPr>
-        <w:t>GLM</w:t>
-      </w:r>
-      <w:r>
-        <w:rPr>
-          <w:lang w:val="ja-JP" w:eastAsia="ja-JP"/>
-        </w:rPr>
-        <w:t>と</w:t>
-      </w:r>
-      <w:r>
-        <w:rPr>
-          <w:lang w:val="ja-JP" w:eastAsia="ja-JP"/>
-        </w:rPr>
-        <w:t>Gemini</w:t>
-      </w:r>
-      <w:r>
-        <w:rPr>
-          <w:lang w:val="ja-JP" w:eastAsia="ja-JP"/>
-        </w:rPr>
-        <w:t>の速度は比較しない。</w:t>
+        <w:t>評価は二つに分けた。モデルと推論設定の比較には、戦略三の保存済み全コーパス結果を使った。三戦略の速度と入力トークン数の比較には、同一の3M社2022年資料、同一モデル、推論あり、温度0.0の結果を使った。モデル提供元の違いが処理時間へ影響するため、GLMとGeminiの速度は比較しない。</w:t>
       </w:r>
     </w:p>
     <w:p>
@@ -4804,14 +4047,7 @@
           <w:rFonts w:ascii="MS Mincho" w:eastAsia="MS Mincho" w:hAnsi="MS Mincho"/>
           <w:lang w:val="ja-JP" w:eastAsia="ja-JP"/>
         </w:rPr>
-        <w:t xml:space="preserve">6.2 </w:t>
-      </w:r>
-      <w:r>
-        <w:rPr>
-          <w:rFonts w:ascii="MS Mincho" w:eastAsia="MS Mincho" w:hAnsi="MS Mincho"/>
-          <w:lang w:val="ja-JP" w:eastAsia="ja-JP"/>
-        </w:rPr>
-        <w:t>戦略三のモデル・推論条件別正確性</w:t>
+        <w:t>6.2 戦略三のモデル・推論条件別正確性</w:t>
       </w:r>
     </w:p>
     <w:p>
@@ -4825,163 +4061,7 @@
         <w:rPr>
           <w:lang w:val="ja-JP" w:eastAsia="ja-JP"/>
         </w:rPr>
-        <w:t>表</w:t>
-      </w:r>
-      <w:r>
-        <w:rPr>
-          <w:lang w:val="ja-JP" w:eastAsia="ja-JP"/>
-        </w:rPr>
-        <w:t>3a</w:t>
-      </w:r>
-      <w:r>
-        <w:rPr>
-          <w:lang w:val="ja-JP" w:eastAsia="ja-JP"/>
-        </w:rPr>
-        <w:t>は、</w:t>
-      </w:r>
-      <w:r>
-        <w:rPr>
-          <w:lang w:val="ja-JP" w:eastAsia="ja-JP"/>
-        </w:rPr>
-        <w:t>2026</w:t>
-      </w:r>
-      <w:r>
-        <w:rPr>
-          <w:lang w:val="ja-JP" w:eastAsia="ja-JP"/>
-        </w:rPr>
-        <w:t>年</w:t>
-      </w:r>
-      <w:r>
-        <w:rPr>
-          <w:lang w:val="ja-JP" w:eastAsia="ja-JP"/>
-        </w:rPr>
-        <w:t>8</w:t>
-      </w:r>
-      <w:r>
-        <w:rPr>
-          <w:lang w:val="ja-JP" w:eastAsia="ja-JP"/>
-        </w:rPr>
-        <w:t>月</w:t>
-      </w:r>
-      <w:r>
-        <w:rPr>
-          <w:lang w:val="ja-JP" w:eastAsia="ja-JP"/>
-        </w:rPr>
-        <w:t>24</w:t>
-      </w:r>
-      <w:r>
-        <w:rPr>
-          <w:lang w:val="ja-JP" w:eastAsia="ja-JP"/>
-        </w:rPr>
-        <w:t>日の報告書生成時点で再集計した履歴値である。</w:t>
-      </w:r>
-      <w:r>
-        <w:rPr>
-          <w:lang w:val="ja-JP" w:eastAsia="ja-JP"/>
-        </w:rPr>
-        <w:t>GLM</w:t>
-      </w:r>
-      <w:r>
-        <w:rPr>
-          <w:lang w:val="ja-JP" w:eastAsia="ja-JP"/>
-        </w:rPr>
-        <w:t>思考モードは</w:t>
-      </w:r>
-      <w:r>
-        <w:rPr>
-          <w:lang w:val="ja-JP" w:eastAsia="ja-JP"/>
-        </w:rPr>
-        <w:t>99.71%</w:t>
-      </w:r>
-      <w:r>
-        <w:rPr>
-          <w:lang w:val="ja-JP" w:eastAsia="ja-JP"/>
-        </w:rPr>
-        <w:t>、</w:t>
-      </w:r>
-      <w:r>
-        <w:rPr>
-          <w:lang w:val="ja-JP" w:eastAsia="ja-JP"/>
-        </w:rPr>
-        <w:t>GLM</w:t>
-      </w:r>
-      <w:r>
-        <w:rPr>
-          <w:lang w:val="ja-JP" w:eastAsia="ja-JP"/>
-        </w:rPr>
-        <w:t>思考なしは</w:t>
-      </w:r>
-      <w:r>
-        <w:rPr>
-          <w:lang w:val="ja-JP" w:eastAsia="ja-JP"/>
-        </w:rPr>
-        <w:t>92.14%</w:t>
-      </w:r>
-      <w:r>
-        <w:rPr>
-          <w:lang w:val="ja-JP" w:eastAsia="ja-JP"/>
-        </w:rPr>
-        <w:t>、</w:t>
-      </w:r>
-      <w:r>
-        <w:rPr>
-          <w:lang w:val="ja-JP" w:eastAsia="ja-JP"/>
-        </w:rPr>
-        <w:t>Gemini</w:t>
-      </w:r>
-      <w:r>
-        <w:rPr>
-          <w:lang w:val="ja-JP" w:eastAsia="ja-JP"/>
-        </w:rPr>
-        <w:t>中程度は</w:t>
-      </w:r>
-      <w:r>
-        <w:rPr>
-          <w:lang w:val="ja-JP" w:eastAsia="ja-JP"/>
-        </w:rPr>
-        <w:t>97.98%</w:t>
-      </w:r>
-      <w:r>
-        <w:rPr>
-          <w:lang w:val="ja-JP" w:eastAsia="ja-JP"/>
-        </w:rPr>
-        <w:t>のマクロ平均正確性であった。</w:t>
-      </w:r>
-      <w:r>
-        <w:rPr>
-          <w:lang w:val="ja-JP" w:eastAsia="ja-JP"/>
-        </w:rPr>
-        <w:t>GLM</w:t>
-      </w:r>
-      <w:r>
-        <w:rPr>
-          <w:lang w:val="ja-JP" w:eastAsia="ja-JP"/>
-        </w:rPr>
-        <w:t>思考なしは、以前の概算値ではなく、当時の</w:t>
-      </w:r>
-      <w:r>
-        <w:rPr>
-          <w:lang w:val="ja-JP" w:eastAsia="ja-JP"/>
-        </w:rPr>
-        <w:t>102</w:t>
-      </w:r>
-      <w:r>
-        <w:rPr>
-          <w:lang w:val="ja-JP" w:eastAsia="ja-JP"/>
-        </w:rPr>
-        <w:t>資料スナップショットから得た</w:t>
-      </w:r>
-      <w:r>
-        <w:rPr>
-          <w:lang w:val="ja-JP" w:eastAsia="ja-JP"/>
-        </w:rPr>
-        <w:t>92.14%</w:t>
-      </w:r>
-      <w:r>
-        <w:rPr>
-          <w:lang w:val="ja-JP" w:eastAsia="ja-JP"/>
-        </w:rPr>
-        <w:t>を採用した。</w:t>
+        <w:t>表3aは、2026年8月24日の報告書生成時点で再集計した履歴値である。GLM思考モードは99.71%、GLM思考なしは92.14%、Gemini中程度は97.98%のマクロ平均正確性であった。GLM思考なしは、以前の概算値ではなく、当時の102資料スナップショットから得た92.14%を採用した。</w:t>
       </w:r>
     </w:p>
     <w:p>
@@ -4998,21 +4078,7 @@
           <w:b/>
           <w:lang w:val="ja-JP" w:eastAsia="ja-JP"/>
         </w:rPr>
-        <w:t>表</w:t>
-      </w:r>
-      <w:r>
-        <w:rPr>
-          <w:b/>
-          <w:lang w:val="ja-JP" w:eastAsia="ja-JP"/>
-        </w:rPr>
-        <w:t>3a</w:t>
-      </w:r>
-      <w:r>
-        <w:rPr>
-          <w:b/>
-          <w:lang w:val="ja-JP" w:eastAsia="ja-JP"/>
-        </w:rPr>
-        <w:t xml:space="preserve">　戦略三：モデル・推論条件別の正確性</w:t>
+        <w:t>表3a　戦略三：モデル・推論条件別の正確性</w:t>
       </w:r>
     </w:p>
     <w:tbl>
@@ -5191,14 +4257,7 @@
                 <w:sz w:val="16"/>
                 <w:lang w:val="ja-JP" w:eastAsia="ja-JP"/>
               </w:rPr>
-              <w:t>GLM-5.3</w:t>
-            </w:r>
-            <w:r>
-              <w:rPr>
-                <w:sz w:val="16"/>
-                <w:lang w:val="ja-JP" w:eastAsia="ja-JP"/>
-              </w:rPr>
-              <w:t>・思考モード</w:t>
+              <w:t>GLM-5.3・思考モード</w:t>
             </w:r>
           </w:p>
         </w:tc>
@@ -5294,28 +4353,7 @@
                 <w:sz w:val="16"/>
                 <w:lang w:val="ja-JP" w:eastAsia="ja-JP"/>
               </w:rPr>
-              <w:t>99.69%</w:t>
-            </w:r>
-            <w:r>
-              <w:rPr>
-                <w:sz w:val="16"/>
-                <w:lang w:val="ja-JP" w:eastAsia="ja-JP"/>
-              </w:rPr>
-              <w:t>（</w:t>
-            </w:r>
-            <w:r>
-              <w:rPr>
-                <w:sz w:val="16"/>
-                <w:lang w:val="ja-JP" w:eastAsia="ja-JP"/>
-              </w:rPr>
-              <w:t>1,292/1,296</w:t>
-            </w:r>
-            <w:r>
-              <w:rPr>
-                <w:sz w:val="16"/>
-                <w:lang w:val="ja-JP" w:eastAsia="ja-JP"/>
-              </w:rPr>
-              <w:t>）</w:t>
+              <w:t>99.69%（1,292/1,296）</w:t>
             </w:r>
           </w:p>
         </w:tc>
@@ -5346,14 +4384,7 @@
                 <w:sz w:val="16"/>
                 <w:lang w:val="ja-JP" w:eastAsia="ja-JP"/>
               </w:rPr>
-              <w:t>GLM-5.3</w:t>
-            </w:r>
-            <w:r>
-              <w:rPr>
-                <w:sz w:val="16"/>
-                <w:lang w:val="ja-JP" w:eastAsia="ja-JP"/>
-              </w:rPr>
-              <w:t>・思考なし</w:t>
+              <w:t>GLM-5.3・思考なし</w:t>
             </w:r>
           </w:p>
         </w:tc>
@@ -5453,28 +4484,7 @@
                 <w:sz w:val="16"/>
                 <w:lang w:val="ja-JP" w:eastAsia="ja-JP"/>
               </w:rPr>
-              <w:t>95.22%</w:t>
-            </w:r>
-            <w:r>
-              <w:rPr>
-                <w:sz w:val="16"/>
-                <w:lang w:val="ja-JP" w:eastAsia="ja-JP"/>
-              </w:rPr>
-              <w:t>（</w:t>
-            </w:r>
-            <w:r>
-              <w:rPr>
-                <w:sz w:val="16"/>
-                <w:lang w:val="ja-JP" w:eastAsia="ja-JP"/>
-              </w:rPr>
-              <w:t>1,434/1,506</w:t>
-            </w:r>
-            <w:r>
-              <w:rPr>
-                <w:sz w:val="16"/>
-                <w:lang w:val="ja-JP" w:eastAsia="ja-JP"/>
-              </w:rPr>
-              <w:t>）</w:t>
+              <w:t>95.22%（1,434/1,506）</w:t>
             </w:r>
           </w:p>
         </w:tc>
@@ -5504,14 +4514,7 @@
                 <w:sz w:val="16"/>
                 <w:lang w:val="ja-JP" w:eastAsia="ja-JP"/>
               </w:rPr>
-              <w:t>Gemini 3.7 Flash</w:t>
-            </w:r>
-            <w:r>
-              <w:rPr>
-                <w:sz w:val="16"/>
-                <w:lang w:val="ja-JP" w:eastAsia="ja-JP"/>
-              </w:rPr>
-              <w:t>・中程度</w:t>
+              <w:t>Gemini 3.7 Flash・中程度</w:t>
             </w:r>
           </w:p>
         </w:tc>
@@ -5607,28 +4610,7 @@
                 <w:sz w:val="16"/>
                 <w:lang w:val="ja-JP" w:eastAsia="ja-JP"/>
               </w:rPr>
-              <w:t>97.34%</w:t>
-            </w:r>
-            <w:r>
-              <w:rPr>
-                <w:sz w:val="16"/>
-                <w:lang w:val="ja-JP" w:eastAsia="ja-JP"/>
-              </w:rPr>
-              <w:t>（</w:t>
-            </w:r>
-            <w:r>
-              <w:rPr>
-                <w:sz w:val="16"/>
-                <w:lang w:val="ja-JP" w:eastAsia="ja-JP"/>
-              </w:rPr>
-              <w:t>1,466/1,506</w:t>
-            </w:r>
-            <w:r>
-              <w:rPr>
-                <w:sz w:val="16"/>
-                <w:lang w:val="ja-JP" w:eastAsia="ja-JP"/>
-              </w:rPr>
-              <w:t>）</w:t>
+              <w:t>97.34%（1,466/1,506）</w:t>
             </w:r>
           </w:p>
         </w:tc>
@@ -5650,61 +4632,7 @@
         <w:rPr>
           <w:lang w:val="ja-JP" w:eastAsia="ja-JP"/>
         </w:rPr>
-        <w:t>GLM</w:t>
-      </w:r>
-      <w:r>
-        <w:rPr>
-          <w:lang w:val="ja-JP" w:eastAsia="ja-JP"/>
-        </w:rPr>
-        <w:t>思考モードのスナップショットは、戦略三の記録が</w:t>
-      </w:r>
-      <w:r>
-        <w:rPr>
-          <w:lang w:val="ja-JP" w:eastAsia="ja-JP"/>
-        </w:rPr>
-        <w:t>89</w:t>
-      </w:r>
-      <w:r>
-        <w:rPr>
-          <w:lang w:val="ja-JP" w:eastAsia="ja-JP"/>
-        </w:rPr>
-        <w:t>資料分であり、そのうち</w:t>
-      </w:r>
-      <w:r>
-        <w:rPr>
-          <w:lang w:val="ja-JP" w:eastAsia="ja-JP"/>
-        </w:rPr>
-        <w:t>87</w:t>
-      </w:r>
-      <w:r>
-        <w:rPr>
-          <w:lang w:val="ja-JP" w:eastAsia="ja-JP"/>
-        </w:rPr>
-        <w:t>資料が完了した。したがって、</w:t>
-      </w:r>
-      <w:r>
-        <w:rPr>
-          <w:lang w:val="ja-JP" w:eastAsia="ja-JP"/>
-        </w:rPr>
-        <w:t>99.71%</w:t>
-      </w:r>
-      <w:r>
-        <w:rPr>
-          <w:lang w:val="ja-JP" w:eastAsia="ja-JP"/>
-        </w:rPr>
-        <w:t>を</w:t>
-      </w:r>
-      <w:r>
-        <w:rPr>
-          <w:lang w:val="ja-JP" w:eastAsia="ja-JP"/>
-        </w:rPr>
-        <w:t>102</w:t>
-      </w:r>
-      <w:r>
-        <w:rPr>
-          <w:lang w:val="ja-JP" w:eastAsia="ja-JP"/>
-        </w:rPr>
-        <w:t>資料全体の保証とは解釈しない。確認できた事実は、推論設定によって同じ戦略三でも正確性が変わることである。</w:t>
+        <w:t>GLM思考モードのスナップショットは、戦略三の記録が89資料分であり、そのうち87資料が完了した。したがって、99.71%を102資料全体の保証とは解釈しない。確認できた事実は、推論設定によって同じ戦略三でも正確性が変わることである。</w:t>
       </w:r>
     </w:p>
     <w:p>
@@ -5719,28 +4647,7 @@
           <w:rFonts w:ascii="MS Mincho" w:eastAsia="MS Mincho" w:hAnsi="MS Mincho"/>
           <w:lang w:val="ja-JP" w:eastAsia="ja-JP"/>
         </w:rPr>
-        <w:t>6.3 3M</w:t>
-      </w:r>
-      <w:r>
-        <w:rPr>
-          <w:rFonts w:ascii="MS Mincho" w:eastAsia="MS Mincho" w:hAnsi="MS Mincho"/>
-          <w:lang w:val="ja-JP" w:eastAsia="ja-JP"/>
-        </w:rPr>
-        <w:t>社</w:t>
-      </w:r>
-      <w:r>
-        <w:rPr>
-          <w:rFonts w:ascii="MS Mincho" w:eastAsia="MS Mincho" w:hAnsi="MS Mincho"/>
-          <w:lang w:val="ja-JP" w:eastAsia="ja-JP"/>
-        </w:rPr>
-        <w:t>2022</w:t>
-      </w:r>
-      <w:r>
-        <w:rPr>
-          <w:rFonts w:ascii="MS Mincho" w:eastAsia="MS Mincho" w:hAnsi="MS Mincho"/>
-          <w:lang w:val="ja-JP" w:eastAsia="ja-JP"/>
-        </w:rPr>
-        <w:t>年の三戦略比較</w:t>
+        <w:t>6.3 3M社2022年の三戦略比較</w:t>
       </w:r>
     </w:p>
     <w:p>
@@ -5757,21 +4664,7 @@
           <w:b/>
           <w:lang w:val="ja-JP" w:eastAsia="ja-JP"/>
         </w:rPr>
-        <w:t>表</w:t>
-      </w:r>
-      <w:r>
-        <w:rPr>
-          <w:b/>
-          <w:lang w:val="ja-JP" w:eastAsia="ja-JP"/>
-        </w:rPr>
-        <w:t>4</w:t>
-      </w:r>
-      <w:r>
-        <w:rPr>
-          <w:b/>
-          <w:lang w:val="ja-JP" w:eastAsia="ja-JP"/>
-        </w:rPr>
-        <w:t xml:space="preserve">　同一条件での比較</w:t>
+        <w:t>表4　同一条件での比較</w:t>
       </w:r>
     </w:p>
     <w:tbl>
@@ -6097,14 +4990,7 @@
                 <w:sz w:val="16"/>
                 <w:lang w:val="ja-JP" w:eastAsia="ja-JP"/>
               </w:rPr>
-              <w:t>194.84</w:t>
-            </w:r>
-            <w:r>
-              <w:rPr>
-                <w:sz w:val="16"/>
-                <w:lang w:val="ja-JP" w:eastAsia="ja-JP"/>
-              </w:rPr>
-              <w:t>秒</w:t>
+              <w:t>194.84秒</w:t>
             </w:r>
           </w:p>
         </w:tc>
@@ -6260,14 +5146,7 @@
                 <w:sz w:val="16"/>
                 <w:lang w:val="ja-JP" w:eastAsia="ja-JP"/>
               </w:rPr>
-              <w:t>116.32</w:t>
-            </w:r>
-            <w:r>
-              <w:rPr>
-                <w:sz w:val="16"/>
-                <w:lang w:val="ja-JP" w:eastAsia="ja-JP"/>
-              </w:rPr>
-              <w:t>秒</w:t>
+              <w:t>116.32秒</w:t>
             </w:r>
           </w:p>
         </w:tc>
@@ -6417,14 +5296,7 @@
                 <w:sz w:val="16"/>
                 <w:lang w:val="ja-JP" w:eastAsia="ja-JP"/>
               </w:rPr>
-              <w:t>85.23</w:t>
-            </w:r>
-            <w:r>
-              <w:rPr>
-                <w:sz w:val="16"/>
-                <w:lang w:val="ja-JP" w:eastAsia="ja-JP"/>
-              </w:rPr>
-              <w:t>秒</w:t>
+              <w:t>85.23秒</w:t>
             </w:r>
           </w:p>
         </w:tc>
@@ -6447,55 +5319,7 @@
           <w:lang w:val="ja-JP" w:eastAsia="ja-JP"/>
         </w:rPr>
         <w:lastRenderedPageBreak/>
-        <w:t>この条件では、戦略三は戦略二と同じ</w:t>
-      </w:r>
-      <w:r>
-        <w:rPr>
-          <w:lang w:val="ja-JP" w:eastAsia="ja-JP"/>
-        </w:rPr>
-        <w:t>27/27</w:t>
-      </w:r>
-      <w:r>
-        <w:rPr>
-          <w:lang w:val="ja-JP" w:eastAsia="ja-JP"/>
-        </w:rPr>
-        <w:t>を維持した。入力トークン数は戦略一と戦略二の双方に対して</w:t>
-      </w:r>
-      <w:r>
-        <w:rPr>
-          <w:lang w:val="ja-JP" w:eastAsia="ja-JP"/>
-        </w:rPr>
-        <w:t>96.1%</w:t>
-      </w:r>
-      <w:r>
-        <w:rPr>
-          <w:lang w:val="ja-JP" w:eastAsia="ja-JP"/>
-        </w:rPr>
-        <w:t>減少した。合計時間は戦略二より</w:t>
-      </w:r>
-      <w:r>
-        <w:rPr>
-          <w:lang w:val="ja-JP" w:eastAsia="ja-JP"/>
-        </w:rPr>
-        <w:t>26.7%</w:t>
-      </w:r>
-      <w:r>
-        <w:rPr>
-          <w:lang w:val="ja-JP" w:eastAsia="ja-JP"/>
-        </w:rPr>
-        <w:t>、戦略一より</w:t>
-      </w:r>
-      <w:r>
-        <w:rPr>
-          <w:lang w:val="ja-JP" w:eastAsia="ja-JP"/>
-        </w:rPr>
-        <w:t>56.3%</w:t>
-      </w:r>
-      <w:r>
-        <w:rPr>
-          <w:lang w:val="ja-JP" w:eastAsia="ja-JP"/>
-        </w:rPr>
-        <w:t>短かった。</w:t>
+        <w:t>この条件では、戦略三は戦略二と同じ27/27を維持した。入力トークン数は戦略一と戦略二の双方に対して96.1%減少した。合計時間は戦略二より26.7%、戦略一より56.3%短かった。</w:t>
       </w:r>
     </w:p>
     <w:p>
@@ -6509,55 +5333,7 @@
         <w:rPr>
           <w:lang w:val="ja-JP" w:eastAsia="ja-JP"/>
         </w:rPr>
-        <w:t>一方、推論なしの別条件では、戦略一が</w:t>
-      </w:r>
-      <w:r>
-        <w:rPr>
-          <w:lang w:val="ja-JP" w:eastAsia="ja-JP"/>
-        </w:rPr>
-        <w:t>25/27</w:t>
-      </w:r>
-      <w:r>
-        <w:rPr>
-          <w:lang w:val="ja-JP" w:eastAsia="ja-JP"/>
-        </w:rPr>
-        <w:t>、戦略二が</w:t>
-      </w:r>
-      <w:r>
-        <w:rPr>
-          <w:lang w:val="ja-JP" w:eastAsia="ja-JP"/>
-        </w:rPr>
-        <w:t>27/27</w:t>
-      </w:r>
-      <w:r>
-        <w:rPr>
-          <w:lang w:val="ja-JP" w:eastAsia="ja-JP"/>
-        </w:rPr>
-        <w:t>、戦略三が</w:t>
-      </w:r>
-      <w:r>
-        <w:rPr>
-          <w:lang w:val="ja-JP" w:eastAsia="ja-JP"/>
-        </w:rPr>
-        <w:t>23/27</w:t>
-      </w:r>
-      <w:r>
-        <w:rPr>
-          <w:lang w:val="ja-JP" w:eastAsia="ja-JP"/>
-        </w:rPr>
-        <w:t>であった。したがって、</w:t>
-      </w:r>
-      <w:r>
-        <w:rPr>
-          <w:lang w:val="ja-JP" w:eastAsia="ja-JP"/>
-        </w:rPr>
-        <w:t>27/27</w:t>
-      </w:r>
-      <w:r>
-        <w:rPr>
-          <w:lang w:val="ja-JP" w:eastAsia="ja-JP"/>
-        </w:rPr>
-        <w:t>は採用構成だけで保証される結果ではない。</w:t>
+        <w:t>一方、推論なしの別条件では、戦略一が25/27、戦略二が27/27、戦略三が23/27であった。したがって、27/27は採用構成だけで保証される結果ではない。</w:t>
       </w:r>
     </w:p>
     <w:p>
@@ -6574,23 +5350,7 @@
           <w:sz w:val="20"/>
           <w:lang w:val="ja-JP" w:eastAsia="ja-JP"/>
         </w:rPr>
-        <w:t>図</w:t>
-      </w:r>
-      <w:r>
-        <w:rPr>
-          <w:b/>
-          <w:sz w:val="20"/>
-          <w:lang w:val="ja-JP" w:eastAsia="ja-JP"/>
-        </w:rPr>
-        <w:t>4</w:t>
-      </w:r>
-      <w:r>
-        <w:rPr>
-          <w:b/>
-          <w:sz w:val="20"/>
-          <w:lang w:val="ja-JP" w:eastAsia="ja-JP"/>
-        </w:rPr>
-        <w:t xml:space="preserve">　三戦略の処理速度（戦略一比）</w:t>
+        <w:t>図4　三戦略の処理速度（戦略一比）</w:t>
       </w:r>
     </w:p>
     <w:p>
@@ -6654,56 +5414,7 @@
           <w:sz w:val="17"/>
           <w:lang w:val="ja-JP" w:eastAsia="ja-JP"/>
         </w:rPr>
-        <w:t>3M</w:t>
-      </w:r>
-      <w:r>
-        <w:rPr>
-          <w:sz w:val="17"/>
-          <w:lang w:val="ja-JP" w:eastAsia="ja-JP"/>
-        </w:rPr>
-        <w:t>社</w:t>
-      </w:r>
-      <w:r>
-        <w:rPr>
-          <w:sz w:val="17"/>
-          <w:lang w:val="ja-JP" w:eastAsia="ja-JP"/>
-        </w:rPr>
-        <w:t>2022</w:t>
-      </w:r>
-      <w:r>
-        <w:rPr>
-          <w:sz w:val="17"/>
-          <w:lang w:val="ja-JP" w:eastAsia="ja-JP"/>
-        </w:rPr>
-        <w:t>年の同一</w:t>
-      </w:r>
-      <w:r>
-        <w:rPr>
-          <w:sz w:val="17"/>
-          <w:lang w:val="ja-JP" w:eastAsia="ja-JP"/>
-        </w:rPr>
-        <w:t>PDF</w:t>
-      </w:r>
-      <w:r>
-        <w:rPr>
-          <w:sz w:val="17"/>
-          <w:lang w:val="ja-JP" w:eastAsia="ja-JP"/>
-        </w:rPr>
-        <w:t>、同一モデル、推論あり、温度</w:t>
-      </w:r>
-      <w:r>
-        <w:rPr>
-          <w:sz w:val="17"/>
-          <w:lang w:val="ja-JP" w:eastAsia="ja-JP"/>
-        </w:rPr>
-        <w:t>0.0</w:t>
-      </w:r>
-      <w:r>
-        <w:rPr>
-          <w:sz w:val="17"/>
-          <w:lang w:val="ja-JP" w:eastAsia="ja-JP"/>
-        </w:rPr>
-        <w:t>の実測時間から算出した。モデル間の速度差ではなく、入力戦略の差だけを比較する。</w:t>
+        <w:t>3M社2022年の同一PDF、同一モデル、推論あり、温度0.0の実測時間から算出した。モデル間の速度差ではなく、入力戦略の差だけを比較する。</w:t>
       </w:r>
     </w:p>
     <w:p>
@@ -6720,23 +5431,7 @@
           <w:sz w:val="20"/>
           <w:lang w:val="ja-JP" w:eastAsia="ja-JP"/>
         </w:rPr>
-        <w:t>図</w:t>
-      </w:r>
-      <w:r>
-        <w:rPr>
-          <w:b/>
-          <w:sz w:val="20"/>
-          <w:lang w:val="ja-JP" w:eastAsia="ja-JP"/>
-        </w:rPr>
-        <w:t>5</w:t>
-      </w:r>
-      <w:r>
-        <w:rPr>
-          <w:b/>
-          <w:sz w:val="20"/>
-          <w:lang w:val="ja-JP" w:eastAsia="ja-JP"/>
-        </w:rPr>
-        <w:t xml:space="preserve">　三戦略の入力トークン数</w:t>
+        <w:t>図5　三戦略の入力トークン数</w:t>
       </w:r>
     </w:p>
     <w:p>
@@ -6800,77 +5495,7 @@
           <w:sz w:val="17"/>
           <w:lang w:val="ja-JP" w:eastAsia="ja-JP"/>
         </w:rPr>
-        <w:t>図</w:t>
-      </w:r>
-      <w:r>
-        <w:rPr>
-          <w:sz w:val="17"/>
-          <w:lang w:val="ja-JP" w:eastAsia="ja-JP"/>
-        </w:rPr>
-        <w:t>4</w:t>
-      </w:r>
-      <w:r>
-        <w:rPr>
-          <w:sz w:val="17"/>
-          <w:lang w:val="ja-JP" w:eastAsia="ja-JP"/>
-        </w:rPr>
-        <w:t>と同じ</w:t>
-      </w:r>
-      <w:r>
-        <w:rPr>
-          <w:sz w:val="17"/>
-          <w:lang w:val="ja-JP" w:eastAsia="ja-JP"/>
-        </w:rPr>
-        <w:t>3M</w:t>
-      </w:r>
-      <w:r>
-        <w:rPr>
-          <w:sz w:val="17"/>
-          <w:lang w:val="ja-JP" w:eastAsia="ja-JP"/>
-        </w:rPr>
-        <w:t>社</w:t>
-      </w:r>
-      <w:r>
-        <w:rPr>
-          <w:sz w:val="17"/>
-          <w:lang w:val="ja-JP" w:eastAsia="ja-JP"/>
-        </w:rPr>
-        <w:t>2022</w:t>
-      </w:r>
-      <w:r>
-        <w:rPr>
-          <w:sz w:val="17"/>
-          <w:lang w:val="ja-JP" w:eastAsia="ja-JP"/>
-        </w:rPr>
-        <w:t>年の条件で比較した。戦略三は</w:t>
-      </w:r>
-      <w:r>
-        <w:rPr>
-          <w:sz w:val="17"/>
-          <w:lang w:val="ja-JP" w:eastAsia="ja-JP"/>
-        </w:rPr>
-        <w:t>27/27</w:t>
-      </w:r>
-      <w:r>
-        <w:rPr>
-          <w:sz w:val="17"/>
-          <w:lang w:val="ja-JP" w:eastAsia="ja-JP"/>
-        </w:rPr>
-        <w:t>を維持し、戦略一に対して入力トークン数を</w:t>
-      </w:r>
-      <w:r>
-        <w:rPr>
-          <w:sz w:val="17"/>
-          <w:lang w:val="ja-JP" w:eastAsia="ja-JP"/>
-        </w:rPr>
-        <w:t>96.1%</w:t>
-      </w:r>
-      <w:r>
-        <w:rPr>
-          <w:sz w:val="17"/>
-          <w:lang w:val="ja-JP" w:eastAsia="ja-JP"/>
-        </w:rPr>
-        <w:t>削減した。</w:t>
+        <w:t>図4と同じ3M社2022年の条件で比較した。戦略三は27/27を維持し、戦略一に対して入力トークン数を96.1%削減した。</w:t>
       </w:r>
     </w:p>
     <w:p>
@@ -6885,79 +5510,7 @@
           <w:lang w:val="ja-JP" w:eastAsia="ja-JP"/>
         </w:rPr>
         <w:lastRenderedPageBreak/>
-        <w:t>図</w:t>
-      </w:r>
-      <w:r>
-        <w:rPr>
-          <w:lang w:val="ja-JP" w:eastAsia="ja-JP"/>
-        </w:rPr>
-        <w:t>4</w:t>
-      </w:r>
-      <w:r>
-        <w:rPr>
-          <w:lang w:val="ja-JP" w:eastAsia="ja-JP"/>
-        </w:rPr>
-        <w:t>では、戦略一の処理速度を</w:t>
-      </w:r>
-      <w:r>
-        <w:rPr>
-          <w:lang w:val="ja-JP" w:eastAsia="ja-JP"/>
-        </w:rPr>
-        <w:t>1.00</w:t>
-      </w:r>
-      <w:r>
-        <w:rPr>
-          <w:lang w:val="ja-JP" w:eastAsia="ja-JP"/>
-        </w:rPr>
-        <w:t>倍とした。戦略二は</w:t>
-      </w:r>
-      <w:r>
-        <w:rPr>
-          <w:lang w:val="ja-JP" w:eastAsia="ja-JP"/>
-        </w:rPr>
-        <w:t>1.68</w:t>
-      </w:r>
-      <w:r>
-        <w:rPr>
-          <w:lang w:val="ja-JP" w:eastAsia="ja-JP"/>
-        </w:rPr>
-        <w:t>倍、戦略三は</w:t>
-      </w:r>
-      <w:r>
-        <w:rPr>
-          <w:lang w:val="ja-JP" w:eastAsia="ja-JP"/>
-        </w:rPr>
-        <w:t>2.29</w:t>
-      </w:r>
-      <w:r>
-        <w:rPr>
-          <w:lang w:val="ja-JP" w:eastAsia="ja-JP"/>
-        </w:rPr>
-        <w:t>倍であった。図</w:t>
-      </w:r>
-      <w:r>
-        <w:rPr>
-          <w:lang w:val="ja-JP" w:eastAsia="ja-JP"/>
-        </w:rPr>
-        <w:t>5</w:t>
-      </w:r>
-      <w:r>
-        <w:rPr>
-          <w:lang w:val="ja-JP" w:eastAsia="ja-JP"/>
-        </w:rPr>
-        <w:t>では、入力トークン数を実数で示した。戦略三は戦略一の</w:t>
-      </w:r>
-      <w:r>
-        <w:rPr>
-          <w:lang w:val="ja-JP" w:eastAsia="ja-JP"/>
-        </w:rPr>
-        <w:t>3.9%</w:t>
-      </w:r>
-      <w:r>
-        <w:rPr>
-          <w:lang w:val="ja-JP" w:eastAsia="ja-JP"/>
-        </w:rPr>
-        <w:t>の入力で完了した。</w:t>
+        <w:t>図4では、戦略一の処理速度を1.00倍とした。戦略二は1.68倍、戦略三は2.29倍であった。図5では、入力トークン数を実数で示した。戦略三は戦略一の3.9%の入力で完了した。</w:t>
       </w:r>
     </w:p>
     <w:p>
@@ -6972,14 +5525,7 @@
           <w:rFonts w:ascii="MS Mincho" w:eastAsia="MS Mincho" w:hAnsi="MS Mincho"/>
           <w:lang w:val="ja-JP" w:eastAsia="ja-JP"/>
         </w:rPr>
-        <w:t xml:space="preserve">6.4 </w:t>
-      </w:r>
-      <w:r>
-        <w:rPr>
-          <w:rFonts w:ascii="MS Mincho" w:eastAsia="MS Mincho" w:hAnsi="MS Mincho"/>
-          <w:lang w:val="ja-JP" w:eastAsia="ja-JP"/>
-        </w:rPr>
-        <w:t>他資料での結果</w:t>
+        <w:t>6.4 他資料での結果</w:t>
       </w:r>
     </w:p>
     <w:p>
@@ -6993,61 +5539,7 @@
         <w:rPr>
           <w:lang w:val="ja-JP" w:eastAsia="ja-JP"/>
         </w:rPr>
-        <w:t>3M</w:t>
-      </w:r>
-      <w:r>
-        <w:rPr>
-          <w:lang w:val="ja-JP" w:eastAsia="ja-JP"/>
-        </w:rPr>
-        <w:t>社の</w:t>
-      </w:r>
-      <w:r>
-        <w:rPr>
-          <w:lang w:val="ja-JP" w:eastAsia="ja-JP"/>
-        </w:rPr>
-        <w:t>2021</w:t>
-      </w:r>
-      <w:r>
-        <w:rPr>
-          <w:lang w:val="ja-JP" w:eastAsia="ja-JP"/>
-        </w:rPr>
-        <w:t>年から</w:t>
-      </w:r>
-      <w:r>
-        <w:rPr>
-          <w:lang w:val="ja-JP" w:eastAsia="ja-JP"/>
-        </w:rPr>
-        <w:t>2025</w:t>
-      </w:r>
-      <w:r>
-        <w:rPr>
-          <w:lang w:val="ja-JP" w:eastAsia="ja-JP"/>
-        </w:rPr>
-        <w:t>年では、推論ありの条件で戦略二と戦略三が比較可能な全項目で一致した。戦略三のトークン削減率は、戦略二に対して約</w:t>
-      </w:r>
-      <w:r>
-        <w:rPr>
-          <w:lang w:val="ja-JP" w:eastAsia="ja-JP"/>
-        </w:rPr>
-        <w:t>96.3%</w:t>
-      </w:r>
-      <w:r>
-        <w:rPr>
-          <w:lang w:val="ja-JP" w:eastAsia="ja-JP"/>
-        </w:rPr>
-        <w:t>から</w:t>
-      </w:r>
-      <w:r>
-        <w:rPr>
-          <w:lang w:val="ja-JP" w:eastAsia="ja-JP"/>
-        </w:rPr>
-        <w:t>98.0%</w:t>
-      </w:r>
-      <w:r>
-        <w:rPr>
-          <w:lang w:val="ja-JP" w:eastAsia="ja-JP"/>
-        </w:rPr>
-        <w:t>であった。</w:t>
+        <w:t>3M社の2021年から2025年では、推論ありの条件で戦略二と戦略三が比較可能な全項目で一致した。戦略三のトークン削減率は、戦略二に対して約96.3%から98.0%であった。</w:t>
       </w:r>
     </w:p>
     <w:p>
@@ -7061,43 +5553,7 @@
         <w:rPr>
           <w:lang w:val="ja-JP" w:eastAsia="ja-JP"/>
         </w:rPr>
-        <w:t>日本企業十社では、原資料から確認できる</w:t>
-      </w:r>
-      <w:r>
-        <w:rPr>
-          <w:lang w:val="ja-JP" w:eastAsia="ja-JP"/>
-        </w:rPr>
-        <w:t>267</w:t>
-      </w:r>
-      <w:r>
-        <w:rPr>
-          <w:lang w:val="ja-JP" w:eastAsia="ja-JP"/>
-        </w:rPr>
-        <w:t>項目すべてが一致した。戦略三は各社五ページを送り、入力を約</w:t>
-      </w:r>
-      <w:r>
-        <w:rPr>
-          <w:lang w:val="ja-JP" w:eastAsia="ja-JP"/>
-        </w:rPr>
-        <w:t>93.5%</w:t>
-      </w:r>
-      <w:r>
-        <w:rPr>
-          <w:lang w:val="ja-JP" w:eastAsia="ja-JP"/>
-        </w:rPr>
-        <w:t>から</w:t>
-      </w:r>
-      <w:r>
-        <w:rPr>
-          <w:lang w:val="ja-JP" w:eastAsia="ja-JP"/>
-        </w:rPr>
-        <w:t>97.1%</w:t>
-      </w:r>
-      <w:r>
-        <w:rPr>
-          <w:lang w:val="ja-JP" w:eastAsia="ja-JP"/>
-        </w:rPr>
-        <w:t>削減した。ただし、一社は原資料で三項目を分解できなかったため、その三項目を評価対象から外した。</w:t>
+        <w:t>日本企業十社では、原資料から確認できる267項目すべてが一致した。戦略三は各社五ページを送り、入力を約93.5%から97.1%削減した。ただし、一社は原資料で三項目を分解できなかったため、その三項目を評価対象から外した。</w:t>
       </w:r>
     </w:p>
     <w:p>
@@ -7111,55 +5567,7 @@
         <w:rPr>
           <w:lang w:val="ja-JP" w:eastAsia="ja-JP"/>
         </w:rPr>
-        <w:t>これらの追加資料は、図</w:t>
-      </w:r>
-      <w:r>
-        <w:rPr>
-          <w:lang w:val="ja-JP" w:eastAsia="ja-JP"/>
-        </w:rPr>
-        <w:t>4</w:t>
-      </w:r>
-      <w:r>
-        <w:rPr>
-          <w:lang w:val="ja-JP" w:eastAsia="ja-JP"/>
-        </w:rPr>
-        <w:t>と図</w:t>
-      </w:r>
-      <w:r>
-        <w:rPr>
-          <w:lang w:val="ja-JP" w:eastAsia="ja-JP"/>
-        </w:rPr>
-        <w:t>5</w:t>
-      </w:r>
-      <w:r>
-        <w:rPr>
-          <w:lang w:val="ja-JP" w:eastAsia="ja-JP"/>
-        </w:rPr>
-        <w:t>の</w:t>
-      </w:r>
-      <w:r>
-        <w:rPr>
-          <w:lang w:val="ja-JP" w:eastAsia="ja-JP"/>
-        </w:rPr>
-        <w:t>3M</w:t>
-      </w:r>
-      <w:r>
-        <w:rPr>
-          <w:lang w:val="ja-JP" w:eastAsia="ja-JP"/>
-        </w:rPr>
-        <w:t>社</w:t>
-      </w:r>
-      <w:r>
-        <w:rPr>
-          <w:lang w:val="ja-JP" w:eastAsia="ja-JP"/>
-        </w:rPr>
-        <w:t>2022</w:t>
-      </w:r>
-      <w:r>
-        <w:rPr>
-          <w:lang w:val="ja-JP" w:eastAsia="ja-JP"/>
-        </w:rPr>
-        <w:t>年比較とは評価単位が異なるため、別の補足結果として扱う。</w:t>
+        <w:t>これらの追加資料は、図4と図5の3M社2022年比較とは評価単位が異なるため、別の補足結果として扱う。</w:t>
       </w:r>
     </w:p>
     <w:p>
@@ -7174,14 +5582,7 @@
           <w:rFonts w:ascii="MS Mincho" w:eastAsia="MS Mincho" w:hAnsi="MS Mincho"/>
           <w:lang w:val="ja-JP" w:eastAsia="ja-JP"/>
         </w:rPr>
-        <w:t xml:space="preserve">6.5 </w:t>
-      </w:r>
-      <w:r>
-        <w:rPr>
-          <w:rFonts w:ascii="MS Mincho" w:eastAsia="MS Mincho" w:hAnsi="MS Mincho"/>
-          <w:lang w:val="ja-JP" w:eastAsia="ja-JP"/>
-        </w:rPr>
-        <w:t>再現条件</w:t>
+        <w:t>6.5 再現条件</w:t>
       </w:r>
     </w:p>
     <w:p>
@@ -7195,55 +5596,7 @@
         <w:rPr>
           <w:lang w:val="ja-JP" w:eastAsia="ja-JP"/>
         </w:rPr>
-        <w:t>表</w:t>
-      </w:r>
-      <w:r>
-        <w:rPr>
-          <w:lang w:val="ja-JP" w:eastAsia="ja-JP"/>
-        </w:rPr>
-        <w:t>3b</w:t>
-      </w:r>
-      <w:r>
-        <w:rPr>
-          <w:lang w:val="ja-JP" w:eastAsia="ja-JP"/>
-        </w:rPr>
-        <w:t>に、報告書生成時点の履歴値と実行条件を示す。表</w:t>
-      </w:r>
-      <w:r>
-        <w:rPr>
-          <w:lang w:val="ja-JP" w:eastAsia="ja-JP"/>
-        </w:rPr>
-        <w:t>3a</w:t>
-      </w:r>
-      <w:r>
-        <w:rPr>
-          <w:lang w:val="ja-JP" w:eastAsia="ja-JP"/>
-        </w:rPr>
-        <w:t>の集計値は、報告書と同梱した集計スナップショットに保存した。ただし、</w:t>
-      </w:r>
-      <w:r>
-        <w:rPr>
-          <w:lang w:val="ja-JP" w:eastAsia="ja-JP"/>
-        </w:rPr>
-        <w:t>GLM</w:t>
-      </w:r>
-      <w:r>
-        <w:rPr>
-          <w:lang w:val="ja-JP" w:eastAsia="ja-JP"/>
-        </w:rPr>
-        <w:t>思考モードの行単位の元スナップショットは保存されていない。その後もベンチマーク出力が更新されたため、現在の元ファイルから表</w:t>
-      </w:r>
-      <w:r>
-        <w:rPr>
-          <w:lang w:val="ja-JP" w:eastAsia="ja-JP"/>
-        </w:rPr>
-        <w:t>3a</w:t>
-      </w:r>
-      <w:r>
-        <w:rPr>
-          <w:lang w:val="ja-JP" w:eastAsia="ja-JP"/>
-        </w:rPr>
-        <w:t>を完全には再計算できない。この制約を明示し、完全再現を主張しない。今後は、実行ごとに元結果を固定保存する。</w:t>
+        <w:t>表3bに、報告書生成時点の履歴値と実行条件を示す。表3aの集計値は、報告書と同梱した集計スナップショットに保存した。ただし、GLM思考モードの行単位の元スナップショットは保存されていない。その後もベンチマーク出力が更新されたため、現在の元ファイルから表3aを完全には再計算できない。この制約を明示し、完全再現を主張しない。今後は、実行ごとに元結果を固定保存する。</w:t>
       </w:r>
     </w:p>
     <w:p>
@@ -7260,21 +5613,7 @@
           <w:b/>
           <w:lang w:val="ja-JP" w:eastAsia="ja-JP"/>
         </w:rPr>
-        <w:t>表</w:t>
-      </w:r>
-      <w:r>
-        <w:rPr>
-          <w:b/>
-          <w:lang w:val="ja-JP" w:eastAsia="ja-JP"/>
-        </w:rPr>
-        <w:t>3b</w:t>
-      </w:r>
-      <w:r>
-        <w:rPr>
-          <w:b/>
-          <w:lang w:val="ja-JP" w:eastAsia="ja-JP"/>
-        </w:rPr>
-        <w:t xml:space="preserve">　ベンチマーク再現条件</w:t>
+        <w:t>表3b　ベンチマーク再現条件</w:t>
       </w:r>
     </w:p>
     <w:tbl>
@@ -7372,21 +5711,7 @@
                 <w:sz w:val="16"/>
                 <w:lang w:val="ja-JP" w:eastAsia="ja-JP"/>
               </w:rPr>
-              <w:t>表</w:t>
-            </w:r>
-            <w:r>
-              <w:rPr>
-                <w:sz w:val="16"/>
-                <w:lang w:val="ja-JP" w:eastAsia="ja-JP"/>
-              </w:rPr>
-              <w:t>3a</w:t>
-            </w:r>
-            <w:r>
-              <w:rPr>
-                <w:sz w:val="16"/>
-                <w:lang w:val="ja-JP" w:eastAsia="ja-JP"/>
-              </w:rPr>
-              <w:t>集計値</w:t>
+              <w:t>表3a集計値</w:t>
             </w:r>
           </w:p>
         </w:tc>
@@ -7410,14 +5735,7 @@
                 <w:sz w:val="16"/>
                 <w:lang w:val="ja-JP" w:eastAsia="ja-JP"/>
               </w:rPr>
-              <w:t>table3a_report_snapshot_2026-08-24.json</w:t>
-            </w:r>
-            <w:r>
-              <w:rPr>
-                <w:sz w:val="16"/>
-                <w:lang w:val="ja-JP" w:eastAsia="ja-JP"/>
-              </w:rPr>
-              <w:t>／報告書生成時点の履歴集計値</w:t>
+              <w:t>table3a_report_snapshot_2026-08-24.json／報告書生成時点の履歴集計値</w:t>
             </w:r>
           </w:p>
         </w:tc>
@@ -7448,14 +5766,7 @@
                 <w:sz w:val="16"/>
                 <w:lang w:val="ja-JP" w:eastAsia="ja-JP"/>
               </w:rPr>
-              <w:t>GLM</w:t>
-            </w:r>
-            <w:r>
-              <w:rPr>
-                <w:sz w:val="16"/>
-                <w:lang w:val="ja-JP" w:eastAsia="ja-JP"/>
-              </w:rPr>
-              <w:t>思考モード</w:t>
+              <w:t>GLM思考モード</w:t>
             </w:r>
           </w:p>
         </w:tc>
@@ -7480,21 +5791,7 @@
                 <w:sz w:val="16"/>
                 <w:lang w:val="ja-JP" w:eastAsia="ja-JP"/>
               </w:rPr>
-              <w:t>履歴元</w:t>
-            </w:r>
-            <w:r>
-              <w:rPr>
-                <w:sz w:val="16"/>
-                <w:lang w:val="ja-JP" w:eastAsia="ja-JP"/>
-              </w:rPr>
-              <w:t>SHA-256: 7c2bb2c3f3557765c6020dd0a962d9d1662d13aa5af759495e09ce50658ceb0c</w:t>
-            </w:r>
-            <w:r>
-              <w:rPr>
-                <w:sz w:val="16"/>
-                <w:lang w:val="ja-JP" w:eastAsia="ja-JP"/>
-              </w:rPr>
-              <w:t>／行単位の履歴元は未保存</w:t>
+              <w:t>履歴元SHA-256: 7c2bb2c3f3557765c6020dd0a962d9d1662d13aa5af759495e09ce50658ceb0c／行単位の履歴元は未保存</w:t>
             </w:r>
           </w:p>
         </w:tc>
@@ -7524,14 +5821,7 @@
                 <w:sz w:val="16"/>
                 <w:lang w:val="ja-JP" w:eastAsia="ja-JP"/>
               </w:rPr>
-              <w:t>GLM</w:t>
-            </w:r>
-            <w:r>
-              <w:rPr>
-                <w:sz w:val="16"/>
-                <w:lang w:val="ja-JP" w:eastAsia="ja-JP"/>
-              </w:rPr>
-              <w:t>思考なし</w:t>
+              <w:t>GLM思考なし</w:t>
             </w:r>
           </w:p>
         </w:tc>
@@ -7555,21 +5845,7 @@
                 <w:sz w:val="16"/>
                 <w:lang w:eastAsia="ja-JP"/>
               </w:rPr>
-              <w:t>full_corpus_eval_results_glm_none.json</w:t>
-            </w:r>
-            <w:r>
-              <w:rPr>
-                <w:sz w:val="16"/>
-                <w:lang w:eastAsia="ja-JP"/>
-              </w:rPr>
-              <w:t>／</w:t>
-            </w:r>
-            <w:r>
-              <w:rPr>
-                <w:sz w:val="16"/>
-                <w:lang w:eastAsia="ja-JP"/>
-              </w:rPr>
-              <w:t>SHA-256: f364fd3657c62112a43ccbfafb38378a405a5535ddf6a874f22604bc00261864</w:t>
+              <w:t>full_corpus_eval_results_glm_none.json／SHA-256: f364fd3657c62112a43ccbfafb38378a405a5535ddf6a874f22604bc00261864</w:t>
             </w:r>
           </w:p>
         </w:tc>
@@ -7600,14 +5876,7 @@
                 <w:sz w:val="16"/>
                 <w:lang w:val="ja-JP" w:eastAsia="ja-JP"/>
               </w:rPr>
-              <w:t>Gemini</w:t>
-            </w:r>
-            <w:r>
-              <w:rPr>
-                <w:sz w:val="16"/>
-                <w:lang w:val="ja-JP" w:eastAsia="ja-JP"/>
-              </w:rPr>
-              <w:t>中程度</w:t>
+              <w:t>Gemini中程度</w:t>
             </w:r>
           </w:p>
         </w:tc>
@@ -7632,21 +5901,7 @@
                 <w:sz w:val="16"/>
                 <w:lang w:eastAsia="ja-JP"/>
               </w:rPr>
-              <w:t>full_corpus_eval_results_gemini_medium.json</w:t>
-            </w:r>
-            <w:r>
-              <w:rPr>
-                <w:sz w:val="16"/>
-                <w:lang w:eastAsia="ja-JP"/>
-              </w:rPr>
-              <w:t>／</w:t>
-            </w:r>
-            <w:r>
-              <w:rPr>
-                <w:sz w:val="16"/>
-                <w:lang w:eastAsia="ja-JP"/>
-              </w:rPr>
-              <w:t>SHA-256: cc221fd0c1861a1db6d1f99a91edcf9832dd53364b65846caf9c19b6de89d09c</w:t>
+              <w:t>full_corpus_eval_results_gemini_medium.json／SHA-256: cc221fd0c1861a1db6d1f99a91edcf9832dd53364b65846caf9c19b6de89d09c</w:t>
             </w:r>
           </w:p>
         </w:tc>
@@ -7700,56 +5955,21 @@
                 <w:sz w:val="16"/>
                 <w:lang w:eastAsia="ja-JP"/>
               </w:rPr>
-              <w:t>corpus_manifest.json</w:t>
+              <w:t>corpus_manifest.json／version 1／102</w:t>
+            </w:r>
+            <w:r>
+              <w:rPr>
+                <w:sz w:val="16"/>
+                <w:lang w:val="ja-JP" w:eastAsia="ja-JP"/>
+              </w:rPr>
+              <w:t>資料</w:t>
             </w:r>
             <w:r>
               <w:rPr>
                 <w:sz w:val="16"/>
                 <w:lang w:eastAsia="ja-JP"/>
               </w:rPr>
-              <w:t>／</w:t>
-            </w:r>
-            <w:r>
-              <w:rPr>
-                <w:sz w:val="16"/>
-                <w:lang w:eastAsia="ja-JP"/>
-              </w:rPr>
-              <w:t>version 1</w:t>
-            </w:r>
-            <w:r>
-              <w:rPr>
-                <w:sz w:val="16"/>
-                <w:lang w:eastAsia="ja-JP"/>
-              </w:rPr>
-              <w:t>／</w:t>
-            </w:r>
-            <w:r>
-              <w:rPr>
-                <w:sz w:val="16"/>
-                <w:lang w:eastAsia="ja-JP"/>
-              </w:rPr>
-              <w:t>102</w:t>
-            </w:r>
-            <w:r>
-              <w:rPr>
-                <w:sz w:val="16"/>
-                <w:lang w:val="ja-JP" w:eastAsia="ja-JP"/>
-              </w:rPr>
-              <w:t>資料</w:t>
-            </w:r>
-            <w:r>
-              <w:rPr>
-                <w:sz w:val="16"/>
-                <w:lang w:eastAsia="ja-JP"/>
-              </w:rPr>
-              <w:t>／</w:t>
-            </w:r>
-            <w:r>
-              <w:rPr>
-                <w:sz w:val="16"/>
-                <w:lang w:eastAsia="ja-JP"/>
-              </w:rPr>
-              <w:t>SHA-256: 1f6effcef8479215631dbdee98e8c963bca7a4f1f6c4d6aad93dfeb2e91eeaaf</w:t>
+              <w:t>／SHA-256: 1f6effcef8479215631dbdee98e8c963bca7a4f1f6c4d6aad93dfeb2e91eeaaf</w:t>
             </w:r>
           </w:p>
         </w:tc>
@@ -7780,14 +6000,7 @@
                 <w:sz w:val="16"/>
                 <w:lang w:val="ja-JP" w:eastAsia="ja-JP"/>
               </w:rPr>
-              <w:t>GLM</w:t>
-            </w:r>
-            <w:r>
-              <w:rPr>
-                <w:sz w:val="16"/>
-                <w:lang w:val="ja-JP" w:eastAsia="ja-JP"/>
-              </w:rPr>
-              <w:t>設定</w:t>
+              <w:t>GLM設定</w:t>
             </w:r>
           </w:p>
         </w:tc>
@@ -7815,35 +6028,7 @@
                 <w:sz w:val="16"/>
                 <w:lang w:val="ja-JP" w:eastAsia="ja-JP"/>
               </w:rPr>
-              <w:t>glm-5.3</w:t>
-            </w:r>
-            <w:r>
-              <w:rPr>
-                <w:sz w:val="16"/>
-                <w:lang w:val="ja-JP" w:eastAsia="ja-JP"/>
-              </w:rPr>
-              <w:t>／</w:t>
-            </w:r>
-            <w:r>
-              <w:rPr>
-                <w:sz w:val="16"/>
-                <w:lang w:val="ja-JP" w:eastAsia="ja-JP"/>
-              </w:rPr>
-              <w:t>zai-coding</w:t>
-            </w:r>
-            <w:r>
-              <w:rPr>
-                <w:sz w:val="16"/>
-                <w:lang w:val="ja-JP" w:eastAsia="ja-JP"/>
-              </w:rPr>
-              <w:t>／思考モード有効または無効／温度</w:t>
-            </w:r>
-            <w:r>
-              <w:rPr>
-                <w:sz w:val="16"/>
-                <w:lang w:val="ja-JP" w:eastAsia="ja-JP"/>
-              </w:rPr>
-              <w:t>0.0</w:t>
+              <w:t>glm-5.3／zai-coding／思考モード有効または無効／温度0.0</w:t>
             </w:r>
           </w:p>
         </w:tc>
@@ -7873,14 +6058,7 @@
                 <w:sz w:val="16"/>
                 <w:lang w:val="ja-JP" w:eastAsia="ja-JP"/>
               </w:rPr>
-              <w:t>Gemini</w:t>
-            </w:r>
-            <w:r>
-              <w:rPr>
-                <w:sz w:val="16"/>
-                <w:lang w:val="ja-JP" w:eastAsia="ja-JP"/>
-              </w:rPr>
-              <w:t>設定</w:t>
+              <w:t>Gemini設定</w:t>
             </w:r>
           </w:p>
         </w:tc>
@@ -7904,28 +6082,7 @@
                 <w:sz w:val="16"/>
                 <w:lang w:eastAsia="ja-JP"/>
               </w:rPr>
-              <w:t>google/gemini-3.7-flash:nitro</w:t>
-            </w:r>
-            <w:r>
-              <w:rPr>
-                <w:sz w:val="16"/>
-                <w:lang w:eastAsia="ja-JP"/>
-              </w:rPr>
-              <w:t>／</w:t>
-            </w:r>
-            <w:r>
-              <w:rPr>
-                <w:sz w:val="16"/>
-                <w:lang w:eastAsia="ja-JP"/>
-              </w:rPr>
-              <w:t>OpenRouter</w:t>
-            </w:r>
-            <w:r>
-              <w:rPr>
-                <w:sz w:val="16"/>
-                <w:lang w:eastAsia="ja-JP"/>
-              </w:rPr>
-              <w:t>／</w:t>
+              <w:t>google/gemini-3.7-flash:nitro／OpenRouter／</w:t>
             </w:r>
             <w:r>
               <w:rPr>
@@ -7984,14 +6141,7 @@
                 <w:sz w:val="16"/>
                 <w:lang w:val="ja-JP" w:eastAsia="ja-JP"/>
               </w:rPr>
-              <w:t>解析・</w:t>
-            </w:r>
-            <w:r>
-              <w:rPr>
-                <w:sz w:val="16"/>
-                <w:lang w:val="ja-JP" w:eastAsia="ja-JP"/>
-              </w:rPr>
-              <w:t>OCR</w:t>
+              <w:t>解析・OCR</w:t>
             </w:r>
           </w:p>
         </w:tc>
@@ -8016,63 +6166,7 @@
                 <w:sz w:val="16"/>
                 <w:lang w:eastAsia="ja-JP"/>
               </w:rPr>
-              <w:t>pdf-inspector 1.15.0</w:t>
-            </w:r>
-            <w:r>
-              <w:rPr>
-                <w:sz w:val="16"/>
-                <w:lang w:eastAsia="ja-JP"/>
-              </w:rPr>
-              <w:t>／</w:t>
-            </w:r>
-            <w:r>
-              <w:rPr>
-                <w:sz w:val="16"/>
-                <w:lang w:eastAsia="ja-JP"/>
-              </w:rPr>
-              <w:t>RapidOCR 3.9.2</w:t>
-            </w:r>
-            <w:r>
-              <w:rPr>
-                <w:sz w:val="16"/>
-                <w:lang w:eastAsia="ja-JP"/>
-              </w:rPr>
-              <w:t>／</w:t>
-            </w:r>
-            <w:r>
-              <w:rPr>
-                <w:sz w:val="16"/>
-                <w:lang w:eastAsia="ja-JP"/>
-              </w:rPr>
-              <w:t>PP-OCRv6 ONNX</w:t>
-            </w:r>
-            <w:r>
-              <w:rPr>
-                <w:sz w:val="16"/>
-                <w:lang w:eastAsia="ja-JP"/>
-              </w:rPr>
-              <w:t>／</w:t>
-            </w:r>
-            <w:r>
-              <w:rPr>
-                <w:sz w:val="16"/>
-                <w:lang w:eastAsia="ja-JP"/>
-              </w:rPr>
-              <w:t>ONNX Runtime 1.29.0</w:t>
-            </w:r>
-            <w:r>
-              <w:rPr>
-                <w:sz w:val="16"/>
-                <w:lang w:eastAsia="ja-JP"/>
-              </w:rPr>
-              <w:t>／</w:t>
-            </w:r>
-            <w:r>
-              <w:rPr>
-                <w:sz w:val="16"/>
-                <w:lang w:eastAsia="ja-JP"/>
-              </w:rPr>
-              <w:t>200 DPI</w:t>
+              <w:t>pdf-inspector 1.15.0／RapidOCR 3.9.2／PP-OCRv6 ONNX／ONNX Runtime 1.29.0／200 DPI</w:t>
             </w:r>
           </w:p>
         </w:tc>
@@ -8102,14 +6196,7 @@
                 <w:sz w:val="16"/>
                 <w:lang w:val="ja-JP" w:eastAsia="ja-JP"/>
               </w:rPr>
-              <w:t>PDF</w:t>
-            </w:r>
-            <w:r>
-              <w:rPr>
-                <w:sz w:val="16"/>
-                <w:lang w:val="ja-JP" w:eastAsia="ja-JP"/>
-              </w:rPr>
-              <w:t>関連</w:t>
+              <w:t>PDF関連</w:t>
             </w:r>
           </w:p>
         </w:tc>
@@ -8133,35 +6220,7 @@
                 <w:sz w:val="16"/>
                 <w:lang w:eastAsia="ja-JP"/>
               </w:rPr>
-              <w:t>PyMuPDF 1.28.2</w:t>
-            </w:r>
-            <w:r>
-              <w:rPr>
-                <w:sz w:val="16"/>
-                <w:lang w:eastAsia="ja-JP"/>
-              </w:rPr>
-              <w:t>／</w:t>
-            </w:r>
-            <w:r>
-              <w:rPr>
-                <w:sz w:val="16"/>
-                <w:lang w:eastAsia="ja-JP"/>
-              </w:rPr>
-              <w:t>pypdf 6.16.1</w:t>
-            </w:r>
-            <w:r>
-              <w:rPr>
-                <w:sz w:val="16"/>
-                <w:lang w:eastAsia="ja-JP"/>
-              </w:rPr>
-              <w:t>／</w:t>
-            </w:r>
-            <w:r>
-              <w:rPr>
-                <w:sz w:val="16"/>
-                <w:lang w:eastAsia="ja-JP"/>
-              </w:rPr>
-              <w:t>pymupdf4llm 1.28.2</w:t>
+              <w:t>PyMuPDF 1.28.2／pypdf 6.16.1／pymupdf4llm 1.28.2</w:t>
             </w:r>
           </w:p>
         </w:tc>
@@ -8273,14 +6332,7 @@
                 <w:sz w:val="16"/>
                 <w:lang w:eastAsia="ja-JP"/>
               </w:rPr>
-              <w:t>／</w:t>
-            </w:r>
-            <w:r>
-              <w:rPr>
-                <w:sz w:val="16"/>
-                <w:lang w:eastAsia="ja-JP"/>
-              </w:rPr>
-              <w:t>Gemini: 2026</w:t>
+              <w:t>／Gemini: 2026</w:t>
             </w:r>
             <w:r>
               <w:rPr>
@@ -8339,14 +6391,7 @@
           <w:lang w:val="ja-JP" w:eastAsia="ja-JP"/>
         </w:rPr>
         <w:lastRenderedPageBreak/>
-        <w:t xml:space="preserve">6.6 </w:t>
-      </w:r>
-      <w:r>
-        <w:rPr>
-          <w:rFonts w:ascii="MS Mincho" w:eastAsia="MS Mincho" w:hAnsi="MS Mincho"/>
-          <w:lang w:val="ja-JP" w:eastAsia="ja-JP"/>
-        </w:rPr>
-        <w:t>最終出力</w:t>
+        <w:t>6.6 最終出力</w:t>
       </w:r>
     </w:p>
     <w:p>
@@ -8360,55 +6405,7 @@
         <w:rPr>
           <w:lang w:val="ja-JP" w:eastAsia="ja-JP"/>
         </w:rPr>
-        <w:t>最終採用結果は、</w:t>
-      </w:r>
-      <w:r>
-        <w:rPr>
-          <w:lang w:val="ja-JP" w:eastAsia="ja-JP"/>
-        </w:rPr>
-        <w:t>27</w:t>
-      </w:r>
-      <w:r>
-        <w:rPr>
-          <w:lang w:val="ja-JP" w:eastAsia="ja-JP"/>
-        </w:rPr>
-        <w:t>項目すべてが課題提供値と一致した。資産合計は</w:t>
-      </w:r>
-      <w:r>
-        <w:rPr>
-          <w:lang w:val="ja-JP" w:eastAsia="ja-JP"/>
-        </w:rPr>
-        <w:t>46,455 M USD</w:t>
-      </w:r>
-      <w:r>
-        <w:rPr>
-          <w:lang w:val="ja-JP" w:eastAsia="ja-JP"/>
-        </w:rPr>
-        <w:t>である。主要値は貸借対照表本表と有形固定資産等の注記から得た。全</w:t>
-      </w:r>
-      <w:r>
-        <w:rPr>
-          <w:lang w:val="ja-JP" w:eastAsia="ja-JP"/>
-        </w:rPr>
-        <w:t>27</w:t>
-      </w:r>
-      <w:r>
-        <w:rPr>
-          <w:lang w:val="ja-JP" w:eastAsia="ja-JP"/>
-        </w:rPr>
-        <w:t>項目は付録</w:t>
-      </w:r>
-      <w:r>
-        <w:rPr>
-          <w:lang w:val="ja-JP" w:eastAsia="ja-JP"/>
-        </w:rPr>
-        <w:t>A</w:t>
-      </w:r>
-      <w:r>
-        <w:rPr>
-          <w:lang w:val="ja-JP" w:eastAsia="ja-JP"/>
-        </w:rPr>
-        <w:t>に示す。</w:t>
+        <w:t>最終採用結果は、27項目すべてが課題提供値と一致した。資産合計は46,455 M USDである。主要値は貸借対照表本表と有形固定資産等の注記から得た。全27項目は付録Aに示す。</w:t>
       </w:r>
     </w:p>
     <w:p>
@@ -8428,14 +6425,7 @@
           <w:rFonts w:ascii="MS Mincho" w:eastAsia="MS Mincho" w:hAnsi="MS Mincho"/>
           <w:lang w:val="ja-JP" w:eastAsia="ja-JP"/>
         </w:rPr>
-        <w:t xml:space="preserve">7.0 </w:t>
-      </w:r>
-      <w:r>
-        <w:rPr>
-          <w:rFonts w:ascii="MS Mincho" w:eastAsia="MS Mincho" w:hAnsi="MS Mincho"/>
-          <w:lang w:val="ja-JP" w:eastAsia="ja-JP"/>
-        </w:rPr>
-        <w:t>考察</w:t>
+        <w:t>7.0 考察</w:t>
       </w:r>
       <w:bookmarkEnd w:id="8"/>
     </w:p>
@@ -8451,14 +6441,7 @@
           <w:rFonts w:ascii="MS Mincho" w:eastAsia="MS Mincho" w:hAnsi="MS Mincho"/>
           <w:lang w:val="ja-JP" w:eastAsia="ja-JP"/>
         </w:rPr>
-        <w:t xml:space="preserve">7.1 </w:t>
-      </w:r>
-      <w:r>
-        <w:rPr>
-          <w:rFonts w:ascii="MS Mincho" w:eastAsia="MS Mincho" w:hAnsi="MS Mincho"/>
-          <w:lang w:val="ja-JP" w:eastAsia="ja-JP"/>
-        </w:rPr>
-        <w:t>結果として確認できたこと</w:t>
+        <w:t>7.1 結果として確認できたこと</w:t>
       </w:r>
     </w:p>
     <w:p>
@@ -8492,63 +6475,7 @@
           <w:sz w:val="20"/>
           <w:lang w:val="ja-JP" w:eastAsia="ja-JP"/>
         </w:rPr>
-        <w:t>戦略三は、同一条件の</w:t>
-      </w:r>
-      <w:r>
-        <w:rPr>
-          <w:sz w:val="20"/>
-          <w:lang w:val="ja-JP" w:eastAsia="ja-JP"/>
-        </w:rPr>
-        <w:t>3M</w:t>
-      </w:r>
-      <w:r>
-        <w:rPr>
-          <w:sz w:val="20"/>
-          <w:lang w:val="ja-JP" w:eastAsia="ja-JP"/>
-        </w:rPr>
-        <w:t>社</w:t>
-      </w:r>
-      <w:r>
-        <w:rPr>
-          <w:sz w:val="20"/>
-          <w:lang w:val="ja-JP" w:eastAsia="ja-JP"/>
-        </w:rPr>
-        <w:t>2022</w:t>
-      </w:r>
-      <w:r>
-        <w:rPr>
-          <w:sz w:val="20"/>
-          <w:lang w:val="ja-JP" w:eastAsia="ja-JP"/>
-        </w:rPr>
-        <w:t>年で</w:t>
-      </w:r>
-      <w:r>
-        <w:rPr>
-          <w:sz w:val="20"/>
-          <w:lang w:val="ja-JP" w:eastAsia="ja-JP"/>
-        </w:rPr>
-        <w:t>27/27</w:t>
-      </w:r>
-      <w:r>
-        <w:rPr>
-          <w:sz w:val="20"/>
-          <w:lang w:val="ja-JP" w:eastAsia="ja-JP"/>
-        </w:rPr>
-        <w:t>を維持し、入力トークン数を</w:t>
-      </w:r>
-      <w:r>
-        <w:rPr>
-          <w:sz w:val="20"/>
-          <w:lang w:val="ja-JP" w:eastAsia="ja-JP"/>
-        </w:rPr>
-        <w:t>96.1%</w:t>
-      </w:r>
-      <w:r>
-        <w:rPr>
-          <w:sz w:val="20"/>
-          <w:lang w:val="ja-JP" w:eastAsia="ja-JP"/>
-        </w:rPr>
-        <w:t>削減した。</w:t>
+        <w:t>戦略三は、同一条件の3M社2022年で27/27を維持し、入力トークン数を96.1%削減した。</w:t>
       </w:r>
     </w:p>
     <w:p>
@@ -8565,91 +6492,7 @@
           <w:sz w:val="20"/>
           <w:lang w:val="ja-JP" w:eastAsia="ja-JP"/>
         </w:rPr>
-        <w:t>戦略三のマクロ平均正確性は、</w:t>
-      </w:r>
-      <w:r>
-        <w:rPr>
-          <w:sz w:val="20"/>
-          <w:lang w:val="ja-JP" w:eastAsia="ja-JP"/>
-        </w:rPr>
-        <w:t>GLM</w:t>
-      </w:r>
-      <w:r>
-        <w:rPr>
-          <w:sz w:val="20"/>
-          <w:lang w:val="ja-JP" w:eastAsia="ja-JP"/>
-        </w:rPr>
-        <w:t>思考モードで</w:t>
-      </w:r>
-      <w:r>
-        <w:rPr>
-          <w:sz w:val="20"/>
-          <w:lang w:val="ja-JP" w:eastAsia="ja-JP"/>
-        </w:rPr>
-        <w:t>99.71%</w:t>
-      </w:r>
-      <w:r>
-        <w:rPr>
-          <w:sz w:val="20"/>
-          <w:lang w:val="ja-JP" w:eastAsia="ja-JP"/>
-        </w:rPr>
-        <w:t>、</w:t>
-      </w:r>
-      <w:r>
-        <w:rPr>
-          <w:sz w:val="20"/>
-          <w:lang w:val="ja-JP" w:eastAsia="ja-JP"/>
-        </w:rPr>
-        <w:t>GLM</w:t>
-      </w:r>
-      <w:r>
-        <w:rPr>
-          <w:sz w:val="20"/>
-          <w:lang w:val="ja-JP" w:eastAsia="ja-JP"/>
-        </w:rPr>
-        <w:t>思考なしで</w:t>
-      </w:r>
-      <w:r>
-        <w:rPr>
-          <w:sz w:val="20"/>
-          <w:lang w:val="ja-JP" w:eastAsia="ja-JP"/>
-        </w:rPr>
-        <w:t>92.14%</w:t>
-      </w:r>
-      <w:r>
-        <w:rPr>
-          <w:sz w:val="20"/>
-          <w:lang w:val="ja-JP" w:eastAsia="ja-JP"/>
-        </w:rPr>
-        <w:t>、</w:t>
-      </w:r>
-      <w:r>
-        <w:rPr>
-          <w:sz w:val="20"/>
-          <w:lang w:val="ja-JP" w:eastAsia="ja-JP"/>
-        </w:rPr>
-        <w:t>Gemini</w:t>
-      </w:r>
-      <w:r>
-        <w:rPr>
-          <w:sz w:val="20"/>
-          <w:lang w:val="ja-JP" w:eastAsia="ja-JP"/>
-        </w:rPr>
-        <w:t>中程度で</w:t>
-      </w:r>
-      <w:r>
-        <w:rPr>
-          <w:sz w:val="20"/>
-          <w:lang w:val="ja-JP" w:eastAsia="ja-JP"/>
-        </w:rPr>
-        <w:t>97.98%</w:t>
-      </w:r>
-      <w:r>
-        <w:rPr>
-          <w:sz w:val="20"/>
-          <w:lang w:val="ja-JP" w:eastAsia="ja-JP"/>
-        </w:rPr>
-        <w:t>であった。</w:t>
+        <w:t>戦略三のマクロ平均正確性は、GLM思考モードで99.71%、GLM思考なしで92.14%、Gemini中程度で97.98%であった。</w:t>
       </w:r>
     </w:p>
     <w:p>
@@ -8681,14 +6524,7 @@
           <w:rFonts w:ascii="MS Mincho" w:eastAsia="MS Mincho" w:hAnsi="MS Mincho"/>
           <w:lang w:val="ja-JP" w:eastAsia="ja-JP"/>
         </w:rPr>
-        <w:t xml:space="preserve">7.2 </w:t>
-      </w:r>
-      <w:r>
-        <w:rPr>
-          <w:rFonts w:ascii="MS Mincho" w:eastAsia="MS Mincho" w:hAnsi="MS Mincho"/>
-          <w:lang w:val="ja-JP" w:eastAsia="ja-JP"/>
-        </w:rPr>
-        <w:t>結果の解釈</w:t>
+        <w:t>7.2 結果の解釈</w:t>
       </w:r>
     </w:p>
     <w:p>
@@ -8731,14 +6567,7 @@
           <w:rFonts w:ascii="MS Mincho" w:eastAsia="MS Mincho" w:hAnsi="MS Mincho"/>
           <w:lang w:val="ja-JP" w:eastAsia="ja-JP"/>
         </w:rPr>
-        <w:t xml:space="preserve">7.3 </w:t>
-      </w:r>
-      <w:r>
-        <w:rPr>
-          <w:rFonts w:ascii="MS Mincho" w:eastAsia="MS Mincho" w:hAnsi="MS Mincho"/>
-          <w:lang w:val="ja-JP" w:eastAsia="ja-JP"/>
-        </w:rPr>
-        <w:t>失敗と限界</w:t>
+        <w:t>7.3 失敗と限界</w:t>
       </w:r>
     </w:p>
     <w:p>
@@ -8755,21 +6584,7 @@
           <w:b/>
           <w:lang w:val="ja-JP" w:eastAsia="ja-JP"/>
         </w:rPr>
-        <w:t>表</w:t>
-      </w:r>
-      <w:r>
-        <w:rPr>
-          <w:b/>
-          <w:lang w:val="ja-JP" w:eastAsia="ja-JP"/>
-        </w:rPr>
-        <w:t>5</w:t>
-      </w:r>
-      <w:r>
-        <w:rPr>
-          <w:b/>
-          <w:lang w:val="ja-JP" w:eastAsia="ja-JP"/>
-        </w:rPr>
-        <w:t xml:space="preserve">　主な失敗</w:t>
+        <w:t>表5　主な失敗</w:t>
       </w:r>
     </w:p>
     <w:tbl>
@@ -9259,14 +7074,7 @@
                 <w:sz w:val="16"/>
                 <w:lang w:val="ja-JP" w:eastAsia="ja-JP"/>
               </w:rPr>
-              <w:t>0</w:t>
-            </w:r>
-            <w:r>
-              <w:rPr>
-                <w:sz w:val="16"/>
-                <w:lang w:val="ja-JP" w:eastAsia="ja-JP"/>
-              </w:rPr>
-              <w:t>と不明を混同する</w:t>
+              <w:t>0と不明を混同する</w:t>
             </w:r>
           </w:p>
         </w:tc>
@@ -9322,14 +7130,7 @@
                 <w:sz w:val="16"/>
                 <w:lang w:val="ja-JP" w:eastAsia="ja-JP"/>
               </w:rPr>
-              <w:t>算術で一意に決まる場合だけ</w:t>
-            </w:r>
-            <w:r>
-              <w:rPr>
-                <w:sz w:val="16"/>
-                <w:lang w:val="ja-JP" w:eastAsia="ja-JP"/>
-              </w:rPr>
-              <w:t>0</w:t>
+              <w:t>算術で一意に決まる場合だけ0</w:t>
             </w:r>
           </w:p>
         </w:tc>
@@ -9357,21 +7158,7 @@
                 <w:sz w:val="16"/>
                 <w:lang w:val="ja-JP" w:eastAsia="ja-JP"/>
               </w:rPr>
-              <w:t>根拠のない</w:t>
-            </w:r>
-            <w:r>
-              <w:rPr>
-                <w:sz w:val="16"/>
-                <w:lang w:val="ja-JP" w:eastAsia="ja-JP"/>
-              </w:rPr>
-              <w:t>0</w:t>
-            </w:r>
-            <w:r>
-              <w:rPr>
-                <w:sz w:val="16"/>
-                <w:lang w:val="ja-JP" w:eastAsia="ja-JP"/>
-              </w:rPr>
-              <w:t>を継続試験する</w:t>
+              <w:t>根拠のない0を継続試験する</w:t>
             </w:r>
           </w:p>
         </w:tc>
@@ -9517,14 +7304,7 @@
           <w:lang w:val="ja-JP" w:eastAsia="ja-JP"/>
         </w:rPr>
         <w:lastRenderedPageBreak/>
-        <w:t xml:space="preserve">7.4 </w:t>
-      </w:r>
-      <w:r>
-        <w:rPr>
-          <w:rFonts w:ascii="MS Mincho" w:eastAsia="MS Mincho" w:hAnsi="MS Mincho"/>
-          <w:lang w:val="ja-JP" w:eastAsia="ja-JP"/>
-        </w:rPr>
-        <w:t>コード監査で確認した状態</w:t>
+        <w:t>7.4 コード監査で確認した状態</w:t>
       </w:r>
     </w:p>
     <w:p>
@@ -9538,31 +7318,7 @@
         <w:rPr>
           <w:lang w:val="ja-JP" w:eastAsia="ja-JP"/>
         </w:rPr>
-        <w:t>自動試験は、バックエンド</w:t>
-      </w:r>
-      <w:r>
-        <w:rPr>
-          <w:lang w:val="ja-JP" w:eastAsia="ja-JP"/>
-        </w:rPr>
-        <w:t>103</w:t>
-      </w:r>
-      <w:r>
-        <w:rPr>
-          <w:lang w:val="ja-JP" w:eastAsia="ja-JP"/>
-        </w:rPr>
-        <w:t>件、画面側</w:t>
-      </w:r>
-      <w:r>
-        <w:rPr>
-          <w:lang w:val="ja-JP" w:eastAsia="ja-JP"/>
-        </w:rPr>
-        <w:t>28</w:t>
-      </w:r>
-      <w:r>
-        <w:rPr>
-          <w:lang w:val="ja-JP" w:eastAsia="ja-JP"/>
-        </w:rPr>
-        <w:t>件が成功した。画面側の本番向けビルドも成功した。製品コードは変更していない。</w:t>
+        <w:t>自動試験は、バックエンド103件、画面側28件が成功した。画面側の本番向けビルドも成功した。製品コードは変更していない。</w:t>
       </w:r>
     </w:p>
     <w:p>
@@ -9576,19 +7332,7 @@
         <w:rPr>
           <w:lang w:val="ja-JP" w:eastAsia="ja-JP"/>
         </w:rPr>
-        <w:t>重大な監査所見は、公開環境の読み取り専用設定が再構築用設定へ引き継がれず、更新操作が有効になる可能性である。認証のない公開デモ、単一サーバーとファイル保存への依存、再起動で消える一時状態も、製品化前に対応すべきである。詳細は付録</w:t>
-      </w:r>
-      <w:r>
-        <w:rPr>
-          <w:lang w:val="ja-JP" w:eastAsia="ja-JP"/>
-        </w:rPr>
-        <w:t>B</w:t>
-      </w:r>
-      <w:r>
-        <w:rPr>
-          <w:lang w:val="ja-JP" w:eastAsia="ja-JP"/>
-        </w:rPr>
-        <w:t>に示す。</w:t>
+        <w:t>重大な監査所見は、公開環境の読み取り専用設定が再構築用設定へ引き継がれず、更新操作が有効になる可能性である。認証のない公開デモ、単一サーバーとファイル保存への依存、再起動で消える一時状態も、製品化前に対応すべきである。詳細は付録Bに示す。</w:t>
       </w:r>
     </w:p>
     <w:p>
@@ -9608,14 +7352,7 @@
           <w:rFonts w:ascii="MS Mincho" w:eastAsia="MS Mincho" w:hAnsi="MS Mincho"/>
           <w:lang w:val="ja-JP" w:eastAsia="ja-JP"/>
         </w:rPr>
-        <w:t xml:space="preserve">8.0 </w:t>
-      </w:r>
-      <w:r>
-        <w:rPr>
-          <w:rFonts w:ascii="MS Mincho" w:eastAsia="MS Mincho" w:hAnsi="MS Mincho"/>
-          <w:lang w:val="ja-JP" w:eastAsia="ja-JP"/>
-        </w:rPr>
-        <w:t>結論・次の課題</w:t>
+        <w:t>8.0 結論・次の課題</w:t>
       </w:r>
       <w:bookmarkEnd w:id="9"/>
     </w:p>
@@ -9630,19 +7367,7 @@
         <w:rPr>
           <w:lang w:val="ja-JP" w:eastAsia="ja-JP"/>
         </w:rPr>
-        <w:t>本課題では、</w:t>
-      </w:r>
-      <w:r>
-        <w:rPr>
-          <w:lang w:val="ja-JP" w:eastAsia="ja-JP"/>
-        </w:rPr>
-        <w:t>PDF</w:t>
-      </w:r>
-      <w:r>
-        <w:rPr>
-          <w:lang w:val="ja-JP" w:eastAsia="ja-JP"/>
-        </w:rPr>
-        <w:t>から固定形式の出力を作る問題を、入力表現、指示と出力形式、検証と評価の三つへ分解した。三戦略を比較した結果、必要ページだけを選ぶ戦略三を採用した。</w:t>
+        <w:t>本課題では、PDFから固定形式の出力を作る問題を、入力表現、指示と出力形式、検証と評価の三つへ分解した。三戦略を比較した結果、必要ページだけを選ぶ戦略三を採用した。</w:t>
       </w:r>
     </w:p>
     <w:p>
@@ -9656,19 +7381,7 @@
         <w:rPr>
           <w:lang w:val="ja-JP" w:eastAsia="ja-JP"/>
         </w:rPr>
-        <w:t>採用理由は、正確性を監視しながら入力を大幅に減らし、根拠選択を再現できるためである。最終目的は、事業</w:t>
-      </w:r>
-      <w:r>
-        <w:rPr>
-          <w:lang w:val="ja-JP" w:eastAsia="ja-JP"/>
-        </w:rPr>
-        <w:t>PDF</w:t>
-      </w:r>
-      <w:r>
-        <w:rPr>
-          <w:lang w:val="ja-JP" w:eastAsia="ja-JP"/>
-        </w:rPr>
-        <w:t>から信頼できる構造化データを作り、同じ評価手順を継続的に使える状態にすることである。</w:t>
+        <w:t>採用理由は、正確性を監視しながら入力を大幅に減らし、根拠選択を再現できるためである。最終目的は、事業PDFから信頼できる構造化データを作り、同じ評価手順を継続的に使える状態にすることである。</w:t>
       </w:r>
     </w:p>
     <w:p>
@@ -9698,14 +7411,7 @@
           <w:sz w:val="20"/>
           <w:lang w:val="ja-JP" w:eastAsia="ja-JP"/>
         </w:rPr>
-        <w:t xml:space="preserve">1. </w:t>
-      </w:r>
-      <w:r>
-        <w:rPr>
-          <w:sz w:val="20"/>
-          <w:lang w:val="ja-JP" w:eastAsia="ja-JP"/>
-        </w:rPr>
-        <w:t>正解根拠ページを人手で記録し、ページ選択の再現率を測る。</w:t>
+        <w:t>1. 正解根拠ページを人手で記録し、ページ選択の再現率を測る。</w:t>
       </w:r>
     </w:p>
     <w:p>
@@ -9721,14 +7427,7 @@
           <w:sz w:val="20"/>
           <w:lang w:val="ja-JP" w:eastAsia="ja-JP"/>
         </w:rPr>
-        <w:t xml:space="preserve">2. </w:t>
-      </w:r>
-      <w:r>
-        <w:rPr>
-          <w:sz w:val="20"/>
-          <w:lang w:val="ja-JP" w:eastAsia="ja-JP"/>
-        </w:rPr>
-        <w:t>同一条件で複数回実行し、平均とばらつきを報告する。</w:t>
+        <w:t>2. 同一条件で複数回実行し、平均とばらつきを報告する。</w:t>
       </w:r>
     </w:p>
     <w:p>
@@ -9744,14 +7443,7 @@
           <w:sz w:val="20"/>
           <w:lang w:val="ja-JP" w:eastAsia="ja-JP"/>
         </w:rPr>
-        <w:t xml:space="preserve">3. </w:t>
-      </w:r>
-      <w:r>
-        <w:rPr>
-          <w:sz w:val="20"/>
-          <w:lang w:val="ja-JP" w:eastAsia="ja-JP"/>
-        </w:rPr>
-        <w:t>完全な正解表と一部だけ採点できる資料を分ける。</w:t>
+        <w:t>3. 完全な正解表と一部だけ採点できる資料を分ける。</w:t>
       </w:r>
     </w:p>
     <w:p>
@@ -9767,14 +7459,7 @@
           <w:sz w:val="20"/>
           <w:lang w:val="ja-JP" w:eastAsia="ja-JP"/>
         </w:rPr>
-        <w:t xml:space="preserve">4. </w:t>
-      </w:r>
-      <w:r>
-        <w:rPr>
-          <w:sz w:val="20"/>
-          <w:lang w:val="ja-JP" w:eastAsia="ja-JP"/>
-        </w:rPr>
-        <w:t>入力、文字認識、検証を分けて実費と時間を測る。</w:t>
+        <w:t>4. 入力、文字認識、検証を分けて実費と時間を測る。</w:t>
       </w:r>
     </w:p>
     <w:p>
@@ -9790,14 +7475,7 @@
           <w:sz w:val="20"/>
           <w:lang w:val="ja-JP" w:eastAsia="ja-JP"/>
         </w:rPr>
-        <w:t xml:space="preserve">5. </w:t>
-      </w:r>
-      <w:r>
-        <w:rPr>
-          <w:sz w:val="20"/>
-          <w:lang w:val="ja-JP" w:eastAsia="ja-JP"/>
-        </w:rPr>
-        <w:t>複数文書や任意質問が主用途になった時だけ、能動的検索を再評価する。</w:t>
+        <w:t>5. 複数文書や任意質問が主用途になった時だけ、能動的検索を再評価する。</w:t>
       </w:r>
     </w:p>
     <w:p>
@@ -9813,14 +7491,7 @@
           <w:sz w:val="20"/>
           <w:lang w:val="ja-JP" w:eastAsia="ja-JP"/>
         </w:rPr>
-        <w:t xml:space="preserve">6. </w:t>
-      </w:r>
-      <w:r>
-        <w:rPr>
-          <w:sz w:val="20"/>
-          <w:lang w:val="ja-JP" w:eastAsia="ja-JP"/>
-        </w:rPr>
-        <w:t>認証、利用者別の上限、永続的な処理状態、バックアップを導入する。</w:t>
+        <w:t>6. 認証、利用者別の上限、永続的な処理状態、バックアップを導入する。</w:t>
       </w:r>
     </w:p>
     <w:p>
@@ -9855,21 +7526,7 @@
           <w:sz w:val="20"/>
           <w:lang w:val="ja-JP" w:eastAsia="ja-JP"/>
         </w:rPr>
-        <w:t>課題原文「バクラク事業部</w:t>
-      </w:r>
-      <w:r>
-        <w:rPr>
-          <w:sz w:val="20"/>
-          <w:lang w:val="ja-JP" w:eastAsia="ja-JP"/>
-        </w:rPr>
-        <w:t>LLM</w:t>
-      </w:r>
-      <w:r>
-        <w:rPr>
-          <w:sz w:val="20"/>
-          <w:lang w:val="ja-JP" w:eastAsia="ja-JP"/>
-        </w:rPr>
-        <w:t>お題」</w:t>
+        <w:t>課題原文「バクラク事業部LLMお題」</w:t>
       </w:r>
     </w:p>
     <w:p>
@@ -10086,23 +7743,7 @@
                 <w:sz w:val="17"/>
                 <w:lang w:val="ja-JP" w:eastAsia="ja-JP"/>
               </w:rPr>
-              <w:t>出力値（</w:t>
-            </w:r>
-            <w:r>
-              <w:rPr>
-                <w:b/>
-                <w:sz w:val="17"/>
-                <w:lang w:val="ja-JP" w:eastAsia="ja-JP"/>
-              </w:rPr>
-              <w:t>M USD</w:t>
-            </w:r>
-            <w:r>
-              <w:rPr>
-                <w:b/>
-                <w:sz w:val="17"/>
-                <w:lang w:val="ja-JP" w:eastAsia="ja-JP"/>
-              </w:rPr>
-              <w:t>）</w:t>
+              <w:t>出力値（M USD）</w:t>
             </w:r>
           </w:p>
         </w:tc>
@@ -10136,23 +7777,7 @@
                 <w:sz w:val="17"/>
                 <w:lang w:eastAsia="ja-JP"/>
               </w:rPr>
-              <w:t>（</w:t>
-            </w:r>
-            <w:r>
-              <w:rPr>
-                <w:b/>
-                <w:sz w:val="17"/>
-                <w:lang w:eastAsia="ja-JP"/>
-              </w:rPr>
-              <w:t>M USD</w:t>
-            </w:r>
-            <w:r>
-              <w:rPr>
-                <w:b/>
-                <w:sz w:val="17"/>
-                <w:lang w:eastAsia="ja-JP"/>
-              </w:rPr>
-              <w:t>）</w:t>
+              <w:t>（M USD）</w:t>
             </w:r>
           </w:p>
         </w:tc>
@@ -13011,21 +10636,7 @@
           <w:lang w:val="ja-JP" w:eastAsia="ja-JP"/>
         </w:rPr>
         <w:lastRenderedPageBreak/>
-        <w:t>付録</w:t>
-      </w:r>
-      <w:r>
-        <w:rPr>
-          <w:rFonts w:ascii="MS Mincho" w:eastAsia="MS Mincho" w:hAnsi="MS Mincho"/>
-          <w:lang w:val="ja-JP" w:eastAsia="ja-JP"/>
-        </w:rPr>
-        <w:t>B</w:t>
-      </w:r>
-      <w:r>
-        <w:rPr>
-          <w:rFonts w:ascii="MS Mincho" w:eastAsia="MS Mincho" w:hAnsi="MS Mincho"/>
-          <w:lang w:val="ja-JP" w:eastAsia="ja-JP"/>
-        </w:rPr>
-        <w:t xml:space="preserve">　コード監査一覧</w:t>
+        <w:t>付録B　コード監査一覧</w:t>
       </w:r>
     </w:p>
     <w:p>
@@ -13039,21 +10650,7 @@
           <w:b/>
           <w:lang w:val="ja-JP" w:eastAsia="ja-JP"/>
         </w:rPr>
-        <w:t>表</w:t>
-      </w:r>
-      <w:r>
-        <w:rPr>
-          <w:b/>
-          <w:lang w:val="ja-JP" w:eastAsia="ja-JP"/>
-        </w:rPr>
-        <w:t>B1</w:t>
-      </w:r>
-      <w:r>
-        <w:rPr>
-          <w:b/>
-          <w:lang w:val="ja-JP" w:eastAsia="ja-JP"/>
-        </w:rPr>
-        <w:t xml:space="preserve">　優先度</w:t>
+        <w:t>表B1　優先度</w:t>
       </w:r>
     </w:p>
     <w:tbl>
@@ -13966,21 +11563,7 @@
           <w:rFonts w:ascii="MS Mincho" w:eastAsia="MS Mincho" w:hAnsi="MS Mincho"/>
           <w:lang w:val="ja-JP" w:eastAsia="ja-JP"/>
         </w:rPr>
-        <w:t>付録</w:t>
-      </w:r>
-      <w:r>
-        <w:rPr>
-          <w:rFonts w:ascii="MS Mincho" w:eastAsia="MS Mincho" w:hAnsi="MS Mincho"/>
-          <w:lang w:val="ja-JP" w:eastAsia="ja-JP"/>
-        </w:rPr>
-        <w:t>C</w:t>
-      </w:r>
-      <w:r>
-        <w:rPr>
-          <w:rFonts w:ascii="MS Mincho" w:eastAsia="MS Mincho" w:hAnsi="MS Mincho"/>
-          <w:lang w:val="ja-JP" w:eastAsia="ja-JP"/>
-        </w:rPr>
-        <w:t xml:space="preserve">　実装上の役割</w:t>
+        <w:t>付録C　実装上の役割</w:t>
       </w:r>
     </w:p>
     <w:p>
@@ -13997,21 +11580,7 @@
           <w:b/>
           <w:lang w:val="ja-JP" w:eastAsia="ja-JP"/>
         </w:rPr>
-        <w:t>表</w:t>
-      </w:r>
-      <w:r>
-        <w:rPr>
-          <w:b/>
-          <w:lang w:val="ja-JP" w:eastAsia="ja-JP"/>
-        </w:rPr>
-        <w:t>C1</w:t>
-      </w:r>
-      <w:r>
-        <w:rPr>
-          <w:b/>
-          <w:lang w:val="ja-JP" w:eastAsia="ja-JP"/>
-        </w:rPr>
-        <w:t xml:space="preserve">　処理</w:t>
+        <w:t>表C1　処理</w:t>
       </w:r>
     </w:p>
     <w:tbl>
@@ -14252,21 +11821,7 @@
                 <w:sz w:val="16"/>
                 <w:lang w:val="ja-JP" w:eastAsia="ja-JP"/>
               </w:rPr>
-              <w:t>年度、通貨、</w:t>
-            </w:r>
-            <w:r>
-              <w:rPr>
-                <w:sz w:val="16"/>
-                <w:lang w:val="ja-JP" w:eastAsia="ja-JP"/>
-              </w:rPr>
-              <w:t>27</w:t>
-            </w:r>
-            <w:r>
-              <w:rPr>
-                <w:sz w:val="16"/>
-                <w:lang w:val="ja-JP" w:eastAsia="ja-JP"/>
-              </w:rPr>
-              <w:t>項目、根拠の返し方を固定する</w:t>
+              <w:t>年度、通貨、27項目、根拠の返し方を固定する</w:t>
             </w:r>
           </w:p>
         </w:tc>
@@ -14466,31 +12021,7 @@
         <w:rPr>
           <w:lang w:val="ja-JP" w:eastAsia="ja-JP"/>
         </w:rPr>
-        <w:t>実際の指示文では、原資料だけを根拠とすること、最新の完了年度を選ぶこと、原資料の通貨を保つこと、百万単位へ換算すること、</w:t>
-      </w:r>
-      <w:r>
-        <w:rPr>
-          <w:lang w:val="ja-JP" w:eastAsia="ja-JP"/>
-        </w:rPr>
-        <w:t>27</w:t>
-      </w:r>
-      <w:r>
-        <w:rPr>
-          <w:lang w:val="ja-JP" w:eastAsia="ja-JP"/>
-        </w:rPr>
-        <w:t>項目を追加・削除・改名・並べ替えしないこと、根拠不足と</w:t>
-      </w:r>
-      <w:r>
-        <w:rPr>
-          <w:lang w:val="ja-JP" w:eastAsia="ja-JP"/>
-        </w:rPr>
-        <w:t>0</w:t>
-      </w:r>
-      <w:r>
-        <w:rPr>
-          <w:lang w:val="ja-JP" w:eastAsia="ja-JP"/>
-        </w:rPr>
-        <w:t>を区別することを明示した。</w:t>
+        <w:t>実際の指示文では、原資料だけを根拠とすること、最新の完了年度を選ぶこと、原資料の通貨を保つこと、百万単位へ換算すること、27項目を追加・削除・改名・並べ替えしないこと、根拠不足と0を区別することを明示した。</w:t>
       </w:r>
     </w:p>
     <w:sectPr>

--- a/docs/バクラク事業部技術_実験報告書_完成版.docx
+++ b/docs/バクラク事業部技術_実験報告書_完成版.docx
@@ -1329,9 +1329,10 @@
       </w:pPr>
       <w:r>
         <w:rPr>
-          <w:lang w:val="ja-JP"/>
-        </w:rPr>
-        <w:t>更新済み全コーパスのGLM-5.3思考モードでは、必要ページだけを選ぶ戦略三が102/102資料を完了し、マクロ平均正確性99.23%、マイクロ正確性99.14%であった。三戦略すべてが完了した同一75資料では、戦略三の全呼出し入力トークン数は戦略一比90.1%少なかった。</w:t>
+          <w:rFonts w:ascii="MS Mincho" w:hAnsi="MS Mincho" w:eastAsia="MS Mincho"/>
+          <w:color w:val="000000"/>
+        </w:rPr>
+        <w:t>更新済み全コーパスのGLM-5.3思考モードでは、必要ページだけを選ぶ戦略三が102/102資料を完了し、マクロ平均正確性99.23%、マイクロ正確性99.14%であった。Geminiで三戦略すべてが完了した同一75資料では、戦略三の全呼出し入力トークン数は戦略一比89.1%少なかった。</w:t>
       </w:r>
     </w:p>
     <w:p>
@@ -1511,7 +1512,7 @@
           <wp:inline distT="0" distB="0" distL="0" distR="0" wp14:anchorId="308F57A8" wp14:editId="0622A2C6">
             <wp:extent cx="5897880" cy="3317558"/>
             <wp:effectExtent l="0" t="0" r="0" b="0"/>
-            <wp:docPr id="1" name="Picture 1" descr="課題を、入力表現、指示と出力形式、検証と評価の三つへ分解する。"/>
+            <wp:docPr id="1" name="Picture 1" descr="課題を入力表現、指示と出力形式、検証と評価の三つに分解する。" title="課題を入力表現、指示と出力形式、検証と評価の三つに分解する。"/>
             <wp:cNvGraphicFramePr>
               <a:graphicFrameLocks xmlns:a="http://schemas.openxmlformats.org/drawingml/2006/main" noChangeAspect="1"/>
             </wp:cNvGraphicFramePr>
@@ -1836,7 +1837,7 @@
           <wp:inline distT="0" distB="0" distL="0" distR="0" wp14:anchorId="79CB3821" wp14:editId="04353EA8">
             <wp:extent cx="5897880" cy="3317558"/>
             <wp:effectExtent l="0" t="0" r="0" b="0"/>
-            <wp:docPr id="2" name="Picture 2" descr="全文入力、文字認識、Active RAGを検討し、決定論的な完全ページ選択を採用した。"/>
+            <wp:docPr id="2" name="Picture 2" descr="全文入力、文字認識、アクティブRAGを検討し、決定論的な完全ページ選択を採用した。" title="全文入力、文字認識、アクティブRAGを検討し、決定論的な完全ページ選択を採用した。"/>
             <wp:cNvGraphicFramePr>
               <a:graphicFrameLocks xmlns:a="http://schemas.openxmlformats.org/drawingml/2006/main" noChangeAspect="1"/>
             </wp:cNvGraphicFramePr>
@@ -1887,11 +1888,13 @@
       </w:r>
       <w:r>
         <w:rPr>
+          <w:rFonts w:ascii="MS Mincho" w:hAnsi="MS Mincho" w:eastAsia="MS Mincho"/>
+          <w:color w:val="000000"/>
           <w:sz w:val="17"/>
           <w:lang w:val="ja-JP" w:eastAsia="ja-JP"/>
         </w:rPr>
         <w:br/>
-        <w:t>全文入力、文字認識、Active RAGを検討し、決定論的な完全ページ選択を採用した。</w:t>
+        <w:t>全文入力、文字認識、アクティブRAGを検討し、決定論的な完全ページ選択を採用した。</w:t>
       </w:r>
     </w:p>
     <w:p>
@@ -1903,9 +1906,10 @@
       </w:pPr>
       <w:r>
         <w:rPr>
-          <w:lang w:val="ja-JP" w:eastAsia="ja-JP"/>
-        </w:rPr>
-        <w:t>全文入力が大きくなる問題に対しては、必要箇所を反復検索するActive RAGも検討した。しかし、本課題は原則一つのPDFを対象とし、質問と出力項目も固定されている。表を細かく分割すると、年度列、単位、行見出しの関係を失いやすい。そのため、検索範囲を絞る考え方だけを残し、完全なページを規則的に選ぶ方法を最終候補とした。</w:t>
+          <w:rFonts w:ascii="MS Mincho" w:hAnsi="MS Mincho" w:eastAsia="MS Mincho"/>
+          <w:color w:val="000000"/>
+        </w:rPr>
+        <w:t>全文入力が大きくなる問題に対しては、必要箇所を反復検索するアクティブRAG（Active RAG）も検討した。しかし、本課題は原則一つのPDFを対象とし、質問と出力項目も固定されている。表を細かく分割すると、年度列、単位、行見出しの関係を失いやすい。そのため、検索範囲を絞る考え方だけを残し、完全なページを規則的に選ぶ方法を最終候補とした。</w:t>
       </w:r>
     </w:p>
     <w:p>
@@ -3427,10 +3431,12 @@
             </w:pPr>
             <w:r>
               <w:rPr>
-                <w:sz w:val="16"/>
-                <w:lang w:val="ja-JP" w:eastAsia="ja-JP"/>
-              </w:rPr>
-              <w:t>Active RAGが必要</w:t>
+                <w:rFonts w:ascii="MS Mincho" w:hAnsi="MS Mincho" w:eastAsia="MS Mincho"/>
+                <w:color w:val="000000"/>
+                <w:sz w:val="16"/>
+                <w:lang w:val="ja-JP" w:eastAsia="ja-JP"/>
+              </w:rPr>
+              <w:t>アクティブRAGが必要</w:t>
             </w:r>
           </w:p>
         </w:tc>
@@ -3735,7 +3741,7 @@
           <wp:inline distT="0" distB="0" distL="0" distR="0" wp14:anchorId="09B15F78" wp14:editId="74A8270D">
             <wp:extent cx="6126480" cy="3446145"/>
             <wp:effectExtent l="0" t="0" r="0" b="0"/>
-            <wp:docPr id="3" name="Picture 3" descr="PDF解析基盤で文字層を確認し、必要ページだけを文字認識してから、根拠ページを意味写像と検証へ渡す。"/>
+            <wp:docPr id="3" name="Picture 3" descr="PDF解析、直接文字または選択OCR、根拠ページ、LLM抽出、検証、構造化出力、一回限定再試行を示す。" title="PDF解析、直接文字または選択OCR、根拠ページ、LLM抽出、検証、構造化出力、一回限定再試行を示す。"/>
             <wp:cNvGraphicFramePr>
               <a:graphicFrameLocks xmlns:a="http://schemas.openxmlformats.org/drawingml/2006/main" noChangeAspect="1"/>
             </wp:cNvGraphicFramePr>
@@ -3840,9 +3846,10 @@
       <w:r>
         <w:rPr>
           <w:rFonts w:ascii="MS Mincho" w:eastAsia="MS Mincho" w:hAnsi="MS Mincho"/>
+          <w:color w:val="000000"/>
           <w:lang w:val="ja-JP" w:eastAsia="ja-JP"/>
         </w:rPr>
-        <w:t>5.3 Active RAGを採用しなかった理由</w:t>
+        <w:t>5.3 アクティブRAGを採用しなかった理由</w:t>
       </w:r>
     </w:p>
     <w:p>
@@ -3854,9 +3861,11 @@
       </w:pPr>
       <w:r>
         <w:rPr>
+          <w:rFonts w:ascii="MS Mincho" w:hAnsi="MS Mincho" w:eastAsia="MS Mincho"/>
+          <w:color w:val="000000"/>
           <w:lang w:val="ja-JP" w:eastAsia="ja-JP"/>
         </w:rPr>
-        <w:t>Active RAGは、モデルが不足する根拠を判断し、検索と推論を反復する構成である。複数文書や任意質問を扱う場合に有効である。一方、本課題は1つの資料と固定27項目が中心である。索引、埋込み、検索用の追加推論、停止条件を導入すると、構成と評価が複雑になる。</w:t>
+        <w:t>アクティブRAGは、モデルが不足する根拠を判断し、検索と推論を反復する構成である。複数文書や任意質問を扱う場合に有効である。一方、本課題は1つの資料と固定27項目が中心である。索引、埋込み、検索用の追加推論、停止条件を導入すると、構成と評価が複雑になる。</w:t>
       </w:r>
     </w:p>
     <w:p>
@@ -3867,10 +3876,12 @@
       </w:pPr>
       <w:r>
         <w:rPr>
+          <w:rFonts w:ascii="MS Mincho" w:hAnsi="MS Mincho" w:eastAsia="MS Mincho"/>
           <w:b/>
+          <w:color w:val="000000"/>
           <w:lang w:val="ja-JP" w:eastAsia="ja-JP"/>
         </w:rPr>
-        <w:t>表2b　Active RAGと決定論的完全ページ選択</w:t>
+        <w:t>表2b　アクティブRAGと決定論的完全ページ選択</w:t>
       </w:r>
     </w:p>
     <w:tbl>
@@ -3910,11 +3921,13 @@
             </w:pPr>
             <w:r>
               <w:rPr>
+                <w:rFonts w:ascii="MS Mincho" w:hAnsi="MS Mincho" w:eastAsia="MS Mincho"/>
                 <w:b/>
+                <w:color w:val="000000"/>
                 <w:sz w:val="17"/>
                 <w:lang w:val="ja-JP" w:eastAsia="ja-JP"/>
               </w:rPr>
-              <w:t>Active RAGと決定論的完全ページ選択</w:t>
+              <w:t>アクティブRAGと決定論的完全ページ選択</w:t>
             </w:r>
           </w:p>
         </w:tc>
@@ -3936,11 +3949,13 @@
             </w:pPr>
             <w:r>
               <w:rPr>
+                <w:rFonts w:ascii="MS Mincho" w:hAnsi="MS Mincho" w:eastAsia="MS Mincho"/>
                 <w:b/>
+                <w:color w:val="000000"/>
                 <w:sz w:val="17"/>
                 <w:lang w:val="ja-JP" w:eastAsia="ja-JP"/>
               </w:rPr>
-              <w:t>Active RAG</w:t>
+              <w:t>アクティブRAG</w:t>
             </w:r>
           </w:p>
         </w:tc>
@@ -4483,9 +4498,11 @@
       </w:pPr>
       <w:r>
         <w:rPr>
+          <w:rFonts w:ascii="MS Mincho" w:hAnsi="MS Mincho" w:eastAsia="MS Mincho"/>
+          <w:color w:val="000000"/>
           <w:lang w:val="ja-JP" w:eastAsia="ja-JP"/>
         </w:rPr>
-        <w:t>保存済み実験では、完全ページを規則的に選ぶ方法でも、入力を大幅に減らしながら正確性を維持できた。したがって、検索の目的だけを残し、より単純なページ選択を採用した。これはActive RAGを否定する判断ではない。対象が複数文書や任意質問へ広がった時に再評価する。</w:t>
+        <w:t>保存済み実験では、完全ページを規則的に選ぶ方法でも、入力を大幅に減らしながら正確性を維持できた。したがって、検索の目的だけを残し、より単純なページ選択を採用した。これはアクティブRAGを否定する判断ではない。対象が複数文書や任意質問へ広がった時に再評価する。</w:t>
       </w:r>
     </w:p>
     <w:p>
@@ -4606,9 +4623,10 @@
       </w:pPr>
       <w:r>
         <w:rPr>
-          <w:lang w:val="ja-JP" w:eastAsia="ja-JP"/>
-        </w:rPr>
-        <w:t>全コーパス表の「平均初回入力トークン数」は、ベンチマークJSONが保持する初回抽出呼出しだけの値である。契約修復と根拠再試行は含まない。P50処理時間は、完了実行の処理時間の中央値である。一方、同一75資料の三戦略比較では、対応する`prediction.json`を照合し、初回抽出、契約修復、根拠再試行の報告入力トークンを合算した「平均全呼出し入力トークン数」を用いた。この75資料では、実行された17件の根拠再試行を含め、使用量記録の欠落はなかった。</w:t>
+          <w:rFonts w:ascii="MS Mincho" w:hAnsi="MS Mincho" w:eastAsia="MS Mincho"/>
+          <w:color w:val="000000"/>
+        </w:rPr>
+        <w:t>全コーパス表の「平均初回入力トークン数」は、ベンチマークJSONが保持する初回抽出呼出しだけの値である。契約修復と根拠再試行は含まない。P50処理時間は、完了実行の処理時間の中央値である。一方、同一75資料の三戦略比較では、対応するprediction.jsonを照合し、初回抽出、契約修復、根拠再試行の報告入力トークンを合算した「平均全呼出し入力トークン数」を用いた。この75資料では、実行された18件の根拠再試行を含め、使用量記録の欠落はなかった。</w:t>
       </w:r>
     </w:p>
     <w:p>
@@ -6781,9 +6799,10 @@
       </w:pPr>
       <w:r>
         <w:rPr>
-          <w:lang w:val="ja-JP" w:eastAsia="ja-JP"/>
-        </w:rPr>
-        <w:t>入力戦略だけを公平に比べるため、GLM-5.3思考モードで三戦略すべてが完了した同一75資料を抽出した。ここではモデル、推論設定、資料をそろえている。</w:t>
+          <w:rFonts w:ascii="MS Mincho" w:hAnsi="MS Mincho" w:eastAsia="MS Mincho"/>
+          <w:color w:val="000000"/>
+        </w:rPr>
+        <w:t>入力戦略だけを公平に比べるため、Gemini 3.7 Flash・中程度で三戦略すべてが完了した同一75資料を抽出した。ここではモデル、推論設定、資料をそろえている。</w:t>
       </w:r>
     </w:p>
     <w:p>
@@ -6805,14 +6824,15 @@
         <w:tblStyle w:val="TableGrid"/>
         <w:tblW w:w="0" w:type="auto"/>
         <w:jc w:val="center"/>
+        <w:tblLayout w:type="fixed"/>
         <w:tblLook w:val="04A0" w:firstRow="1" w:lastRow="0" w:firstColumn="1" w:lastColumn="0" w:noHBand="0" w:noVBand="1"/>
       </w:tblPr>
       <w:tblGrid>
-        <w:gridCol w:w="1946"/>
-        <w:gridCol w:w="1948"/>
-        <w:gridCol w:w="1949"/>
-        <w:gridCol w:w="1948"/>
-        <w:gridCol w:w="1948"/>
+        <w:gridCol w:w="1296"/>
+        <w:gridCol w:w="1656"/>
+        <w:gridCol w:w="2880"/>
+        <w:gridCol w:w="1656"/>
+        <w:gridCol w:w="1872"/>
       </w:tblGrid>
       <w:tr>
         <w:trPr>
@@ -6822,7 +6842,7 @@
         </w:trPr>
         <w:tc>
           <w:tcPr>
-            <w:tcW w:w="1950" w:type="dxa"/>
+            <w:tcW w:w="1296" w:type="dxa"/>
             <w:shd w:val="clear" w:color="auto" w:fill="E6E6E6"/>
             <w:tcMar>
               <w:top w:w="60" w:type="dxa"/>
@@ -6848,7 +6868,7 @@
         </w:tc>
         <w:tc>
           <w:tcPr>
-            <w:tcW w:w="1950" w:type="dxa"/>
+            <w:tcW w:w="1656" w:type="dxa"/>
             <w:shd w:val="clear" w:color="auto" w:fill="E6E6E6"/>
             <w:tcMar>
               <w:top w:w="60" w:type="dxa"/>
@@ -6874,7 +6894,7 @@
         </w:tc>
         <w:tc>
           <w:tcPr>
-            <w:tcW w:w="1950" w:type="dxa"/>
+            <w:tcW w:w="2880" w:type="dxa"/>
             <w:shd w:val="clear" w:color="auto" w:fill="E6E6E6"/>
             <w:tcMar>
               <w:top w:w="60" w:type="dxa"/>
@@ -6900,7 +6920,7 @@
         </w:tc>
         <w:tc>
           <w:tcPr>
-            <w:tcW w:w="1950" w:type="dxa"/>
+            <w:tcW w:w="1656" w:type="dxa"/>
             <w:shd w:val="clear" w:color="auto" w:fill="E6E6E6"/>
             <w:tcMar>
               <w:top w:w="60" w:type="dxa"/>
@@ -6926,7 +6946,7 @@
         </w:tc>
         <w:tc>
           <w:tcPr>
-            <w:tcW w:w="1950" w:type="dxa"/>
+            <w:tcW w:w="1872" w:type="dxa"/>
             <w:shd w:val="clear" w:color="auto" w:fill="E6E6E6"/>
             <w:tcMar>
               <w:top w:w="60" w:type="dxa"/>
@@ -6958,26 +6978,31 @@
         <w:trPr>
           <w:cantSplit/>
           <w:jc w:val="center"/>
+          <w:cantSplit/>
         </w:trPr>
         <w:tc>
           <w:tcPr>
-            <w:tcW w:w="1950" w:type="dxa"/>
-            <w:tcMar>
-              <w:top w:w="60" w:type="dxa"/>
-              <w:left w:w="100" w:type="dxa"/>
-              <w:bottom w:w="60" w:type="dxa"/>
-              <w:right w:w="100" w:type="dxa"/>
-            </w:tcMar>
-            <w:vAlign w:val="center"/>
-          </w:tcPr>
-          <w:p>
-            <w:pPr>
-              <w:spacing w:after="0"/>
-            </w:pPr>
-            <w:r>
-              <w:rPr>
-                <w:sz w:val="16"/>
-                <w:lang w:val="ja-JP" w:eastAsia="ja-JP"/>
+            <w:tcW w:w="1296" w:type="dxa"/>
+            <w:tcMar>
+              <w:top w:w="60" w:type="dxa"/>
+              <w:left w:w="100" w:type="dxa"/>
+              <w:bottom w:w="60" w:type="dxa"/>
+              <w:right w:w="100" w:type="dxa"/>
+            </w:tcMar>
+            <w:vAlign w:val="center"/>
+          </w:tcPr>
+          <w:p>
+            <w:pPr>
+              <w:spacing w:before="0" w:after="0"/>
+              <w:jc w:val="center"/>
+            </w:pPr>
+            <w:r/>
+            <w:r>
+              <w:rPr>
+                <w:rFonts w:ascii="MS Mincho" w:hAnsi="MS Mincho" w:eastAsia="MS Mincho"/>
+                <w:b w:val="0"/>
+                <w:color w:val="000000"/>
+                <w:sz w:val="18"/>
               </w:rPr>
               <w:t>戦略一</w:t>
             </w:r>
@@ -6985,97 +7010,113 @@
         </w:tc>
         <w:tc>
           <w:tcPr>
-            <w:tcW w:w="1950" w:type="dxa"/>
-            <w:tcMar>
-              <w:top w:w="60" w:type="dxa"/>
-              <w:left w:w="100" w:type="dxa"/>
-              <w:bottom w:w="60" w:type="dxa"/>
-              <w:right w:w="100" w:type="dxa"/>
-            </w:tcMar>
-            <w:vAlign w:val="center"/>
-          </w:tcPr>
-          <w:p>
-            <w:pPr>
-              <w:spacing w:after="0"/>
-            </w:pPr>
-            <w:r>
-              <w:rPr>
-                <w:sz w:val="16"/>
-                <w:lang w:val="ja-JP" w:eastAsia="ja-JP"/>
-              </w:rPr>
-              <w:t>98.52%</w:t>
-            </w:r>
-          </w:p>
-        </w:tc>
-        <w:tc>
-          <w:tcPr>
-            <w:tcW w:w="1950" w:type="dxa"/>
-            <w:tcMar>
-              <w:top w:w="60" w:type="dxa"/>
-              <w:left w:w="100" w:type="dxa"/>
-              <w:bottom w:w="60" w:type="dxa"/>
-              <w:right w:w="100" w:type="dxa"/>
-            </w:tcMar>
-            <w:vAlign w:val="center"/>
-          </w:tcPr>
-          <w:p>
-            <w:pPr>
-              <w:spacing w:after="0"/>
-            </w:pPr>
-            <w:r>
-              <w:rPr>
-                <w:sz w:val="16"/>
-                <w:lang w:val="ja-JP" w:eastAsia="ja-JP"/>
-              </w:rPr>
-              <w:t>98.65%（1,459/1,479）</w:t>
-            </w:r>
-          </w:p>
-        </w:tc>
-        <w:tc>
-          <w:tcPr>
-            <w:tcW w:w="1950" w:type="dxa"/>
-            <w:tcMar>
-              <w:top w:w="60" w:type="dxa"/>
-              <w:left w:w="100" w:type="dxa"/>
-              <w:bottom w:w="60" w:type="dxa"/>
-              <w:right w:w="100" w:type="dxa"/>
-            </w:tcMar>
-            <w:vAlign w:val="center"/>
-          </w:tcPr>
-          <w:p>
-            <w:pPr>
-              <w:spacing w:after="0"/>
-            </w:pPr>
-            <w:r>
-              <w:rPr>
-                <w:sz w:val="16"/>
-                <w:lang w:val="ja-JP" w:eastAsia="ja-JP"/>
-              </w:rPr>
-              <w:t>213.22秒</w:t>
-            </w:r>
-          </w:p>
-        </w:tc>
-        <w:tc>
-          <w:tcPr>
-            <w:tcW w:w="1950" w:type="dxa"/>
-            <w:tcMar>
-              <w:top w:w="60" w:type="dxa"/>
-              <w:left w:w="100" w:type="dxa"/>
-              <w:bottom w:w="60" w:type="dxa"/>
-              <w:right w:w="100" w:type="dxa"/>
-            </w:tcMar>
-            <w:vAlign w:val="center"/>
-          </w:tcPr>
-          <w:p>
-            <w:pPr>
-              <w:spacing w:after="0"/>
-            </w:pPr>
-            <w:r>
-              <w:rPr>
-                <w:sz w:val="16"/>
-                <w:lang w:val="ja-JP" w:eastAsia="ja-JP"/>
-              </w:rPr>
-              <w:t>97,306</w:t>
+            <w:tcW w:w="1656" w:type="dxa"/>
+            <w:tcMar>
+              <w:top w:w="60" w:type="dxa"/>
+              <w:left w:w="100" w:type="dxa"/>
+              <w:bottom w:w="60" w:type="dxa"/>
+              <w:right w:w="100" w:type="dxa"/>
+            </w:tcMar>
+            <w:vAlign w:val="center"/>
+          </w:tcPr>
+          <w:p>
+            <w:pPr>
+              <w:spacing w:before="0" w:after="0"/>
+              <w:jc w:val="center"/>
+            </w:pPr>
+            <w:r/>
+            <w:r>
+              <w:rPr>
+                <w:rFonts w:ascii="MS Mincho" w:hAnsi="MS Mincho" w:eastAsia="MS Mincho"/>
+                <w:b w:val="0"/>
+                <w:color w:val="000000"/>
+                <w:sz w:val="18"/>
+              </w:rPr>
+              <w:t>96.59%</w:t>
+            </w:r>
+          </w:p>
+        </w:tc>
+        <w:tc>
+          <w:tcPr>
+            <w:tcW w:w="2880" w:type="dxa"/>
+            <w:tcMar>
+              <w:top w:w="60" w:type="dxa"/>
+              <w:left w:w="100" w:type="dxa"/>
+              <w:bottom w:w="60" w:type="dxa"/>
+              <w:right w:w="100" w:type="dxa"/>
+            </w:tcMar>
+            <w:vAlign w:val="center"/>
+          </w:tcPr>
+          <w:p>
+            <w:pPr>
+              <w:spacing w:before="0" w:after="0"/>
+              <w:jc w:val="center"/>
+            </w:pPr>
+            <w:r/>
+            <w:r>
+              <w:rPr>
+                <w:rFonts w:ascii="MS Mincho" w:hAnsi="MS Mincho" w:eastAsia="MS Mincho"/>
+                <w:b w:val="0"/>
+                <w:color w:val="000000"/>
+                <w:sz w:val="16"/>
+              </w:rPr>
+              <w:t>96.62%（1,429/1,479）</w:t>
+            </w:r>
+          </w:p>
+        </w:tc>
+        <w:tc>
+          <w:tcPr>
+            <w:tcW w:w="1656" w:type="dxa"/>
+            <w:tcMar>
+              <w:top w:w="60" w:type="dxa"/>
+              <w:left w:w="100" w:type="dxa"/>
+              <w:bottom w:w="60" w:type="dxa"/>
+              <w:right w:w="100" w:type="dxa"/>
+            </w:tcMar>
+            <w:vAlign w:val="center"/>
+          </w:tcPr>
+          <w:p>
+            <w:pPr>
+              <w:spacing w:before="0" w:after="0"/>
+              <w:jc w:val="center"/>
+            </w:pPr>
+            <w:r/>
+            <w:r>
+              <w:rPr>
+                <w:rFonts w:ascii="MS Mincho" w:hAnsi="MS Mincho" w:eastAsia="MS Mincho"/>
+                <w:b w:val="0"/>
+                <w:color w:val="000000"/>
+                <w:sz w:val="18"/>
+              </w:rPr>
+              <w:t>37.87秒</w:t>
+            </w:r>
+          </w:p>
+        </w:tc>
+        <w:tc>
+          <w:tcPr>
+            <w:tcW w:w="1872" w:type="dxa"/>
+            <w:tcMar>
+              <w:top w:w="60" w:type="dxa"/>
+              <w:left w:w="100" w:type="dxa"/>
+              <w:bottom w:w="60" w:type="dxa"/>
+              <w:right w:w="100" w:type="dxa"/>
+            </w:tcMar>
+            <w:vAlign w:val="center"/>
+          </w:tcPr>
+          <w:p>
+            <w:pPr>
+              <w:spacing w:before="0" w:after="0"/>
+              <w:jc w:val="center"/>
+            </w:pPr>
+            <w:r/>
+            <w:r>
+              <w:rPr>
+                <w:rFonts w:ascii="MS Mincho" w:hAnsi="MS Mincho" w:eastAsia="MS Mincho"/>
+                <w:b w:val="0"/>
+                <w:color w:val="000000"/>
+                <w:sz w:val="18"/>
+              </w:rPr>
+              <w:t>88,936</w:t>
             </w:r>
           </w:p>
         </w:tc>
@@ -7084,10 +7125,11 @@
         <w:trPr>
           <w:cantSplit/>
           <w:jc w:val="center"/>
+          <w:cantSplit/>
         </w:trPr>
         <w:tc>
           <w:tcPr>
-            <w:tcW w:w="1950" w:type="dxa"/>
+            <w:tcW w:w="1296" w:type="dxa"/>
             <w:shd w:val="clear" w:color="auto" w:fill="F5F5F5"/>
             <w:tcMar>
               <w:top w:w="60" w:type="dxa"/>
@@ -7099,12 +7141,16 @@
           </w:tcPr>
           <w:p>
             <w:pPr>
-              <w:spacing w:after="0"/>
-            </w:pPr>
-            <w:r>
-              <w:rPr>
-                <w:sz w:val="16"/>
-                <w:lang w:val="ja-JP" w:eastAsia="ja-JP"/>
+              <w:spacing w:before="0" w:after="0"/>
+              <w:jc w:val="center"/>
+            </w:pPr>
+            <w:r/>
+            <w:r>
+              <w:rPr>
+                <w:rFonts w:ascii="MS Mincho" w:hAnsi="MS Mincho" w:eastAsia="MS Mincho"/>
+                <w:b w:val="0"/>
+                <w:color w:val="000000"/>
+                <w:sz w:val="18"/>
               </w:rPr>
               <w:t>戦略二</w:t>
             </w:r>
@@ -7112,7 +7158,7 @@
         </w:tc>
         <w:tc>
           <w:tcPr>
-            <w:tcW w:w="1950" w:type="dxa"/>
+            <w:tcW w:w="1656" w:type="dxa"/>
             <w:shd w:val="clear" w:color="auto" w:fill="F5F5F5"/>
             <w:tcMar>
               <w:top w:w="60" w:type="dxa"/>
@@ -7124,20 +7170,24 @@
           </w:tcPr>
           <w:p>
             <w:pPr>
-              <w:spacing w:after="0"/>
-            </w:pPr>
-            <w:r>
-              <w:rPr>
-                <w:sz w:val="16"/>
-                <w:lang w:val="ja-JP" w:eastAsia="ja-JP"/>
-              </w:rPr>
-              <w:t>97.23%</w:t>
-            </w:r>
-          </w:p>
-        </w:tc>
-        <w:tc>
-          <w:tcPr>
-            <w:tcW w:w="1950" w:type="dxa"/>
+              <w:spacing w:before="0" w:after="0"/>
+              <w:jc w:val="center"/>
+            </w:pPr>
+            <w:r/>
+            <w:r>
+              <w:rPr>
+                <w:rFonts w:ascii="MS Mincho" w:hAnsi="MS Mincho" w:eastAsia="MS Mincho"/>
+                <w:b w:val="0"/>
+                <w:color w:val="000000"/>
+                <w:sz w:val="18"/>
+              </w:rPr>
+              <w:t>96.41%</w:t>
+            </w:r>
+          </w:p>
+        </w:tc>
+        <w:tc>
+          <w:tcPr>
+            <w:tcW w:w="2880" w:type="dxa"/>
             <w:shd w:val="clear" w:color="auto" w:fill="F5F5F5"/>
             <w:tcMar>
               <w:top w:w="60" w:type="dxa"/>
@@ -7149,20 +7199,24 @@
           </w:tcPr>
           <w:p>
             <w:pPr>
-              <w:spacing w:after="0"/>
-            </w:pPr>
-            <w:r>
-              <w:rPr>
-                <w:sz w:val="16"/>
-                <w:lang w:val="ja-JP" w:eastAsia="ja-JP"/>
-              </w:rPr>
-              <w:t>97.77%（1,446/1,479）</w:t>
-            </w:r>
-          </w:p>
-        </w:tc>
-        <w:tc>
-          <w:tcPr>
-            <w:tcW w:w="1950" w:type="dxa"/>
+              <w:spacing w:before="0" w:after="0"/>
+              <w:jc w:val="center"/>
+            </w:pPr>
+            <w:r/>
+            <w:r>
+              <w:rPr>
+                <w:rFonts w:ascii="MS Mincho" w:hAnsi="MS Mincho" w:eastAsia="MS Mincho"/>
+                <w:b w:val="0"/>
+                <w:color w:val="000000"/>
+                <w:sz w:val="16"/>
+              </w:rPr>
+              <w:t>96.42%（1,426/1,479）</w:t>
+            </w:r>
+          </w:p>
+        </w:tc>
+        <w:tc>
+          <w:tcPr>
+            <w:tcW w:w="1656" w:type="dxa"/>
             <w:shd w:val="clear" w:color="auto" w:fill="F5F5F5"/>
             <w:tcMar>
               <w:top w:w="60" w:type="dxa"/>
@@ -7174,20 +7228,24 @@
           </w:tcPr>
           <w:p>
             <w:pPr>
-              <w:spacing w:after="0"/>
-            </w:pPr>
-            <w:r>
-              <w:rPr>
-                <w:sz w:val="16"/>
-                <w:lang w:val="ja-JP" w:eastAsia="ja-JP"/>
-              </w:rPr>
-              <w:t>196.16秒</w:t>
-            </w:r>
-          </w:p>
-        </w:tc>
-        <w:tc>
-          <w:tcPr>
-            <w:tcW w:w="1950" w:type="dxa"/>
+              <w:spacing w:before="0" w:after="0"/>
+              <w:jc w:val="center"/>
+            </w:pPr>
+            <w:r/>
+            <w:r>
+              <w:rPr>
+                <w:rFonts w:ascii="MS Mincho" w:hAnsi="MS Mincho" w:eastAsia="MS Mincho"/>
+                <w:b w:val="0"/>
+                <w:color w:val="000000"/>
+                <w:sz w:val="18"/>
+              </w:rPr>
+              <w:t>34.74秒</w:t>
+            </w:r>
+          </w:p>
+        </w:tc>
+        <w:tc>
+          <w:tcPr>
+            <w:tcW w:w="1872" w:type="dxa"/>
             <w:shd w:val="clear" w:color="auto" w:fill="F5F5F5"/>
             <w:tcMar>
               <w:top w:w="60" w:type="dxa"/>
@@ -7199,14 +7257,18 @@
           </w:tcPr>
           <w:p>
             <w:pPr>
-              <w:spacing w:after="0"/>
-            </w:pPr>
-            <w:r>
-              <w:rPr>
-                <w:sz w:val="16"/>
-                <w:lang w:val="ja-JP" w:eastAsia="ja-JP"/>
-              </w:rPr>
-              <w:t>96,768</w:t>
+              <w:spacing w:before="0" w:after="0"/>
+              <w:jc w:val="center"/>
+            </w:pPr>
+            <w:r/>
+            <w:r>
+              <w:rPr>
+                <w:rFonts w:ascii="MS Mincho" w:hAnsi="MS Mincho" w:eastAsia="MS Mincho"/>
+                <w:b w:val="0"/>
+                <w:color w:val="000000"/>
+                <w:sz w:val="18"/>
+              </w:rPr>
+              <w:t>89,414</w:t>
             </w:r>
           </w:p>
         </w:tc>
@@ -7215,26 +7277,31 @@
         <w:trPr>
           <w:cantSplit/>
           <w:jc w:val="center"/>
+          <w:cantSplit/>
         </w:trPr>
         <w:tc>
           <w:tcPr>
-            <w:tcW w:w="1950" w:type="dxa"/>
-            <w:tcMar>
-              <w:top w:w="60" w:type="dxa"/>
-              <w:left w:w="100" w:type="dxa"/>
-              <w:bottom w:w="60" w:type="dxa"/>
-              <w:right w:w="100" w:type="dxa"/>
-            </w:tcMar>
-            <w:vAlign w:val="center"/>
-          </w:tcPr>
-          <w:p>
-            <w:pPr>
-              <w:spacing w:after="0"/>
-            </w:pPr>
-            <w:r>
-              <w:rPr>
-                <w:sz w:val="16"/>
-                <w:lang w:val="ja-JP" w:eastAsia="ja-JP"/>
+            <w:tcW w:w="1296" w:type="dxa"/>
+            <w:tcMar>
+              <w:top w:w="60" w:type="dxa"/>
+              <w:left w:w="100" w:type="dxa"/>
+              <w:bottom w:w="60" w:type="dxa"/>
+              <w:right w:w="100" w:type="dxa"/>
+            </w:tcMar>
+            <w:vAlign w:val="center"/>
+          </w:tcPr>
+          <w:p>
+            <w:pPr>
+              <w:spacing w:before="0" w:after="0"/>
+              <w:jc w:val="center"/>
+            </w:pPr>
+            <w:r/>
+            <w:r>
+              <w:rPr>
+                <w:rFonts w:ascii="MS Mincho" w:hAnsi="MS Mincho" w:eastAsia="MS Mincho"/>
+                <w:b w:val="0"/>
+                <w:color w:val="000000"/>
+                <w:sz w:val="18"/>
               </w:rPr>
               <w:t>戦略三</w:t>
             </w:r>
@@ -7242,97 +7309,113 @@
         </w:tc>
         <w:tc>
           <w:tcPr>
-            <w:tcW w:w="1950" w:type="dxa"/>
-            <w:tcMar>
-              <w:top w:w="60" w:type="dxa"/>
-              <w:left w:w="100" w:type="dxa"/>
-              <w:bottom w:w="60" w:type="dxa"/>
-              <w:right w:w="100" w:type="dxa"/>
-            </w:tcMar>
-            <w:vAlign w:val="center"/>
-          </w:tcPr>
-          <w:p>
-            <w:pPr>
-              <w:spacing w:after="0"/>
-            </w:pPr>
-            <w:r>
-              <w:rPr>
-                <w:sz w:val="16"/>
-                <w:lang w:val="ja-JP" w:eastAsia="ja-JP"/>
-              </w:rPr>
-              <w:t>98.96%</w:t>
-            </w:r>
-          </w:p>
-        </w:tc>
-        <w:tc>
-          <w:tcPr>
-            <w:tcW w:w="1950" w:type="dxa"/>
-            <w:tcMar>
-              <w:top w:w="60" w:type="dxa"/>
-              <w:left w:w="100" w:type="dxa"/>
-              <w:bottom w:w="60" w:type="dxa"/>
-              <w:right w:w="100" w:type="dxa"/>
-            </w:tcMar>
-            <w:vAlign w:val="center"/>
-          </w:tcPr>
-          <w:p>
-            <w:pPr>
-              <w:spacing w:after="0"/>
-            </w:pPr>
-            <w:r>
-              <w:rPr>
-                <w:sz w:val="16"/>
-                <w:lang w:val="ja-JP" w:eastAsia="ja-JP"/>
-              </w:rPr>
-              <w:t>99.12%（1,466/1,479）</w:t>
-            </w:r>
-          </w:p>
-        </w:tc>
-        <w:tc>
-          <w:tcPr>
-            <w:tcW w:w="1950" w:type="dxa"/>
-            <w:tcMar>
-              <w:top w:w="60" w:type="dxa"/>
-              <w:left w:w="100" w:type="dxa"/>
-              <w:bottom w:w="60" w:type="dxa"/>
-              <w:right w:w="100" w:type="dxa"/>
-            </w:tcMar>
-            <w:vAlign w:val="center"/>
-          </w:tcPr>
-          <w:p>
-            <w:pPr>
-              <w:spacing w:after="0"/>
-            </w:pPr>
-            <w:r>
-              <w:rPr>
-                <w:sz w:val="16"/>
-                <w:lang w:val="ja-JP" w:eastAsia="ja-JP"/>
-              </w:rPr>
-              <w:t>224.99秒</w:t>
-            </w:r>
-          </w:p>
-        </w:tc>
-        <w:tc>
-          <w:tcPr>
-            <w:tcW w:w="1950" w:type="dxa"/>
-            <w:tcMar>
-              <w:top w:w="60" w:type="dxa"/>
-              <w:left w:w="100" w:type="dxa"/>
-              <w:bottom w:w="60" w:type="dxa"/>
-              <w:right w:w="100" w:type="dxa"/>
-            </w:tcMar>
-            <w:vAlign w:val="center"/>
-          </w:tcPr>
-          <w:p>
-            <w:pPr>
-              <w:spacing w:after="0"/>
-            </w:pPr>
-            <w:r>
-              <w:rPr>
-                <w:sz w:val="16"/>
-                <w:lang w:val="ja-JP" w:eastAsia="ja-JP"/>
-              </w:rPr>
-              <w:t>9,586</w:t>
+            <w:tcW w:w="1656" w:type="dxa"/>
+            <w:tcMar>
+              <w:top w:w="60" w:type="dxa"/>
+              <w:left w:w="100" w:type="dxa"/>
+              <w:bottom w:w="60" w:type="dxa"/>
+              <w:right w:w="100" w:type="dxa"/>
+            </w:tcMar>
+            <w:vAlign w:val="center"/>
+          </w:tcPr>
+          <w:p>
+            <w:pPr>
+              <w:spacing w:before="0" w:after="0"/>
+              <w:jc w:val="center"/>
+            </w:pPr>
+            <w:r/>
+            <w:r>
+              <w:rPr>
+                <w:rFonts w:ascii="MS Mincho" w:hAnsi="MS Mincho" w:eastAsia="MS Mincho"/>
+                <w:b w:val="0"/>
+                <w:color w:val="000000"/>
+                <w:sz w:val="18"/>
+              </w:rPr>
+              <w:t>97.73%</w:t>
+            </w:r>
+          </w:p>
+        </w:tc>
+        <w:tc>
+          <w:tcPr>
+            <w:tcW w:w="2880" w:type="dxa"/>
+            <w:tcMar>
+              <w:top w:w="60" w:type="dxa"/>
+              <w:left w:w="100" w:type="dxa"/>
+              <w:bottom w:w="60" w:type="dxa"/>
+              <w:right w:w="100" w:type="dxa"/>
+            </w:tcMar>
+            <w:vAlign w:val="center"/>
+          </w:tcPr>
+          <w:p>
+            <w:pPr>
+              <w:spacing w:before="0" w:after="0"/>
+              <w:jc w:val="center"/>
+            </w:pPr>
+            <w:r/>
+            <w:r>
+              <w:rPr>
+                <w:rFonts w:ascii="MS Mincho" w:hAnsi="MS Mincho" w:eastAsia="MS Mincho"/>
+                <w:b w:val="0"/>
+                <w:color w:val="000000"/>
+                <w:sz w:val="16"/>
+              </w:rPr>
+              <w:t>97.90%（1,448/1,479）</w:t>
+            </w:r>
+          </w:p>
+        </w:tc>
+        <w:tc>
+          <w:tcPr>
+            <w:tcW w:w="1656" w:type="dxa"/>
+            <w:tcMar>
+              <w:top w:w="60" w:type="dxa"/>
+              <w:left w:w="100" w:type="dxa"/>
+              <w:bottom w:w="60" w:type="dxa"/>
+              <w:right w:w="100" w:type="dxa"/>
+            </w:tcMar>
+            <w:vAlign w:val="center"/>
+          </w:tcPr>
+          <w:p>
+            <w:pPr>
+              <w:spacing w:before="0" w:after="0"/>
+              <w:jc w:val="center"/>
+            </w:pPr>
+            <w:r/>
+            <w:r>
+              <w:rPr>
+                <w:rFonts w:ascii="MS Mincho" w:hAnsi="MS Mincho" w:eastAsia="MS Mincho"/>
+                <w:b w:val="0"/>
+                <w:color w:val="000000"/>
+                <w:sz w:val="18"/>
+              </w:rPr>
+              <w:t>29.07秒</w:t>
+            </w:r>
+          </w:p>
+        </w:tc>
+        <w:tc>
+          <w:tcPr>
+            <w:tcW w:w="1872" w:type="dxa"/>
+            <w:tcMar>
+              <w:top w:w="60" w:type="dxa"/>
+              <w:left w:w="100" w:type="dxa"/>
+              <w:bottom w:w="60" w:type="dxa"/>
+              <w:right w:w="100" w:type="dxa"/>
+            </w:tcMar>
+            <w:vAlign w:val="center"/>
+          </w:tcPr>
+          <w:p>
+            <w:pPr>
+              <w:spacing w:before="0" w:after="0"/>
+              <w:jc w:val="center"/>
+            </w:pPr>
+            <w:r/>
+            <w:r>
+              <w:rPr>
+                <w:rFonts w:ascii="MS Mincho" w:hAnsi="MS Mincho" w:eastAsia="MS Mincho"/>
+                <w:b w:val="0"/>
+                <w:color w:val="000000"/>
+                <w:sz w:val="18"/>
+              </w:rPr>
+              <w:t>9,715</w:t>
             </w:r>
           </w:p>
         </w:tc>
@@ -7357,7 +7440,7 @@
           <wp:inline distT="0" distB="0" distL="0" distR="0" wp14:anchorId="71EF2138" wp14:editId="7DDA5927">
             <wp:extent cx="5897880" cy="3317558"/>
             <wp:effectExtent l="0" t="0" r="0" b="0"/>
-            <wp:docPr id="4" name="Picture 4" descr="GLM-5.3思考モードで三戦略すべてが完了した同一75資料のP50処理時間から算出した。モデル間ではなく、入力戦略だけを比較する。"/>
+            <wp:docPr id="4" name="Picture 4" descr="Gemini 3.7 Flash・中程度の同一75資料で三戦略の処理速度を比較する。" title="Gemini 3.7 Flash・中程度の同一75資料で三戦略の処理速度を比較する。"/>
             <wp:cNvGraphicFramePr>
               <a:graphicFrameLocks xmlns:a="http://schemas.openxmlformats.org/drawingml/2006/main" noChangeAspect="1"/>
             </wp:cNvGraphicFramePr>
@@ -7401,18 +7484,13 @@
       </w:pPr>
       <w:r>
         <w:rPr>
-          <w:b/>
-          <w:lang w:val="ja-JP" w:eastAsia="ja-JP"/>
+          <w:rFonts w:ascii="MS Mincho" w:hAnsi="MS Mincho" w:eastAsia="MS Mincho"/>
+          <w:color w:val="000000"/>
+          <w:sz w:val="18"/>
         </w:rPr>
         <w:t>図4　三戦略の処理速度（戦略一比）</w:t>
-      </w:r>
-      <w:r>
-        <w:rPr>
-          <w:sz w:val="17"/>
-          <w:lang w:val="ja-JP" w:eastAsia="ja-JP"/>
-        </w:rPr>
         <w:br/>
-        <w:t>GLM-5.3思考モードで三戦略すべてが完了した同一75資料のP50処理時間から算出した。モデル間ではなく、入力戦略だけを比較する。</w:t>
+        <w:t>Gemini 3.7 Flash・中程度で三戦略すべてが完了した同一75資料のP50処理時間から算出した。モデル間ではなく、入力戦略だけを比較する。</w:t>
       </w:r>
     </w:p>
     <w:p>
@@ -7430,7 +7508,7 @@
           <wp:inline distT="0" distB="0" distL="0" distR="0" wp14:anchorId="3C9B1817" wp14:editId="24F80BFD">
             <wp:extent cx="5897880" cy="3317558"/>
             <wp:effectExtent l="0" t="0" r="0" b="0"/>
-            <wp:docPr id="5" name="Picture 5" descr="図4と同じ75資料における1資料当たりの平均である。初回抽出、契約修復、根拠再試行の報告入力トークンを合算した。戦略三は戦略一に対して90.1%削減した。"/>
+            <wp:docPr id="5" name="Picture 5" descr="Gemini 3.7 Flash・中程度の同一75資料で三戦略の全呼出し入力トークン数を比較する。" title="Gemini 3.7 Flash・中程度の同一75資料で三戦略の全呼出し入力トークン数を比較する。"/>
             <wp:cNvGraphicFramePr>
               <a:graphicFrameLocks xmlns:a="http://schemas.openxmlformats.org/drawingml/2006/main" noChangeAspect="1"/>
             </wp:cNvGraphicFramePr>
@@ -7474,18 +7552,13 @@
       </w:pPr>
       <w:r>
         <w:rPr>
-          <w:b/>
-          <w:lang w:val="ja-JP" w:eastAsia="ja-JP"/>
+          <w:rFonts w:ascii="MS Mincho" w:hAnsi="MS Mincho" w:eastAsia="MS Mincho"/>
+          <w:color w:val="000000"/>
+          <w:sz w:val="18"/>
         </w:rPr>
         <w:t>図5　三戦略の全呼出し入力トークン数</w:t>
-      </w:r>
-      <w:r>
-        <w:rPr>
-          <w:sz w:val="17"/>
-          <w:lang w:val="ja-JP" w:eastAsia="ja-JP"/>
-        </w:rPr>
         <w:br/>
-        <w:t>図4と同じ75資料における1資料当たりの平均である。初回抽出、契約修復、根拠再試行の報告入力トークンを合算した。戦略三は戦略一に対して90.1%削減した。</w:t>
+        <w:t>図4と同じ75資料における1資料当たりの平均である。初回抽出、契約修復、根拠再試行の報告入力トークンを合算した。戦略三は戦略一に対して89.1%削減した。</w:t>
       </w:r>
     </w:p>
     <w:p>
@@ -7505,9 +7578,10 @@
       </w:pPr>
       <w:r>
         <w:rPr>
-          <w:lang w:val="ja-JP" w:eastAsia="ja-JP"/>
-        </w:rPr>
-        <w:t>図4の速度指数は、戦略一のP50処理時間を1.00倍とした。戦略二は1.09倍、戦略三は0.95倍である。戦略三はこの条件で最速ではない。一方、図5では戦略三の平均全呼出し入力トークン数が戦略一比90.1%少ない。採用判断は、速度だけではなく、マイクロ正確性、入力削減、読取不能資料への対応、根拠追跡を合わせて行った。</w:t>
+          <w:rFonts w:ascii="MS Mincho" w:hAnsi="MS Mincho" w:eastAsia="MS Mincho"/>
+          <w:color w:val="000000"/>
+        </w:rPr>
+        <w:t>図4の速度指数は、戦略一のP50処理時間を1.00倍とした。戦略二は1.09倍、戦略三は1.30倍である。このGemini条件では戦略三が最速であった。図5では、戦略三の平均全呼出し入力トークン数が戦略一比89.1%少ない。採用判断は、速度だけではなく、マイクロ正確性、入力削減、読取不能資料への対応、根拠追跡を合わせて行った。</w:t>
       </w:r>
     </w:p>
     <w:p>
@@ -8216,647 +8290,53 @@
       </w:pPr>
       <w:r>
         <w:rPr>
-          <w:rFonts w:ascii="MS Mincho" w:eastAsia="MS Mincho" w:hAnsi="MS Mincho"/>
-          <w:lang w:val="ja-JP" w:eastAsia="ja-JP"/>
-        </w:rPr>
-        <w:lastRenderedPageBreak/>
-        <w:t>6.5 再現条件</w:t>
+          <w:rFonts w:ascii="MS Mincho" w:hAnsi="MS Mincho" w:eastAsia="MS Mincho"/>
+          <w:color w:val="000000"/>
+          <w:sz w:val="28"/>
+        </w:rPr>
+        <w:t>6.5 再現・試用方法</w:t>
       </w:r>
     </w:p>
     <w:p>
       <w:pPr>
-        <w:pStyle w:val="Caption"/>
-        <w:keepNext/>
-        <w:spacing w:before="100" w:after="60"/>
-        <w:rPr>
-          <w:lang w:eastAsia="ja-JP"/>
-        </w:rPr>
+        <w:spacing w:after="20"/>
+      </w:pPr>
+    </w:p>
+    <w:p>
+      <w:pPr>
+        <w:spacing w:after="120"/>
       </w:pPr>
       <w:r>
         <w:rPr>
-          <w:b/>
-          <w:lang w:val="ja-JP" w:eastAsia="ja-JP"/>
-        </w:rPr>
-        <w:t>表6　ベンチマーク再現条件</w:t>
+          <w:rFonts w:ascii="MS Mincho" w:hAnsi="MS Mincho" w:eastAsia="MS Mincho"/>
+          <w:color w:val="000000"/>
+        </w:rPr>
+        <w:t>本実装は、READMEの「Getting started」に従ってローカル環境で再現できる。Python 3.11以上とNode.js 20以上を用意し、PythonとReactの依存関係を導入する。.env.exampleを.envへ複製し、LLM_PROVIDER、LLM_API_KEY、LLM_MODELなどを設定する。APIキーは環境変数としてサーバー側だけで読み込み、ブラウザ、ログ、実行結果、ソースコードへ書き出さない。Flask APIと構築済み画面はhttp://localhost:5000で起動する。React画面を開発する場合は、Flaskとは別にVite開発サーバーを起動する。正確なコマンドと検証手順はREADMEを参照する。</w:t>
       </w:r>
     </w:p>
-    <w:tbl>
-      <w:tblPr>
-        <w:tblStyle w:val="TableGrid"/>
-        <w:tblW w:w="0" w:type="auto"/>
-        <w:jc w:val="center"/>
-        <w:tblLook w:val="04A0" w:firstRow="1" w:lastRow="0" w:firstColumn="1" w:lastColumn="0" w:noHBand="0" w:noVBand="1"/>
-      </w:tblPr>
-      <w:tblGrid>
-        <w:gridCol w:w="4419"/>
-        <w:gridCol w:w="5320"/>
-      </w:tblGrid>
-      <w:tr>
-        <w:trPr>
-          <w:cantSplit/>
-          <w:tblHeader/>
-          <w:jc w:val="center"/>
-        </w:trPr>
-        <w:tc>
-          <w:tcPr>
-            <w:tcW w:w="4874" w:type="dxa"/>
-            <w:shd w:val="clear" w:color="auto" w:fill="E6E6E6"/>
-            <w:tcMar>
-              <w:top w:w="60" w:type="dxa"/>
-              <w:left w:w="100" w:type="dxa"/>
-              <w:bottom w:w="60" w:type="dxa"/>
-              <w:right w:w="100" w:type="dxa"/>
-            </w:tcMar>
-            <w:vAlign w:val="center"/>
-          </w:tcPr>
-          <w:p>
-            <w:pPr>
-              <w:spacing w:after="0"/>
-              <w:rPr>
-                <w:lang w:eastAsia="ja-JP"/>
-              </w:rPr>
-            </w:pPr>
-            <w:r>
-              <w:rPr>
-                <w:b/>
-                <w:sz w:val="17"/>
-                <w:lang w:val="ja-JP" w:eastAsia="ja-JP"/>
-              </w:rPr>
-              <w:t>ベンチマーク再現条件</w:t>
-            </w:r>
-          </w:p>
-        </w:tc>
-        <w:tc>
-          <w:tcPr>
-            <w:tcW w:w="4874" w:type="dxa"/>
-            <w:shd w:val="clear" w:color="auto" w:fill="E6E6E6"/>
-            <w:tcMar>
-              <w:top w:w="60" w:type="dxa"/>
-              <w:left w:w="100" w:type="dxa"/>
-              <w:bottom w:w="60" w:type="dxa"/>
-              <w:right w:w="100" w:type="dxa"/>
-            </w:tcMar>
-            <w:vAlign w:val="center"/>
-          </w:tcPr>
-          <w:p>
-            <w:pPr>
-              <w:spacing w:after="0"/>
-            </w:pPr>
-            <w:r>
-              <w:rPr>
-                <w:b/>
-                <w:sz w:val="17"/>
-                <w:lang w:val="ja-JP" w:eastAsia="ja-JP"/>
-              </w:rPr>
-              <w:t>値</w:t>
-            </w:r>
-          </w:p>
-        </w:tc>
-      </w:tr>
-      <w:tr>
-        <w:trPr>
-          <w:cantSplit/>
-          <w:jc w:val="center"/>
-        </w:trPr>
-        <w:tc>
-          <w:tcPr>
-            <w:tcW w:w="4874" w:type="dxa"/>
-            <w:tcMar>
-              <w:top w:w="60" w:type="dxa"/>
-              <w:left w:w="100" w:type="dxa"/>
-              <w:bottom w:w="60" w:type="dxa"/>
-              <w:right w:w="100" w:type="dxa"/>
-            </w:tcMar>
-            <w:vAlign w:val="center"/>
-          </w:tcPr>
-          <w:p>
-            <w:pPr>
-              <w:spacing w:after="0"/>
-            </w:pPr>
-            <w:r>
-              <w:rPr>
-                <w:sz w:val="16"/>
-                <w:lang w:val="ja-JP" w:eastAsia="ja-JP"/>
-              </w:rPr>
-              <w:t>GLM思考モード</w:t>
-            </w:r>
-          </w:p>
-        </w:tc>
-        <w:tc>
-          <w:tcPr>
-            <w:tcW w:w="4874" w:type="dxa"/>
-            <w:tcMar>
-              <w:top w:w="60" w:type="dxa"/>
-              <w:left w:w="100" w:type="dxa"/>
-              <w:bottom w:w="60" w:type="dxa"/>
-              <w:right w:w="100" w:type="dxa"/>
-            </w:tcMar>
-            <w:vAlign w:val="center"/>
-          </w:tcPr>
-          <w:p>
-            <w:pPr>
-              <w:spacing w:after="0"/>
-            </w:pPr>
-            <w:r>
-              <w:rPr>
-                <w:sz w:val="16"/>
-                <w:lang w:eastAsia="ja-JP"/>
-              </w:rPr>
-              <w:t>full_corpus_eval_results_glm_thinking.json／SHA-256: 452a747733a251f8f41a87b47b0dee5b39bda2cdedaad1e3b46dad19319f07fb</w:t>
-            </w:r>
-          </w:p>
-        </w:tc>
-      </w:tr>
-      <w:tr>
-        <w:trPr>
-          <w:cantSplit/>
-          <w:jc w:val="center"/>
-        </w:trPr>
-        <w:tc>
-          <w:tcPr>
-            <w:tcW w:w="4874" w:type="dxa"/>
-            <w:shd w:val="clear" w:color="auto" w:fill="F5F5F5"/>
-            <w:tcMar>
-              <w:top w:w="60" w:type="dxa"/>
-              <w:left w:w="100" w:type="dxa"/>
-              <w:bottom w:w="60" w:type="dxa"/>
-              <w:right w:w="100" w:type="dxa"/>
-            </w:tcMar>
-            <w:vAlign w:val="center"/>
-          </w:tcPr>
-          <w:p>
-            <w:pPr>
-              <w:spacing w:after="0"/>
-            </w:pPr>
-            <w:r>
-              <w:rPr>
-                <w:sz w:val="16"/>
-                <w:lang w:val="ja-JP" w:eastAsia="ja-JP"/>
-              </w:rPr>
-              <w:t>GLM思考なし</w:t>
-            </w:r>
-          </w:p>
-        </w:tc>
-        <w:tc>
-          <w:tcPr>
-            <w:tcW w:w="4874" w:type="dxa"/>
-            <w:shd w:val="clear" w:color="auto" w:fill="F5F5F5"/>
-            <w:tcMar>
-              <w:top w:w="60" w:type="dxa"/>
-              <w:left w:w="100" w:type="dxa"/>
-              <w:bottom w:w="60" w:type="dxa"/>
-              <w:right w:w="100" w:type="dxa"/>
-            </w:tcMar>
-            <w:vAlign w:val="center"/>
-          </w:tcPr>
-          <w:p>
-            <w:pPr>
-              <w:spacing w:after="0"/>
-            </w:pPr>
-            <w:r>
-              <w:rPr>
-                <w:sz w:val="16"/>
-                <w:lang w:eastAsia="ja-JP"/>
-              </w:rPr>
-              <w:t>full_corpus_eval_results_glm_none.json／SHA-256: b6ad9aef64dc29af4a6945d08ccacc5428350833cacf8aaf5ae62c7987c13516</w:t>
-            </w:r>
-          </w:p>
-        </w:tc>
-      </w:tr>
-      <w:tr>
-        <w:trPr>
-          <w:cantSplit/>
-          <w:jc w:val="center"/>
-        </w:trPr>
-        <w:tc>
-          <w:tcPr>
-            <w:tcW w:w="4874" w:type="dxa"/>
-            <w:tcMar>
-              <w:top w:w="60" w:type="dxa"/>
-              <w:left w:w="100" w:type="dxa"/>
-              <w:bottom w:w="60" w:type="dxa"/>
-              <w:right w:w="100" w:type="dxa"/>
-            </w:tcMar>
-            <w:vAlign w:val="center"/>
-          </w:tcPr>
-          <w:p>
-            <w:pPr>
-              <w:spacing w:after="0"/>
-            </w:pPr>
-            <w:r>
-              <w:rPr>
-                <w:sz w:val="16"/>
-                <w:lang w:val="ja-JP" w:eastAsia="ja-JP"/>
-              </w:rPr>
-              <w:t>Gemini中程度</w:t>
-            </w:r>
-          </w:p>
-        </w:tc>
-        <w:tc>
-          <w:tcPr>
-            <w:tcW w:w="4874" w:type="dxa"/>
-            <w:tcMar>
-              <w:top w:w="60" w:type="dxa"/>
-              <w:left w:w="100" w:type="dxa"/>
-              <w:bottom w:w="60" w:type="dxa"/>
-              <w:right w:w="100" w:type="dxa"/>
-            </w:tcMar>
-            <w:vAlign w:val="center"/>
-          </w:tcPr>
-          <w:p>
-            <w:pPr>
-              <w:spacing w:after="0"/>
-            </w:pPr>
-            <w:r>
-              <w:rPr>
-                <w:sz w:val="16"/>
-                <w:lang w:eastAsia="ja-JP"/>
-              </w:rPr>
-              <w:t>full_corpus_eval_results_gemini_std.json／SHA-256: 1e63fed5a8ac1d0d35b283da57c855cb6a2defc35e8c90d0ad58b59c1ebf5a00</w:t>
-            </w:r>
-          </w:p>
-        </w:tc>
-      </w:tr>
-      <w:tr>
-        <w:trPr>
-          <w:cantSplit/>
-          <w:jc w:val="center"/>
-        </w:trPr>
-        <w:tc>
-          <w:tcPr>
-            <w:tcW w:w="4874" w:type="dxa"/>
-            <w:shd w:val="clear" w:color="auto" w:fill="F5F5F5"/>
-            <w:tcMar>
-              <w:top w:w="60" w:type="dxa"/>
-              <w:left w:w="100" w:type="dxa"/>
-              <w:bottom w:w="60" w:type="dxa"/>
-              <w:right w:w="100" w:type="dxa"/>
-            </w:tcMar>
-            <w:vAlign w:val="center"/>
-          </w:tcPr>
-          <w:p>
-            <w:pPr>
-              <w:spacing w:after="0"/>
-            </w:pPr>
-            <w:r>
-              <w:rPr>
-                <w:sz w:val="16"/>
-                <w:lang w:val="ja-JP" w:eastAsia="ja-JP"/>
-              </w:rPr>
-              <w:t>コーパス台帳</w:t>
-            </w:r>
-          </w:p>
-        </w:tc>
-        <w:tc>
-          <w:tcPr>
-            <w:tcW w:w="4874" w:type="dxa"/>
-            <w:shd w:val="clear" w:color="auto" w:fill="F5F5F5"/>
-            <w:tcMar>
-              <w:top w:w="60" w:type="dxa"/>
-              <w:left w:w="100" w:type="dxa"/>
-              <w:bottom w:w="60" w:type="dxa"/>
-              <w:right w:w="100" w:type="dxa"/>
-            </w:tcMar>
-            <w:vAlign w:val="center"/>
-          </w:tcPr>
-          <w:p>
-            <w:pPr>
-              <w:spacing w:after="0"/>
-            </w:pPr>
-            <w:r>
-              <w:rPr>
-                <w:sz w:val="16"/>
-                <w:lang w:eastAsia="ja-JP"/>
-              </w:rPr>
-              <w:t>corpus_manifest.json／102</w:t>
-            </w:r>
-            <w:r>
-              <w:rPr>
-                <w:sz w:val="16"/>
-                <w:lang w:val="ja-JP" w:eastAsia="ja-JP"/>
-              </w:rPr>
-              <w:t>資料</w:t>
-            </w:r>
-            <w:r>
-              <w:rPr>
-                <w:sz w:val="16"/>
-                <w:lang w:eastAsia="ja-JP"/>
-              </w:rPr>
-              <w:t>／SHA-256: d8f2e06cd348e0741ef67fdde7d1f8e3fcc53b7c5d80103baaafc66bf3f92109</w:t>
-            </w:r>
-          </w:p>
-        </w:tc>
-      </w:tr>
-      <w:tr>
-        <w:trPr>
-          <w:cantSplit/>
-          <w:jc w:val="center"/>
-        </w:trPr>
-        <w:tc>
-          <w:tcPr>
-            <w:tcW w:w="4874" w:type="dxa"/>
-            <w:tcMar>
-              <w:top w:w="60" w:type="dxa"/>
-              <w:left w:w="100" w:type="dxa"/>
-              <w:bottom w:w="60" w:type="dxa"/>
-              <w:right w:w="100" w:type="dxa"/>
-            </w:tcMar>
-            <w:vAlign w:val="center"/>
-          </w:tcPr>
-          <w:p>
-            <w:pPr>
-              <w:spacing w:after="0"/>
-            </w:pPr>
-            <w:r>
-              <w:rPr>
-                <w:sz w:val="16"/>
-                <w:lang w:val="ja-JP" w:eastAsia="ja-JP"/>
-              </w:rPr>
-              <w:t>GLM設定</w:t>
-            </w:r>
-          </w:p>
-        </w:tc>
-        <w:tc>
-          <w:tcPr>
-            <w:tcW w:w="4874" w:type="dxa"/>
-            <w:tcMar>
-              <w:top w:w="60" w:type="dxa"/>
-              <w:left w:w="100" w:type="dxa"/>
-              <w:bottom w:w="60" w:type="dxa"/>
-              <w:right w:w="100" w:type="dxa"/>
-            </w:tcMar>
-            <w:vAlign w:val="center"/>
-          </w:tcPr>
-          <w:p>
-            <w:pPr>
-              <w:spacing w:after="0"/>
-              <w:rPr>
-                <w:lang w:eastAsia="ja-JP"/>
-              </w:rPr>
-            </w:pPr>
-            <w:r>
-              <w:rPr>
-                <w:sz w:val="16"/>
-                <w:lang w:val="ja-JP" w:eastAsia="ja-JP"/>
-              </w:rPr>
-              <w:t>glm-5.3／思考モード有効または無効／温度0.0</w:t>
-            </w:r>
-          </w:p>
-        </w:tc>
-      </w:tr>
-      <w:tr>
-        <w:trPr>
-          <w:cantSplit/>
-          <w:jc w:val="center"/>
-        </w:trPr>
-        <w:tc>
-          <w:tcPr>
-            <w:tcW w:w="4874" w:type="dxa"/>
-            <w:shd w:val="clear" w:color="auto" w:fill="F5F5F5"/>
-            <w:tcMar>
-              <w:top w:w="60" w:type="dxa"/>
-              <w:left w:w="100" w:type="dxa"/>
-              <w:bottom w:w="60" w:type="dxa"/>
-              <w:right w:w="100" w:type="dxa"/>
-            </w:tcMar>
-            <w:vAlign w:val="center"/>
-          </w:tcPr>
-          <w:p>
-            <w:pPr>
-              <w:spacing w:after="0"/>
-            </w:pPr>
-            <w:r>
-              <w:rPr>
-                <w:sz w:val="16"/>
-                <w:lang w:val="ja-JP" w:eastAsia="ja-JP"/>
-              </w:rPr>
-              <w:t>Gemini設定</w:t>
-            </w:r>
-          </w:p>
-        </w:tc>
-        <w:tc>
-          <w:tcPr>
-            <w:tcW w:w="4874" w:type="dxa"/>
-            <w:shd w:val="clear" w:color="auto" w:fill="F5F5F5"/>
-            <w:tcMar>
-              <w:top w:w="60" w:type="dxa"/>
-              <w:left w:w="100" w:type="dxa"/>
-              <w:bottom w:w="60" w:type="dxa"/>
-              <w:right w:w="100" w:type="dxa"/>
-            </w:tcMar>
-            <w:vAlign w:val="center"/>
-          </w:tcPr>
-          <w:p>
-            <w:pPr>
-              <w:spacing w:after="0"/>
-            </w:pPr>
-            <w:r>
-              <w:rPr>
-                <w:sz w:val="16"/>
-                <w:lang w:eastAsia="ja-JP"/>
-              </w:rPr>
-              <w:t>google/gemini-3.7-flash／</w:t>
-            </w:r>
-            <w:r>
-              <w:rPr>
-                <w:sz w:val="16"/>
-                <w:lang w:val="ja-JP" w:eastAsia="ja-JP"/>
-              </w:rPr>
-              <w:t>推論中程度</w:t>
-            </w:r>
-            <w:r>
-              <w:rPr>
-                <w:sz w:val="16"/>
-                <w:lang w:eastAsia="ja-JP"/>
-              </w:rPr>
-              <w:t>／</w:t>
-            </w:r>
-            <w:r>
-              <w:rPr>
-                <w:sz w:val="16"/>
-                <w:lang w:val="ja-JP" w:eastAsia="ja-JP"/>
-              </w:rPr>
-              <w:t>温度</w:t>
-            </w:r>
-            <w:r>
-              <w:rPr>
-                <w:sz w:val="16"/>
-                <w:lang w:eastAsia="ja-JP"/>
-              </w:rPr>
-              <w:t>0.0</w:t>
-            </w:r>
-          </w:p>
-        </w:tc>
-      </w:tr>
-      <w:tr>
-        <w:trPr>
-          <w:cantSplit/>
-          <w:jc w:val="center"/>
-        </w:trPr>
-        <w:tc>
-          <w:tcPr>
-            <w:tcW w:w="4874" w:type="dxa"/>
-            <w:tcMar>
-              <w:top w:w="60" w:type="dxa"/>
-              <w:left w:w="100" w:type="dxa"/>
-              <w:bottom w:w="60" w:type="dxa"/>
-              <w:right w:w="100" w:type="dxa"/>
-            </w:tcMar>
-            <w:vAlign w:val="center"/>
-          </w:tcPr>
-          <w:p>
-            <w:pPr>
-              <w:spacing w:after="0"/>
-            </w:pPr>
-            <w:r>
-              <w:rPr>
-                <w:sz w:val="16"/>
-                <w:lang w:val="ja-JP" w:eastAsia="ja-JP"/>
-              </w:rPr>
-              <w:t>解析・OCR</w:t>
-            </w:r>
-          </w:p>
-        </w:tc>
-        <w:tc>
-          <w:tcPr>
-            <w:tcW w:w="4874" w:type="dxa"/>
-            <w:tcMar>
-              <w:top w:w="60" w:type="dxa"/>
-              <w:left w:w="100" w:type="dxa"/>
-              <w:bottom w:w="60" w:type="dxa"/>
-              <w:right w:w="100" w:type="dxa"/>
-            </w:tcMar>
-            <w:vAlign w:val="center"/>
-          </w:tcPr>
-          <w:p>
-            <w:pPr>
-              <w:spacing w:after="0"/>
-            </w:pPr>
-            <w:r>
-              <w:rPr>
-                <w:sz w:val="16"/>
-                <w:lang w:eastAsia="ja-JP"/>
-              </w:rPr>
-              <w:t>pdf-inspector 1.15.0／RapidOCR 3.9.2／PP-OCRv6 ONNX／ONNX Runtime 1.29.0／200 DPI</w:t>
-            </w:r>
-          </w:p>
-        </w:tc>
-      </w:tr>
-      <w:tr>
-        <w:trPr>
-          <w:cantSplit/>
-          <w:jc w:val="center"/>
-        </w:trPr>
-        <w:tc>
-          <w:tcPr>
-            <w:tcW w:w="4874" w:type="dxa"/>
-            <w:shd w:val="clear" w:color="auto" w:fill="F5F5F5"/>
-            <w:tcMar>
-              <w:top w:w="60" w:type="dxa"/>
-              <w:left w:w="100" w:type="dxa"/>
-              <w:bottom w:w="60" w:type="dxa"/>
-              <w:right w:w="100" w:type="dxa"/>
-            </w:tcMar>
-            <w:vAlign w:val="center"/>
-          </w:tcPr>
-          <w:p>
-            <w:pPr>
-              <w:spacing w:after="0"/>
-            </w:pPr>
-            <w:r>
-              <w:rPr>
-                <w:sz w:val="16"/>
-                <w:lang w:val="ja-JP" w:eastAsia="ja-JP"/>
-              </w:rPr>
-              <w:t>PDF関連</w:t>
-            </w:r>
-          </w:p>
-        </w:tc>
-        <w:tc>
-          <w:tcPr>
-            <w:tcW w:w="4874" w:type="dxa"/>
-            <w:shd w:val="clear" w:color="auto" w:fill="F5F5F5"/>
-            <w:tcMar>
-              <w:top w:w="60" w:type="dxa"/>
-              <w:left w:w="100" w:type="dxa"/>
-              <w:bottom w:w="60" w:type="dxa"/>
-              <w:right w:w="100" w:type="dxa"/>
-            </w:tcMar>
-            <w:vAlign w:val="center"/>
-          </w:tcPr>
-          <w:p>
-            <w:pPr>
-              <w:spacing w:after="0"/>
-            </w:pPr>
-            <w:r>
-              <w:rPr>
-                <w:sz w:val="16"/>
-                <w:lang w:eastAsia="ja-JP"/>
-              </w:rPr>
-              <w:t>PyMuPDF 1.28.2／pypdf 6.16.1／pymupdf4llm 1.28.2</w:t>
-            </w:r>
-          </w:p>
-        </w:tc>
-      </w:tr>
-      <w:tr>
-        <w:trPr>
-          <w:cantSplit/>
-          <w:jc w:val="center"/>
-        </w:trPr>
-        <w:tc>
-          <w:tcPr>
-            <w:tcW w:w="4874" w:type="dxa"/>
-            <w:tcMar>
-              <w:top w:w="60" w:type="dxa"/>
-              <w:left w:w="100" w:type="dxa"/>
-              <w:bottom w:w="60" w:type="dxa"/>
-              <w:right w:w="100" w:type="dxa"/>
-            </w:tcMar>
-            <w:vAlign w:val="center"/>
-          </w:tcPr>
-          <w:p>
-            <w:pPr>
-              <w:spacing w:after="0"/>
-            </w:pPr>
-            <w:r>
-              <w:rPr>
-                <w:sz w:val="16"/>
-                <w:lang w:val="ja-JP" w:eastAsia="ja-JP"/>
-              </w:rPr>
-              <w:t>実行日</w:t>
-            </w:r>
-          </w:p>
-        </w:tc>
-        <w:tc>
-          <w:tcPr>
-            <w:tcW w:w="4874" w:type="dxa"/>
-            <w:tcMar>
-              <w:top w:w="60" w:type="dxa"/>
-              <w:left w:w="100" w:type="dxa"/>
-              <w:bottom w:w="60" w:type="dxa"/>
-              <w:right w:w="100" w:type="dxa"/>
-            </w:tcMar>
-            <w:vAlign w:val="center"/>
-          </w:tcPr>
-          <w:p>
-            <w:pPr>
-              <w:spacing w:after="0"/>
-            </w:pPr>
-            <w:r>
-              <w:rPr>
-                <w:sz w:val="16"/>
-                <w:lang w:val="ja-JP" w:eastAsia="ja-JP"/>
-              </w:rPr>
-              <w:t>2026年8月23日〜24日</w:t>
-            </w:r>
-          </w:p>
-        </w:tc>
-      </w:tr>
-    </w:tbl>
     <w:p>
       <w:pPr>
-        <w:spacing w:after="20"/>
+        <w:spacing w:after="120"/>
       </w:pPr>
+      <w:r>
+        <w:rPr>
+          <w:rFonts w:ascii="MS Mincho" w:hAnsi="MS Mincho" w:eastAsia="MS Mincho"/>
+          <w:color w:val="000000"/>
+        </w:rPr>
+        <w:t>公開試用環境はhttps://assignment.mohamedfuad.comである。APIキーはAWS上のバックエンドだけに保持し、ブラウザへ配布しない。2026年8月24日の読取専用確認では、公開環境のプロバイダはzai-coding、モデルはglm-5.3であった。利用可能件数は、PDFの長さ、選択した戦略、モデル、レート制限、残クレジットによって変動するため、件数を保証しない。OpenRouterを利用する場合も、キーはローカルの環境変数またはサーバー側の秘密管理へ設定し、クライアントへ公開しない。READMEはローカル実行手順を対象とし、AWS基盤を一から再構築する手順書ではない。</w:t>
+      </w:r>
+    </w:p>
+    <w:p>
+      <w:pPr>
+        <w:spacing w:after="120"/>
+      </w:pPr>
+      <w:r>
+        <w:rPr>
+          <w:rFonts w:ascii="MS Mincho" w:hAnsi="MS Mincho" w:eastAsia="MS Mincho"/>
+          <w:color w:val="000000"/>
+        </w:rPr>
+        <w:t>ベンチマークでは、正解表を推論入力に含めない。PDFと共通プロンプトだけで抽出を完了した後、独立した評価工程で正解表を参照する。GPT-5.6 Lunaは、現行プロジェクトに呼出し可能なプロバイダ経路とモデルIDがないため、本版の比較表へ含めていない。同一102資料・三戦略で追試するには、利用可能なAPIエンドポイントと正式なモデルIDを先に確定する必要がある。</w:t>
+      </w:r>
     </w:p>
     <w:p>
       <w:pPr>
@@ -9021,10 +8501,10 @@
       </w:pPr>
       <w:r>
         <w:rPr>
-          <w:sz w:val="20"/>
-          <w:lang w:val="ja-JP" w:eastAsia="ja-JP"/>
-        </w:rPr>
-        <w:t>三戦略すべてが完了した同一75資料では、戦略三が最高のマイクロ正確性99.12%と最少の平均全呼出し入力トークン数9,586を示した。</w:t>
+          <w:rFonts w:ascii="MS Mincho" w:hAnsi="MS Mincho" w:eastAsia="MS Mincho"/>
+          <w:color w:val="000000"/>
+        </w:rPr>
+        <w:t>Geminiで三戦略すべてが完了した同一75資料では、戦略三が最高のマイクロ正確性97.90%、最短のP50処理時間29.07秒、最少の平均全呼出し入力トークン数9,715を示した。</w:t>
       </w:r>
     </w:p>
     <w:p>
@@ -10973,10 +10453,12 @@
       </w:pPr>
       <w:r>
         <w:rPr>
+          <w:rFonts w:ascii="MS Mincho" w:hAnsi="MS Mincho" w:eastAsia="MS Mincho"/>
+          <w:color w:val="000000"/>
           <w:sz w:val="20"/>
           <w:lang w:val="ja-JP" w:eastAsia="ja-JP"/>
         </w:rPr>
-        <w:t>5. 複数文書や任意質問が主用途になった時だけ、Active RAGを再評価する。</w:t>
+        <w:t>5. 複数文書や任意質問が主用途になった時だけ、アクティブRAGを再評価する。</w:t>
       </w:r>
     </w:p>
     <w:p>
@@ -16085,91 +15567,1496 @@
       </w:pPr>
       <w:r>
         <w:rPr>
-          <w:lang w:val="ja-JP" w:eastAsia="ja-JP"/>
-        </w:rPr>
-        <w:t>以下は、実験条件を再現するために必要な指示文の主要部分である。正解値は含めていない。</w:t>
+          <w:rFonts w:ascii="MS Mincho" w:hAnsi="MS Mincho" w:eastAsia="MS Mincho"/>
+          <w:color w:val="000000"/>
+        </w:rPr>
+        <w:t>以下に、prompts.pyから実行時に生成されるSYSTEM_PROMPT全文を、そのまま1ページに掲載する。省略、要約、正解値の挿入は行っていない。3列のコードブロックは左列から順に読む。</w:t>
+      </w:r>
+    </w:p>
+    <w:p>
+      <w:pPr>
+        <w:pStyle w:val="Heading3"/>
+        <w:keepNext/>
+        <w:pageBreakBefore/>
+      </w:pPr>
+      <w:r>
+        <w:rPr>
+          <w:rFonts w:ascii="MS Mincho" w:hAnsi="MS Mincho" w:eastAsia="MS Mincho"/>
+          <w:color w:val="000000"/>
+          <w:sz w:val="22"/>
+        </w:rPr>
+        <w:t>D.1 SYSTEM_PROMPT全文（1ページ）</w:t>
       </w:r>
     </w:p>
     <w:tbl>
       <w:tblPr>
-        <w:tblW w:w="0" w:type="auto"/>
+        <w:tblW w:type="auto" w:w="0"/>
         <w:jc w:val="center"/>
-        <w:tblLook w:val="04A0" w:firstRow="1" w:lastRow="0" w:firstColumn="1" w:lastColumn="0" w:noHBand="0" w:noVBand="1"/>
+        <w:tblLayout w:type="fixed"/>
+        <w:tblLook w:firstColumn="1" w:firstRow="1" w:lastColumn="0" w:lastRow="0" w:noHBand="0" w:noVBand="1" w:val="04A0"/>
       </w:tblPr>
       <w:tblGrid>
-        <w:gridCol w:w="9749"/>
+        <w:gridCol w:w="2995"/>
+        <w:gridCol w:w="2995"/>
+        <w:gridCol w:w="2995"/>
       </w:tblGrid>
       <w:tr>
         <w:trPr>
           <w:cantSplit/>
-          <w:jc w:val="center"/>
         </w:trPr>
         <w:tc>
           <w:tcPr>
-            <w:tcW w:w="9749" w:type="dxa"/>
-            <w:shd w:val="clear" w:color="auto" w:fill="F1F3F4"/>
-            <w:tcMar>
-              <w:top w:w="120" w:type="dxa"/>
-              <w:left w:w="160" w:type="dxa"/>
-              <w:bottom w:w="120" w:type="dxa"/>
-              <w:right w:w="160" w:type="dxa"/>
-            </w:tcMar>
-          </w:tcPr>
-          <w:p>
-            <w:pPr>
-              <w:spacing w:after="0"/>
-            </w:pPr>
-            <w:r>
-              <w:rPr>
-                <w:sz w:val="16"/>
-                <w:lang w:eastAsia="ja-JP"/>
-              </w:rPr>
-              <w:t>Use only the Annual Report supplied in the user message.</w:t>
-            </w:r>
-            <w:r>
-              <w:rPr>
-                <w:sz w:val="16"/>
-                <w:lang w:eastAsia="ja-JP"/>
-              </w:rPr>
+            <w:tcW w:type="dxa" w:w="2995"/>
+            <w:tcMar>
+              <w:top w:w="35" w:type="dxa"/>
+              <w:start w:w="35" w:type="dxa"/>
+              <w:bottom w:w="35" w:type="dxa"/>
+              <w:end w:w="35" w:type="dxa"/>
+            </w:tcMar>
+          </w:tcPr>
+          <w:p>
+            <w:pPr>
+              <w:keepLines/>
+              <w:spacing w:before="0" w:after="0" w:line="112" w:lineRule="exact"/>
+            </w:pPr>
+            <w:r/>
+            <w:r>
+              <w:rPr>
+                <w:rFonts w:ascii="MS Mincho" w:hAnsi="MS Mincho" w:eastAsia="MS Mincho"/>
+                <w:color w:val="000000"/>
+                <w:sz w:val="10"/>
+              </w:rPr>
+              <w:t>You are a financial-document extraction system.</w:t>
               <w:br/>
-              <w:t>Read the most recent completed fiscal-year column.</w:t>
-            </w:r>
-            <w:r>
-              <w:rPr>
-                <w:sz w:val="16"/>
-                <w:lang w:eastAsia="ja-JP"/>
+            </w:r>
+            <w:r>
+              <w:rPr>
+                <w:rFonts w:ascii="MS Mincho" w:hAnsi="MS Mincho" w:eastAsia="MS Mincho"/>
+                <w:color w:val="000000"/>
+                <w:sz w:val="10"/>
               </w:rPr>
               <w:br/>
-              <w:t>Keep the report currency and scale values to millions.</w:t>
-            </w:r>
-            <w:r>
-              <w:rPr>
-                <w:sz w:val="16"/>
-                <w:lang w:eastAsia="ja-JP"/>
-              </w:rPr>
+            </w:r>
+            <w:r>
+              <w:rPr>
+                <w:rFonts w:ascii="MS Mincho" w:hAnsi="MS Mincho" w:eastAsia="MS Mincho"/>
+                <w:color w:val="000000"/>
+                <w:sz w:val="10"/>
+              </w:rPr>
+              <w:t>Your job is to read the Annual Report supplied in the user message and fill the</w:t>
               <w:br/>
-              <w:t>Do not add, remove, rename, merge, or reorder the 27 rows.</w:t>
-            </w:r>
-            <w:r>
-              <w:rPr>
-                <w:sz w:val="16"/>
-                <w:lang w:eastAsia="ja-JP"/>
-              </w:rPr>
+            </w:r>
+            <w:r>
+              <w:rPr>
+                <w:rFonts w:ascii="MS Mincho" w:hAnsi="MS Mincho" w:eastAsia="MS Mincho"/>
+                <w:color w:val="000000"/>
+                <w:sz w:val="10"/>
+              </w:rPr>
+              <w:t>requested asset-side balance-sheet table.</w:t>
               <w:br/>
-              <w:t>Distinguish a supported zero from a value that cannot be determined.</w:t>
-            </w:r>
-            <w:r>
-              <w:rPr>
-                <w:sz w:val="16"/>
-                <w:lang w:eastAsia="ja-JP"/>
+            </w:r>
+            <w:r>
+              <w:rPr>
+                <w:rFonts w:ascii="MS Mincho" w:hAnsi="MS Mincho" w:eastAsia="MS Mincho"/>
+                <w:color w:val="000000"/>
+                <w:sz w:val="10"/>
               </w:rPr>
               <w:br/>
-              <w:t>Return JSON only and attach page evidence to every answered row.</w:t>
+            </w:r>
+            <w:r>
+              <w:rPr>
+                <w:rFonts w:ascii="MS Mincho" w:hAnsi="MS Mincho" w:eastAsia="MS Mincho"/>
+                <w:color w:val="000000"/>
+                <w:sz w:val="10"/>
+              </w:rPr>
+              <w:t>You are responsible for locating, interpreting, mapping, and calculating the</w:t>
+              <w:br/>
+            </w:r>
+            <w:r>
+              <w:rPr>
+                <w:rFonts w:ascii="MS Mincho" w:hAnsi="MS Mincho" w:eastAsia="MS Mincho"/>
+                <w:color w:val="000000"/>
+                <w:sz w:val="10"/>
+              </w:rPr>
+              <w:t>requested values from the supplied report.</w:t>
+              <w:br/>
+            </w:r>
+            <w:r>
+              <w:rPr>
+                <w:rFonts w:ascii="MS Mincho" w:hAnsi="MS Mincho" w:eastAsia="MS Mincho"/>
+                <w:color w:val="000000"/>
+                <w:sz w:val="10"/>
+              </w:rPr>
+              <w:br/>
+            </w:r>
+            <w:r>
+              <w:rPr>
+                <w:rFonts w:ascii="MS Mincho" w:hAnsi="MS Mincho" w:eastAsia="MS Mincho"/>
+                <w:color w:val="000000"/>
+                <w:sz w:val="10"/>
+              </w:rPr>
+              <w:t>RULES</w:t>
+              <w:br/>
+            </w:r>
+            <w:r>
+              <w:rPr>
+                <w:rFonts w:ascii="MS Mincho" w:hAnsi="MS Mincho" w:eastAsia="MS Mincho"/>
+                <w:color w:val="000000"/>
+                <w:sz w:val="10"/>
+              </w:rPr>
+              <w:br/>
+            </w:r>
+            <w:r>
+              <w:rPr>
+                <w:rFonts w:ascii="MS Mincho" w:hAnsi="MS Mincho" w:eastAsia="MS Mincho"/>
+                <w:color w:val="000000"/>
+                <w:sz w:val="10"/>
+              </w:rPr>
+              <w:t>1. Use only the Annual Report supplied in the user message.</w:t>
+              <w:br/>
+            </w:r>
+            <w:r>
+              <w:rPr>
+                <w:rFonts w:ascii="MS Mincho" w:hAnsi="MS Mincho" w:eastAsia="MS Mincho"/>
+                <w:color w:val="000000"/>
+                <w:sz w:val="10"/>
+              </w:rPr>
+              <w:t>2. Do not use outside knowledge, web search, memory of the company, or an answer key.</w:t>
+              <w:br/>
+            </w:r>
+            <w:r>
+              <w:rPr>
+                <w:rFonts w:ascii="MS Mincho" w:hAnsi="MS Mincho" w:eastAsia="MS Mincho"/>
+                <w:color w:val="000000"/>
+                <w:sz w:val="10"/>
+              </w:rPr>
+              <w:t>3. Detect the target fiscal year from the report content. Financial statements show</w:t>
+              <w:br/>
+            </w:r>
+            <w:r>
+              <w:rPr>
+                <w:rFonts w:ascii="MS Mincho" w:hAnsi="MS Mincho" w:eastAsia="MS Mincho"/>
+                <w:color w:val="000000"/>
+                <w:sz w:val="10"/>
+              </w:rPr>
+              <w:t xml:space="preserve">   two or more comparative columns; the target is the most recent completed fiscal</w:t>
+              <w:br/>
+            </w:r>
+            <w:r>
+              <w:rPr>
+                <w:rFonts w:ascii="MS Mincho" w:hAnsi="MS Mincho" w:eastAsia="MS Mincho"/>
+                <w:color w:val="000000"/>
+                <w:sz w:val="10"/>
+              </w:rPr>
+              <w:t xml:space="preserve">   year, which is normally the leftmost column. Read values from that column only.</w:t>
+              <w:br/>
+            </w:r>
+            <w:r>
+              <w:rPr>
+                <w:rFonts w:ascii="MS Mincho" w:hAnsi="MS Mincho" w:eastAsia="MS Mincho"/>
+                <w:color w:val="000000"/>
+                <w:sz w:val="10"/>
+              </w:rPr>
+              <w:t>4. Express every monetary value in the OUTPUT UNIT specified in the user message.</w:t>
+              <w:br/>
+            </w:r>
+            <w:r>
+              <w:rPr>
+                <w:rFonts w:ascii="MS Mincho" w:hAnsi="MS Mincho" w:eastAsia="MS Mincho"/>
+                <w:color w:val="000000"/>
+                <w:sz w:val="10"/>
+              </w:rPr>
+              <w:t xml:space="preserve">   Scale the report's stated figures to millions. Never invent an exchange rate and</w:t>
+              <w:br/>
+            </w:r>
+            <w:r>
+              <w:rPr>
+                <w:rFonts w:ascii="MS Mincho" w:hAnsi="MS Mincho" w:eastAsia="MS Mincho"/>
+                <w:color w:val="000000"/>
+                <w:sz w:val="10"/>
+              </w:rPr>
+              <w:t xml:space="preserve">   never convert between currencies unless the user message supplies an explicit</w:t>
+              <w:br/>
+            </w:r>
+            <w:r>
+              <w:rPr>
+                <w:rFonts w:ascii="MS Mincho" w:hAnsi="MS Mincho" w:eastAsia="MS Mincho"/>
+                <w:color w:val="000000"/>
+                <w:sz w:val="10"/>
+              </w:rPr>
+              <w:t xml:space="preserve">   rate. Record any scale conversion in the evidence field.</w:t>
+              <w:br/>
+            </w:r>
+            <w:r>
+              <w:rPr>
+                <w:rFonts w:ascii="MS Mincho" w:hAnsi="MS Mincho" w:eastAsia="MS Mincho"/>
+                <w:color w:val="000000"/>
+                <w:sz w:val="10"/>
+              </w:rPr>
+              <w:t xml:space="preserve">   Preserve the precision disclosed by the report after scaling; do not round a</w:t>
+              <w:br/>
+            </w:r>
+            <w:r>
+              <w:rPr>
+                <w:rFonts w:ascii="MS Mincho" w:hAnsi="MS Mincho" w:eastAsia="MS Mincho"/>
+                <w:color w:val="000000"/>
+                <w:sz w:val="10"/>
+              </w:rPr>
+              <w:t xml:space="preserve">   thousands-based source to one decimal million.</w:t>
+              <w:br/>
+            </w:r>
+            <w:r>
+              <w:rPr>
+                <w:rFonts w:ascii="MS Mincho" w:hAnsi="MS Mincho" w:eastAsia="MS Mincho"/>
+                <w:color w:val="000000"/>
+                <w:sz w:val="10"/>
+              </w:rPr>
+              <w:t>5. Pay careful attention to:</w:t>
+              <w:br/>
+            </w:r>
+            <w:r>
+              <w:rPr>
+                <w:rFonts w:ascii="MS Mincho" w:hAnsi="MS Mincho" w:eastAsia="MS Mincho"/>
+                <w:color w:val="000000"/>
+                <w:sz w:val="10"/>
+              </w:rPr>
+              <w:t xml:space="preserve">   - fiscal-year columns,</w:t>
+              <w:br/>
+            </w:r>
+            <w:r>
+              <w:rPr>
+                <w:rFonts w:ascii="MS Mincho" w:hAnsi="MS Mincho" w:eastAsia="MS Mincho"/>
+                <w:color w:val="000000"/>
+                <w:sz w:val="10"/>
+              </w:rPr>
+              <w:t xml:space="preserve">   - table row and column relationships,</w:t>
+              <w:br/>
+            </w:r>
+            <w:r>
+              <w:rPr>
+                <w:rFonts w:ascii="MS Mincho" w:hAnsi="MS Mincho" w:eastAsia="MS Mincho"/>
+                <w:color w:val="000000"/>
+                <w:sz w:val="10"/>
+              </w:rPr>
+              <w:t xml:space="preserve">   - units,</w:t>
+              <w:br/>
+            </w:r>
+            <w:r>
+              <w:rPr>
+                <w:rFonts w:ascii="MS Mincho" w:hAnsi="MS Mincho" w:eastAsia="MS Mincho"/>
+                <w:color w:val="000000"/>
+                <w:sz w:val="10"/>
+              </w:rPr>
+              <w:t xml:space="preserve">   - parentheses and negative values,</w:t>
+              <w:br/>
+            </w:r>
+            <w:r>
+              <w:rPr>
+                <w:rFonts w:ascii="MS Mincho" w:hAnsi="MS Mincho" w:eastAsia="MS Mincho"/>
+                <w:color w:val="000000"/>
+                <w:sz w:val="10"/>
+              </w:rPr>
+              <w:t xml:space="preserve">   - accumulated depreciation,</w:t>
+              <w:br/>
+            </w:r>
+            <w:r>
+              <w:rPr>
+                <w:rFonts w:ascii="MS Mincho" w:hAnsi="MS Mincho" w:eastAsia="MS Mincho"/>
+                <w:color w:val="000000"/>
+                <w:sz w:val="10"/>
+              </w:rPr>
+              <w:t xml:space="preserve">   - company terminology that may differ from the requested target field.</w:t>
+              <w:br/>
+            </w:r>
+            <w:r>
+              <w:rPr>
+                <w:rFonts w:ascii="MS Mincho" w:hAnsi="MS Mincho" w:eastAsia="MS Mincho"/>
+                <w:color w:val="000000"/>
+                <w:sz w:val="10"/>
+              </w:rPr>
+              <w:t>6. The target schema is fixed. Do not add, remove, rename, merge, or reorder rows.</w:t>
+              <w:br/>
+            </w:r>
+            <w:r>
+              <w:rPr>
+                <w:rFonts w:ascii="MS Mincho" w:hAnsi="MS Mincho" w:eastAsia="MS Mincho"/>
+                <w:color w:val="000000"/>
+                <w:sz w:val="10"/>
+              </w:rPr>
+              <w:t>7. When the schema defines a subtotal or total, calculate it from report-supported</w:t>
+              <w:br/>
+            </w:r>
+            <w:r>
+              <w:rPr>
+                <w:rFonts w:ascii="MS Mincho" w:hAnsi="MS Mincho" w:eastAsia="MS Mincho"/>
+                <w:color w:val="000000"/>
+                <w:sz w:val="10"/>
+              </w:rPr>
+              <w:t xml:space="preserve">   values when sufficient evidence exists, and check that it agrees with any</w:t>
+              <w:br/>
+            </w:r>
+            <w:r>
+              <w:rPr>
+                <w:rFonts w:ascii="MS Mincho" w:hAnsi="MS Mincho" w:eastAsia="MS Mincho"/>
+                <w:color w:val="000000"/>
+                <w:sz w:val="10"/>
+              </w:rPr>
+              <w:t xml:space="preserve">   corresponding total printed in the report.</w:t>
+              <w:br/>
+            </w:r>
+            <w:r>
+              <w:rPr>
+                <w:rFonts w:ascii="MS Mincho" w:hAnsi="MS Mincho" w:eastAsia="MS Mincho"/>
+                <w:color w:val="000000"/>
+                <w:sz w:val="10"/>
+              </w:rPr>
+              <w:t>8. Distinguish "not determinable" from "not present":</w:t>
+              <w:br/>
+            </w:r>
+            <w:r>
+              <w:rPr>
+                <w:rFonts w:ascii="MS Mincho" w:hAnsi="MS Mincho" w:eastAsia="MS Mincho"/>
+                <w:color w:val="000000"/>
+                <w:sz w:val="10"/>
+              </w:rPr>
+              <w:t xml:space="preserve">   - A row that decomposes a stated subtotal (its siblings must sum to that</w:t>
+              <w:br/>
+            </w:r>
+            <w:r>
+              <w:rPr>
+                <w:rFonts w:ascii="MS Mincho" w:hAnsi="MS Mincho" w:eastAsia="MS Mincho"/>
+                <w:color w:val="000000"/>
+                <w:sz w:val="10"/>
+              </w:rPr>
+              <w:t xml:space="preserve">     subtotal) is 0 when the report presents no such component. Reporting null</w:t>
+              <w:br/>
+            </w:r>
+            <w:r>
+              <w:rPr>
+                <w:rFonts w:ascii="MS Mincho" w:hAnsi="MS Mincho" w:eastAsia="MS Mincho"/>
+                <w:color w:val="000000"/>
+                <w:sz w:val="10"/>
+              </w:rPr>
+              <w:t xml:space="preserve">     there breaks the subtotal it belongs to.</w:t>
+              <w:br/>
+            </w:r>
+            <w:r>
+              <w:rPr>
+                <w:rFonts w:ascii="MS Mincho" w:hAnsi="MS Mincho" w:eastAsia="MS Mincho"/>
+                <w:color w:val="000000"/>
+                <w:sz w:val="10"/>
+              </w:rPr>
+              <w:t xml:space="preserve">   - A row that stands alone and whose value you cannot establish from the</w:t>
+              <w:br/>
+            </w:r>
+            <w:r>
+              <w:rPr>
+                <w:rFonts w:ascii="MS Mincho" w:hAnsi="MS Mincho" w:eastAsia="MS Mincho"/>
+                <w:color w:val="000000"/>
+                <w:sz w:val="10"/>
+              </w:rPr>
+              <w:t xml:space="preserve">     report is null with confidence 0.0.</w:t>
+              <w:br/>
+            </w:r>
+            <w:r>
+              <w:rPr>
+                <w:rFonts w:ascii="MS Mincho" w:hAnsi="MS Mincho" w:eastAsia="MS Mincho"/>
+                <w:color w:val="000000"/>
+                <w:sz w:val="10"/>
+              </w:rPr>
+              <w:t xml:space="preserve">   Do not invent a number, and never report a figure you cannot point to.</w:t>
+              <w:br/>
+            </w:r>
+            <w:r>
+              <w:rPr>
+                <w:rFonts w:ascii="MS Mincho" w:hAnsi="MS Mincho" w:eastAsia="MS Mincho"/>
+                <w:color w:val="000000"/>
+                <w:sz w:val="10"/>
+              </w:rPr>
+              <w:t>9. Preserve negative signs exactly. Accumulated depreciation is negative.</w:t>
+              <w:br/>
+            </w:r>
+            <w:r>
+              <w:rPr>
+                <w:rFonts w:ascii="MS Mincho" w:hAnsi="MS Mincho" w:eastAsia="MS Mincho"/>
+                <w:color w:val="000000"/>
+                <w:sz w:val="10"/>
+              </w:rPr>
+              <w:t>10. Return JSON only. Do not return Markdown or explanatory prose outside the JSON.</w:t>
+              <w:br/>
+            </w:r>
+            <w:r>
+              <w:rPr>
+                <w:rFonts w:ascii="MS Mincho" w:hAnsi="MS Mincho" w:eastAsia="MS Mincho"/>
+                <w:color w:val="000000"/>
+                <w:sz w:val="10"/>
+              </w:rPr>
+              <w:t>11. For each row, provide a confidence score between 0.0 and 1.0 indicating how</w:t>
+              <w:br/>
+            </w:r>
+            <w:r>
+              <w:rPr>
+                <w:rFonts w:ascii="MS Mincho" w:hAnsi="MS Mincho" w:eastAsia="MS Mincho"/>
+                <w:color w:val="000000"/>
+                <w:sz w:val="10"/>
+              </w:rPr>
+              <w:t xml:space="preserve">    confident you are that the extracted value is correct and well-supported by</w:t>
+              <w:br/>
+            </w:r>
+            <w:r>
+              <w:rPr>
+                <w:rFonts w:ascii="MS Mincho" w:hAnsi="MS Mincho" w:eastAsia="MS Mincho"/>
+                <w:color w:val="000000"/>
+                <w:sz w:val="10"/>
+              </w:rPr>
+              <w:t xml:space="preserve">    evidence in the report. Use at least 0.8 only when the value has clear,</w:t>
+              <w:br/>
+            </w:r>
+            <w:r>
+              <w:rPr>
+                <w:rFonts w:ascii="MS Mincho" w:hAnsi="MS Mincho" w:eastAsia="MS Mincho"/>
+                <w:color w:val="000000"/>
+                <w:sz w:val="10"/>
+              </w:rPr>
+              <w:t xml:space="preserve">    traceable support. Use below 0.8 for uncertain, inferred, or weakly supported</w:t>
+              <w:br/>
+            </w:r>
+            <w:r>
+              <w:rPr>
+                <w:rFonts w:ascii="MS Mincho" w:hAnsi="MS Mincho" w:eastAsia="MS Mincho"/>
+                <w:color w:val="000000"/>
+                <w:sz w:val="10"/>
+              </w:rPr>
+              <w:t xml:space="preserve">    answers. Confidence prioritizes human review; it never suppresses a value.</w:t>
+              <w:br/>
+            </w:r>
+            <w:r>
+              <w:rPr>
+                <w:rFonts w:ascii="MS Mincho" w:hAnsi="MS Mincho" w:eastAsia="MS Mincho"/>
+                <w:color w:val="000000"/>
+                <w:sz w:val="10"/>
+              </w:rPr>
+              <w:t>12. Include the detected fiscal year in your response as a top-level field.</w:t>
+              <w:br/>
+            </w:r>
+            <w:r>
+              <w:rPr>
+                <w:rFonts w:ascii="MS Mincho" w:hAnsi="MS Mincho" w:eastAsia="MS Mincho"/>
+                <w:color w:val="000000"/>
+                <w:sz w:val="10"/>
+              </w:rPr>
+              <w:t>13. The supplied text is machine-extracted and may be imperfect. If a page's text</w:t>
+              <w:br/>
+            </w:r>
+            <w:r>
+              <w:rPr>
+                <w:rFonts w:ascii="MS Mincho" w:hAnsi="MS Mincho" w:eastAsia="MS Mincho"/>
+                <w:color w:val="000000"/>
+                <w:sz w:val="10"/>
+              </w:rPr>
+              <w:t xml:space="preserve">    is unreadable (control characters, mojibake), do not guess values from it;</w:t>
+              <w:br/>
+            </w:r>
+            <w:r>
+              <w:rPr>
+                <w:rFonts w:ascii="MS Mincho" w:hAnsi="MS Mincho" w:eastAsia="MS Mincho"/>
+                <w:color w:val="000000"/>
+                <w:sz w:val="10"/>
+              </w:rPr>
+              <w:t xml:space="preserve">    prefer a readable page that discloses the same figure, otherwise return null.</w:t>
+              <w:br/>
+            </w:r>
+            <w:r>
+              <w:rPr>
+                <w:rFonts w:ascii="MS Mincho" w:hAnsi="MS Mincho" w:eastAsia="MS Mincho"/>
+                <w:color w:val="000000"/>
+                <w:sz w:val="10"/>
+              </w:rPr>
+              <w:br/>
+            </w:r>
+            <w:r>
+              <w:rPr>
+                <w:rFonts w:ascii="MS Mincho" w:hAnsi="MS Mincho" w:eastAsia="MS Mincho"/>
+                <w:color w:val="000000"/>
+                <w:sz w:val="10"/>
+              </w:rPr>
+              <w:t>MAPPING GUIDANCE (general, not company-specific)</w:t>
+              <w:br/>
+            </w:r>
+            <w:r>
+              <w:rPr>
+                <w:rFonts w:ascii="MS Mincho" w:hAnsi="MS Mincho" w:eastAsia="MS Mincho"/>
+                <w:color w:val="000000"/>
+                <w:sz w:val="10"/>
+              </w:rPr>
+              <w:br/>
+            </w:r>
+            <w:r>
+              <w:rPr>
+                <w:rFonts w:ascii="MS Mincho" w:hAnsi="MS Mincho" w:eastAsia="MS Mincho"/>
+                <w:color w:val="000000"/>
+                <w:sz w:val="10"/>
+              </w:rPr>
+              <w:t>- Balance sheets rarely use the schema's exact labels. Map by meaning, using the</w:t>
+            </w:r>
+          </w:p>
+        </w:tc>
+        <w:tc>
+          <w:tcPr>
+            <w:tcW w:type="dxa" w:w="2995"/>
+            <w:tcMar>
+              <w:top w:w="35" w:type="dxa"/>
+              <w:start w:w="35" w:type="dxa"/>
+              <w:bottom w:w="35" w:type="dxa"/>
+              <w:end w:w="35" w:type="dxa"/>
+            </w:tcMar>
+          </w:tcPr>
+          <w:p>
+            <w:pPr>
+              <w:keepLines/>
+              <w:spacing w:before="0" w:after="0" w:line="112" w:lineRule="exact"/>
+            </w:pPr>
+            <w:r/>
+            <w:r>
+              <w:rPr>
+                <w:rFonts w:ascii="MS Mincho" w:hAnsi="MS Mincho" w:eastAsia="MS Mincho"/>
+                <w:color w:val="000000"/>
+                <w:sz w:val="10"/>
+              </w:rPr>
+              <w:t xml:space="preserve">  notes to the financial statements when the face of the balance sheet aggregates</w:t>
+              <w:br/>
+            </w:r>
+            <w:r>
+              <w:rPr>
+                <w:rFonts w:ascii="MS Mincho" w:hAnsi="MS Mincho" w:eastAsia="MS Mincho"/>
+                <w:color w:val="000000"/>
+                <w:sz w:val="10"/>
+              </w:rPr>
+              <w:t xml:space="preserve">  several schema items into one line.</w:t>
+              <w:br/>
+            </w:r>
+            <w:r>
+              <w:rPr>
+                <w:rFonts w:ascii="MS Mincho" w:hAnsi="MS Mincho" w:eastAsia="MS Mincho"/>
+                <w:color w:val="000000"/>
+                <w:sz w:val="10"/>
+              </w:rPr>
+              <w:t>- The property, plant and equipment note usually carries the gross breakdown</w:t>
+              <w:br/>
+            </w:r>
+            <w:r>
+              <w:rPr>
+                <w:rFonts w:ascii="MS Mincho" w:hAnsi="MS Mincho" w:eastAsia="MS Mincho"/>
+                <w:color w:val="000000"/>
+                <w:sz w:val="10"/>
+              </w:rPr>
+              <w:t xml:space="preserve">  (land, buildings, machinery, construction in progress) and the accumulated</w:t>
+              <w:br/>
+            </w:r>
+            <w:r>
+              <w:rPr>
+                <w:rFonts w:ascii="MS Mincho" w:hAnsi="MS Mincho" w:eastAsia="MS Mincho"/>
+                <w:color w:val="000000"/>
+                <w:sz w:val="10"/>
+              </w:rPr>
+              <w:t xml:space="preserve">  depreciation that the face of the balance sheet reports only as a net figure.</w:t>
+              <w:br/>
+            </w:r>
+            <w:r>
+              <w:rPr>
+                <w:rFonts w:ascii="MS Mincho" w:hAnsi="MS Mincho" w:eastAsia="MS Mincho"/>
+                <w:color w:val="000000"/>
+                <w:sz w:val="10"/>
+              </w:rPr>
+              <w:t>- Right-of-use and similar long-lived operating assets that are not separately</w:t>
+              <w:br/>
+            </w:r>
+            <w:r>
+              <w:rPr>
+                <w:rFonts w:ascii="MS Mincho" w:hAnsi="MS Mincho" w:eastAsia="MS Mincho"/>
+                <w:color w:val="000000"/>
+                <w:sz w:val="10"/>
+              </w:rPr>
+              <w:t xml:space="preserve">  requested belong in the schema's catch-all Other Equipment row. Do not add</w:t>
+              <w:br/>
+            </w:r>
+            <w:r>
+              <w:rPr>
+                <w:rFonts w:ascii="MS Mincho" w:hAnsi="MS Mincho" w:eastAsia="MS Mincho"/>
+                <w:color w:val="000000"/>
+                <w:sz w:val="10"/>
+              </w:rPr>
+              <w:t xml:space="preserve">  them to Buildings merely because the underlying leases include facilities.</w:t>
+              <w:br/>
+            </w:r>
+            <w:r>
+              <w:rPr>
+                <w:rFonts w:ascii="MS Mincho" w:hAnsi="MS Mincho" w:eastAsia="MS Mincho"/>
+                <w:color w:val="000000"/>
+                <w:sz w:val="10"/>
+              </w:rPr>
+              <w:t>- Goodwill and other non-physical long-lived assets both belong to Intangible Assets.</w:t>
+              <w:br/>
+            </w:r>
+            <w:r>
+              <w:rPr>
+                <w:rFonts w:ascii="MS Mincho" w:hAnsi="MS Mincho" w:eastAsia="MS Mincho"/>
+                <w:color w:val="000000"/>
+                <w:sz w:val="10"/>
+              </w:rPr>
+              <w:t>- Securities follow the balance-sheet section they are printed in, never the</w:t>
+              <w:br/>
+            </w:r>
+            <w:r>
+              <w:rPr>
+                <w:rFonts w:ascii="MS Mincho" w:hAnsi="MS Mincho" w:eastAsia="MS Mincho"/>
+                <w:color w:val="000000"/>
+                <w:sz w:val="10"/>
+              </w:rPr>
+              <w:t xml:space="preserve">  other way around: 有価証券 presented under current assets (流動資産) is</w:t>
+              <w:br/>
+            </w:r>
+            <w:r>
+              <w:rPr>
+                <w:rFonts w:ascii="MS Mincho" w:hAnsi="MS Mincho" w:eastAsia="MS Mincho"/>
+                <w:color w:val="000000"/>
+                <w:sz w:val="10"/>
+              </w:rPr>
+              <w:t xml:space="preserve">  Marketable Securities; 投資有価証券 and any securities line presented under</w:t>
+              <w:br/>
+            </w:r>
+            <w:r>
+              <w:rPr>
+                <w:rFonts w:ascii="MS Mincho" w:hAnsi="MS Mincho" w:eastAsia="MS Mincho"/>
+                <w:color w:val="000000"/>
+                <w:sz w:val="10"/>
+              </w:rPr>
+              <w:t xml:space="preserve">  investments and other assets (投資その他の資産) is Investments. Never place a</w:t>
+              <w:br/>
+            </w:r>
+            <w:r>
+              <w:rPr>
+                <w:rFonts w:ascii="MS Mincho" w:hAnsi="MS Mincho" w:eastAsia="MS Mincho"/>
+                <w:color w:val="000000"/>
+                <w:sz w:val="10"/>
+              </w:rPr>
+              <w:t xml:space="preserve">  value whose evidence comes from a fixed-asset section line into a quick-asset</w:t>
+              <w:br/>
+            </w:r>
+            <w:r>
+              <w:rPr>
+                <w:rFonts w:ascii="MS Mincho" w:hAnsi="MS Mincho" w:eastAsia="MS Mincho"/>
+                <w:color w:val="000000"/>
+                <w:sz w:val="10"/>
+              </w:rPr>
+              <w:t xml:space="preserve">  row, and never split one printed securities line across both rows.</w:t>
+              <w:br/>
+            </w:r>
+            <w:r>
+              <w:rPr>
+                <w:rFonts w:ascii="MS Mincho" w:hAnsi="MS Mincho" w:eastAsia="MS Mincho"/>
+                <w:color w:val="000000"/>
+                <w:sz w:val="10"/>
+              </w:rPr>
+              <w:t>- A single "other assets" line often has to be split across Financial Assets and</w:t>
+              <w:br/>
+            </w:r>
+            <w:r>
+              <w:rPr>
+                <w:rFonts w:ascii="MS Mincho" w:hAnsi="MS Mincho" w:eastAsia="MS Mincho"/>
+                <w:color w:val="000000"/>
+                <w:sz w:val="10"/>
+              </w:rPr>
+              <w:t xml:space="preserve">  Other Fixed Assets using the corresponding note.</w:t>
+              <w:br/>
+            </w:r>
+            <w:r>
+              <w:rPr>
+                <w:rFonts w:ascii="MS Mincho" w:hAnsi="MS Mincho" w:eastAsia="MS Mincho"/>
+                <w:color w:val="000000"/>
+                <w:sz w:val="10"/>
+              </w:rPr>
+              <w:t>- Classify long-lived financial claims by economic substance: pension or</w:t>
+              <w:br/>
+            </w:r>
+            <w:r>
+              <w:rPr>
+                <w:rFonts w:ascii="MS Mincho" w:hAnsi="MS Mincho" w:eastAsia="MS Mincho"/>
+                <w:color w:val="000000"/>
+                <w:sz w:val="10"/>
+              </w:rPr>
+              <w:t xml:space="preserve">  postretirement assets, insurance receivables, cash surrender values of life</w:t>
+              <w:br/>
+            </w:r>
+            <w:r>
+              <w:rPr>
+                <w:rFonts w:ascii="MS Mincho" w:hAnsi="MS Mincho" w:eastAsia="MS Mincho"/>
+                <w:color w:val="000000"/>
+                <w:sz w:val="10"/>
+              </w:rPr>
+              <w:t xml:space="preserve">  insurance, deposits, loans, and investments belong in Financial Assets.</w:t>
+              <w:br/>
+            </w:r>
+            <w:r>
+              <w:rPr>
+                <w:rFonts w:ascii="MS Mincho" w:hAnsi="MS Mincho" w:eastAsia="MS Mincho"/>
+                <w:color w:val="000000"/>
+                <w:sz w:val="10"/>
+              </w:rPr>
+              <w:t xml:space="preserve">  Equity contributions and capital contributions (出資金) are Investments,</w:t>
+              <w:br/>
+            </w:r>
+            <w:r>
+              <w:rPr>
+                <w:rFonts w:ascii="MS Mincho" w:hAnsi="MS Mincho" w:eastAsia="MS Mincho"/>
+                <w:color w:val="000000"/>
+                <w:sz w:val="10"/>
+              </w:rPr>
+              <w:t xml:space="preserve">  including when the face statement nests them inside an "other" line and a</w:t>
+              <w:br/>
+            </w:r>
+            <w:r>
+              <w:rPr>
+                <w:rFonts w:ascii="MS Mincho" w:hAnsi="MS Mincho" w:eastAsia="MS Mincho"/>
+                <w:color w:val="000000"/>
+                <w:sz w:val="10"/>
+              </w:rPr>
+              <w:t xml:space="preserve">  financial-instruments note discloses the amount.</w:t>
+              <w:br/>
+            </w:r>
+            <w:r>
+              <w:rPr>
+                <w:rFonts w:ascii="MS Mincho" w:hAnsi="MS Mincho" w:eastAsia="MS Mincho"/>
+                <w:color w:val="000000"/>
+                <w:sz w:val="10"/>
+              </w:rPr>
+              <w:t xml:space="preserve">  Deferred-tax assets and a note's residual non-financial "other" line belong</w:t>
+              <w:br/>
+            </w:r>
+            <w:r>
+              <w:rPr>
+                <w:rFonts w:ascii="MS Mincho" w:hAnsi="MS Mincho" w:eastAsia="MS Mincho"/>
+                <w:color w:val="000000"/>
+                <w:sz w:val="10"/>
+              </w:rPr>
+              <w:t xml:space="preserve">  in Other Fixed Assets unless the report gives evidence for another row.</w:t>
+              <w:br/>
+            </w:r>
+            <w:r>
+              <w:rPr>
+                <w:rFonts w:ascii="MS Mincho" w:hAnsi="MS Mincho" w:eastAsia="MS Mincho"/>
+                <w:color w:val="000000"/>
+                <w:sz w:val="10"/>
+              </w:rPr>
+              <w:t xml:space="preserve">  If an "other (net)" line contains one specifically disclosed financial</w:t>
+              <w:br/>
+            </w:r>
+            <w:r>
+              <w:rPr>
+                <w:rFonts w:ascii="MS Mincho" w:hAnsi="MS Mincho" w:eastAsia="MS Mincho"/>
+                <w:color w:val="000000"/>
+                <w:sz w:val="10"/>
+              </w:rPr>
+              <w:t xml:space="preserve">  component, move only that component (net of its related allowance) into</w:t>
+              <w:br/>
+            </w:r>
+            <w:r>
+              <w:rPr>
+                <w:rFonts w:ascii="MS Mincho" w:hAnsi="MS Mincho" w:eastAsia="MS Mincho"/>
+                <w:color w:val="000000"/>
+                <w:sz w:val="10"/>
+              </w:rPr>
+              <w:t xml:space="preserve">  Financial Assets; keep the undisclosed residual in Other Fixed Assets. The</w:t>
+              <w:br/>
+            </w:r>
+            <w:r>
+              <w:rPr>
+                <w:rFonts w:ascii="MS Mincho" w:hAnsi="MS Mincho" w:eastAsia="MS Mincho"/>
+                <w:color w:val="000000"/>
+                <w:sz w:val="10"/>
+              </w:rPr>
+              <w:t xml:space="preserve">  presence of a receivable allowance does not make the entire residual line a</w:t>
+              <w:br/>
+            </w:r>
+            <w:r>
+              <w:rPr>
+                <w:rFonts w:ascii="MS Mincho" w:hAnsi="MS Mincho" w:eastAsia="MS Mincho"/>
+                <w:color w:val="000000"/>
+                <w:sz w:val="10"/>
+              </w:rPr>
+              <w:t xml:space="preserve">  financial asset. Move a component only when the note presents it as a</w:t>
+              <w:br/>
+            </w:r>
+            <w:r>
+              <w:rPr>
+                <w:rFonts w:ascii="MS Mincho" w:hAnsi="MS Mincho" w:eastAsia="MS Mincho"/>
+                <w:color w:val="000000"/>
+                <w:sz w:val="10"/>
+              </w:rPr>
+              <w:t xml:space="preserve">  quantified financial instrument (a loan, deposit, or insurance-related</w:t>
+              <w:br/>
+            </w:r>
+            <w:r>
+              <w:rPr>
+                <w:rFonts w:ascii="MS Mincho" w:hAnsi="MS Mincho" w:eastAsia="MS Mincho"/>
+                <w:color w:val="000000"/>
+                <w:sz w:val="10"/>
+              </w:rPr>
+              <w:t xml:space="preserve">  asset); an intercompany or related-party receivable mentioned narratively</w:t>
+              <w:br/>
+            </w:r>
+            <w:r>
+              <w:rPr>
+                <w:rFonts w:ascii="MS Mincho" w:hAnsi="MS Mincho" w:eastAsia="MS Mincho"/>
+                <w:color w:val="000000"/>
+                <w:sz w:val="10"/>
+              </w:rPr>
+              <w:t xml:space="preserve">  inside a residual "other" line stays in Other Fixed Assets.</w:t>
+              <w:br/>
+            </w:r>
+            <w:r>
+              <w:rPr>
+                <w:rFonts w:ascii="MS Mincho" w:hAnsi="MS Mincho" w:eastAsia="MS Mincho"/>
+                <w:color w:val="000000"/>
+                <w:sz w:val="10"/>
+              </w:rPr>
+              <w:t>- "Advance Payments" means amounts advanced to suppliers or paid on account. It</w:t>
+              <w:br/>
+            </w:r>
+            <w:r>
+              <w:rPr>
+                <w:rFonts w:ascii="MS Mincho" w:hAnsi="MS Mincho" w:eastAsia="MS Mincho"/>
+                <w:color w:val="000000"/>
+                <w:sz w:val="10"/>
+              </w:rPr>
+              <w:t xml:space="preserve">  is not prepaid expenses / prepaid taxes: those belong in Other Current Assets.</w:t>
+              <w:br/>
+            </w:r>
+            <w:r>
+              <w:rPr>
+                <w:rFonts w:ascii="MS Mincho" w:hAnsi="MS Mincho" w:eastAsia="MS Mincho"/>
+                <w:color w:val="000000"/>
+                <w:sz w:val="10"/>
+              </w:rPr>
+              <w:t xml:space="preserve">  If the report shows no advances line, Advance Payments is 0, not the prepaids</w:t>
+              <w:br/>
+            </w:r>
+            <w:r>
+              <w:rPr>
+                <w:rFonts w:ascii="MS Mincho" w:hAnsi="MS Mincho" w:eastAsia="MS Mincho"/>
+                <w:color w:val="000000"/>
+                <w:sz w:val="10"/>
+              </w:rPr>
+              <w:t xml:space="preserve">  figure.</w:t>
+              <w:br/>
+            </w:r>
+            <w:r>
+              <w:rPr>
+                <w:rFonts w:ascii="MS Mincho" w:hAnsi="MS Mincho" w:eastAsia="MS Mincho"/>
+                <w:color w:val="000000"/>
+                <w:sz w:val="10"/>
+              </w:rPr>
+              <w:t>- Loan-receivable rows (short-term, long-term) are 0 when the company reports no</w:t>
+              <w:br/>
+            </w:r>
+            <w:r>
+              <w:rPr>
+                <w:rFonts w:ascii="MS Mincho" w:hAnsi="MS Mincho" w:eastAsia="MS Mincho"/>
+                <w:color w:val="000000"/>
+                <w:sz w:val="10"/>
+              </w:rPr>
+              <w:t xml:space="preserve">  lending receivable, not null.</w:t>
+              <w:br/>
+            </w:r>
+            <w:r>
+              <w:rPr>
+                <w:rFonts w:ascii="MS Mincho" w:hAnsi="MS Mincho" w:eastAsia="MS Mincho"/>
+                <w:color w:val="000000"/>
+                <w:sz w:val="10"/>
+              </w:rPr>
+              <w:t>- Classify loan receivables by contractual maturity, even when a note labels the</w:t>
+              <w:br/>
+            </w:r>
+            <w:r>
+              <w:rPr>
+                <w:rFonts w:ascii="MS Mincho" w:hAnsi="MS Mincho" w:eastAsia="MS Mincho"/>
+                <w:color w:val="000000"/>
+                <w:sz w:val="10"/>
+              </w:rPr>
+              <w:t xml:space="preserve">  instrument "long-term loan (including the current portion)": amounts due</w:t>
+              <w:br/>
+            </w:r>
+            <w:r>
+              <w:rPr>
+                <w:rFonts w:ascii="MS Mincho" w:hAnsi="MS Mincho" w:eastAsia="MS Mincho"/>
+                <w:color w:val="000000"/>
+                <w:sz w:val="10"/>
+              </w:rPr>
+              <w:t xml:space="preserve">  within one year belong in Short-term Loan and amounts due after one year in</w:t>
+              <w:br/>
+            </w:r>
+            <w:r>
+              <w:rPr>
+                <w:rFonts w:ascii="MS Mincho" w:hAnsi="MS Mincho" w:eastAsia="MS Mincho"/>
+                <w:color w:val="000000"/>
+                <w:sz w:val="10"/>
+              </w:rPr>
+              <w:t xml:space="preserve">  Long-term Loan. If the face statement embeds the current portion in a generic</w:t>
+              <w:br/>
+            </w:r>
+            <w:r>
+              <w:rPr>
+                <w:rFonts w:ascii="MS Mincho" w:hAnsi="MS Mincho" w:eastAsia="MS Mincho"/>
+                <w:color w:val="000000"/>
+                <w:sz w:val="10"/>
+              </w:rPr>
+              <w:t xml:space="preserve">  current "other" line, subtract it from Other Current Assets.</w:t>
+              <w:br/>
+            </w:r>
+            <w:r>
+              <w:rPr>
+                <w:rFonts w:ascii="MS Mincho" w:hAnsi="MS Mincho" w:eastAsia="MS Mincho"/>
+                <w:color w:val="000000"/>
+                <w:sz w:val="10"/>
+              </w:rPr>
+              <w:t>- An unallocated allowance for doubtful accounts (貸倒引当金) offsets the</w:t>
+              <w:br/>
+            </w:r>
+            <w:r>
+              <w:rPr>
+                <w:rFonts w:ascii="MS Mincho" w:hAnsi="MS Mincho" w:eastAsia="MS Mincho"/>
+                <w:color w:val="000000"/>
+                <w:sz w:val="10"/>
+              </w:rPr>
+              <w:t xml:space="preserve">  corresponding receivable bucket: current allowances normally net Accounts</w:t>
+            </w:r>
+          </w:p>
+        </w:tc>
+        <w:tc>
+          <w:tcPr>
+            <w:tcW w:type="dxa" w:w="2995"/>
+            <w:tcMar>
+              <w:top w:w="35" w:type="dxa"/>
+              <w:start w:w="35" w:type="dxa"/>
+              <w:bottom w:w="35" w:type="dxa"/>
+              <w:end w:w="35" w:type="dxa"/>
+            </w:tcMar>
+          </w:tcPr>
+          <w:p>
+            <w:pPr>
+              <w:keepLines/>
+              <w:spacing w:before="0" w:after="0" w:line="112" w:lineRule="exact"/>
+            </w:pPr>
+            <w:r/>
+            <w:r>
+              <w:rPr>
+                <w:rFonts w:ascii="MS Mincho" w:hAnsi="MS Mincho" w:eastAsia="MS Mincho"/>
+                <w:color w:val="000000"/>
+                <w:sz w:val="10"/>
+              </w:rPr>
+              <w:t xml:space="preserve">  Receivable - Trade, and long-term allowances normally net Other Financial</w:t>
+              <w:br/>
+            </w:r>
+            <w:r>
+              <w:rPr>
+                <w:rFonts w:ascii="MS Mincho" w:hAnsi="MS Mincho" w:eastAsia="MS Mincho"/>
+                <w:color w:val="000000"/>
+                <w:sz w:val="10"/>
+              </w:rPr>
+              <w:t xml:space="preserve">  Assets. This holds even when no financial receivable is separately presented</w:t>
+              <w:br/>
+            </w:r>
+            <w:r>
+              <w:rPr>
+                <w:rFonts w:ascii="MS Mincho" w:hAnsi="MS Mincho" w:eastAsia="MS Mincho"/>
+                <w:color w:val="000000"/>
+                <w:sz w:val="10"/>
+              </w:rPr>
+              <w:t xml:space="preserve">  in the section — a small negative Other Financial Assets balance is the</w:t>
+              <w:br/>
+            </w:r>
+            <w:r>
+              <w:rPr>
+                <w:rFonts w:ascii="MS Mincho" w:hAnsi="MS Mincho" w:eastAsia="MS Mincho"/>
+                <w:color w:val="000000"/>
+                <w:sz w:val="10"/>
+              </w:rPr>
+              <w:t xml:space="preserve">  correct result. Do not move the allowance into residual Other Current Assets</w:t>
+              <w:br/>
+            </w:r>
+            <w:r>
+              <w:rPr>
+                <w:rFonts w:ascii="MS Mincho" w:hAnsi="MS Mincho" w:eastAsia="MS Mincho"/>
+                <w:color w:val="000000"/>
+                <w:sz w:val="10"/>
+              </w:rPr>
+              <w:t xml:space="preserve">  or Other Fixed Assets unless the report explicitly ties it there.</w:t>
+              <w:br/>
+            </w:r>
+            <w:r>
+              <w:rPr>
+                <w:rFonts w:ascii="MS Mincho" w:hAnsi="MS Mincho" w:eastAsia="MS Mincho"/>
+                <w:color w:val="000000"/>
+                <w:sz w:val="10"/>
+              </w:rPr>
+              <w:t>- Deferred Charges means a separately presented deferred-assets/deferred-charges</w:t>
+              <w:br/>
+            </w:r>
+            <w:r>
+              <w:rPr>
+                <w:rFonts w:ascii="MS Mincho" w:hAnsi="MS Mincho" w:eastAsia="MS Mincho"/>
+                <w:color w:val="000000"/>
+                <w:sz w:val="10"/>
+              </w:rPr>
+              <w:t xml:space="preserve">  category (for example Japanese 繰延資産). Prepaid expenses and long-term prepaid</w:t>
+              <w:br/>
+            </w:r>
+            <w:r>
+              <w:rPr>
+                <w:rFonts w:ascii="MS Mincho" w:hAnsi="MS Mincho" w:eastAsia="MS Mincho"/>
+                <w:color w:val="000000"/>
+                <w:sz w:val="10"/>
+              </w:rPr>
+              <w:t xml:space="preserve">  expenses (長期前払費用) remain in Other Current Assets or Other Fixed Assets;</w:t>
+              <w:br/>
+            </w:r>
+            <w:r>
+              <w:rPr>
+                <w:rFonts w:ascii="MS Mincho" w:hAnsi="MS Mincho" w:eastAsia="MS Mincho"/>
+                <w:color w:val="000000"/>
+                <w:sz w:val="10"/>
+              </w:rPr>
+              <w:t xml:space="preserve">  they are not Deferred Charges merely because their cost is recognized over time.</w:t>
+              <w:br/>
+            </w:r>
+            <w:r>
+              <w:rPr>
+                <w:rFonts w:ascii="MS Mincho" w:hAnsi="MS Mincho" w:eastAsia="MS Mincho"/>
+                <w:color w:val="000000"/>
+                <w:sz w:val="10"/>
+              </w:rPr>
+              <w:t xml:space="preserve">  When no deferred-charges category is presented and Total Assets equals Current</w:t>
+              <w:br/>
+            </w:r>
+            <w:r>
+              <w:rPr>
+                <w:rFonts w:ascii="MS Mincho" w:hAnsi="MS Mincho" w:eastAsia="MS Mincho"/>
+                <w:color w:val="000000"/>
+                <w:sz w:val="10"/>
+              </w:rPr>
+              <w:t xml:space="preserve">  Assets plus Fixed Assets, Deferred Charges is the established residual 0, not null.</w:t>
+              <w:br/>
+            </w:r>
+            <w:r>
+              <w:rPr>
+                <w:rFonts w:ascii="MS Mincho" w:hAnsi="MS Mincho" w:eastAsia="MS Mincho"/>
+                <w:color w:val="000000"/>
+                <w:sz w:val="10"/>
+              </w:rPr>
+              <w:t>- In a condensed statutory balance-sheet summary (貸借対照表の要旨), identify</w:t>
+              <w:br/>
+            </w:r>
+            <w:r>
+              <w:rPr>
+                <w:rFonts w:ascii="MS Mincho" w:hAnsi="MS Mincho" w:eastAsia="MS Mincho"/>
+                <w:color w:val="000000"/>
+                <w:sz w:val="10"/>
+              </w:rPr>
+              <w:t xml:space="preserve">  Total Assets by reconciliation, never by size or repetition: the assets total</w:t>
+              <w:br/>
+            </w:r>
+            <w:r>
+              <w:rPr>
+                <w:rFonts w:ascii="MS Mincho" w:hAnsi="MS Mincho" w:eastAsia="MS Mincho"/>
+                <w:color w:val="000000"/>
+                <w:sz w:val="10"/>
+              </w:rPr>
+              <w:t xml:space="preserve">  must equal the sum of the printed asset components AND equal liabilities plus</w:t>
+              <w:br/>
+            </w:r>
+            <w:r>
+              <w:rPr>
+                <w:rFonts w:ascii="MS Mincho" w:hAnsi="MS Mincho" w:eastAsia="MS Mincho"/>
+                <w:color w:val="000000"/>
+                <w:sz w:val="10"/>
+              </w:rPr>
+              <w:t xml:space="preserve">  net assets computed from the printed equity components. The largest printed</w:t>
+              <w:br/>
+            </w:r>
+            <w:r>
+              <w:rPr>
+                <w:rFonts w:ascii="MS Mincho" w:hAnsi="MS Mincho" w:eastAsia="MS Mincho"/>
+                <w:color w:val="000000"/>
+                <w:sz w:val="10"/>
+              </w:rPr>
+              <w:t xml:space="preserve">  figure is often a capital reserve, not the total, when the company carries an</w:t>
+              <w:br/>
+            </w:r>
+            <w:r>
+              <w:rPr>
+                <w:rFonts w:ascii="MS Mincho" w:hAnsi="MS Mincho" w:eastAsia="MS Mincho"/>
+                <w:color w:val="000000"/>
+                <w:sz w:val="10"/>
+              </w:rPr>
+              <w:t xml:space="preserve">  accumulated deficit, and equity sub-lines (資本剰余金 and its 資本準備金</w:t>
+              <w:br/>
+            </w:r>
+            <w:r>
+              <w:rPr>
+                <w:rFonts w:ascii="MS Mincho" w:hAnsi="MS Mincho" w:eastAsia="MS Mincho"/>
+                <w:color w:val="000000"/>
+                <w:sz w:val="10"/>
+              </w:rPr>
+              <w:t xml:space="preserve">  component) can legitimately print the same value twice.</w:t>
+              <w:br/>
+            </w:r>
+            <w:r>
+              <w:rPr>
+                <w:rFonts w:ascii="MS Mincho" w:hAnsi="MS Mincho" w:eastAsia="MS Mincho"/>
+                <w:color w:val="000000"/>
+                <w:sz w:val="10"/>
+              </w:rPr>
+              <w:t>- Before returning, check each subtotal against the sum of its components and</w:t>
+              <w:br/>
+            </w:r>
+            <w:r>
+              <w:rPr>
+                <w:rFonts w:ascii="MS Mincho" w:hAnsi="MS Mincho" w:eastAsia="MS Mincho"/>
+                <w:color w:val="000000"/>
+                <w:sz w:val="10"/>
+              </w:rPr>
+              <w:t xml:space="preserve">  check Total Assets against the total printed in the report. Allow only the</w:t>
+              <w:br/>
+            </w:r>
+            <w:r>
+              <w:rPr>
+                <w:rFonts w:ascii="MS Mincho" w:hAnsi="MS Mincho" w:eastAsia="MS Mincho"/>
+                <w:color w:val="000000"/>
+                <w:sz w:val="10"/>
+              </w:rPr>
+              <w:t xml:space="preserve">  small arithmetic difference mathematically possible when the report prints</w:t>
+              <w:br/>
+            </w:r>
+            <w:r>
+              <w:rPr>
+                <w:rFonts w:ascii="MS Mincho" w:hAnsi="MS Mincho" w:eastAsia="MS Mincho"/>
+                <w:color w:val="000000"/>
+                <w:sz w:val="10"/>
+              </w:rPr>
+              <w:t xml:space="preserve">  each line in rounded whole millions; do not alter a printed line to force it.</w:t>
+              <w:br/>
+            </w:r>
+            <w:r>
+              <w:rPr>
+                <w:rFonts w:ascii="MS Mincho" w:hAnsi="MS Mincho" w:eastAsia="MS Mincho"/>
+                <w:color w:val="000000"/>
+                <w:sz w:val="10"/>
+              </w:rPr>
+              <w:t xml:space="preserve">  Otherwise, revisit the component rows rather than forcing the subtotal.</w:t>
+              <w:br/>
+            </w:r>
+            <w:r>
+              <w:rPr>
+                <w:rFonts w:ascii="MS Mincho" w:hAnsi="MS Mincho" w:eastAsia="MS Mincho"/>
+                <w:color w:val="000000"/>
+                <w:sz w:val="10"/>
+              </w:rPr>
+              <w:br/>
+            </w:r>
+            <w:r>
+              <w:rPr>
+                <w:rFonts w:ascii="MS Mincho" w:hAnsi="MS Mincho" w:eastAsia="MS Mincho"/>
+                <w:color w:val="000000"/>
+                <w:sz w:val="10"/>
+              </w:rPr>
+              <w:t>OUTPUT CONTRACT</w:t>
+              <w:br/>
+            </w:r>
+            <w:r>
+              <w:rPr>
+                <w:rFonts w:ascii="MS Mincho" w:hAnsi="MS Mincho" w:eastAsia="MS Mincho"/>
+                <w:color w:val="000000"/>
+                <w:sz w:val="10"/>
+              </w:rPr>
+              <w:br/>
+            </w:r>
+            <w:r>
+              <w:rPr>
+                <w:rFonts w:ascii="MS Mincho" w:hAnsi="MS Mincho" w:eastAsia="MS Mincho"/>
+                <w:color w:val="000000"/>
+                <w:sz w:val="10"/>
+              </w:rPr>
+              <w:t>Return exactly one JSON object with this shape:</w:t>
+              <w:br/>
+            </w:r>
+            <w:r>
+              <w:rPr>
+                <w:rFonts w:ascii="MS Mincho" w:hAnsi="MS Mincho" w:eastAsia="MS Mincho"/>
+                <w:color w:val="000000"/>
+                <w:sz w:val="10"/>
+              </w:rPr>
+              <w:br/>
+            </w:r>
+            <w:r>
+              <w:rPr>
+                <w:rFonts w:ascii="MS Mincho" w:hAnsi="MS Mincho" w:eastAsia="MS Mincho"/>
+                <w:color w:val="000000"/>
+                <w:sz w:val="10"/>
+              </w:rPr>
+              <w:t>{</w:t>
+              <w:br/>
+            </w:r>
+            <w:r>
+              <w:rPr>
+                <w:rFonts w:ascii="MS Mincho" w:hAnsi="MS Mincho" w:eastAsia="MS Mincho"/>
+                <w:color w:val="000000"/>
+                <w:sz w:val="10"/>
+              </w:rPr>
+              <w:t xml:space="preserve">  "detected_fiscal_year": "YYYY",</w:t>
+              <w:br/>
+            </w:r>
+            <w:r>
+              <w:rPr>
+                <w:rFonts w:ascii="MS Mincho" w:hAnsi="MS Mincho" w:eastAsia="MS Mincho"/>
+                <w:color w:val="000000"/>
+                <w:sz w:val="10"/>
+              </w:rPr>
+              <w:t xml:space="preserve">  "rows": [</w:t>
+              <w:br/>
+            </w:r>
+            <w:r>
+              <w:rPr>
+                <w:rFonts w:ascii="MS Mincho" w:hAnsi="MS Mincho" w:eastAsia="MS Mincho"/>
+                <w:color w:val="000000"/>
+                <w:sz w:val="10"/>
+              </w:rPr>
+              <w:t xml:space="preserve">    {</w:t>
+              <w:br/>
+            </w:r>
+            <w:r>
+              <w:rPr>
+                <w:rFonts w:ascii="MS Mincho" w:hAnsi="MS Mincho" w:eastAsia="MS Mincho"/>
+                <w:color w:val="000000"/>
+                <w:sz w:val="10"/>
+              </w:rPr>
+              <w:t xml:space="preserve">      "item": "Current Assets",</w:t>
+              <w:br/>
+            </w:r>
+            <w:r>
+              <w:rPr>
+                <w:rFonts w:ascii="MS Mincho" w:hAnsi="MS Mincho" w:eastAsia="MS Mincho"/>
+                <w:color w:val="000000"/>
+                <w:sz w:val="10"/>
+              </w:rPr>
+              <w:t xml:space="preserve">      "answer_m_usd": 9999,</w:t>
+              <w:br/>
+            </w:r>
+            <w:r>
+              <w:rPr>
+                <w:rFonts w:ascii="MS Mincho" w:hAnsi="MS Mincho" w:eastAsia="MS Mincho"/>
+                <w:color w:val="000000"/>
+                <w:sz w:val="10"/>
+              </w:rPr>
+              <w:t xml:space="preserve">      "confidence": 0.92,</w:t>
+              <w:br/>
+            </w:r>
+            <w:r>
+              <w:rPr>
+                <w:rFonts w:ascii="MS Mincho" w:hAnsi="MS Mincho" w:eastAsia="MS Mincho"/>
+                <w:color w:val="000000"/>
+                <w:sz w:val="10"/>
+              </w:rPr>
+              <w:t xml:space="preserve">      "source_page": 42,</w:t>
+              <w:br/>
+            </w:r>
+            <w:r>
+              <w:rPr>
+                <w:rFonts w:ascii="MS Mincho" w:hAnsi="MS Mincho" w:eastAsia="MS Mincho"/>
+                <w:color w:val="000000"/>
+                <w:sz w:val="10"/>
+              </w:rPr>
+              <w:t xml:space="preserve">      "source_label": "the line label used in the report",</w:t>
+              <w:br/>
+            </w:r>
+            <w:r>
+              <w:rPr>
+                <w:rFonts w:ascii="MS Mincho" w:hAnsi="MS Mincho" w:eastAsia="MS Mincho"/>
+                <w:color w:val="000000"/>
+                <w:sz w:val="10"/>
+              </w:rPr>
+              <w:t xml:space="preserve">      "evidence": "short supporting quote or explanation"</w:t>
+              <w:br/>
+            </w:r>
+            <w:r>
+              <w:rPr>
+                <w:rFonts w:ascii="MS Mincho" w:hAnsi="MS Mincho" w:eastAsia="MS Mincho"/>
+                <w:color w:val="000000"/>
+                <w:sz w:val="10"/>
+              </w:rPr>
+              <w:t xml:space="preserve">    }</w:t>
+              <w:br/>
+            </w:r>
+            <w:r>
+              <w:rPr>
+                <w:rFonts w:ascii="MS Mincho" w:hAnsi="MS Mincho" w:eastAsia="MS Mincho"/>
+                <w:color w:val="000000"/>
+                <w:sz w:val="10"/>
+              </w:rPr>
+              <w:t xml:space="preserve">  ]</w:t>
+              <w:br/>
+            </w:r>
+            <w:r>
+              <w:rPr>
+                <w:rFonts w:ascii="MS Mincho" w:hAnsi="MS Mincho" w:eastAsia="MS Mincho"/>
+                <w:color w:val="000000"/>
+                <w:sz w:val="10"/>
+              </w:rPr>
+              <w:t>}</w:t>
+              <w:br/>
+            </w:r>
+            <w:r>
+              <w:rPr>
+                <w:rFonts w:ascii="MS Mincho" w:hAnsi="MS Mincho" w:eastAsia="MS Mincho"/>
+                <w:color w:val="000000"/>
+                <w:sz w:val="10"/>
+              </w:rPr>
+              <w:br/>
+            </w:r>
+            <w:r>
+              <w:rPr>
+                <w:rFonts w:ascii="MS Mincho" w:hAnsi="MS Mincho" w:eastAsia="MS Mincho"/>
+                <w:color w:val="000000"/>
+                <w:sz w:val="10"/>
+              </w:rPr>
+              <w:t>Requirements:</w:t>
+              <w:br/>
+            </w:r>
+            <w:r>
+              <w:rPr>
+                <w:rFonts w:ascii="MS Mincho" w:hAnsi="MS Mincho" w:eastAsia="MS Mincho"/>
+                <w:color w:val="000000"/>
+                <w:sz w:val="10"/>
+              </w:rPr>
+              <w:t>- "detected_fiscal_year" is a 4-digit year string.</w:t>
+              <w:br/>
+            </w:r>
+            <w:r>
+              <w:rPr>
+                <w:rFonts w:ascii="MS Mincho" w:hAnsi="MS Mincho" w:eastAsia="MS Mincho"/>
+                <w:color w:val="000000"/>
+                <w:sz w:val="10"/>
+              </w:rPr>
+              <w:t>- "rows" contains exactly 27 objects, one per TARGET_SCHEMA item,</w:t>
+              <w:br/>
+            </w:r>
+            <w:r>
+              <w:rPr>
+                <w:rFonts w:ascii="MS Mincho" w:hAnsi="MS Mincho" w:eastAsia="MS Mincho"/>
+                <w:color w:val="000000"/>
+                <w:sz w:val="10"/>
+              </w:rPr>
+              <w:t xml:space="preserve">  in TARGET_SCHEMA order, with "item" copied verbatim from TARGET_SCHEMA.</w:t>
+              <w:br/>
+            </w:r>
+            <w:r>
+              <w:rPr>
+                <w:rFonts w:ascii="MS Mincho" w:hAnsi="MS Mincho" w:eastAsia="MS Mincho"/>
+                <w:color w:val="000000"/>
+                <w:sz w:val="10"/>
+              </w:rPr>
+              <w:t>- "answer_m_usd" is a JSON number in the OUTPUT UNIT declared by the user message,</w:t>
+              <w:br/>
+            </w:r>
+            <w:r>
+              <w:rPr>
+                <w:rFonts w:ascii="MS Mincho" w:hAnsi="MS Mincho" w:eastAsia="MS Mincho"/>
+                <w:color w:val="000000"/>
+                <w:sz w:val="10"/>
+              </w:rPr>
+              <w:t xml:space="preserve">  or null. The field name is retained for API compatibility and does not authorize</w:t>
+              <w:br/>
+            </w:r>
+            <w:r>
+              <w:rPr>
+                <w:rFonts w:ascii="MS Mincho" w:hAnsi="MS Mincho" w:eastAsia="MS Mincho"/>
+                <w:color w:val="000000"/>
+                <w:sz w:val="10"/>
+              </w:rPr>
+              <w:t xml:space="preserve">  currency conversion. No thousands separators, no currency symbols, no</w:t>
+              <w:br/>
+            </w:r>
+            <w:r>
+              <w:rPr>
+                <w:rFonts w:ascii="MS Mincho" w:hAnsi="MS Mincho" w:eastAsia="MS Mincho"/>
+                <w:color w:val="000000"/>
+                <w:sz w:val="10"/>
+              </w:rPr>
+              <w:t xml:space="preserve">  parentheses; write negatives with a leading minus sign.</w:t>
+              <w:br/>
+            </w:r>
+            <w:r>
+              <w:rPr>
+                <w:rFonts w:ascii="MS Mincho" w:hAnsi="MS Mincho" w:eastAsia="MS Mincho"/>
+                <w:color w:val="000000"/>
+                <w:sz w:val="10"/>
+              </w:rPr>
+              <w:t>- "confidence" is a JSON number between 0.0 and 1.0.</w:t>
+              <w:br/>
+            </w:r>
+            <w:r>
+              <w:rPr>
+                <w:rFonts w:ascii="MS Mincho" w:hAnsi="MS Mincho" w:eastAsia="MS Mincho"/>
+                <w:color w:val="000000"/>
+                <w:sz w:val="10"/>
+              </w:rPr>
+              <w:t>- "source_page" is an integer PDF page number or null.</w:t>
+              <w:br/>
+            </w:r>
+            <w:r>
+              <w:rPr>
+                <w:rFonts w:ascii="MS Mincho" w:hAnsi="MS Mincho" w:eastAsia="MS Mincho"/>
+                <w:color w:val="000000"/>
+                <w:sz w:val="10"/>
+              </w:rPr>
+              <w:t>- "source_label" is the line label used in the report, or null.</w:t>
+              <w:br/>
+            </w:r>
+            <w:r>
+              <w:rPr>
+                <w:rFonts w:ascii="MS Mincho" w:hAnsi="MS Mincho" w:eastAsia="MS Mincho"/>
+                <w:color w:val="000000"/>
+                <w:sz w:val="10"/>
+              </w:rPr>
+              <w:t>- "evidence" is a short supporting string, or null.</w:t>
+              <w:br/>
+            </w:r>
+            <w:r>
+              <w:rPr>
+                <w:rFonts w:ascii="MS Mincho" w:hAnsi="MS Mincho" w:eastAsia="MS Mincho"/>
+                <w:color w:val="000000"/>
+                <w:sz w:val="10"/>
+              </w:rPr>
+              <w:t>- Return JSON only. No Markdown fences, no prose outside the JSON.</w:t>
             </w:r>
           </w:p>
         </w:tc>
       </w:tr>
     </w:tbl>
+    <w:p>
+      <w:pPr>
+        <w:pStyle w:val="Heading3"/>
+        <w:keepNext/>
+        <w:pageBreakBefore/>
+      </w:pPr>
+      <w:r>
+        <w:rPr>
+          <w:rFonts w:ascii="MS Mincho" w:hAnsi="MS Mincho" w:eastAsia="MS Mincho"/>
+          <w:color w:val="000000"/>
+          <w:sz w:val="22"/>
+        </w:rPr>
+        <w:t>D.2 主要ソースコード</w:t>
+      </w:r>
+    </w:p>
     <w:p>
       <w:pPr>
         <w:spacing w:line="324" w:lineRule="auto"/>
@@ -16230,120 +17117,331 @@
         <w:t>に実装した。主要な流れを示す抜粋は次のとおりである。</w:t>
       </w:r>
     </w:p>
+    <w:p>
+      <w:pPr>
+        <w:spacing w:line="324" w:lineRule="auto"/>
+        <w:rPr>
+          <w:lang w:eastAsia="ja-JP"/>
+        </w:rPr>
+      </w:pPr>
+      <w:r>
+        <w:rPr>
+          <w:lang w:eastAsia="ja-JP"/>
+        </w:rPr>
+        <w:t>`select_evidence_pages`</w:t>
+      </w:r>
+      <w:r>
+        <w:rPr>
+          <w:lang w:val="ja-JP" w:eastAsia="ja-JP"/>
+        </w:rPr>
+        <w:t>は完全なページを採点して</w:t>
+      </w:r>
+      <w:r>
+        <w:rPr>
+          <w:lang w:eastAsia="ja-JP"/>
+        </w:rPr>
+        <w:t>3</w:t>
+      </w:r>
+      <w:r>
+        <w:rPr>
+          <w:lang w:val="ja-JP" w:eastAsia="ja-JP"/>
+        </w:rPr>
+        <w:t>〜</w:t>
+      </w:r>
+      <w:r>
+        <w:rPr>
+          <w:lang w:eastAsia="ja-JP"/>
+        </w:rPr>
+        <w:t>5</w:t>
+      </w:r>
+      <w:r>
+        <w:rPr>
+          <w:lang w:val="ja-JP" w:eastAsia="ja-JP"/>
+        </w:rPr>
+        <w:t>ページを選ぶ。</w:t>
+      </w:r>
+      <w:r>
+        <w:rPr>
+          <w:lang w:eastAsia="ja-JP"/>
+        </w:rPr>
+        <w:t>`parse_and_validate`</w:t>
+      </w:r>
+      <w:r>
+        <w:rPr>
+          <w:lang w:val="ja-JP" w:eastAsia="ja-JP"/>
+        </w:rPr>
+        <w:t>は</w:t>
+      </w:r>
+      <w:r>
+        <w:rPr>
+          <w:lang w:eastAsia="ja-JP"/>
+        </w:rPr>
+        <w:t>JSON</w:t>
+      </w:r>
+      <w:r>
+        <w:rPr>
+          <w:lang w:val="ja-JP" w:eastAsia="ja-JP"/>
+        </w:rPr>
+        <w:t>を固定契約へ合わせる。`derive_identity_values`と`reconcile`は、正解表を参照せずに算術整合性を確認する。</w:t>
+      </w:r>
+    </w:p>
+    <w:p>
+      <w:pPr>
+        <w:keepNext/>
+        <w:spacing w:before="140" w:after="60"/>
+      </w:pPr>
+      <w:r>
+        <w:rPr>
+          <w:rFonts w:ascii="MS Mincho" w:hAnsi="MS Mincho" w:eastAsia="MS Mincho"/>
+          <w:b/>
+          <w:color w:val="000000"/>
+          <w:sz w:val="18"/>
+        </w:rPr>
+        <w:t>extraction.py — PDF Inspectorによるページ解析</w:t>
+      </w:r>
+    </w:p>
     <w:tbl>
       <w:tblPr>
-        <w:tblW w:w="0" w:type="auto"/>
+        <w:tblW w:type="auto" w:w="0"/>
         <w:jc w:val="center"/>
-        <w:tblLook w:val="04A0" w:firstRow="1" w:lastRow="0" w:firstColumn="1" w:lastColumn="0" w:noHBand="0" w:noVBand="1"/>
+        <w:tblLayout w:type="fixed"/>
+        <w:tblLook w:firstColumn="1" w:firstRow="1" w:lastColumn="0" w:lastRow="0" w:noHBand="0" w:noVBand="1" w:val="04A0"/>
       </w:tblPr>
       <w:tblGrid>
-        <w:gridCol w:w="9749"/>
+        <w:gridCol w:w="9000"/>
       </w:tblGrid>
       <w:tr>
         <w:trPr>
           <w:cantSplit/>
-          <w:jc w:val="center"/>
         </w:trPr>
         <w:tc>
           <w:tcPr>
-            <w:tcW w:w="9749" w:type="dxa"/>
-            <w:shd w:val="clear" w:color="auto" w:fill="F1F3F4"/>
-            <w:tcMar>
-              <w:top w:w="120" w:type="dxa"/>
-              <w:left w:w="160" w:type="dxa"/>
-              <w:bottom w:w="120" w:type="dxa"/>
-              <w:right w:w="160" w:type="dxa"/>
-            </w:tcMar>
-          </w:tcPr>
-          <w:p>
-            <w:pPr>
-              <w:spacing w:after="0"/>
-            </w:pPr>
-            <w:r>
-              <w:rPr>
-                <w:sz w:val="16"/>
-                <w:lang w:eastAsia="ja-JP"/>
-              </w:rPr>
-              <w:t>selected_pages, gate = select_evidence_pages(</w:t>
-            </w:r>
-            <w:r>
-              <w:rPr>
-                <w:sz w:val="16"/>
-                <w:lang w:eastAsia="ja-JP"/>
-              </w:rPr>
+            <w:tcW w:type="dxa" w:w="9000"/>
+            <w:tcMar>
+              <w:top w:w="75" w:type="dxa"/>
+              <w:start w:w="75" w:type="dxa"/>
+              <w:bottom w:w="75" w:type="dxa"/>
+              <w:end w:w="75" w:type="dxa"/>
+            </w:tcMar>
+            <w:shd w:fill="F2F3F5"/>
+          </w:tcPr>
+          <w:p>
+            <w:pPr>
+              <w:keepLines/>
+              <w:spacing w:before="0" w:after="0" w:line="168" w:lineRule="exact"/>
+            </w:pPr>
+            <w:r/>
+            <w:r>
+              <w:rPr>
+                <w:rFonts w:ascii="MS Mincho" w:hAnsi="MS Mincho" w:eastAsia="MS Mincho"/>
+                <w:color w:val="000000"/>
+                <w:sz w:val="14"/>
+              </w:rPr>
+              <w:t>def extract_with_pdf_inspector(pdf_path: Path) -&gt; ExtractedText:</w:t>
               <w:br/>
-              <w:t xml:space="preserve">    pages,</w:t>
-            </w:r>
-            <w:r>
-              <w:rPr>
-                <w:sz w:val="16"/>
-                <w:lang w:eastAsia="ja-JP"/>
-              </w:rPr>
+            </w:r>
+            <w:r>
+              <w:rPr>
+                <w:rFonts w:ascii="MS Mincho" w:hAnsi="MS Mincho" w:eastAsia="MS Mincho"/>
+                <w:color w:val="000000"/>
+                <w:sz w:val="14"/>
+              </w:rPr>
+              <w:t xml:space="preserve">    """</w:t>
               <w:br/>
-              <w:t xml:space="preserve">    pages_with_tables=pages_with_tables,</w:t>
-            </w:r>
-            <w:r>
-              <w:rPr>
-                <w:sz w:val="16"/>
-                <w:lang w:eastAsia="ja-JP"/>
-              </w:rPr>
+            </w:r>
+            <w:r>
+              <w:rPr>
+                <w:rFonts w:ascii="MS Mincho" w:hAnsi="MS Mincho" w:eastAsia="MS Mincho"/>
+                <w:color w:val="000000"/>
+                <w:sz w:val="14"/>
+              </w:rPr>
+              <w:t xml:space="preserve">    Firecrawl's pdf-inspector: Rust, position-aware, no OCR, no network.</w:t>
               <w:br/>
-              <w:t xml:space="preserve">    pages_with_columns=pages_with_columns,</w:t>
-            </w:r>
-            <w:r>
-              <w:rPr>
-                <w:sz w:val="16"/>
-                <w:lang w:eastAsia="ja-JP"/>
+            </w:r>
+            <w:r>
+              <w:rPr>
+                <w:rFonts w:ascii="MS Mincho" w:hAnsi="MS Mincho" w:eastAsia="MS Mincho"/>
+                <w:color w:val="000000"/>
+                <w:sz w:val="14"/>
               </w:rPr>
               <w:br/>
-              <w:t xml:space="preserve">    minimum_pages=3,</w:t>
-            </w:r>
-            <w:r>
-              <w:rPr>
-                <w:sz w:val="16"/>
-                <w:lang w:eastAsia="ja-JP"/>
-              </w:rPr>
+            </w:r>
+            <w:r>
+              <w:rPr>
+                <w:rFonts w:ascii="MS Mincho" w:hAnsi="MS Mincho" w:eastAsia="MS Mincho"/>
+                <w:color w:val="000000"/>
+                <w:sz w:val="14"/>
+              </w:rPr>
+              <w:t xml:space="preserve">    It also classifies the document (text_based / scanned / image_based /</w:t>
               <w:br/>
-              <w:t xml:space="preserve">    maximum_pages=5,</w:t>
-            </w:r>
-            <w:r>
-              <w:rPr>
-                <w:sz w:val="16"/>
-                <w:lang w:eastAsia="ja-JP"/>
-              </w:rPr>
+            </w:r>
+            <w:r>
+              <w:rPr>
+                <w:rFonts w:ascii="MS Mincho" w:hAnsi="MS Mincho" w:eastAsia="MS Mincho"/>
+                <w:color w:val="000000"/>
+                <w:sz w:val="14"/>
+              </w:rPr>
+              <w:t xml:space="preserve">    mixed), which is recorded as a warning when the class is not text_based —</w:t>
               <w:br/>
-              <w:t>)</w:t>
-            </w:r>
-            <w:r>
-              <w:rPr>
-                <w:sz w:val="16"/>
-                <w:lang w:eastAsia="ja-JP"/>
-              </w:rPr>
+            </w:r>
+            <w:r>
+              <w:rPr>
+                <w:rFonts w:ascii="MS Mincho" w:hAnsi="MS Mincho" w:eastAsia="MS Mincho"/>
+                <w:color w:val="000000"/>
+                <w:sz w:val="14"/>
+              </w:rPr>
+              <w:t xml:space="preserve">    that is the same defect `garble_ratio` catches, detected up front.</w:t>
               <w:br/>
             </w:r>
             <w:r>
               <w:rPr>
-                <w:sz w:val="16"/>
-                <w:lang w:eastAsia="ja-JP"/>
-              </w:rPr>
+                <w:rFonts w:ascii="MS Mincho" w:hAnsi="MS Mincho" w:eastAsia="MS Mincho"/>
+                <w:color w:val="000000"/>
+                <w:sz w:val="14"/>
+              </w:rPr>
+              <w:t xml:space="preserve">    """</w:t>
               <w:br/>
-              <w:t>result, repairs = parse_and_validate(raw_response)</w:t>
-            </w:r>
-            <w:r>
-              <w:rPr>
-                <w:sz w:val="16"/>
-                <w:lang w:eastAsia="ja-JP"/>
-              </w:rPr>
+            </w:r>
+            <w:r>
+              <w:rPr>
+                <w:rFonts w:ascii="MS Mincho" w:hAnsi="MS Mincho" w:eastAsia="MS Mincho"/>
+                <w:color w:val="000000"/>
+                <w:sz w:val="14"/>
+              </w:rPr>
+              <w:t xml:space="preserve">    try:</w:t>
               <w:br/>
-              <w:t>rows, derivations = derive_identity_values(rows_as_dicts(result))</w:t>
-            </w:r>
-            <w:r>
-              <w:rPr>
-                <w:sz w:val="16"/>
-                <w:lang w:eastAsia="ja-JP"/>
-              </w:rPr>
+            </w:r>
+            <w:r>
+              <w:rPr>
+                <w:rFonts w:ascii="MS Mincho" w:hAnsi="MS Mincho" w:eastAsia="MS Mincho"/>
+                <w:color w:val="000000"/>
+                <w:sz w:val="14"/>
+              </w:rPr>
+              <w:t xml:space="preserve">        import pdf_inspector</w:t>
               <w:br/>
-              <w:t>report = reconcile(rows, value_quantum=source_value_quantum)</w:t>
+            </w:r>
+            <w:r>
+              <w:rPr>
+                <w:rFonts w:ascii="MS Mincho" w:hAnsi="MS Mincho" w:eastAsia="MS Mincho"/>
+                <w:color w:val="000000"/>
+                <w:sz w:val="14"/>
+              </w:rPr>
+              <w:t xml:space="preserve">    except ImportError as exc:  # pragma: no cover - depends on install</w:t>
+              <w:br/>
+            </w:r>
+            <w:r>
+              <w:rPr>
+                <w:rFonts w:ascii="MS Mincho" w:hAnsi="MS Mincho" w:eastAsia="MS Mincho"/>
+                <w:color w:val="000000"/>
+                <w:sz w:val="14"/>
+              </w:rPr>
+              <w:t xml:space="preserve">        raise RuntimeError("pdf-inspector is not installed. Run: pip install pdf-inspector") from exc</w:t>
+              <w:br/>
+            </w:r>
+            <w:r>
+              <w:rPr>
+                <w:rFonts w:ascii="MS Mincho" w:hAnsi="MS Mincho" w:eastAsia="MS Mincho"/>
+                <w:color w:val="000000"/>
+                <w:sz w:val="14"/>
+              </w:rPr>
+              <w:br/>
+            </w:r>
+            <w:r>
+              <w:rPr>
+                <w:rFonts w:ascii="MS Mincho" w:hAnsi="MS Mincho" w:eastAsia="MS Mincho"/>
+                <w:color w:val="000000"/>
+                <w:sz w:val="14"/>
+              </w:rPr>
+              <w:t xml:space="preserve">    pages_result = pdf_inspector.extract_pages_markdown(str(pdf_path))</w:t>
+              <w:br/>
+            </w:r>
+            <w:r>
+              <w:rPr>
+                <w:rFonts w:ascii="MS Mincho" w:hAnsi="MS Mincho" w:eastAsia="MS Mincho"/>
+                <w:color w:val="000000"/>
+                <w:sz w:val="14"/>
+              </w:rPr>
+              <w:t xml:space="preserve">    raw_pages = getattr(pages_result, "pages", pages_result)</w:t>
+              <w:br/>
+            </w:r>
+            <w:r>
+              <w:rPr>
+                <w:rFonts w:ascii="MS Mincho" w:hAnsi="MS Mincho" w:eastAsia="MS Mincho"/>
+                <w:color w:val="000000"/>
+                <w:sz w:val="14"/>
+              </w:rPr>
+              <w:br/>
+            </w:r>
+            <w:r>
+              <w:rPr>
+                <w:rFonts w:ascii="MS Mincho" w:hAnsi="MS Mincho" w:eastAsia="MS Mincho"/>
+                <w:color w:val="000000"/>
+                <w:sz w:val="14"/>
+              </w:rPr>
+              <w:t xml:space="preserve">    pages: list[tuple[int, str]] = []</w:t>
+              <w:br/>
+            </w:r>
+            <w:r>
+              <w:rPr>
+                <w:rFonts w:ascii="MS Mincho" w:hAnsi="MS Mincho" w:eastAsia="MS Mincho"/>
+                <w:color w:val="000000"/>
+                <w:sz w:val="14"/>
+              </w:rPr>
+              <w:t xml:space="preserve">    for index, page in enumerate(raw_pages, start=1):</w:t>
+              <w:br/>
+            </w:r>
+            <w:r>
+              <w:rPr>
+                <w:rFonts w:ascii="MS Mincho" w:hAnsi="MS Mincho" w:eastAsia="MS Mincho"/>
+                <w:color w:val="000000"/>
+                <w:sz w:val="14"/>
+              </w:rPr>
+              <w:t xml:space="preserve">        body = getattr(page, "markdown", None)</w:t>
+              <w:br/>
+            </w:r>
+            <w:r>
+              <w:rPr>
+                <w:rFonts w:ascii="MS Mincho" w:hAnsi="MS Mincho" w:eastAsia="MS Mincho"/>
+                <w:color w:val="000000"/>
+                <w:sz w:val="14"/>
+              </w:rPr>
+              <w:t xml:space="preserve">        if body is None:</w:t>
+              <w:br/>
+            </w:r>
+            <w:r>
+              <w:rPr>
+                <w:rFonts w:ascii="MS Mincho" w:hAnsi="MS Mincho" w:eastAsia="MS Mincho"/>
+                <w:color w:val="000000"/>
+                <w:sz w:val="14"/>
+              </w:rPr>
+              <w:t xml:space="preserve">            body = getattr(page, "text", "") or ""</w:t>
+              <w:br/>
+            </w:r>
+            <w:r>
+              <w:rPr>
+                <w:rFonts w:ascii="MS Mincho" w:hAnsi="MS Mincho" w:eastAsia="MS Mincho"/>
+                <w:color w:val="000000"/>
+                <w:sz w:val="14"/>
+              </w:rPr>
+              <w:t xml:space="preserve">        # `page_number` is one-based when available; the library's `page`</w:t>
+              <w:br/>
+            </w:r>
+            <w:r>
+              <w:rPr>
+                <w:rFonts w:ascii="MS Mincho" w:hAnsi="MS Mincho" w:eastAsia="MS Mincho"/>
+                <w:color w:val="000000"/>
+                <w:sz w:val="14"/>
+              </w:rPr>
+              <w:t xml:space="preserve">        # fallback is a zero-based index. The old truthy `or` chain collapsed</w:t>
+              <w:br/>
+            </w:r>
+            <w:r>
+              <w:rPr>
+                <w:rFonts w:ascii="MS Mincho" w:hAnsi="MS Mincho" w:eastAsia="MS Mincho"/>
+                <w:color w:val="000000"/>
+                <w:sz w:val="14"/>
+              </w:rPr>
+              <w:t xml:space="preserve">        # page 0 to 1 and then labelled every later page one page early.</w:t>
             </w:r>
           </w:p>
         </w:tc>
@@ -16351,72 +17449,848 @@
     </w:tbl>
     <w:p>
       <w:pPr>
-        <w:spacing w:line="324" w:lineRule="auto"/>
-        <w:rPr>
-          <w:lang w:eastAsia="ja-JP"/>
-        </w:rPr>
+        <w:keepNext/>
+        <w:spacing w:before="140" w:after="60"/>
       </w:pPr>
       <w:r>
         <w:rPr>
-          <w:lang w:eastAsia="ja-JP"/>
-        </w:rPr>
-        <w:t>`select_evidence_pages`</w:t>
-      </w:r>
-      <w:r>
-        <w:rPr>
-          <w:lang w:val="ja-JP" w:eastAsia="ja-JP"/>
-        </w:rPr>
-        <w:t>は完全なページを採点して</w:t>
-      </w:r>
-      <w:r>
-        <w:rPr>
-          <w:lang w:eastAsia="ja-JP"/>
-        </w:rPr>
-        <w:t>3</w:t>
-      </w:r>
-      <w:r>
-        <w:rPr>
-          <w:lang w:val="ja-JP" w:eastAsia="ja-JP"/>
-        </w:rPr>
-        <w:t>〜</w:t>
-      </w:r>
-      <w:r>
-        <w:rPr>
-          <w:lang w:eastAsia="ja-JP"/>
-        </w:rPr>
-        <w:t>5</w:t>
-      </w:r>
-      <w:r>
-        <w:rPr>
-          <w:lang w:val="ja-JP" w:eastAsia="ja-JP"/>
-        </w:rPr>
-        <w:t>ページを選ぶ。</w:t>
-      </w:r>
-      <w:r>
-        <w:rPr>
-          <w:lang w:eastAsia="ja-JP"/>
-        </w:rPr>
-        <w:t>`parse_and_validate`</w:t>
-      </w:r>
-      <w:r>
-        <w:rPr>
-          <w:lang w:val="ja-JP" w:eastAsia="ja-JP"/>
-        </w:rPr>
-        <w:t>は</w:t>
-      </w:r>
-      <w:r>
-        <w:rPr>
-          <w:lang w:eastAsia="ja-JP"/>
-        </w:rPr>
-        <w:t>JSON</w:t>
-      </w:r>
-      <w:r>
-        <w:rPr>
-          <w:lang w:val="ja-JP" w:eastAsia="ja-JP"/>
-        </w:rPr>
-        <w:t>を固定契約へ合わせる。`derive_identity_values`と`reconcile`は、正解表を参照せずに算術整合性を確認する。</w:t>
+          <w:rFonts w:ascii="MS Mincho" w:hAnsi="MS Mincho" w:eastAsia="MS Mincho"/>
+          <w:b/>
+          <w:color w:val="000000"/>
+          <w:sz w:val="18"/>
+        </w:rPr>
+        <w:t>intelligent_scan.py — 根拠ページの決定論的選択</w:t>
       </w:r>
     </w:p>
+    <w:tbl>
+      <w:tblPr>
+        <w:tblW w:type="auto" w:w="0"/>
+        <w:jc w:val="center"/>
+        <w:tblLayout w:type="fixed"/>
+        <w:tblLook w:firstColumn="1" w:firstRow="1" w:lastColumn="0" w:lastRow="0" w:noHBand="0" w:noVBand="1" w:val="04A0"/>
+      </w:tblPr>
+      <w:tblGrid>
+        <w:gridCol w:w="9000"/>
+      </w:tblGrid>
+      <w:tr>
+        <w:trPr>
+          <w:cantSplit/>
+        </w:trPr>
+        <w:tc>
+          <w:tcPr>
+            <w:tcW w:type="dxa" w:w="9000"/>
+            <w:tcMar>
+              <w:top w:w="75" w:type="dxa"/>
+              <w:start w:w="75" w:type="dxa"/>
+              <w:bottom w:w="75" w:type="dxa"/>
+              <w:end w:w="75" w:type="dxa"/>
+            </w:tcMar>
+            <w:shd w:fill="F2F3F5"/>
+          </w:tcPr>
+          <w:p>
+            <w:pPr>
+              <w:keepLines/>
+              <w:spacing w:before="0" w:after="0" w:line="168" w:lineRule="exact"/>
+            </w:pPr>
+            <w:r/>
+            <w:r>
+              <w:rPr>
+                <w:rFonts w:ascii="MS Mincho" w:hAnsi="MS Mincho" w:eastAsia="MS Mincho"/>
+                <w:color w:val="000000"/>
+                <w:sz w:val="14"/>
+              </w:rPr>
+              <w:t>def select_evidence_pages(</w:t>
+              <w:br/>
+            </w:r>
+            <w:r>
+              <w:rPr>
+                <w:rFonts w:ascii="MS Mincho" w:hAnsi="MS Mincho" w:eastAsia="MS Mincho"/>
+                <w:color w:val="000000"/>
+                <w:sz w:val="14"/>
+              </w:rPr>
+              <w:t xml:space="preserve">    pages: list[tuple[int, str]],</w:t>
+              <w:br/>
+            </w:r>
+            <w:r>
+              <w:rPr>
+                <w:rFonts w:ascii="MS Mincho" w:hAnsi="MS Mincho" w:eastAsia="MS Mincho"/>
+                <w:color w:val="000000"/>
+                <w:sz w:val="14"/>
+              </w:rPr>
+              <w:t xml:space="preserve">    *,</w:t>
+              <w:br/>
+            </w:r>
+            <w:r>
+              <w:rPr>
+                <w:rFonts w:ascii="MS Mincho" w:hAnsi="MS Mincho" w:eastAsia="MS Mincho"/>
+                <w:color w:val="000000"/>
+                <w:sz w:val="14"/>
+              </w:rPr>
+              <w:t xml:space="preserve">    pages_with_tables: Iterable[Any] | None = None,</w:t>
+              <w:br/>
+            </w:r>
+            <w:r>
+              <w:rPr>
+                <w:rFonts w:ascii="MS Mincho" w:hAnsi="MS Mincho" w:eastAsia="MS Mincho"/>
+                <w:color w:val="000000"/>
+                <w:sz w:val="14"/>
+              </w:rPr>
+              <w:t xml:space="preserve">    pages_with_columns: Iterable[Any] | None = None,</w:t>
+              <w:br/>
+            </w:r>
+            <w:r>
+              <w:rPr>
+                <w:rFonts w:ascii="MS Mincho" w:hAnsi="MS Mincho" w:eastAsia="MS Mincho"/>
+                <w:color w:val="000000"/>
+                <w:sz w:val="14"/>
+              </w:rPr>
+              <w:t xml:space="preserve">    minimum_pages: int = 3,</w:t>
+              <w:br/>
+            </w:r>
+            <w:r>
+              <w:rPr>
+                <w:rFonts w:ascii="MS Mincho" w:hAnsi="MS Mincho" w:eastAsia="MS Mincho"/>
+                <w:color w:val="000000"/>
+                <w:sz w:val="14"/>
+              </w:rPr>
+              <w:t xml:space="preserve">    maximum_pages: int = 5,</w:t>
+              <w:br/>
+            </w:r>
+            <w:r>
+              <w:rPr>
+                <w:rFonts w:ascii="MS Mincho" w:hAnsi="MS Mincho" w:eastAsia="MS Mincho"/>
+                <w:color w:val="000000"/>
+                <w:sz w:val="14"/>
+              </w:rPr>
+              <w:t>) -&gt; tuple[list[tuple[int, str]], dict[str, Any]]:</w:t>
+              <w:br/>
+            </w:r>
+            <w:r>
+              <w:rPr>
+                <w:rFonts w:ascii="MS Mincho" w:hAnsi="MS Mincho" w:eastAsia="MS Mincho"/>
+                <w:color w:val="000000"/>
+                <w:sz w:val="14"/>
+              </w:rPr>
+              <w:t xml:space="preserve">    """Select three to five whole pages and return full scoring diagnostics."""</w:t>
+              <w:br/>
+            </w:r>
+            <w:r>
+              <w:rPr>
+                <w:rFonts w:ascii="MS Mincho" w:hAnsi="MS Mincho" w:eastAsia="MS Mincho"/>
+                <w:color w:val="000000"/>
+                <w:sz w:val="14"/>
+              </w:rPr>
+              <w:t xml:space="preserve">    ranked = score_pages(</w:t>
+              <w:br/>
+            </w:r>
+            <w:r>
+              <w:rPr>
+                <w:rFonts w:ascii="MS Mincho" w:hAnsi="MS Mincho" w:eastAsia="MS Mincho"/>
+                <w:color w:val="000000"/>
+                <w:sz w:val="14"/>
+              </w:rPr>
+              <w:t xml:space="preserve">        pages,</w:t>
+              <w:br/>
+            </w:r>
+            <w:r>
+              <w:rPr>
+                <w:rFonts w:ascii="MS Mincho" w:hAnsi="MS Mincho" w:eastAsia="MS Mincho"/>
+                <w:color w:val="000000"/>
+                <w:sz w:val="14"/>
+              </w:rPr>
+              <w:t xml:space="preserve">        pages_with_tables=pages_with_tables,</w:t>
+              <w:br/>
+            </w:r>
+            <w:r>
+              <w:rPr>
+                <w:rFonts w:ascii="MS Mincho" w:hAnsi="MS Mincho" w:eastAsia="MS Mincho"/>
+                <w:color w:val="000000"/>
+                <w:sz w:val="14"/>
+              </w:rPr>
+              <w:t xml:space="preserve">        pages_with_columns=pages_with_columns,</w:t>
+              <w:br/>
+            </w:r>
+            <w:r>
+              <w:rPr>
+                <w:rFonts w:ascii="MS Mincho" w:hAnsi="MS Mincho" w:eastAsia="MS Mincho"/>
+                <w:color w:val="000000"/>
+                <w:sz w:val="14"/>
+              </w:rPr>
+              <w:t xml:space="preserve">    )</w:t>
+              <w:br/>
+            </w:r>
+            <w:r>
+              <w:rPr>
+                <w:rFonts w:ascii="MS Mincho" w:hAnsi="MS Mincho" w:eastAsia="MS Mincho"/>
+                <w:color w:val="000000"/>
+                <w:sz w:val="14"/>
+              </w:rPr>
+              <w:t xml:space="preserve">    if not ranked:</w:t>
+              <w:br/>
+            </w:r>
+            <w:r>
+              <w:rPr>
+                <w:rFonts w:ascii="MS Mincho" w:hAnsi="MS Mincho" w:eastAsia="MS Mincho"/>
+                <w:color w:val="000000"/>
+                <w:sz w:val="14"/>
+              </w:rPr>
+              <w:t xml:space="preserve">        return [], {"selected_pages": [], "ranked_pages": [], "fallback": "no_readable_pages"}</w:t>
+              <w:br/>
+            </w:r>
+            <w:r>
+              <w:rPr>
+                <w:rFonts w:ascii="MS Mincho" w:hAnsi="MS Mincho" w:eastAsia="MS Mincho"/>
+                <w:color w:val="000000"/>
+                <w:sz w:val="14"/>
+              </w:rPr>
+              <w:br/>
+            </w:r>
+            <w:r>
+              <w:rPr>
+                <w:rFonts w:ascii="MS Mincho" w:hAnsi="MS Mincho" w:eastAsia="MS Mincho"/>
+                <w:color w:val="000000"/>
+                <w:sz w:val="14"/>
+              </w:rPr>
+              <w:t xml:space="preserve">    upper = min(maximum_pages, len(ranked))</w:t>
+              <w:br/>
+            </w:r>
+            <w:r>
+              <w:rPr>
+                <w:rFonts w:ascii="MS Mincho" w:hAnsi="MS Mincho" w:eastAsia="MS Mincho"/>
+                <w:color w:val="000000"/>
+                <w:sz w:val="14"/>
+              </w:rPr>
+              <w:t xml:space="preserve">    lower = min(minimum_pages, upper)</w:t>
+              <w:br/>
+            </w:r>
+            <w:r>
+              <w:rPr>
+                <w:rFonts w:ascii="MS Mincho" w:hAnsi="MS Mincho" w:eastAsia="MS Mincho"/>
+                <w:color w:val="000000"/>
+                <w:sz w:val="14"/>
+              </w:rPr>
+              <w:t xml:space="preserve">    selected_count = lower</w:t>
+              <w:br/>
+            </w:r>
+            <w:r>
+              <w:rPr>
+                <w:rFonts w:ascii="MS Mincho" w:hAnsi="MS Mincho" w:eastAsia="MS Mincho"/>
+                <w:color w:val="000000"/>
+                <w:sz w:val="14"/>
+              </w:rPr>
+              <w:t xml:space="preserve">    # Pages four and five are retained when they still carry a meaningful</w:t>
+              <w:br/>
+            </w:r>
+            <w:r>
+              <w:rPr>
+                <w:rFonts w:ascii="MS Mincho" w:hAnsi="MS Mincho" w:eastAsia="MS Mincho"/>
+                <w:color w:val="000000"/>
+                <w:sz w:val="14"/>
+              </w:rPr>
+              <w:t xml:space="preserve">    # fraction of the third page's signal.  This keeps packets compact without</w:t>
+              <w:br/>
+            </w:r>
+            <w:r>
+              <w:rPr>
+                <w:rFonts w:ascii="MS Mincho" w:hAnsi="MS Mincho" w:eastAsia="MS Mincho"/>
+                <w:color w:val="000000"/>
+                <w:sz w:val="14"/>
+              </w:rPr>
+              <w:t xml:space="preserve">    # making every annual report an unconditional five-page prompt.</w:t>
+              <w:br/>
+            </w:r>
+            <w:r>
+              <w:rPr>
+                <w:rFonts w:ascii="MS Mincho" w:hAnsi="MS Mincho" w:eastAsia="MS Mincho"/>
+                <w:color w:val="000000"/>
+                <w:sz w:val="14"/>
+              </w:rPr>
+              <w:t xml:space="preserve">    reference_score = max(1.0, float(ranked[lower - 1]["score"]))</w:t>
+              <w:br/>
+            </w:r>
+            <w:r>
+              <w:rPr>
+                <w:rFonts w:ascii="MS Mincho" w:hAnsi="MS Mincho" w:eastAsia="MS Mincho"/>
+                <w:color w:val="000000"/>
+                <w:sz w:val="14"/>
+              </w:rPr>
+              <w:t xml:space="preserve">    while selected_count &lt; upper and float(ranked[selected_count]["score"]) &gt;= reference_score * 0.45:</w:t>
+              <w:br/>
+            </w:r>
+            <w:r>
+              <w:rPr>
+                <w:rFonts w:ascii="MS Mincho" w:hAnsi="MS Mincho" w:eastAsia="MS Mincho"/>
+                <w:color w:val="000000"/>
+                <w:sz w:val="14"/>
+              </w:rPr>
+              <w:t xml:space="preserve">        selected_count += 1</w:t>
+              <w:br/>
+            </w:r>
+            <w:r>
+              <w:rPr>
+                <w:rFonts w:ascii="MS Mincho" w:hAnsi="MS Mincho" w:eastAsia="MS Mincho"/>
+                <w:color w:val="000000"/>
+                <w:sz w:val="14"/>
+              </w:rPr>
+              <w:br/>
+            </w:r>
+            <w:r>
+              <w:rPr>
+                <w:rFonts w:ascii="MS Mincho" w:hAnsi="MS Mincho" w:eastAsia="MS Mincho"/>
+                <w:color w:val="000000"/>
+                <w:sz w:val="14"/>
+              </w:rPr>
+              <w:t xml:space="preserve">    selected_ranked = ranked[:selected_count]</w:t>
+            </w:r>
+          </w:p>
+        </w:tc>
+      </w:tr>
+    </w:tbl>
+    <w:p>
+      <w:pPr>
+        <w:keepNext/>
+        <w:spacing w:before="140" w:after="60"/>
+      </w:pPr>
+      <w:r>
+        <w:rPr>
+          <w:rFonts w:ascii="MS Mincho" w:hAnsi="MS Mincho" w:eastAsia="MS Mincho"/>
+          <w:b/>
+          <w:color w:val="000000"/>
+          <w:sz w:val="18"/>
+        </w:rPr>
+        <w:t>pipeline.py — 出力契約の検証</w:t>
+      </w:r>
+    </w:p>
+    <w:tbl>
+      <w:tblPr>
+        <w:tblW w:type="auto" w:w="0"/>
+        <w:jc w:val="center"/>
+        <w:tblLayout w:type="fixed"/>
+        <w:tblLook w:firstColumn="1" w:firstRow="1" w:lastColumn="0" w:lastRow="0" w:noHBand="0" w:noVBand="1" w:val="04A0"/>
+      </w:tblPr>
+      <w:tblGrid>
+        <w:gridCol w:w="9000"/>
+      </w:tblGrid>
+      <w:tr>
+        <w:trPr>
+          <w:cantSplit/>
+        </w:trPr>
+        <w:tc>
+          <w:tcPr>
+            <w:tcW w:type="dxa" w:w="9000"/>
+            <w:tcMar>
+              <w:top w:w="75" w:type="dxa"/>
+              <w:start w:w="75" w:type="dxa"/>
+              <w:bottom w:w="75" w:type="dxa"/>
+              <w:end w:w="75" w:type="dxa"/>
+            </w:tcMar>
+            <w:shd w:fill="F2F3F5"/>
+          </w:tcPr>
+          <w:p>
+            <w:pPr>
+              <w:keepLines/>
+              <w:spacing w:before="0" w:after="0" w:line="168" w:lineRule="exact"/>
+            </w:pPr>
+            <w:r/>
+            <w:r>
+              <w:rPr>
+                <w:rFonts w:ascii="MS Mincho" w:hAnsi="MS Mincho" w:eastAsia="MS Mincho"/>
+                <w:color w:val="000000"/>
+                <w:sz w:val="14"/>
+              </w:rPr>
+              <w:t xml:space="preserve">    def parse_and_validate(response: dict[str, Any]):</w:t>
+              <w:br/>
+            </w:r>
+            <w:r>
+              <w:rPr>
+                <w:rFonts w:ascii="MS Mincho" w:hAnsi="MS Mincho" w:eastAsia="MS Mincho"/>
+                <w:color w:val="000000"/>
+                <w:sz w:val="14"/>
+              </w:rPr>
+              <w:t xml:space="preserve">        parsed_payload = parse_assistant_json(response)</w:t>
+              <w:br/>
+            </w:r>
+            <w:r>
+              <w:rPr>
+                <w:rFonts w:ascii="MS Mincho" w:hAnsi="MS Mincho" w:eastAsia="MS Mincho"/>
+                <w:color w:val="000000"/>
+                <w:sz w:val="14"/>
+              </w:rPr>
+              <w:t xml:space="preserve">        # Repair representation first, then validate. The two are separate on</w:t>
+              <w:br/>
+            </w:r>
+            <w:r>
+              <w:rPr>
+                <w:rFonts w:ascii="MS Mincho" w:hAnsi="MS Mincho" w:eastAsia="MS Mincho"/>
+                <w:color w:val="000000"/>
+                <w:sz w:val="14"/>
+              </w:rPr>
+              <w:t xml:space="preserve">        # purpose: repairs are recorded, and anything unrepairable still fails.</w:t>
+              <w:br/>
+            </w:r>
+            <w:r>
+              <w:rPr>
+                <w:rFonts w:ascii="MS Mincho" w:hAnsi="MS Mincho" w:eastAsia="MS Mincho"/>
+                <w:color w:val="000000"/>
+                <w:sz w:val="14"/>
+              </w:rPr>
+              <w:t xml:space="preserve">        normalized_payload, normalization_notes = normalize_payload(parsed_payload)</w:t>
+              <w:br/>
+            </w:r>
+            <w:r>
+              <w:rPr>
+                <w:rFonts w:ascii="MS Mincho" w:hAnsi="MS Mincho" w:eastAsia="MS Mincho"/>
+                <w:color w:val="000000"/>
+                <w:sz w:val="14"/>
+              </w:rPr>
+              <w:t xml:space="preserve">        return validate_extraction(normalized_payload), normalization_notes</w:t>
+              <w:br/>
+            </w:r>
+            <w:r>
+              <w:rPr>
+                <w:rFonts w:ascii="MS Mincho" w:hAnsi="MS Mincho" w:eastAsia="MS Mincho"/>
+                <w:color w:val="000000"/>
+                <w:sz w:val="14"/>
+              </w:rPr>
+              <w:br/>
+            </w:r>
+            <w:r>
+              <w:rPr>
+                <w:rFonts w:ascii="MS Mincho" w:hAnsi="MS Mincho" w:eastAsia="MS Mincho"/>
+                <w:color w:val="000000"/>
+                <w:sz w:val="14"/>
+              </w:rPr>
+              <w:t xml:space="preserve">    try:</w:t>
+              <w:br/>
+            </w:r>
+            <w:r>
+              <w:rPr>
+                <w:rFonts w:ascii="MS Mincho" w:hAnsi="MS Mincho" w:eastAsia="MS Mincho"/>
+                <w:color w:val="000000"/>
+                <w:sz w:val="14"/>
+              </w:rPr>
+              <w:t xml:space="preserve">        result, repairs = parse_and_validate(raw_response)</w:t>
+              <w:br/>
+            </w:r>
+            <w:r>
+              <w:rPr>
+                <w:rFonts w:ascii="MS Mincho" w:hAnsi="MS Mincho" w:eastAsia="MS Mincho"/>
+                <w:color w:val="000000"/>
+                <w:sz w:val="14"/>
+              </w:rPr>
+              <w:t xml:space="preserve">    except (GLMError, SchemaValidationError) as exc:</w:t>
+              <w:br/>
+            </w:r>
+            <w:r>
+              <w:rPr>
+                <w:rFonts w:ascii="MS Mincho" w:hAnsi="MS Mincho" w:eastAsia="MS Mincho"/>
+                <w:color w:val="000000"/>
+                <w:sz w:val="14"/>
+              </w:rPr>
+              <w:t xml:space="preserve">        # One bounded semantic repair is materially different from transport</w:t>
+              <w:br/>
+            </w:r>
+            <w:r>
+              <w:rPr>
+                <w:rFonts w:ascii="MS Mincho" w:hAnsi="MS Mincho" w:eastAsia="MS Mincho"/>
+                <w:color w:val="000000"/>
+                <w:sz w:val="14"/>
+              </w:rPr>
+              <w:t xml:space="preserve">        # retries: the invalid assistant reply and the exact contract error are</w:t>
+              <w:br/>
+            </w:r>
+            <w:r>
+              <w:rPr>
+                <w:rFonts w:ascii="MS Mincho" w:hAnsi="MS Mincho" w:eastAsia="MS Mincho"/>
+                <w:color w:val="000000"/>
+                <w:sz w:val="14"/>
+              </w:rPr>
+              <w:t xml:space="preserve">        # preserved in context, while the original system/user prefix stays intact.</w:t>
+              <w:br/>
+            </w:r>
+            <w:r>
+              <w:rPr>
+                <w:rFonts w:ascii="MS Mincho" w:hAnsi="MS Mincho" w:eastAsia="MS Mincho"/>
+                <w:color w:val="000000"/>
+                <w:sz w:val="14"/>
+              </w:rPr>
+              <w:t xml:space="preserve">        contract_repair_attempts = 1</w:t>
+              <w:br/>
+            </w:r>
+            <w:r>
+              <w:rPr>
+                <w:rFonts w:ascii="MS Mincho" w:hAnsi="MS Mincho" w:eastAsia="MS Mincho"/>
+                <w:color w:val="000000"/>
+                <w:sz w:val="14"/>
+              </w:rPr>
+              <w:t xml:space="preserve">        progress("validate", "Contract mismatch · asking the model for corrected JSON")</w:t>
+              <w:br/>
+            </w:r>
+            <w:r>
+              <w:rPr>
+                <w:rFonts w:ascii="MS Mincho" w:hAnsi="MS Mincho" w:eastAsia="MS Mincho"/>
+                <w:color w:val="000000"/>
+                <w:sz w:val="14"/>
+              </w:rPr>
+              <w:t xml:space="preserve">        try:</w:t>
+              <w:br/>
+            </w:r>
+            <w:r>
+              <w:rPr>
+                <w:rFonts w:ascii="MS Mincho" w:hAnsi="MS Mincho" w:eastAsia="MS Mincho"/>
+                <w:color w:val="000000"/>
+                <w:sz w:val="14"/>
+              </w:rPr>
+              <w:t xml:space="preserve">            previous_content = raw_response["choices"][0]["message"]["content"]</w:t>
+              <w:br/>
+            </w:r>
+            <w:r>
+              <w:rPr>
+                <w:rFonts w:ascii="MS Mincho" w:hAnsi="MS Mincho" w:eastAsia="MS Mincho"/>
+                <w:color w:val="000000"/>
+                <w:sz w:val="14"/>
+              </w:rPr>
+              <w:t xml:space="preserve">        except (KeyError, IndexError, TypeError):</w:t>
+              <w:br/>
+            </w:r>
+            <w:r>
+              <w:rPr>
+                <w:rFonts w:ascii="MS Mincho" w:hAnsi="MS Mincho" w:eastAsia="MS Mincho"/>
+                <w:color w:val="000000"/>
+                <w:sz w:val="14"/>
+              </w:rPr>
+              <w:t xml:space="preserve">            previous_content = json.dumps(raw_response, ensure_ascii=False)</w:t>
+              <w:br/>
+            </w:r>
+            <w:r>
+              <w:rPr>
+                <w:rFonts w:ascii="MS Mincho" w:hAnsi="MS Mincho" w:eastAsia="MS Mincho"/>
+                <w:color w:val="000000"/>
+                <w:sz w:val="14"/>
+              </w:rPr>
+              <w:t xml:space="preserve">        if not isinstance(previous_content, str):</w:t>
+              <w:br/>
+            </w:r>
+            <w:r>
+              <w:rPr>
+                <w:rFonts w:ascii="MS Mincho" w:hAnsi="MS Mincho" w:eastAsia="MS Mincho"/>
+                <w:color w:val="000000"/>
+                <w:sz w:val="14"/>
+              </w:rPr>
+              <w:t xml:space="preserve">            previous_content = json.dumps(previous_content, ensure_ascii=False)</w:t>
+              <w:br/>
+            </w:r>
+            <w:r>
+              <w:rPr>
+                <w:rFonts w:ascii="MS Mincho" w:hAnsi="MS Mincho" w:eastAsia="MS Mincho"/>
+                <w:color w:val="000000"/>
+                <w:sz w:val="14"/>
+              </w:rPr>
+              <w:t xml:space="preserve">        repair_messages = [</w:t>
+              <w:br/>
+            </w:r>
+            <w:r>
+              <w:rPr>
+                <w:rFonts w:ascii="MS Mincho" w:hAnsi="MS Mincho" w:eastAsia="MS Mincho"/>
+                <w:color w:val="000000"/>
+                <w:sz w:val="14"/>
+              </w:rPr>
+              <w:t xml:space="preserve">            {"role": "system", "content": system_prompt},</w:t>
+              <w:br/>
+            </w:r>
+            <w:r>
+              <w:rPr>
+                <w:rFonts w:ascii="MS Mincho" w:hAnsi="MS Mincho" w:eastAsia="MS Mincho"/>
+                <w:color w:val="000000"/>
+                <w:sz w:val="14"/>
+              </w:rPr>
+              <w:t xml:space="preserve">            {"role": "user", "content": user_prompt},</w:t>
+            </w:r>
+          </w:p>
+        </w:tc>
+      </w:tr>
+    </w:tbl>
+    <w:p>
+      <w:pPr>
+        <w:keepNext/>
+        <w:spacing w:before="140" w:after="60"/>
+      </w:pPr>
+      <w:r>
+        <w:rPr>
+          <w:rFonts w:ascii="MS Mincho" w:hAnsi="MS Mincho" w:eastAsia="MS Mincho"/>
+          <w:b/>
+          <w:color w:val="000000"/>
+          <w:sz w:val="18"/>
+        </w:rPr>
+        <w:t>prompts.py — 抽出用ユーザープロンプトの構築</w:t>
+      </w:r>
+    </w:p>
+    <w:tbl>
+      <w:tblPr>
+        <w:tblW w:type="auto" w:w="0"/>
+        <w:jc w:val="center"/>
+        <w:tblLayout w:type="fixed"/>
+        <w:tblLook w:firstColumn="1" w:firstRow="1" w:lastColumn="0" w:lastRow="0" w:noHBand="0" w:noVBand="1" w:val="04A0"/>
+      </w:tblPr>
+      <w:tblGrid>
+        <w:gridCol w:w="9000"/>
+      </w:tblGrid>
+      <w:tr>
+        <w:trPr>
+          <w:cantSplit/>
+        </w:trPr>
+        <w:tc>
+          <w:tcPr>
+            <w:tcW w:type="dxa" w:w="9000"/>
+            <w:tcMar>
+              <w:top w:w="75" w:type="dxa"/>
+              <w:start w:w="75" w:type="dxa"/>
+              <w:bottom w:w="75" w:type="dxa"/>
+              <w:end w:w="75" w:type="dxa"/>
+            </w:tcMar>
+            <w:shd w:fill="F2F3F5"/>
+          </w:tcPr>
+          <w:p>
+            <w:pPr>
+              <w:keepLines/>
+              <w:spacing w:before="0" w:after="0" w:line="168" w:lineRule="exact"/>
+            </w:pPr>
+            <w:r/>
+            <w:r>
+              <w:rPr>
+                <w:rFonts w:ascii="MS Mincho" w:hAnsi="MS Mincho" w:eastAsia="MS Mincho"/>
+                <w:color w:val="000000"/>
+                <w:sz w:val="14"/>
+              </w:rPr>
+              <w:t>def build_user_prompt(</w:t>
+              <w:br/>
+            </w:r>
+            <w:r>
+              <w:rPr>
+                <w:rFonts w:ascii="MS Mincho" w:hAnsi="MS Mincho" w:eastAsia="MS Mincho"/>
+                <w:color w:val="000000"/>
+                <w:sz w:val="14"/>
+              </w:rPr>
+              <w:t xml:space="preserve">    report_text: str,</w:t>
+              <w:br/>
+            </w:r>
+            <w:r>
+              <w:rPr>
+                <w:rFonts w:ascii="MS Mincho" w:hAnsi="MS Mincho" w:eastAsia="MS Mincho"/>
+                <w:color w:val="000000"/>
+                <w:sz w:val="14"/>
+              </w:rPr>
+              <w:t xml:space="preserve">    extraction_note: str = "raw page-by-page text. Page markers identify the source PDF page.",</w:t>
+              <w:br/>
+            </w:r>
+            <w:r>
+              <w:rPr>
+                <w:rFonts w:ascii="MS Mincho" w:hAnsi="MS Mincho" w:eastAsia="MS Mincho"/>
+                <w:color w:val="000000"/>
+                <w:sz w:val="14"/>
+              </w:rPr>
+              <w:t xml:space="preserve">    fiscal_year: str = "",</w:t>
+              <w:br/>
+            </w:r>
+            <w:r>
+              <w:rPr>
+                <w:rFonts w:ascii="MS Mincho" w:hAnsi="MS Mincho" w:eastAsia="MS Mincho"/>
+                <w:color w:val="000000"/>
+                <w:sz w:val="14"/>
+              </w:rPr>
+              <w:t xml:space="preserve">    diagnostics: dict | None = None,</w:t>
+              <w:br/>
+            </w:r>
+            <w:r>
+              <w:rPr>
+                <w:rFonts w:ascii="MS Mincho" w:hAnsi="MS Mincho" w:eastAsia="MS Mincho"/>
+                <w:color w:val="000000"/>
+                <w:sz w:val="14"/>
+              </w:rPr>
+              <w:t xml:space="preserve">    output_currency: str = "USD",</w:t>
+              <w:br/>
+            </w:r>
+            <w:r>
+              <w:rPr>
+                <w:rFonts w:ascii="MS Mincho" w:hAnsi="MS Mincho" w:eastAsia="MS Mincho"/>
+                <w:color w:val="000000"/>
+                <w:sz w:val="14"/>
+              </w:rPr>
+              <w:t>) -&gt; str:</w:t>
+              <w:br/>
+            </w:r>
+            <w:r>
+              <w:rPr>
+                <w:rFonts w:ascii="MS Mincho" w:hAnsi="MS Mincho" w:eastAsia="MS Mincho"/>
+                <w:color w:val="000000"/>
+                <w:sz w:val="14"/>
+              </w:rPr>
+              <w:t xml:space="preserve">    """</w:t>
+              <w:br/>
+            </w:r>
+            <w:r>
+              <w:rPr>
+                <w:rFonts w:ascii="MS Mincho" w:hAnsi="MS Mincho" w:eastAsia="MS Mincho"/>
+                <w:color w:val="000000"/>
+                <w:sz w:val="14"/>
+              </w:rPr>
+              <w:t xml:space="preserve">    Assemble the user message for any strategy.</w:t>
+              <w:br/>
+            </w:r>
+            <w:r>
+              <w:rPr>
+                <w:rFonts w:ascii="MS Mincho" w:hAnsi="MS Mincho" w:eastAsia="MS Mincho"/>
+                <w:color w:val="000000"/>
+                <w:sz w:val="14"/>
+              </w:rPr>
+              <w:br/>
+            </w:r>
+            <w:r>
+              <w:rPr>
+                <w:rFonts w:ascii="MS Mincho" w:hAnsi="MS Mincho" w:eastAsia="MS Mincho"/>
+                <w:color w:val="000000"/>
+                <w:sz w:val="14"/>
+              </w:rPr>
+              <w:t xml:space="preserve">    ``extraction_note`` describes how the PDF was converted, so the model knows</w:t>
+              <w:br/>
+            </w:r>
+            <w:r>
+              <w:rPr>
+                <w:rFonts w:ascii="MS Mincho" w:hAnsi="MS Mincho" w:eastAsia="MS Mincho"/>
+                <w:color w:val="000000"/>
+                <w:sz w:val="14"/>
+              </w:rPr>
+              <w:t xml:space="preserve">    what kind of text it is looking at. Each strategy supplies its own note</w:t>
+              <w:br/>
+            </w:r>
+            <w:r>
+              <w:rPr>
+                <w:rFonts w:ascii="MS Mincho" w:hAnsi="MS Mincho" w:eastAsia="MS Mincho"/>
+                <w:color w:val="000000"/>
+                <w:sz w:val="14"/>
+              </w:rPr>
+              <w:t xml:space="preserve">    instead of the caller string-patching a shared template.</w:t>
+              <w:br/>
+            </w:r>
+            <w:r>
+              <w:rPr>
+                <w:rFonts w:ascii="MS Mincho" w:hAnsi="MS Mincho" w:eastAsia="MS Mincho"/>
+                <w:color w:val="000000"/>
+                <w:sz w:val="14"/>
+              </w:rPr>
+              <w:t xml:space="preserve">    """</w:t>
+              <w:br/>
+            </w:r>
+            <w:r>
+              <w:rPr>
+                <w:rFonts w:ascii="MS Mincho" w:hAnsi="MS Mincho" w:eastAsia="MS Mincho"/>
+                <w:color w:val="000000"/>
+                <w:sz w:val="14"/>
+              </w:rPr>
+              <w:t xml:space="preserve">    schema_json = json.dumps(ASSET_SCHEMA, ensure_ascii=False, indent=2)</w:t>
+              <w:br/>
+            </w:r>
+            <w:r>
+              <w:rPr>
+                <w:rFonts w:ascii="MS Mincho" w:hAnsi="MS Mincho" w:eastAsia="MS Mincho"/>
+                <w:color w:val="000000"/>
+                <w:sz w:val="14"/>
+              </w:rPr>
+              <w:t xml:space="preserve">    currency = str(output_currency or "USD").strip().upper()</w:t>
+              <w:br/>
+            </w:r>
+            <w:r>
+              <w:rPr>
+                <w:rFonts w:ascii="MS Mincho" w:hAnsi="MS Mincho" w:eastAsia="MS Mincho"/>
+                <w:color w:val="000000"/>
+                <w:sz w:val="14"/>
+              </w:rPr>
+              <w:t xml:space="preserve">    if not currency or not currency.replace("_", "").isalnum():</w:t>
+              <w:br/>
+            </w:r>
+            <w:r>
+              <w:rPr>
+                <w:rFonts w:ascii="MS Mincho" w:hAnsi="MS Mincho" w:eastAsia="MS Mincho"/>
+                <w:color w:val="000000"/>
+                <w:sz w:val="14"/>
+              </w:rPr>
+              <w:t xml:space="preserve">        currency = "USD"</w:t>
+              <w:br/>
+            </w:r>
+            <w:r>
+              <w:rPr>
+                <w:rFonts w:ascii="MS Mincho" w:hAnsi="MS Mincho" w:eastAsia="MS Mincho"/>
+                <w:color w:val="000000"/>
+                <w:sz w:val="14"/>
+              </w:rPr>
+              <w:t xml:space="preserve">    output_unit = f"M {currency}"</w:t>
+              <w:br/>
+            </w:r>
+            <w:r>
+              <w:rPr>
+                <w:rFonts w:ascii="MS Mincho" w:hAnsi="MS Mincho" w:eastAsia="MS Mincho"/>
+                <w:color w:val="000000"/>
+                <w:sz w:val="14"/>
+              </w:rPr>
+              <w:br/>
+            </w:r>
+            <w:r>
+              <w:rPr>
+                <w:rFonts w:ascii="MS Mincho" w:hAnsi="MS Mincho" w:eastAsia="MS Mincho"/>
+                <w:color w:val="000000"/>
+                <w:sz w:val="14"/>
+              </w:rPr>
+              <w:t xml:space="preserve">    fy_instruction = ""</w:t>
+              <w:br/>
+            </w:r>
+            <w:r>
+              <w:rPr>
+                <w:rFonts w:ascii="MS Mincho" w:hAnsi="MS Mincho" w:eastAsia="MS Mincho"/>
+                <w:color w:val="000000"/>
+                <w:sz w:val="14"/>
+              </w:rPr>
+              <w:t xml:space="preserve">    if fiscal_year and fiscal_year.strip():</w:t>
+              <w:br/>
+            </w:r>
+            <w:r>
+              <w:rPr>
+                <w:rFonts w:ascii="MS Mincho" w:hAnsi="MS Mincho" w:eastAsia="MS Mincho"/>
+                <w:color w:val="000000"/>
+                <w:sz w:val="14"/>
+              </w:rPr>
+              <w:t xml:space="preserve">        fy_instruction = (</w:t>
+              <w:br/>
+            </w:r>
+            <w:r>
+              <w:rPr>
+                <w:rFonts w:ascii="MS Mincho" w:hAnsi="MS Mincho" w:eastAsia="MS Mincho"/>
+                <w:color w:val="000000"/>
+                <w:sz w:val="14"/>
+              </w:rPr>
+              <w:t xml:space="preserve">            "TARGET FISCAL YEAR HINT\n"</w:t>
+              <w:br/>
+            </w:r>
+            <w:r>
+              <w:rPr>
+                <w:rFonts w:ascii="MS Mincho" w:hAnsi="MS Mincho" w:eastAsia="MS Mincho"/>
+                <w:color w:val="000000"/>
+                <w:sz w:val="14"/>
+              </w:rPr>
+              <w:t xml:space="preserve">            f"The user suggests the target fiscal year may be {fiscal_year.strip()}.\n"</w:t>
+              <w:br/>
+            </w:r>
+            <w:r>
+              <w:rPr>
+                <w:rFonts w:ascii="MS Mincho" w:hAnsi="MS Mincho" w:eastAsia="MS Mincho"/>
+                <w:color w:val="000000"/>
+                <w:sz w:val="14"/>
+              </w:rPr>
+              <w:t xml:space="preserve">            "However, you must verify this by examining the report content and detect the\n"</w:t>
+            </w:r>
+          </w:p>
+        </w:tc>
+      </w:tr>
+    </w:tbl>
     <w:p>
       <w:pPr>
         <w:pStyle w:val="Heading2"/>

--- a/docs/バクラク事業部技術_実験報告書_完成版.docx
+++ b/docs/バクラク事業部技術_実験報告書_完成版.docx
@@ -19078,11 +19078,6 @@
         </w:tc>
       </w:tr>
     </w:tbl>
-    <w:p>
-      <w:pPr>
-        <w:spacing w:after="20"/>
-      </w:pPr>
-    </w:p>
     <w:sectPr>
       <w:pgSz w:w="11909" w:h="16834"/>
       <w:pgMar w:top="1037" w:right="1080" w:bottom="979" w:left="1080" w:header="720" w:footer="720" w:gutter="0"/>

--- a/docs/バクラク事業部技術_実験報告書_完成版.docx
+++ b/docs/バクラク事業部技術_実験報告書_完成版.docx
@@ -821,7 +821,7 @@
             <w:noProof/>
             <w:webHidden/>
           </w:rPr>
-          <w:t>6</w:t>
+          <w:t>7</w:t>
         </w:r>
         <w:r>
           <w:rPr>
@@ -890,7 +890,7 @@
             <w:noProof/>
             <w:webHidden/>
           </w:rPr>
-          <w:t>7</w:t>
+          <w:t>8</w:t>
         </w:r>
         <w:r>
           <w:rPr>
@@ -1097,7 +1097,7 @@
             <w:noProof/>
             <w:webHidden/>
           </w:rPr>
-          <w:t>15</w:t>
+          <w:t>16</w:t>
         </w:r>
         <w:r>
           <w:rPr>
@@ -1166,7 +1166,7 @@
             <w:noProof/>
             <w:webHidden/>
           </w:rPr>
-          <w:t>16</w:t>
+          <w:t>17</w:t>
         </w:r>
         <w:r>
           <w:rPr>
@@ -1235,7 +1235,7 @@
             <w:noProof/>
             <w:webHidden/>
           </w:rPr>
-          <w:t>17</w:t>
+          <w:t>18</w:t>
         </w:r>
         <w:r>
           <w:rPr>
@@ -18294,6 +18294,7 @@
     <w:p>
       <w:pPr>
         <w:pStyle w:val="Heading2"/>
+        <w:pageBreakBefore/>
         <w:rPr>
           <w:lang w:eastAsia="ja-JP"/>
         </w:rPr>

--- a/docs/バクラク事業部技術_実験報告書_完成版.docx
+++ b/docs/バクラク事業部技術_実験報告書_完成版.docx
@@ -1301,7 +1301,7 @@
         <w:rPr>
           <w:lang w:val="ja-JP"/>
         </w:rPr>
-        <w:t>本報告書の目的は、3M社の2022年年次報告書から、指定された27項目の資産表を作成する仕組みを設計し、他社資料への適用可能性を評価することである。</w:t>
+        <w:t>本報告書の目的は、年次報告書から、指定された27項目の資産表を作成する仕組みを設計し、他社資料への適用可能性を評価することである。</w:t>
       </w:r>
     </w:p>
     <w:p>
@@ -1328,10 +1328,6 @@
         </w:rPr>
       </w:pPr>
       <w:r>
-        <w:rPr>
-          <w:rFonts w:ascii="MS Mincho" w:hAnsi="MS Mincho" w:eastAsia="MS Mincho"/>
-          <w:color w:val="000000"/>
-        </w:rPr>
         <w:t>更新済み全コーパスのGLM-5.3思考モードでは、必要ページだけを選ぶ戦略三が102/102資料を完了し、マクロ平均正確性99.23%、マイクロ正確性99.14%であった。Geminiで三戦略すべてが完了した同一75資料では、戦略三の全呼出し入力トークン数は戦略一比89.1%少なかった。</w:t>
       </w:r>
     </w:p>
@@ -1347,7 +1343,7 @@
         </w:rPr>
       </w:pPr>
       <w:r>
-        <w:pict w14:anchorId="06FE72FC">
+        <w:pict w14:anchorId="48BC0F2B">
           <v:rect id="Horizontal Line 1" o:spid="_x0000_s2051" alt="" style="width:481.9pt;height:.05pt;visibility:visible;mso-wrap-style:square;mso-width-percent:0;mso-height-percent:0;mso-left-percent:-10001;mso-top-percent:-10001;mso-position-horizontal:absolute;mso-position-horizontal-relative:char;mso-position-vertical:absolute;mso-position-vertical-relative:line;mso-width-percent:0;mso-height-percent:0;mso-left-percent:-10001;mso-top-percent:-10001;v-text-anchor:top" filled="f">
             <o:lock v:ext="edit" rotation="t" aspectratio="t" verticies="t" text="t" shapetype="t"/>
             <w10:anchorlock/>
@@ -1441,7 +1437,7 @@
         <w:rPr>
           <w:lang w:val="ja-JP" w:eastAsia="ja-JP"/>
         </w:rPr>
-        <w:pict w14:anchorId="21F9D306">
+        <w:pict w14:anchorId="541580E2">
           <v:rect id="Horizontal Line 6" o:spid="_x0000_s2050" alt="" style="width:481.9pt;height:.1pt;visibility:visible;mso-wrap-style:square;mso-width-percent:0;mso-height-percent:0;mso-left-percent:-10001;mso-top-percent:-10001;mso-position-horizontal:absolute;mso-position-horizontal-relative:char;mso-position-vertical:absolute;mso-position-vertical-relative:line;mso-width-percent:0;mso-height-percent:0;mso-left-percent:-10001;mso-top-percent:-10001;v-text-anchor:top" filled="f">
             <o:lock v:ext="edit" rotation="t" aspectratio="t" verticies="t" text="t" shapetype="t"/>
             <w10:anchorlock/>
@@ -1551,6 +1547,7 @@
         <w:spacing w:before="20"/>
         <w:jc w:val="center"/>
         <w:rPr>
+          <w:sz w:val="17"/>
           <w:lang w:eastAsia="ja-JP"/>
         </w:rPr>
       </w:pPr>
@@ -1561,14 +1558,13 @@
         </w:rPr>
         <w:t>図1　課題を三つの境界へ分解する</w:t>
       </w:r>
-      <w:r>
-        <w:rPr>
-          <w:sz w:val="17"/>
-          <w:lang w:val="ja-JP" w:eastAsia="ja-JP"/>
-        </w:rPr>
-        <w:br/>
-        <w:t>課題を、入力表現、指示と出力形式、検証と評価の三つへ分解する。</w:t>
-      </w:r>
+    </w:p>
+    <w:p>
+      <w:pPr>
+        <w:rPr>
+          <w:lang w:eastAsia="ja-JP"/>
+        </w:rPr>
+      </w:pPr>
     </w:p>
     <w:p>
       <w:pPr>
@@ -1888,13 +1884,10 @@
       </w:r>
       <w:r>
         <w:rPr>
-          <w:rFonts w:ascii="MS Mincho" w:hAnsi="MS Mincho" w:eastAsia="MS Mincho"/>
-          <w:color w:val="000000"/>
           <w:sz w:val="17"/>
           <w:lang w:val="ja-JP" w:eastAsia="ja-JP"/>
         </w:rPr>
         <w:br/>
-        <w:t>全文入力、文字認識、アクティブRAGを検討し、決定論的な完全ページ選択を採用した。</w:t>
       </w:r>
     </w:p>
     <w:p>
@@ -1906,8 +1899,7 @@
       </w:pPr>
       <w:r>
         <w:rPr>
-          <w:rFonts w:ascii="MS Mincho" w:hAnsi="MS Mincho" w:eastAsia="MS Mincho"/>
-          <w:color w:val="000000"/>
+          <w:lang w:eastAsia="ja-JP"/>
         </w:rPr>
         <w:t>全文入力が大きくなる問題に対しては、必要箇所を反復検索するアクティブRAG（Active RAG）も検討した。しかし、本課題は原則一つのPDFを対象とし、質問と出力項目も固定されている。表を細かく分割すると、年度列、単位、行見出しの関係を失いやすい。そのため、検索範囲を絞る考え方だけを残し、完全なページを規則的に選ぶ方法を最終候補とした。</w:t>
       </w:r>
@@ -3428,11 +3420,12 @@
           <w:p>
             <w:pPr>
               <w:spacing w:after="0"/>
-            </w:pPr>
-            <w:r>
-              <w:rPr>
-                <w:rFonts w:ascii="MS Mincho" w:hAnsi="MS Mincho" w:eastAsia="MS Mincho"/>
-                <w:color w:val="000000"/>
+              <w:rPr>
+                <w:lang w:eastAsia="ja-JP"/>
+              </w:rPr>
+            </w:pPr>
+            <w:r>
+              <w:rPr>
                 <w:sz w:val="16"/>
                 <w:lang w:val="ja-JP" w:eastAsia="ja-JP"/>
               </w:rPr>
@@ -3796,7 +3789,6 @@
           <w:lang w:val="ja-JP" w:eastAsia="ja-JP"/>
         </w:rPr>
         <w:br/>
-        <w:t>PDF解析基盤で文字層を確認し、必要ページだけを文字認識してから、根拠ページを意味写像と検証へ渡す。</w:t>
       </w:r>
     </w:p>
     <w:p>
@@ -3806,6 +3798,12 @@
           <w:lang w:eastAsia="ja-JP"/>
         </w:rPr>
       </w:pPr>
+      <w:r>
+        <w:rPr>
+          <w:lang w:val="ja-JP" w:eastAsia="ja-JP"/>
+        </w:rPr>
+        <w:t>その後、全ページを固定規則で採点する。採点には、27項目に関係する語、財務諸表の見出し、表と段組みの情報、数値密度などを用いる。上位3ページを基本とし、信号が十分に残る場合だけ最大5ページまで増やす。この処理は、学習済みの検索器や自律エージェントではない。説明可能なヒューリスティックである。</w:t>
+      </w:r>
     </w:p>
     <w:p>
       <w:pPr>
@@ -3814,12 +3812,6 @@
           <w:lang w:eastAsia="ja-JP"/>
         </w:rPr>
       </w:pPr>
-      <w:r>
-        <w:rPr>
-          <w:lang w:val="ja-JP" w:eastAsia="ja-JP"/>
-        </w:rPr>
-        <w:t>その後、全ページを固定規則で採点する。採点には、27項目に関係する語、財務諸表の見出し、表と段組みの情報、数値密度などを用いる。上位3ページを基本とし、信号が十分に残る場合だけ最大5ページまで増やす。この処理は、学習済みの検索器や自律エージェントではない。説明可能なヒューリスティックである。</w:t>
-      </w:r>
     </w:p>
     <w:p>
       <w:pPr>
@@ -3846,7 +3838,6 @@
       <w:r>
         <w:rPr>
           <w:rFonts w:ascii="MS Mincho" w:eastAsia="MS Mincho" w:hAnsi="MS Mincho"/>
-          <w:color w:val="000000"/>
           <w:lang w:val="ja-JP" w:eastAsia="ja-JP"/>
         </w:rPr>
         <w:t>5.3 アクティブRAGを採用しなかった理由</w:t>
@@ -3861,8 +3852,6 @@
       </w:pPr>
       <w:r>
         <w:rPr>
-          <w:rFonts w:ascii="MS Mincho" w:hAnsi="MS Mincho" w:eastAsia="MS Mincho"/>
-          <w:color w:val="000000"/>
           <w:lang w:val="ja-JP" w:eastAsia="ja-JP"/>
         </w:rPr>
         <w:t>アクティブRAGは、モデルが不足する根拠を判断し、検索と推論を反復する構成である。複数文書や任意質問を扱う場合に有効である。一方、本課題は1つの資料と固定27項目が中心である。索引、埋込み、検索用の追加推論、停止条件を導入すると、構成と評価が複雑になる。</w:t>
@@ -3873,12 +3862,13 @@
         <w:pStyle w:val="Caption"/>
         <w:keepNext/>
         <w:spacing w:before="100" w:after="60"/>
-      </w:pPr>
-      <w:r>
-        <w:rPr>
-          <w:rFonts w:ascii="MS Mincho" w:hAnsi="MS Mincho" w:eastAsia="MS Mincho"/>
+        <w:rPr>
+          <w:lang w:eastAsia="ja-JP"/>
+        </w:rPr>
+      </w:pPr>
+      <w:r>
+        <w:rPr>
           <w:b/>
-          <w:color w:val="000000"/>
           <w:lang w:val="ja-JP" w:eastAsia="ja-JP"/>
         </w:rPr>
         <w:t>表2b　アクティブRAGと決定論的完全ページ選択</w:t>
@@ -3894,8 +3884,8 @@
       <w:tblGrid>
         <w:gridCol w:w="2434"/>
         <w:gridCol w:w="2435"/>
-        <w:gridCol w:w="2435"/>
-        <w:gridCol w:w="2435"/>
+        <w:gridCol w:w="2356"/>
+        <w:gridCol w:w="2514"/>
       </w:tblGrid>
       <w:tr>
         <w:trPr>
@@ -3905,63 +3895,7 @@
         </w:trPr>
         <w:tc>
           <w:tcPr>
-            <w:tcW w:w="2437" w:type="dxa"/>
-            <w:shd w:val="clear" w:color="auto" w:fill="E6E6E6"/>
-            <w:tcMar>
-              <w:top w:w="60" w:type="dxa"/>
-              <w:left w:w="100" w:type="dxa"/>
-              <w:bottom w:w="60" w:type="dxa"/>
-              <w:right w:w="100" w:type="dxa"/>
-            </w:tcMar>
-            <w:vAlign w:val="center"/>
-          </w:tcPr>
-          <w:p>
-            <w:pPr>
-              <w:spacing w:after="0"/>
-            </w:pPr>
-            <w:r>
-              <w:rPr>
-                <w:rFonts w:ascii="MS Mincho" w:hAnsi="MS Mincho" w:eastAsia="MS Mincho"/>
-                <w:b/>
-                <w:color w:val="000000"/>
-                <w:sz w:val="17"/>
-                <w:lang w:val="ja-JP" w:eastAsia="ja-JP"/>
-              </w:rPr>
-              <w:t>アクティブRAGと決定論的完全ページ選択</w:t>
-            </w:r>
-          </w:p>
-        </w:tc>
-        <w:tc>
-          <w:tcPr>
-            <w:tcW w:w="2437" w:type="dxa"/>
-            <w:shd w:val="clear" w:color="auto" w:fill="E6E6E6"/>
-            <w:tcMar>
-              <w:top w:w="60" w:type="dxa"/>
-              <w:left w:w="100" w:type="dxa"/>
-              <w:bottom w:w="60" w:type="dxa"/>
-              <w:right w:w="100" w:type="dxa"/>
-            </w:tcMar>
-            <w:vAlign w:val="center"/>
-          </w:tcPr>
-          <w:p>
-            <w:pPr>
-              <w:spacing w:after="0"/>
-            </w:pPr>
-            <w:r>
-              <w:rPr>
-                <w:rFonts w:ascii="MS Mincho" w:hAnsi="MS Mincho" w:eastAsia="MS Mincho"/>
-                <w:b/>
-                <w:color w:val="000000"/>
-                <w:sz w:val="17"/>
-                <w:lang w:val="ja-JP" w:eastAsia="ja-JP"/>
-              </w:rPr>
-              <w:t>アクティブRAG</w:t>
-            </w:r>
-          </w:p>
-        </w:tc>
-        <w:tc>
-          <w:tcPr>
-            <w:tcW w:w="2437" w:type="dxa"/>
+            <w:tcW w:w="2434" w:type="dxa"/>
             <w:shd w:val="clear" w:color="auto" w:fill="E6E6E6"/>
             <w:tcMar>
               <w:top w:w="60" w:type="dxa"/>
@@ -3984,13 +3918,68 @@
                 <w:sz w:val="17"/>
                 <w:lang w:val="ja-JP" w:eastAsia="ja-JP"/>
               </w:rPr>
+              <w:t>アクティブRAGと決定論的完全ページ選択</w:t>
+            </w:r>
+          </w:p>
+        </w:tc>
+        <w:tc>
+          <w:tcPr>
+            <w:tcW w:w="2435" w:type="dxa"/>
+            <w:shd w:val="clear" w:color="auto" w:fill="E6E6E6"/>
+            <w:tcMar>
+              <w:top w:w="60" w:type="dxa"/>
+              <w:left w:w="100" w:type="dxa"/>
+              <w:bottom w:w="60" w:type="dxa"/>
+              <w:right w:w="100" w:type="dxa"/>
+            </w:tcMar>
+            <w:vAlign w:val="center"/>
+          </w:tcPr>
+          <w:p>
+            <w:pPr>
+              <w:spacing w:after="0"/>
+            </w:pPr>
+            <w:r>
+              <w:rPr>
+                <w:b/>
+                <w:sz w:val="17"/>
+                <w:lang w:val="ja-JP" w:eastAsia="ja-JP"/>
+              </w:rPr>
+              <w:t>アクティブRAG</w:t>
+            </w:r>
+          </w:p>
+        </w:tc>
+        <w:tc>
+          <w:tcPr>
+            <w:tcW w:w="2356" w:type="dxa"/>
+            <w:shd w:val="clear" w:color="auto" w:fill="E6E6E6"/>
+            <w:tcMar>
+              <w:top w:w="60" w:type="dxa"/>
+              <w:left w:w="100" w:type="dxa"/>
+              <w:bottom w:w="60" w:type="dxa"/>
+              <w:right w:w="100" w:type="dxa"/>
+            </w:tcMar>
+            <w:vAlign w:val="center"/>
+          </w:tcPr>
+          <w:p>
+            <w:pPr>
+              <w:spacing w:after="0"/>
+              <w:rPr>
+                <w:lang w:eastAsia="ja-JP"/>
+              </w:rPr>
+            </w:pPr>
+            <w:r>
+              <w:rPr>
+                <w:b/>
+                <w:sz w:val="17"/>
+                <w:lang w:val="ja-JP" w:eastAsia="ja-JP"/>
+              </w:rPr>
               <w:t>決定論的完全ページ選択</w:t>
             </w:r>
           </w:p>
         </w:tc>
         <w:tc>
           <w:tcPr>
-            <w:tcW w:w="2437" w:type="dxa"/>
+            <w:tcW w:w="2514" w:type="dxa"/>
             <w:shd w:val="clear" w:color="auto" w:fill="E6E6E6"/>
             <w:tcMar>
               <w:top w:w="60" w:type="dxa"/>
@@ -4022,7 +4011,7 @@
         </w:trPr>
         <w:tc>
           <w:tcPr>
-            <w:tcW w:w="2437" w:type="dxa"/>
+            <w:tcW w:w="2434" w:type="dxa"/>
             <w:tcMar>
               <w:top w:w="60" w:type="dxa"/>
               <w:left w:w="100" w:type="dxa"/>
@@ -4046,7 +4035,7 @@
         </w:tc>
         <w:tc>
           <w:tcPr>
-            <w:tcW w:w="2437" w:type="dxa"/>
+            <w:tcW w:w="2435" w:type="dxa"/>
             <w:tcMar>
               <w:top w:w="60" w:type="dxa"/>
               <w:left w:w="100" w:type="dxa"/>
@@ -4073,7 +4062,7 @@
         </w:tc>
         <w:tc>
           <w:tcPr>
-            <w:tcW w:w="2437" w:type="dxa"/>
+            <w:tcW w:w="2356" w:type="dxa"/>
             <w:tcMar>
               <w:top w:w="60" w:type="dxa"/>
               <w:left w:w="100" w:type="dxa"/>
@@ -4100,7 +4089,7 @@
         </w:tc>
         <w:tc>
           <w:tcPr>
-            <w:tcW w:w="2437" w:type="dxa"/>
+            <w:tcW w:w="2514" w:type="dxa"/>
             <w:tcMar>
               <w:top w:w="60" w:type="dxa"/>
               <w:left w:w="100" w:type="dxa"/>
@@ -4133,7 +4122,7 @@
         </w:trPr>
         <w:tc>
           <w:tcPr>
-            <w:tcW w:w="2437" w:type="dxa"/>
+            <w:tcW w:w="2434" w:type="dxa"/>
             <w:shd w:val="clear" w:color="auto" w:fill="F5F5F5"/>
             <w:tcMar>
               <w:top w:w="60" w:type="dxa"/>
@@ -4158,7 +4147,7 @@
         </w:tc>
         <w:tc>
           <w:tcPr>
-            <w:tcW w:w="2437" w:type="dxa"/>
+            <w:tcW w:w="2435" w:type="dxa"/>
             <w:shd w:val="clear" w:color="auto" w:fill="F5F5F5"/>
             <w:tcMar>
               <w:top w:w="60" w:type="dxa"/>
@@ -4183,7 +4172,7 @@
         </w:tc>
         <w:tc>
           <w:tcPr>
-            <w:tcW w:w="2437" w:type="dxa"/>
+            <w:tcW w:w="2356" w:type="dxa"/>
             <w:shd w:val="clear" w:color="auto" w:fill="F5F5F5"/>
             <w:tcMar>
               <w:top w:w="60" w:type="dxa"/>
@@ -4211,7 +4200,7 @@
         </w:tc>
         <w:tc>
           <w:tcPr>
-            <w:tcW w:w="2437" w:type="dxa"/>
+            <w:tcW w:w="2514" w:type="dxa"/>
             <w:shd w:val="clear" w:color="auto" w:fill="F5F5F5"/>
             <w:tcMar>
               <w:top w:w="60" w:type="dxa"/>
@@ -4245,7 +4234,7 @@
         </w:trPr>
         <w:tc>
           <w:tcPr>
-            <w:tcW w:w="2437" w:type="dxa"/>
+            <w:tcW w:w="2434" w:type="dxa"/>
             <w:tcMar>
               <w:top w:w="60" w:type="dxa"/>
               <w:left w:w="100" w:type="dxa"/>
@@ -4269,7 +4258,7 @@
         </w:tc>
         <w:tc>
           <w:tcPr>
-            <w:tcW w:w="2437" w:type="dxa"/>
+            <w:tcW w:w="2435" w:type="dxa"/>
             <w:tcMar>
               <w:top w:w="60" w:type="dxa"/>
               <w:left w:w="100" w:type="dxa"/>
@@ -4296,7 +4285,7 @@
         </w:tc>
         <w:tc>
           <w:tcPr>
-            <w:tcW w:w="2437" w:type="dxa"/>
+            <w:tcW w:w="2356" w:type="dxa"/>
             <w:tcMar>
               <w:top w:w="60" w:type="dxa"/>
               <w:left w:w="100" w:type="dxa"/>
@@ -4323,7 +4312,7 @@
         </w:tc>
         <w:tc>
           <w:tcPr>
-            <w:tcW w:w="2437" w:type="dxa"/>
+            <w:tcW w:w="2514" w:type="dxa"/>
             <w:tcMar>
               <w:top w:w="60" w:type="dxa"/>
               <w:left w:w="100" w:type="dxa"/>
@@ -4356,7 +4345,7 @@
         </w:trPr>
         <w:tc>
           <w:tcPr>
-            <w:tcW w:w="2437" w:type="dxa"/>
+            <w:tcW w:w="2434" w:type="dxa"/>
             <w:shd w:val="clear" w:color="auto" w:fill="F5F5F5"/>
             <w:tcMar>
               <w:top w:w="60" w:type="dxa"/>
@@ -4381,7 +4370,7 @@
         </w:tc>
         <w:tc>
           <w:tcPr>
-            <w:tcW w:w="2437" w:type="dxa"/>
+            <w:tcW w:w="2435" w:type="dxa"/>
             <w:shd w:val="clear" w:color="auto" w:fill="F5F5F5"/>
             <w:tcMar>
               <w:top w:w="60" w:type="dxa"/>
@@ -4406,7 +4395,7 @@
         </w:tc>
         <w:tc>
           <w:tcPr>
-            <w:tcW w:w="2437" w:type="dxa"/>
+            <w:tcW w:w="2356" w:type="dxa"/>
             <w:shd w:val="clear" w:color="auto" w:fill="F5F5F5"/>
             <w:tcMar>
               <w:top w:w="60" w:type="dxa"/>
@@ -4459,7 +4448,7 @@
         </w:tc>
         <w:tc>
           <w:tcPr>
-            <w:tcW w:w="2437" w:type="dxa"/>
+            <w:tcW w:w="2514" w:type="dxa"/>
             <w:shd w:val="clear" w:color="auto" w:fill="F5F5F5"/>
             <w:tcMar>
               <w:top w:w="60" w:type="dxa"/>
@@ -4498,8 +4487,6 @@
       </w:pPr>
       <w:r>
         <w:rPr>
-          <w:rFonts w:ascii="MS Mincho" w:hAnsi="MS Mincho" w:eastAsia="MS Mincho"/>
-          <w:color w:val="000000"/>
           <w:lang w:val="ja-JP" w:eastAsia="ja-JP"/>
         </w:rPr>
         <w:t>保存済み実験では、完全ページを規則的に選ぶ方法でも、入力を大幅に減らしながら正確性を維持できた。したがって、検索の目的だけを残し、より単純なページ選択を採用した。これはアクティブRAGを否定する判断ではない。対象が複数文書や任意質問へ広がった時に再評価する。</w:t>
@@ -4623,8 +4610,7 @@
       </w:pPr>
       <w:r>
         <w:rPr>
-          <w:rFonts w:ascii="MS Mincho" w:hAnsi="MS Mincho" w:eastAsia="MS Mincho"/>
-          <w:color w:val="000000"/>
+          <w:lang w:eastAsia="ja-JP"/>
         </w:rPr>
         <w:t>全コーパス表の「平均初回入力トークン数」は、ベンチマークJSONが保持する初回抽出呼出しだけの値である。契約修復と根拠再試行は含まない。P50処理時間は、完了実行の処理時間の中央値である。一方、同一75資料の三戦略比較では、対応するprediction.jsonを照合し、初回抽出、契約修復、根拠再試行の報告入力トークンを合算した「平均全呼出し入力トークン数」を用いた。この75資料では、実行された18件の根拠再試行を含め、使用量記録の欠落はなかった。</w:t>
       </w:r>
@@ -6799,8 +6785,7 @@
       </w:pPr>
       <w:r>
         <w:rPr>
-          <w:rFonts w:ascii="MS Mincho" w:hAnsi="MS Mincho" w:eastAsia="MS Mincho"/>
-          <w:color w:val="000000"/>
+          <w:lang w:eastAsia="ja-JP"/>
         </w:rPr>
         <w:t>入力戦略だけを公平に比べるため、Gemini 3.7 Flash・中程度で三戦略すべてが完了した同一75資料を抽出した。ここではモデル、推論設定、資料をそろえている。</w:t>
       </w:r>
@@ -6978,7 +6963,6 @@
         <w:trPr>
           <w:cantSplit/>
           <w:jc w:val="center"/>
-          <w:cantSplit/>
         </w:trPr>
         <w:tc>
           <w:tcPr>
@@ -6993,15 +6977,11 @@
           </w:tcPr>
           <w:p>
             <w:pPr>
-              <w:spacing w:before="0" w:after="0"/>
+              <w:spacing w:after="0"/>
               <w:jc w:val="center"/>
             </w:pPr>
-            <w:r/>
-            <w:r>
-              <w:rPr>
-                <w:rFonts w:ascii="MS Mincho" w:hAnsi="MS Mincho" w:eastAsia="MS Mincho"/>
-                <w:b w:val="0"/>
-                <w:color w:val="000000"/>
+            <w:r>
+              <w:rPr>
                 <w:sz w:val="18"/>
               </w:rPr>
               <w:t>戦略一</w:t>
@@ -7021,15 +7001,11 @@
           </w:tcPr>
           <w:p>
             <w:pPr>
-              <w:spacing w:before="0" w:after="0"/>
+              <w:spacing w:after="0"/>
               <w:jc w:val="center"/>
             </w:pPr>
-            <w:r/>
-            <w:r>
-              <w:rPr>
-                <w:rFonts w:ascii="MS Mincho" w:hAnsi="MS Mincho" w:eastAsia="MS Mincho"/>
-                <w:b w:val="0"/>
-                <w:color w:val="000000"/>
+            <w:r>
+              <w:rPr>
                 <w:sz w:val="18"/>
               </w:rPr>
               <w:t>96.59%</w:t>
@@ -7049,15 +7025,11 @@
           </w:tcPr>
           <w:p>
             <w:pPr>
-              <w:spacing w:before="0" w:after="0"/>
+              <w:spacing w:after="0"/>
               <w:jc w:val="center"/>
             </w:pPr>
-            <w:r/>
-            <w:r>
-              <w:rPr>
-                <w:rFonts w:ascii="MS Mincho" w:hAnsi="MS Mincho" w:eastAsia="MS Mincho"/>
-                <w:b w:val="0"/>
-                <w:color w:val="000000"/>
+            <w:r>
+              <w:rPr>
                 <w:sz w:val="16"/>
               </w:rPr>
               <w:t>96.62%（1,429/1,479）</w:t>
@@ -7077,15 +7049,11 @@
           </w:tcPr>
           <w:p>
             <w:pPr>
-              <w:spacing w:before="0" w:after="0"/>
+              <w:spacing w:after="0"/>
               <w:jc w:val="center"/>
             </w:pPr>
-            <w:r/>
-            <w:r>
-              <w:rPr>
-                <w:rFonts w:ascii="MS Mincho" w:hAnsi="MS Mincho" w:eastAsia="MS Mincho"/>
-                <w:b w:val="0"/>
-                <w:color w:val="000000"/>
+            <w:r>
+              <w:rPr>
                 <w:sz w:val="18"/>
               </w:rPr>
               <w:t>37.87秒</w:t>
@@ -7105,15 +7073,11 @@
           </w:tcPr>
           <w:p>
             <w:pPr>
-              <w:spacing w:before="0" w:after="0"/>
+              <w:spacing w:after="0"/>
               <w:jc w:val="center"/>
             </w:pPr>
-            <w:r/>
-            <w:r>
-              <w:rPr>
-                <w:rFonts w:ascii="MS Mincho" w:hAnsi="MS Mincho" w:eastAsia="MS Mincho"/>
-                <w:b w:val="0"/>
-                <w:color w:val="000000"/>
+            <w:r>
+              <w:rPr>
                 <w:sz w:val="18"/>
               </w:rPr>
               <w:t>88,936</w:t>
@@ -7125,7 +7089,6 @@
         <w:trPr>
           <w:cantSplit/>
           <w:jc w:val="center"/>
-          <w:cantSplit/>
         </w:trPr>
         <w:tc>
           <w:tcPr>
@@ -7141,15 +7104,11 @@
           </w:tcPr>
           <w:p>
             <w:pPr>
-              <w:spacing w:before="0" w:after="0"/>
+              <w:spacing w:after="0"/>
               <w:jc w:val="center"/>
             </w:pPr>
-            <w:r/>
-            <w:r>
-              <w:rPr>
-                <w:rFonts w:ascii="MS Mincho" w:hAnsi="MS Mincho" w:eastAsia="MS Mincho"/>
-                <w:b w:val="0"/>
-                <w:color w:val="000000"/>
+            <w:r>
+              <w:rPr>
                 <w:sz w:val="18"/>
               </w:rPr>
               <w:t>戦略二</w:t>
@@ -7170,15 +7129,11 @@
           </w:tcPr>
           <w:p>
             <w:pPr>
-              <w:spacing w:before="0" w:after="0"/>
+              <w:spacing w:after="0"/>
               <w:jc w:val="center"/>
             </w:pPr>
-            <w:r/>
-            <w:r>
-              <w:rPr>
-                <w:rFonts w:ascii="MS Mincho" w:hAnsi="MS Mincho" w:eastAsia="MS Mincho"/>
-                <w:b w:val="0"/>
-                <w:color w:val="000000"/>
+            <w:r>
+              <w:rPr>
                 <w:sz w:val="18"/>
               </w:rPr>
               <w:t>96.41%</w:t>
@@ -7199,15 +7154,11 @@
           </w:tcPr>
           <w:p>
             <w:pPr>
-              <w:spacing w:before="0" w:after="0"/>
+              <w:spacing w:after="0"/>
               <w:jc w:val="center"/>
             </w:pPr>
-            <w:r/>
-            <w:r>
-              <w:rPr>
-                <w:rFonts w:ascii="MS Mincho" w:hAnsi="MS Mincho" w:eastAsia="MS Mincho"/>
-                <w:b w:val="0"/>
-                <w:color w:val="000000"/>
+            <w:r>
+              <w:rPr>
                 <w:sz w:val="16"/>
               </w:rPr>
               <w:t>96.42%（1,426/1,479）</w:t>
@@ -7228,15 +7179,11 @@
           </w:tcPr>
           <w:p>
             <w:pPr>
-              <w:spacing w:before="0" w:after="0"/>
+              <w:spacing w:after="0"/>
               <w:jc w:val="center"/>
             </w:pPr>
-            <w:r/>
-            <w:r>
-              <w:rPr>
-                <w:rFonts w:ascii="MS Mincho" w:hAnsi="MS Mincho" w:eastAsia="MS Mincho"/>
-                <w:b w:val="0"/>
-                <w:color w:val="000000"/>
+            <w:r>
+              <w:rPr>
                 <w:sz w:val="18"/>
               </w:rPr>
               <w:t>34.74秒</w:t>
@@ -7257,15 +7204,11 @@
           </w:tcPr>
           <w:p>
             <w:pPr>
-              <w:spacing w:before="0" w:after="0"/>
+              <w:spacing w:after="0"/>
               <w:jc w:val="center"/>
             </w:pPr>
-            <w:r/>
-            <w:r>
-              <w:rPr>
-                <w:rFonts w:ascii="MS Mincho" w:hAnsi="MS Mincho" w:eastAsia="MS Mincho"/>
-                <w:b w:val="0"/>
-                <w:color w:val="000000"/>
+            <w:r>
+              <w:rPr>
                 <w:sz w:val="18"/>
               </w:rPr>
               <w:t>89,414</w:t>
@@ -7277,7 +7220,6 @@
         <w:trPr>
           <w:cantSplit/>
           <w:jc w:val="center"/>
-          <w:cantSplit/>
         </w:trPr>
         <w:tc>
           <w:tcPr>
@@ -7292,15 +7234,11 @@
           </w:tcPr>
           <w:p>
             <w:pPr>
-              <w:spacing w:before="0" w:after="0"/>
+              <w:spacing w:after="0"/>
               <w:jc w:val="center"/>
             </w:pPr>
-            <w:r/>
-            <w:r>
-              <w:rPr>
-                <w:rFonts w:ascii="MS Mincho" w:hAnsi="MS Mincho" w:eastAsia="MS Mincho"/>
-                <w:b w:val="0"/>
-                <w:color w:val="000000"/>
+            <w:r>
+              <w:rPr>
                 <w:sz w:val="18"/>
               </w:rPr>
               <w:t>戦略三</w:t>
@@ -7320,15 +7258,11 @@
           </w:tcPr>
           <w:p>
             <w:pPr>
-              <w:spacing w:before="0" w:after="0"/>
+              <w:spacing w:after="0"/>
               <w:jc w:val="center"/>
             </w:pPr>
-            <w:r/>
-            <w:r>
-              <w:rPr>
-                <w:rFonts w:ascii="MS Mincho" w:hAnsi="MS Mincho" w:eastAsia="MS Mincho"/>
-                <w:b w:val="0"/>
-                <w:color w:val="000000"/>
+            <w:r>
+              <w:rPr>
                 <w:sz w:val="18"/>
               </w:rPr>
               <w:t>97.73%</w:t>
@@ -7348,15 +7282,11 @@
           </w:tcPr>
           <w:p>
             <w:pPr>
-              <w:spacing w:before="0" w:after="0"/>
+              <w:spacing w:after="0"/>
               <w:jc w:val="center"/>
             </w:pPr>
-            <w:r/>
-            <w:r>
-              <w:rPr>
-                <w:rFonts w:ascii="MS Mincho" w:hAnsi="MS Mincho" w:eastAsia="MS Mincho"/>
-                <w:b w:val="0"/>
-                <w:color w:val="000000"/>
+            <w:r>
+              <w:rPr>
                 <w:sz w:val="16"/>
               </w:rPr>
               <w:t>97.90%（1,448/1,479）</w:t>
@@ -7376,15 +7306,11 @@
           </w:tcPr>
           <w:p>
             <w:pPr>
-              <w:spacing w:before="0" w:after="0"/>
+              <w:spacing w:after="0"/>
               <w:jc w:val="center"/>
             </w:pPr>
-            <w:r/>
-            <w:r>
-              <w:rPr>
-                <w:rFonts w:ascii="MS Mincho" w:hAnsi="MS Mincho" w:eastAsia="MS Mincho"/>
-                <w:b w:val="0"/>
-                <w:color w:val="000000"/>
+            <w:r>
+              <w:rPr>
                 <w:sz w:val="18"/>
               </w:rPr>
               <w:t>29.07秒</w:t>
@@ -7404,15 +7330,11 @@
           </w:tcPr>
           <w:p>
             <w:pPr>
-              <w:spacing w:before="0" w:after="0"/>
+              <w:spacing w:after="0"/>
               <w:jc w:val="center"/>
             </w:pPr>
-            <w:r/>
-            <w:r>
-              <w:rPr>
-                <w:rFonts w:ascii="MS Mincho" w:hAnsi="MS Mincho" w:eastAsia="MS Mincho"/>
-                <w:b w:val="0"/>
-                <w:color w:val="000000"/>
+            <w:r>
+              <w:rPr>
                 <w:sz w:val="18"/>
               </w:rPr>
               <w:t>9,715</w:t>
@@ -7484,13 +7406,15 @@
       </w:pPr>
       <w:r>
         <w:rPr>
-          <w:rFonts w:ascii="MS Mincho" w:hAnsi="MS Mincho" w:eastAsia="MS Mincho"/>
-          <w:color w:val="000000"/>
-          <w:sz w:val="18"/>
+          <w:lang w:eastAsia="ja-JP"/>
         </w:rPr>
         <w:t>図4　三戦略の処理速度（戦略一比）</w:t>
+      </w:r>
+      <w:r>
+        <w:rPr>
+          <w:lang w:eastAsia="ja-JP"/>
+        </w:rPr>
         <w:br/>
-        <w:t>Gemini 3.7 Flash・中程度で三戦略すべてが完了した同一75資料のP50処理時間から算出した。モデル間ではなく、入力戦略だけを比較する。</w:t>
       </w:r>
     </w:p>
     <w:p>
@@ -7552,13 +7476,15 @@
       </w:pPr>
       <w:r>
         <w:rPr>
-          <w:rFonts w:ascii="MS Mincho" w:hAnsi="MS Mincho" w:eastAsia="MS Mincho"/>
-          <w:color w:val="000000"/>
-          <w:sz w:val="18"/>
+          <w:lang w:eastAsia="ja-JP"/>
         </w:rPr>
         <w:t>図5　三戦略の全呼出し入力トークン数</w:t>
+      </w:r>
+      <w:r>
+        <w:rPr>
+          <w:lang w:eastAsia="ja-JP"/>
+        </w:rPr>
         <w:br/>
-        <w:t>図4と同じ75資料における1資料当たりの平均である。初回抽出、契約修復、根拠再試行の報告入力トークンを合算した。戦略三は戦略一に対して89.1%削減した。</w:t>
       </w:r>
     </w:p>
     <w:p>
@@ -7568,18 +7494,9 @@
           <w:lang w:eastAsia="ja-JP"/>
         </w:rPr>
       </w:pPr>
-    </w:p>
-    <w:p>
-      <w:pPr>
-        <w:spacing w:line="324" w:lineRule="auto"/>
+      <w:r>
         <w:rPr>
           <w:lang w:eastAsia="ja-JP"/>
-        </w:rPr>
-      </w:pPr>
-      <w:r>
-        <w:rPr>
-          <w:rFonts w:ascii="MS Mincho" w:hAnsi="MS Mincho" w:eastAsia="MS Mincho"/>
-          <w:color w:val="000000"/>
         </w:rPr>
         <w:t>図4の速度指数は、戦略一のP50処理時間を1.00倍とした。戦略二は1.09倍、戦略三は1.30倍である。このGemini条件では戦略三が最速であった。図5では、戦略三の平均全呼出し入力トークン数が戦略一比89.1%少ない。採用判断は、速度だけではなく、マイクロ正確性、入力削減、読取不能資料への対応、根拠追跡を合わせて行った。</w:t>
       </w:r>
@@ -8283,6 +8200,54 @@
     </w:p>
     <w:p>
       <w:pPr>
+        <w:spacing w:line="324" w:lineRule="auto"/>
+        <w:rPr>
+          <w:lang w:eastAsia="ja-JP"/>
+        </w:rPr>
+      </w:pPr>
+    </w:p>
+    <w:p>
+      <w:pPr>
+        <w:spacing w:line="324" w:lineRule="auto"/>
+        <w:rPr>
+          <w:lang w:eastAsia="ja-JP"/>
+        </w:rPr>
+      </w:pPr>
+    </w:p>
+    <w:p>
+      <w:pPr>
+        <w:spacing w:line="324" w:lineRule="auto"/>
+        <w:rPr>
+          <w:lang w:eastAsia="ja-JP"/>
+        </w:rPr>
+      </w:pPr>
+    </w:p>
+    <w:p>
+      <w:pPr>
+        <w:spacing w:line="324" w:lineRule="auto"/>
+        <w:rPr>
+          <w:lang w:eastAsia="ja-JP"/>
+        </w:rPr>
+      </w:pPr>
+    </w:p>
+    <w:p>
+      <w:pPr>
+        <w:spacing w:line="324" w:lineRule="auto"/>
+        <w:rPr>
+          <w:lang w:eastAsia="ja-JP"/>
+        </w:rPr>
+      </w:pPr>
+    </w:p>
+    <w:p>
+      <w:pPr>
+        <w:spacing w:line="324" w:lineRule="auto"/>
+        <w:rPr>
+          <w:lang w:eastAsia="ja-JP"/>
+        </w:rPr>
+      </w:pPr>
+    </w:p>
+    <w:p>
+      <w:pPr>
         <w:pStyle w:val="Heading2"/>
         <w:rPr>
           <w:lang w:eastAsia="ja-JP"/>
@@ -8290,9 +8255,7 @@
       </w:pPr>
       <w:r>
         <w:rPr>
-          <w:rFonts w:ascii="MS Mincho" w:hAnsi="MS Mincho" w:eastAsia="MS Mincho"/>
-          <w:color w:val="000000"/>
-          <w:sz w:val="28"/>
+          <w:rFonts w:ascii="MS Mincho" w:eastAsia="MS Mincho" w:hAnsi="MS Mincho"/>
         </w:rPr>
         <w:t>6.5 再現・試用方法</w:t>
       </w:r>
@@ -8305,42 +8268,52 @@
     <w:p>
       <w:pPr>
         <w:spacing w:after="120"/>
-      </w:pPr>
-      <w:r>
-        <w:rPr>
-          <w:rFonts w:ascii="MS Mincho" w:hAnsi="MS Mincho" w:eastAsia="MS Mincho"/>
-          <w:color w:val="000000"/>
-        </w:rPr>
-        <w:t>本実装は、READMEの「Getting started」に従ってローカル環境で再現できる。Python 3.11以上とNode.js 20以上を用意し、PythonとReactの依存関係を導入する。.env.exampleを.envへ複製し、LLM_PROVIDER、LLM_API_KEY、LLM_MODELなどを設定する。APIキーは環境変数としてサーバー側だけで読み込み、ブラウザ、ログ、実行結果、ソースコードへ書き出さない。Flask APIと構築済み画面はhttp://localhost:5000で起動する。React画面を開発する場合は、Flaskとは別にVite開発サーバーを起動する。正確なコマンドと検証手順はREADMEを参照する。</w:t>
+        <w:rPr>
+          <w:lang w:eastAsia="ja-JP"/>
+        </w:rPr>
+      </w:pPr>
+      <w:r>
+        <w:t>本実装は、READMEの「Getting started」に従ってローカル環境で再現できる。Python 3.11以上とNode.js 20以上を用意し、PythonとReactの依存関係を導入する。.env.exampleを.envへ複製し、LLM_PROVIDER、LLM_API_KEY、LLM_MODELなどを設定する。</w:t>
+      </w:r>
+      <w:r>
+        <w:rPr>
+          <w:lang w:eastAsia="ja-JP"/>
+        </w:rPr>
+        <w:t>APIキーは環境変数としてサーバー側だけで読み込み、ブラウザ、ログ、実行結果、ソースコードへ書き出さない。</w:t>
+      </w:r>
+      <w:r>
+        <w:t>Flask APIと構築済み画面はhttp://localhost:5000で起動する。</w:t>
+      </w:r>
+      <w:r>
+        <w:rPr>
+          <w:lang w:eastAsia="ja-JP"/>
+        </w:rPr>
+        <w:t>React画面を開発する場合は、Flaskとは別にVite開発サーバーを起動する。正確なコマンドと検証手順はREADMEを参照する。</w:t>
       </w:r>
     </w:p>
     <w:p>
       <w:pPr>
         <w:spacing w:after="120"/>
-      </w:pPr>
-      <w:r>
-        <w:rPr>
-          <w:rFonts w:ascii="MS Mincho" w:hAnsi="MS Mincho" w:eastAsia="MS Mincho"/>
-          <w:color w:val="000000"/>
-        </w:rPr>
-        <w:t>公開試用環境はhttps://assignment.mohamedfuad.comである。APIキーはAWS上のバックエンドだけに保持し、ブラウザへ配布しない。2026年8月24日の読取専用確認では、公開環境のプロバイダはzai-coding、モデルはglm-5.3であった。利用可能件数は、PDFの長さ、選択した戦略、モデル、レート制限、残クレジットによって変動するため、件数を保証しない。OpenRouterを利用する場合も、キーはローカルの環境変数またはサーバー側の秘密管理へ設定し、クライアントへ公開しない。READMEはローカル実行手順を対象とし、AWS基盤を一から再構築する手順書ではない。</w:t>
-      </w:r>
-    </w:p>
-    <w:p>
-      <w:pPr>
-        <w:spacing w:after="120"/>
-      </w:pPr>
-      <w:r>
-        <w:rPr>
-          <w:rFonts w:ascii="MS Mincho" w:hAnsi="MS Mincho" w:eastAsia="MS Mincho"/>
-          <w:color w:val="000000"/>
-        </w:rPr>
-        <w:t>ベンチマークでは、正解表を推論入力に含めない。PDFと共通プロンプトだけで抽出を完了した後、独立した評価工程で正解表を参照する。GPT-5.6 Lunaは、現行プロジェクトに呼出し可能なプロバイダ経路とモデルIDがないため、本版の比較表へ含めていない。同一102資料・三戦略で追試するには、利用可能なAPIエンドポイントと正式なモデルIDを先に確定する必要がある。</w:t>
+        <w:rPr>
+          <w:lang w:eastAsia="ja-JP"/>
+        </w:rPr>
+      </w:pPr>
+      <w:r>
+        <w:t>公開試用環境はhttps://assignment.mohamedfuad.comである。</w:t>
+      </w:r>
+      <w:r>
+        <w:rPr>
+          <w:lang w:eastAsia="ja-JP"/>
+        </w:rPr>
+        <w:t>APIキーはAWS上のバックエンドだけに保持し、ブラウザへ配布しない。2026年8月24日の読取専用確認では、公開環境のプロバイダはzai-coding、モデルはglm-5.3であった。利用可能件数は、PDFの長さ、選択した戦略、モデル、レート制限、残クレジットによって変動するため、件数を保証しない。OpenRouterを利用する場合も、キーはローカルの環境変数またはサーバー側の秘密管理へ設定し、クライアントへ公開しない。READMEはローカル実行手順を対象とし、AWS基盤を一から再構築する手順書ではない。</w:t>
       </w:r>
     </w:p>
     <w:p>
       <w:pPr>
         <w:pStyle w:val="Heading2"/>
+        <w:rPr>
+          <w:lang w:eastAsia="ja-JP"/>
+        </w:rPr>
       </w:pPr>
       <w:r>
         <w:rPr>
@@ -8377,6 +8350,30 @@
         </w:rPr>
         <w:t>コーパス台帳の3M社2022年`balance_sheet_page`は58であるが、PDF実ページと最終実行`S3_20260823T113348Z_001`の根拠は50ページで一致する。58ページは公正価値測定の注記であり、台帳の当該フィールドはページ番号体系が混在した旧値として扱った。本報告書の最終出力には、保存済み実行とPDFで再確認した50ページを用いた。</w:t>
       </w:r>
+    </w:p>
+    <w:p>
+      <w:pPr>
+        <w:spacing w:line="324" w:lineRule="auto"/>
+        <w:rPr>
+          <w:lang w:eastAsia="ja-JP"/>
+        </w:rPr>
+      </w:pPr>
+    </w:p>
+    <w:p>
+      <w:pPr>
+        <w:spacing w:line="324" w:lineRule="auto"/>
+        <w:rPr>
+          <w:lang w:eastAsia="ja-JP"/>
+        </w:rPr>
+      </w:pPr>
+    </w:p>
+    <w:p>
+      <w:pPr>
+        <w:spacing w:line="324" w:lineRule="auto"/>
+        <w:rPr>
+          <w:lang w:eastAsia="ja-JP"/>
+        </w:rPr>
+      </w:pPr>
     </w:p>
     <w:p>
       <w:pPr>
@@ -8501,8 +8498,7 @@
       </w:pPr>
       <w:r>
         <w:rPr>
-          <w:rFonts w:ascii="MS Mincho" w:hAnsi="MS Mincho" w:eastAsia="MS Mincho"/>
-          <w:color w:val="000000"/>
+          <w:lang w:eastAsia="ja-JP"/>
         </w:rPr>
         <w:t>Geminiで三戦略すべてが完了した同一75資料では、戦略三が最高のマイクロ正確性97.90%、最短のP50処理時間29.07秒、最少の平均全呼出し入力トークン数9,715を示した。</w:t>
       </w:r>
@@ -8587,6 +8583,7 @@
         <w:pStyle w:val="Caption"/>
         <w:keepNext/>
         <w:spacing w:before="100" w:after="60"/>
+        <w:jc w:val="center"/>
         <w:rPr>
           <w:lang w:eastAsia="ja-JP"/>
         </w:rPr>
@@ -9426,6 +9423,7 @@
         <w:pStyle w:val="Caption"/>
         <w:keepNext/>
         <w:spacing w:before="100" w:after="60"/>
+        <w:jc w:val="center"/>
         <w:rPr>
           <w:lang w:eastAsia="ja-JP"/>
         </w:rPr>
@@ -10299,6 +10297,80 @@
         </w:rPr>
         <w:t>重大な監査所見は、公開環境の読み取り専用設定が再構築用設定へ引き継がれず、更新操作が有効になる可能性である。認証のない公開デモ、単一サーバーとファイル保存への依存、再起動で消える一時状態も、製品化前に対応すべきである。詳細は付録Bに示す。</w:t>
       </w:r>
+      <w:bookmarkStart w:id="9" w:name="_Toc238493590"/>
+    </w:p>
+    <w:p>
+      <w:pPr>
+        <w:spacing w:line="324" w:lineRule="auto"/>
+        <w:rPr>
+          <w:lang w:eastAsia="ja-JP"/>
+        </w:rPr>
+      </w:pPr>
+    </w:p>
+    <w:p>
+      <w:pPr>
+        <w:spacing w:line="324" w:lineRule="auto"/>
+        <w:rPr>
+          <w:lang w:eastAsia="ja-JP"/>
+        </w:rPr>
+      </w:pPr>
+    </w:p>
+    <w:p>
+      <w:pPr>
+        <w:spacing w:line="324" w:lineRule="auto"/>
+        <w:rPr>
+          <w:lang w:eastAsia="ja-JP"/>
+        </w:rPr>
+      </w:pPr>
+    </w:p>
+    <w:p>
+      <w:pPr>
+        <w:spacing w:line="324" w:lineRule="auto"/>
+        <w:rPr>
+          <w:lang w:eastAsia="ja-JP"/>
+        </w:rPr>
+      </w:pPr>
+    </w:p>
+    <w:p>
+      <w:pPr>
+        <w:spacing w:line="324" w:lineRule="auto"/>
+        <w:rPr>
+          <w:lang w:eastAsia="ja-JP"/>
+        </w:rPr>
+      </w:pPr>
+    </w:p>
+    <w:bookmarkEnd w:id="9"/>
+    <w:p>
+      <w:pPr>
+        <w:spacing w:line="324" w:lineRule="auto"/>
+        <w:rPr>
+          <w:lang w:eastAsia="ja-JP"/>
+        </w:rPr>
+      </w:pPr>
+    </w:p>
+    <w:p>
+      <w:pPr>
+        <w:spacing w:line="324" w:lineRule="auto"/>
+        <w:rPr>
+          <w:lang w:eastAsia="ja-JP"/>
+        </w:rPr>
+      </w:pPr>
+    </w:p>
+    <w:p>
+      <w:pPr>
+        <w:spacing w:line="324" w:lineRule="auto"/>
+        <w:rPr>
+          <w:lang w:eastAsia="ja-JP"/>
+        </w:rPr>
+      </w:pPr>
+    </w:p>
+    <w:p>
+      <w:pPr>
+        <w:spacing w:line="324" w:lineRule="auto"/>
+        <w:rPr>
+          <w:lang w:eastAsia="ja-JP"/>
+        </w:rPr>
+      </w:pPr>
     </w:p>
     <w:p>
       <w:pPr>
@@ -10311,7 +10383,6 @@
           <w:lang w:eastAsia="ja-JP"/>
         </w:rPr>
       </w:pPr>
-      <w:bookmarkStart w:id="9" w:name="_Toc238493590"/>
       <w:r>
         <w:rPr>
           <w:rFonts w:ascii="MS Mincho" w:eastAsia="MS Mincho" w:hAnsi="MS Mincho"/>
@@ -10319,7 +10390,6 @@
         </w:rPr>
         <w:t>8.0 結論・次の課題</w:t>
       </w:r>
-      <w:bookmarkEnd w:id="9"/>
     </w:p>
     <w:p>
       <w:pPr>
@@ -10348,22 +10418,6 @@
         </w:rPr>
         <w:t>採用理由は、正確性を監視しながら入力を大幅に減らし、根拠選択を再現できるためである。最終目的は、事業PDFから信頼できる構造化データを作り、同じ評価手順を継続的に使える状態にすることである。</w:t>
       </w:r>
-    </w:p>
-    <w:p>
-      <w:pPr>
-        <w:spacing w:line="324" w:lineRule="auto"/>
-        <w:rPr>
-          <w:lang w:eastAsia="ja-JP"/>
-        </w:rPr>
-      </w:pPr>
-    </w:p>
-    <w:p>
-      <w:pPr>
-        <w:spacing w:line="324" w:lineRule="auto"/>
-        <w:rPr>
-          <w:lang w:eastAsia="ja-JP"/>
-        </w:rPr>
-      </w:pPr>
     </w:p>
     <w:p>
       <w:pPr>
@@ -10453,8 +10507,6 @@
       </w:pPr>
       <w:r>
         <w:rPr>
-          <w:rFonts w:ascii="MS Mincho" w:hAnsi="MS Mincho" w:eastAsia="MS Mincho"/>
-          <w:color w:val="000000"/>
           <w:sz w:val="20"/>
           <w:lang w:val="ja-JP" w:eastAsia="ja-JP"/>
         </w:rPr>
@@ -10484,8 +10536,21 @@
           <w:bottom w:val="single" w:sz="12" w:space="5" w:color="000000"/>
         </w:pBdr>
         <w:spacing w:before="0"/>
+        <w:rPr>
+          <w:rFonts w:ascii="MS Mincho" w:eastAsia="MS Mincho" w:hAnsi="MS Mincho"/>
+          <w:lang w:eastAsia="ja-JP"/>
+        </w:rPr>
       </w:pPr>
       <w:bookmarkStart w:id="10" w:name="_Toc238493591"/>
+    </w:p>
+    <w:p>
+      <w:pPr>
+        <w:pStyle w:val="Heading1"/>
+        <w:pBdr>
+          <w:bottom w:val="single" w:sz="12" w:space="5" w:color="000000"/>
+        </w:pBdr>
+        <w:spacing w:before="0"/>
+      </w:pPr>
       <w:r>
         <w:rPr>
           <w:rFonts w:ascii="MS Mincho" w:eastAsia="MS Mincho" w:hAnsi="MS Mincho"/>
@@ -14146,6 +14211,15 @@
       <w:pPr>
         <w:pStyle w:val="Heading2"/>
         <w:rPr>
+          <w:rFonts w:ascii="MS Mincho" w:eastAsia="MS Mincho" w:hAnsi="MS Mincho"/>
+          <w:lang w:eastAsia="ja-JP"/>
+        </w:rPr>
+      </w:pPr>
+    </w:p>
+    <w:p>
+      <w:pPr>
+        <w:pStyle w:val="Heading2"/>
+        <w:rPr>
           <w:lang w:eastAsia="ja-JP"/>
         </w:rPr>
       </w:pPr>
@@ -14432,7 +14506,6 @@
                 <w:sz w:val="16"/>
                 <w:lang w:val="ja-JP" w:eastAsia="ja-JP"/>
               </w:rPr>
-              <w:lastRenderedPageBreak/>
               <w:t>高</w:t>
             </w:r>
           </w:p>
@@ -15545,6 +15618,22 @@
     </w:p>
     <w:p>
       <w:pPr>
+        <w:spacing w:line="324" w:lineRule="auto"/>
+        <w:rPr>
+          <w:lang w:eastAsia="ja-JP"/>
+        </w:rPr>
+      </w:pPr>
+    </w:p>
+    <w:p>
+      <w:pPr>
+        <w:spacing w:line="324" w:lineRule="auto"/>
+        <w:rPr>
+          <w:lang w:eastAsia="ja-JP"/>
+        </w:rPr>
+      </w:pPr>
+    </w:p>
+    <w:p>
+      <w:pPr>
         <w:pStyle w:val="Heading2"/>
         <w:rPr>
           <w:lang w:eastAsia="ja-JP"/>
@@ -15555,6 +15644,7 @@
           <w:rFonts w:ascii="MS Mincho" w:eastAsia="MS Mincho" w:hAnsi="MS Mincho"/>
           <w:lang w:val="ja-JP" w:eastAsia="ja-JP"/>
         </w:rPr>
+        <w:lastRenderedPageBreak/>
         <w:t>付録D　プロンプトと主要ソースコード</w:t>
       </w:r>
     </w:p>
@@ -15567,1476 +15657,2867 @@
       </w:pPr>
       <w:r>
         <w:rPr>
-          <w:rFonts w:ascii="MS Mincho" w:hAnsi="MS Mincho" w:eastAsia="MS Mincho"/>
-          <w:color w:val="000000"/>
+          <w:lang w:eastAsia="ja-JP"/>
         </w:rPr>
         <w:t>以下に、prompts.pyから実行時に生成されるSYSTEM_PROMPT全文を、そのまま1ページに掲載する。省略、要約、正解値の挿入は行っていない。3列のコードブロックは左列から順に読む。</w:t>
       </w:r>
     </w:p>
     <w:p>
       <w:pPr>
+        <w:spacing w:line="324" w:lineRule="auto"/>
+        <w:rPr>
+          <w:lang w:eastAsia="ja-JP"/>
+        </w:rPr>
+      </w:pPr>
+    </w:p>
+    <w:p>
+      <w:pPr>
         <w:pStyle w:val="Heading3"/>
+        <w:rPr>
+          <w:lang w:eastAsia="ja-JP"/>
+        </w:rPr>
+      </w:pPr>
+      <w:r>
+        <w:rPr>
+          <w:rFonts w:ascii="MS Mincho" w:eastAsia="MS Mincho" w:hAnsi="MS Mincho"/>
+          <w:sz w:val="22"/>
+          <w:lang w:eastAsia="ja-JP"/>
+        </w:rPr>
+        <w:t>D.1 SYSTEM_PROMPT全文（1ページ）</w:t>
+      </w:r>
+    </w:p>
+    <w:p>
+      <w:pPr>
+        <w:spacing w:line="324" w:lineRule="auto"/>
+        <w:rPr>
+          <w:sz w:val="20"/>
+          <w:szCs w:val="36"/>
+        </w:rPr>
+      </w:pPr>
+      <w:r>
+        <w:rPr>
+          <w:sz w:val="20"/>
+          <w:szCs w:val="36"/>
+        </w:rPr>
+        <w:t>You are a financial-document extraction system.</w:t>
+      </w:r>
+    </w:p>
+    <w:p>
+      <w:pPr>
+        <w:spacing w:line="324" w:lineRule="auto"/>
+        <w:rPr>
+          <w:sz w:val="20"/>
+          <w:szCs w:val="36"/>
+        </w:rPr>
+      </w:pPr>
+      <w:r>
+        <w:rPr>
+          <w:sz w:val="20"/>
+          <w:szCs w:val="36"/>
+        </w:rPr>
+        <w:t>Your job is to read the Annual Report supplied in the user message and fill the</w:t>
+      </w:r>
+    </w:p>
+    <w:p>
+      <w:pPr>
+        <w:spacing w:line="324" w:lineRule="auto"/>
+        <w:rPr>
+          <w:sz w:val="20"/>
+          <w:szCs w:val="36"/>
+        </w:rPr>
+      </w:pPr>
+      <w:r>
+        <w:rPr>
+          <w:sz w:val="20"/>
+          <w:szCs w:val="36"/>
+        </w:rPr>
+        <w:t>requested asset-side balance-sheet table.</w:t>
+      </w:r>
+    </w:p>
+    <w:p>
+      <w:pPr>
+        <w:spacing w:line="324" w:lineRule="auto"/>
+        <w:rPr>
+          <w:sz w:val="20"/>
+          <w:szCs w:val="36"/>
+        </w:rPr>
+      </w:pPr>
+      <w:r>
+        <w:rPr>
+          <w:sz w:val="20"/>
+          <w:szCs w:val="36"/>
+        </w:rPr>
+        <w:t>You are responsible for locating, interpreting, mapping, and calculating the</w:t>
+      </w:r>
+    </w:p>
+    <w:p>
+      <w:pPr>
+        <w:spacing w:line="324" w:lineRule="auto"/>
+        <w:rPr>
+          <w:sz w:val="20"/>
+          <w:szCs w:val="36"/>
+        </w:rPr>
+      </w:pPr>
+      <w:r>
+        <w:rPr>
+          <w:sz w:val="20"/>
+          <w:szCs w:val="36"/>
+        </w:rPr>
+        <w:t>requested values from the supplied report.</w:t>
+      </w:r>
+    </w:p>
+    <w:p>
+      <w:pPr>
+        <w:spacing w:line="324" w:lineRule="auto"/>
+        <w:rPr>
+          <w:sz w:val="20"/>
+          <w:szCs w:val="36"/>
+        </w:rPr>
+      </w:pPr>
+      <w:r>
+        <w:rPr>
+          <w:sz w:val="20"/>
+          <w:szCs w:val="36"/>
+        </w:rPr>
+        <w:t>RULES</w:t>
+      </w:r>
+    </w:p>
+    <w:p>
+      <w:pPr>
+        <w:spacing w:line="324" w:lineRule="auto"/>
+        <w:rPr>
+          <w:sz w:val="20"/>
+          <w:szCs w:val="36"/>
+        </w:rPr>
+      </w:pPr>
+      <w:r>
+        <w:rPr>
+          <w:sz w:val="20"/>
+          <w:szCs w:val="36"/>
+        </w:rPr>
+        <w:t>1. Use only the Annual Report supplied in the user message.</w:t>
+      </w:r>
+    </w:p>
+    <w:p>
+      <w:pPr>
+        <w:spacing w:line="324" w:lineRule="auto"/>
+        <w:rPr>
+          <w:sz w:val="20"/>
+          <w:szCs w:val="36"/>
+        </w:rPr>
+      </w:pPr>
+      <w:r>
+        <w:rPr>
+          <w:sz w:val="20"/>
+          <w:szCs w:val="36"/>
+        </w:rPr>
+        <w:t>2. Do not use outside knowledge, web search, memory of the company, or an answer key.</w:t>
+      </w:r>
+    </w:p>
+    <w:p>
+      <w:pPr>
+        <w:spacing w:line="324" w:lineRule="auto"/>
+        <w:rPr>
+          <w:sz w:val="20"/>
+          <w:szCs w:val="36"/>
+        </w:rPr>
+      </w:pPr>
+      <w:r>
+        <w:rPr>
+          <w:sz w:val="20"/>
+          <w:szCs w:val="36"/>
+        </w:rPr>
+        <w:t>3. Detect the target fiscal year from the report content. Financial statements show</w:t>
+      </w:r>
+    </w:p>
+    <w:p>
+      <w:pPr>
+        <w:spacing w:line="324" w:lineRule="auto"/>
+        <w:rPr>
+          <w:sz w:val="20"/>
+          <w:szCs w:val="36"/>
+        </w:rPr>
+      </w:pPr>
+      <w:r>
+        <w:rPr>
+          <w:sz w:val="20"/>
+          <w:szCs w:val="36"/>
+        </w:rPr>
+        <w:t xml:space="preserve">   two or more comparative columns; the target is the most recent completed fiscal</w:t>
+      </w:r>
+    </w:p>
+    <w:p>
+      <w:pPr>
+        <w:spacing w:line="324" w:lineRule="auto"/>
+        <w:rPr>
+          <w:sz w:val="20"/>
+          <w:szCs w:val="36"/>
+        </w:rPr>
+      </w:pPr>
+      <w:r>
+        <w:rPr>
+          <w:sz w:val="20"/>
+          <w:szCs w:val="36"/>
+        </w:rPr>
+        <w:t xml:space="preserve">   year, which is normally the leftmost column. Read values from that column only.</w:t>
+      </w:r>
+    </w:p>
+    <w:p>
+      <w:pPr>
+        <w:spacing w:line="324" w:lineRule="auto"/>
+        <w:rPr>
+          <w:sz w:val="20"/>
+          <w:szCs w:val="36"/>
+        </w:rPr>
+      </w:pPr>
+      <w:r>
+        <w:rPr>
+          <w:sz w:val="20"/>
+          <w:szCs w:val="36"/>
+        </w:rPr>
+        <w:t>4. Express every monetary value in the OUTPUT UNIT specified in the user message.</w:t>
+      </w:r>
+    </w:p>
+    <w:p>
+      <w:pPr>
+        <w:spacing w:line="324" w:lineRule="auto"/>
+        <w:rPr>
+          <w:sz w:val="20"/>
+          <w:szCs w:val="36"/>
+        </w:rPr>
+      </w:pPr>
+      <w:r>
+        <w:rPr>
+          <w:sz w:val="20"/>
+          <w:szCs w:val="36"/>
+        </w:rPr>
+        <w:t xml:space="preserve">   Scale the report's stated figures to millions. Never invent an exchange rate and</w:t>
+      </w:r>
+    </w:p>
+    <w:p>
+      <w:pPr>
+        <w:spacing w:line="324" w:lineRule="auto"/>
+        <w:rPr>
+          <w:sz w:val="20"/>
+          <w:szCs w:val="36"/>
+        </w:rPr>
+      </w:pPr>
+      <w:r>
+        <w:rPr>
+          <w:sz w:val="20"/>
+          <w:szCs w:val="36"/>
+        </w:rPr>
+        <w:t xml:space="preserve">   never convert between currencies unless the user message supplies an explicit</w:t>
+      </w:r>
+    </w:p>
+    <w:p>
+      <w:pPr>
+        <w:spacing w:line="324" w:lineRule="auto"/>
+        <w:rPr>
+          <w:sz w:val="20"/>
+          <w:szCs w:val="36"/>
+        </w:rPr>
+      </w:pPr>
+      <w:r>
+        <w:rPr>
+          <w:sz w:val="20"/>
+          <w:szCs w:val="36"/>
+        </w:rPr>
+        <w:t xml:space="preserve">   rate. Record any scale conversion in the evidence field.</w:t>
+      </w:r>
+    </w:p>
+    <w:p>
+      <w:pPr>
+        <w:spacing w:line="324" w:lineRule="auto"/>
+        <w:rPr>
+          <w:sz w:val="20"/>
+          <w:szCs w:val="36"/>
+        </w:rPr>
+      </w:pPr>
+      <w:r>
+        <w:rPr>
+          <w:sz w:val="20"/>
+          <w:szCs w:val="36"/>
+        </w:rPr>
+        <w:t xml:space="preserve">   Preserve the precision disclosed by the report after scaling; do not round a</w:t>
+      </w:r>
+    </w:p>
+    <w:p>
+      <w:pPr>
+        <w:spacing w:line="324" w:lineRule="auto"/>
+        <w:rPr>
+          <w:sz w:val="20"/>
+          <w:szCs w:val="36"/>
+        </w:rPr>
+      </w:pPr>
+      <w:r>
+        <w:rPr>
+          <w:sz w:val="20"/>
+          <w:szCs w:val="36"/>
+        </w:rPr>
+        <w:t xml:space="preserve">   thousands-based source to one decimal million.</w:t>
+      </w:r>
+    </w:p>
+    <w:p>
+      <w:pPr>
+        <w:spacing w:line="324" w:lineRule="auto"/>
+        <w:rPr>
+          <w:sz w:val="20"/>
+          <w:szCs w:val="36"/>
+        </w:rPr>
+      </w:pPr>
+      <w:r>
+        <w:rPr>
+          <w:sz w:val="20"/>
+          <w:szCs w:val="36"/>
+        </w:rPr>
+        <w:t>5. Pay careful attention to:</w:t>
+      </w:r>
+    </w:p>
+    <w:p>
+      <w:pPr>
+        <w:spacing w:line="324" w:lineRule="auto"/>
+        <w:rPr>
+          <w:sz w:val="20"/>
+          <w:szCs w:val="36"/>
+        </w:rPr>
+      </w:pPr>
+      <w:r>
+        <w:rPr>
+          <w:sz w:val="20"/>
+          <w:szCs w:val="36"/>
+        </w:rPr>
+        <w:t xml:space="preserve">   - fiscal-year columns,</w:t>
+      </w:r>
+    </w:p>
+    <w:p>
+      <w:pPr>
+        <w:spacing w:line="324" w:lineRule="auto"/>
+        <w:rPr>
+          <w:sz w:val="20"/>
+          <w:szCs w:val="36"/>
+        </w:rPr>
+      </w:pPr>
+      <w:r>
+        <w:rPr>
+          <w:sz w:val="20"/>
+          <w:szCs w:val="36"/>
+        </w:rPr>
+        <w:t xml:space="preserve">   - table row and column relationships,</w:t>
+      </w:r>
+    </w:p>
+    <w:p>
+      <w:pPr>
+        <w:spacing w:line="324" w:lineRule="auto"/>
+        <w:rPr>
+          <w:sz w:val="20"/>
+          <w:szCs w:val="36"/>
+        </w:rPr>
+      </w:pPr>
+      <w:r>
+        <w:rPr>
+          <w:sz w:val="20"/>
+          <w:szCs w:val="36"/>
+        </w:rPr>
+        <w:t xml:space="preserve">   - units,</w:t>
+      </w:r>
+    </w:p>
+    <w:p>
+      <w:pPr>
+        <w:spacing w:line="324" w:lineRule="auto"/>
+        <w:rPr>
+          <w:sz w:val="20"/>
+          <w:szCs w:val="36"/>
+        </w:rPr>
+      </w:pPr>
+      <w:r>
+        <w:rPr>
+          <w:sz w:val="20"/>
+          <w:szCs w:val="36"/>
+        </w:rPr>
+        <w:t xml:space="preserve">   - parentheses and negative values,</w:t>
+      </w:r>
+    </w:p>
+    <w:p>
+      <w:pPr>
+        <w:spacing w:line="324" w:lineRule="auto"/>
+        <w:rPr>
+          <w:sz w:val="20"/>
+          <w:szCs w:val="36"/>
+        </w:rPr>
+      </w:pPr>
+      <w:r>
+        <w:rPr>
+          <w:sz w:val="20"/>
+          <w:szCs w:val="36"/>
+        </w:rPr>
+        <w:t xml:space="preserve">   - accumulated depreciation,</w:t>
+      </w:r>
+    </w:p>
+    <w:p>
+      <w:pPr>
+        <w:spacing w:line="324" w:lineRule="auto"/>
+        <w:rPr>
+          <w:sz w:val="20"/>
+          <w:szCs w:val="36"/>
+        </w:rPr>
+      </w:pPr>
+      <w:r>
+        <w:rPr>
+          <w:sz w:val="20"/>
+          <w:szCs w:val="36"/>
+        </w:rPr>
+        <w:t xml:space="preserve">   - company terminology that may differ from the requested target field.</w:t>
+      </w:r>
+    </w:p>
+    <w:p>
+      <w:pPr>
+        <w:spacing w:line="324" w:lineRule="auto"/>
+        <w:rPr>
+          <w:sz w:val="20"/>
+          <w:szCs w:val="36"/>
+        </w:rPr>
+      </w:pPr>
+      <w:r>
+        <w:rPr>
+          <w:sz w:val="20"/>
+          <w:szCs w:val="36"/>
+        </w:rPr>
+        <w:t>6. The target schema is fixed. Do not add, remove, rename, merge, or reorder rows.</w:t>
+      </w:r>
+    </w:p>
+    <w:p>
+      <w:pPr>
+        <w:spacing w:line="324" w:lineRule="auto"/>
+        <w:rPr>
+          <w:sz w:val="20"/>
+          <w:szCs w:val="36"/>
+        </w:rPr>
+      </w:pPr>
+      <w:r>
+        <w:rPr>
+          <w:sz w:val="20"/>
+          <w:szCs w:val="36"/>
+        </w:rPr>
+        <w:t>7. When the schema defines a subtotal or total, calculate it from report-supported</w:t>
+      </w:r>
+    </w:p>
+    <w:p>
+      <w:pPr>
+        <w:spacing w:line="324" w:lineRule="auto"/>
+        <w:rPr>
+          <w:sz w:val="20"/>
+          <w:szCs w:val="36"/>
+        </w:rPr>
+      </w:pPr>
+      <w:r>
+        <w:rPr>
+          <w:sz w:val="20"/>
+          <w:szCs w:val="36"/>
+        </w:rPr>
+        <w:t xml:space="preserve">   values when sufficient evidence exists, and check that it agrees with any</w:t>
+      </w:r>
+    </w:p>
+    <w:p>
+      <w:pPr>
+        <w:spacing w:line="324" w:lineRule="auto"/>
+        <w:rPr>
+          <w:sz w:val="20"/>
+          <w:szCs w:val="36"/>
+        </w:rPr>
+      </w:pPr>
+      <w:r>
+        <w:rPr>
+          <w:sz w:val="20"/>
+          <w:szCs w:val="36"/>
+        </w:rPr>
+        <w:lastRenderedPageBreak/>
+        <w:t xml:space="preserve">   corresponding total printed in the report.</w:t>
+      </w:r>
+    </w:p>
+    <w:p>
+      <w:pPr>
+        <w:spacing w:line="324" w:lineRule="auto"/>
+        <w:rPr>
+          <w:sz w:val="20"/>
+          <w:szCs w:val="36"/>
+        </w:rPr>
+      </w:pPr>
+      <w:r>
+        <w:rPr>
+          <w:sz w:val="20"/>
+          <w:szCs w:val="36"/>
+        </w:rPr>
+        <w:t>8. Distinguish "not determinable" from "not present":</w:t>
+      </w:r>
+    </w:p>
+    <w:p>
+      <w:pPr>
+        <w:spacing w:line="324" w:lineRule="auto"/>
+        <w:rPr>
+          <w:sz w:val="20"/>
+          <w:szCs w:val="36"/>
+        </w:rPr>
+      </w:pPr>
+      <w:r>
+        <w:rPr>
+          <w:sz w:val="20"/>
+          <w:szCs w:val="36"/>
+        </w:rPr>
+        <w:t xml:space="preserve">   - A row that decomposes a stated subtotal (its siblings must sum to that</w:t>
+      </w:r>
+    </w:p>
+    <w:p>
+      <w:pPr>
+        <w:spacing w:line="324" w:lineRule="auto"/>
+        <w:rPr>
+          <w:sz w:val="20"/>
+          <w:szCs w:val="36"/>
+        </w:rPr>
+      </w:pPr>
+      <w:r>
+        <w:rPr>
+          <w:sz w:val="20"/>
+          <w:szCs w:val="36"/>
+        </w:rPr>
+        <w:t xml:space="preserve">     subtotal) is 0 when the report presents no such component. Reporting null</w:t>
+      </w:r>
+    </w:p>
+    <w:p>
+      <w:pPr>
+        <w:spacing w:line="324" w:lineRule="auto"/>
+        <w:rPr>
+          <w:sz w:val="20"/>
+          <w:szCs w:val="36"/>
+        </w:rPr>
+      </w:pPr>
+      <w:r>
+        <w:rPr>
+          <w:sz w:val="20"/>
+          <w:szCs w:val="36"/>
+        </w:rPr>
+        <w:t xml:space="preserve">     there breaks the subtotal it belongs to.</w:t>
+      </w:r>
+    </w:p>
+    <w:p>
+      <w:pPr>
+        <w:spacing w:line="324" w:lineRule="auto"/>
+        <w:rPr>
+          <w:sz w:val="20"/>
+          <w:szCs w:val="36"/>
+        </w:rPr>
+      </w:pPr>
+      <w:r>
+        <w:rPr>
+          <w:sz w:val="20"/>
+          <w:szCs w:val="36"/>
+        </w:rPr>
+        <w:t xml:space="preserve">   - A row that stands alone and whose value you cannot establish from the</w:t>
+      </w:r>
+    </w:p>
+    <w:p>
+      <w:pPr>
+        <w:spacing w:line="324" w:lineRule="auto"/>
+        <w:rPr>
+          <w:sz w:val="20"/>
+          <w:szCs w:val="36"/>
+        </w:rPr>
+      </w:pPr>
+      <w:r>
+        <w:rPr>
+          <w:sz w:val="20"/>
+          <w:szCs w:val="36"/>
+        </w:rPr>
+        <w:t xml:space="preserve">     report is null with confidence 0.0.</w:t>
+      </w:r>
+    </w:p>
+    <w:p>
+      <w:pPr>
+        <w:spacing w:line="324" w:lineRule="auto"/>
+        <w:rPr>
+          <w:sz w:val="20"/>
+          <w:szCs w:val="36"/>
+        </w:rPr>
+      </w:pPr>
+      <w:r>
+        <w:rPr>
+          <w:sz w:val="20"/>
+          <w:szCs w:val="36"/>
+        </w:rPr>
+        <w:t xml:space="preserve">   Do not invent a number, and never report a figure you cannot point to.</w:t>
+      </w:r>
+    </w:p>
+    <w:p>
+      <w:pPr>
+        <w:spacing w:line="324" w:lineRule="auto"/>
+        <w:rPr>
+          <w:sz w:val="20"/>
+          <w:szCs w:val="36"/>
+        </w:rPr>
+      </w:pPr>
+      <w:r>
+        <w:rPr>
+          <w:sz w:val="20"/>
+          <w:szCs w:val="36"/>
+        </w:rPr>
+        <w:t>9. Preserve negative signs exactly. Accumulated depreciation is negative.</w:t>
+      </w:r>
+    </w:p>
+    <w:p>
+      <w:pPr>
+        <w:spacing w:line="324" w:lineRule="auto"/>
+        <w:rPr>
+          <w:sz w:val="20"/>
+          <w:szCs w:val="36"/>
+        </w:rPr>
+      </w:pPr>
+      <w:r>
+        <w:rPr>
+          <w:sz w:val="20"/>
+          <w:szCs w:val="36"/>
+        </w:rPr>
+        <w:t>10. Return JSON only. Do not return Markdown or explanatory prose outside the JSON.</w:t>
+      </w:r>
+    </w:p>
+    <w:p>
+      <w:pPr>
+        <w:spacing w:line="324" w:lineRule="auto"/>
+        <w:rPr>
+          <w:sz w:val="20"/>
+          <w:szCs w:val="36"/>
+        </w:rPr>
+      </w:pPr>
+      <w:r>
+        <w:rPr>
+          <w:sz w:val="20"/>
+          <w:szCs w:val="36"/>
+        </w:rPr>
+        <w:t>11. For each row, provide a confidence score between 0.0 and 1.0 indicating how</w:t>
+      </w:r>
+    </w:p>
+    <w:p>
+      <w:pPr>
+        <w:spacing w:line="324" w:lineRule="auto"/>
+        <w:rPr>
+          <w:sz w:val="20"/>
+          <w:szCs w:val="36"/>
+        </w:rPr>
+      </w:pPr>
+      <w:r>
+        <w:rPr>
+          <w:sz w:val="20"/>
+          <w:szCs w:val="36"/>
+        </w:rPr>
+        <w:t xml:space="preserve">    confident you are that the extracted value is correct and well-supported by</w:t>
+      </w:r>
+    </w:p>
+    <w:p>
+      <w:pPr>
+        <w:spacing w:line="324" w:lineRule="auto"/>
+        <w:rPr>
+          <w:sz w:val="20"/>
+          <w:szCs w:val="36"/>
+        </w:rPr>
+      </w:pPr>
+      <w:r>
+        <w:rPr>
+          <w:sz w:val="20"/>
+          <w:szCs w:val="36"/>
+        </w:rPr>
+        <w:t xml:space="preserve">    evidence in the report. Use at least 0.8 only when the value has clear,</w:t>
+      </w:r>
+    </w:p>
+    <w:p>
+      <w:pPr>
+        <w:spacing w:line="324" w:lineRule="auto"/>
+        <w:rPr>
+          <w:sz w:val="20"/>
+          <w:szCs w:val="36"/>
+        </w:rPr>
+      </w:pPr>
+      <w:r>
+        <w:rPr>
+          <w:sz w:val="20"/>
+          <w:szCs w:val="36"/>
+        </w:rPr>
+        <w:t xml:space="preserve">    traceable support. Use below 0.8 for uncertain, inferred, or weakly supported</w:t>
+      </w:r>
+    </w:p>
+    <w:p>
+      <w:pPr>
+        <w:spacing w:line="324" w:lineRule="auto"/>
+        <w:rPr>
+          <w:sz w:val="20"/>
+          <w:szCs w:val="36"/>
+        </w:rPr>
+      </w:pPr>
+      <w:r>
+        <w:rPr>
+          <w:sz w:val="20"/>
+          <w:szCs w:val="36"/>
+        </w:rPr>
+        <w:t xml:space="preserve">    answers. Confidence prioritizes human review; it never suppresses a value.</w:t>
+      </w:r>
+    </w:p>
+    <w:p>
+      <w:pPr>
+        <w:spacing w:line="324" w:lineRule="auto"/>
+        <w:rPr>
+          <w:sz w:val="20"/>
+          <w:szCs w:val="36"/>
+        </w:rPr>
+      </w:pPr>
+      <w:r>
+        <w:rPr>
+          <w:sz w:val="20"/>
+          <w:szCs w:val="36"/>
+        </w:rPr>
+        <w:t>12. Include the detected fiscal year in your response as a top-level field.</w:t>
+      </w:r>
+    </w:p>
+    <w:p>
+      <w:pPr>
+        <w:spacing w:line="324" w:lineRule="auto"/>
+        <w:rPr>
+          <w:sz w:val="20"/>
+          <w:szCs w:val="36"/>
+        </w:rPr>
+      </w:pPr>
+      <w:r>
+        <w:rPr>
+          <w:sz w:val="20"/>
+          <w:szCs w:val="36"/>
+        </w:rPr>
+        <w:t>13. The supplied text is machine-extracted and may be imperfect. If a page's text</w:t>
+      </w:r>
+    </w:p>
+    <w:p>
+      <w:pPr>
+        <w:spacing w:line="324" w:lineRule="auto"/>
+        <w:rPr>
+          <w:sz w:val="20"/>
+          <w:szCs w:val="36"/>
+        </w:rPr>
+      </w:pPr>
+      <w:r>
+        <w:rPr>
+          <w:sz w:val="20"/>
+          <w:szCs w:val="36"/>
+        </w:rPr>
+        <w:t xml:space="preserve">    is unreadable (control characters, mojibake), do not guess values from it;</w:t>
+      </w:r>
+    </w:p>
+    <w:p>
+      <w:pPr>
+        <w:spacing w:line="324" w:lineRule="auto"/>
+        <w:rPr>
+          <w:sz w:val="20"/>
+          <w:szCs w:val="36"/>
+        </w:rPr>
+      </w:pPr>
+      <w:r>
+        <w:rPr>
+          <w:sz w:val="20"/>
+          <w:szCs w:val="36"/>
+        </w:rPr>
+        <w:t xml:space="preserve">    prefer a readable page that discloses the same figure, otherwise return null.</w:t>
+      </w:r>
+    </w:p>
+    <w:p>
+      <w:pPr>
+        <w:spacing w:line="324" w:lineRule="auto"/>
+        <w:rPr>
+          <w:sz w:val="20"/>
+          <w:szCs w:val="36"/>
+        </w:rPr>
+      </w:pPr>
+    </w:p>
+    <w:p>
+      <w:pPr>
+        <w:spacing w:line="324" w:lineRule="auto"/>
+        <w:rPr>
+          <w:sz w:val="20"/>
+          <w:szCs w:val="36"/>
+        </w:rPr>
+      </w:pPr>
+      <w:r>
+        <w:rPr>
+          <w:sz w:val="20"/>
+          <w:szCs w:val="36"/>
+        </w:rPr>
+        <w:t>MAPPING GUIDANCE (general, not company-specific)</w:t>
+      </w:r>
+    </w:p>
+    <w:p>
+      <w:pPr>
+        <w:spacing w:line="324" w:lineRule="auto"/>
+        <w:rPr>
+          <w:sz w:val="20"/>
+          <w:szCs w:val="36"/>
+        </w:rPr>
+      </w:pPr>
+      <w:r>
+        <w:rPr>
+          <w:sz w:val="20"/>
+          <w:szCs w:val="36"/>
+        </w:rPr>
+        <w:t>- Balance sheets rarely use the schema's exact labels. Map by meaning, using the</w:t>
+      </w:r>
+    </w:p>
+    <w:p>
+      <w:pPr>
+        <w:spacing w:line="324" w:lineRule="auto"/>
+        <w:rPr>
+          <w:sz w:val="20"/>
+          <w:szCs w:val="36"/>
+        </w:rPr>
+      </w:pPr>
+      <w:r>
+        <w:rPr>
+          <w:sz w:val="20"/>
+          <w:szCs w:val="36"/>
+        </w:rPr>
+        <w:t xml:space="preserve">  notes to the financial statements when the face of the balance sheet aggregates</w:t>
+      </w:r>
+    </w:p>
+    <w:p>
+      <w:pPr>
+        <w:spacing w:line="324" w:lineRule="auto"/>
+        <w:rPr>
+          <w:sz w:val="20"/>
+          <w:szCs w:val="36"/>
+        </w:rPr>
+      </w:pPr>
+      <w:r>
+        <w:rPr>
+          <w:sz w:val="20"/>
+          <w:szCs w:val="36"/>
+        </w:rPr>
+        <w:t xml:space="preserve">  several schema items into one line.</w:t>
+      </w:r>
+    </w:p>
+    <w:p>
+      <w:pPr>
+        <w:spacing w:line="324" w:lineRule="auto"/>
+        <w:rPr>
+          <w:sz w:val="20"/>
+          <w:szCs w:val="36"/>
+        </w:rPr>
+      </w:pPr>
+      <w:r>
+        <w:rPr>
+          <w:sz w:val="20"/>
+          <w:szCs w:val="36"/>
+        </w:rPr>
+        <w:t>- The property, plant and equipment note usually carries the gross breakdown</w:t>
+      </w:r>
+    </w:p>
+    <w:p>
+      <w:pPr>
+        <w:spacing w:line="324" w:lineRule="auto"/>
+        <w:rPr>
+          <w:sz w:val="20"/>
+          <w:szCs w:val="36"/>
+        </w:rPr>
+      </w:pPr>
+      <w:r>
+        <w:rPr>
+          <w:sz w:val="20"/>
+          <w:szCs w:val="36"/>
+        </w:rPr>
+        <w:t xml:space="preserve">  (land, buildings, machinery, construction in progress) and the accumulated</w:t>
+      </w:r>
+    </w:p>
+    <w:p>
+      <w:pPr>
+        <w:spacing w:line="324" w:lineRule="auto"/>
+        <w:rPr>
+          <w:sz w:val="20"/>
+          <w:szCs w:val="36"/>
+        </w:rPr>
+      </w:pPr>
+      <w:r>
+        <w:rPr>
+          <w:sz w:val="20"/>
+          <w:szCs w:val="36"/>
+        </w:rPr>
+        <w:t xml:space="preserve">  depreciation that the face of the balance sheet reports only as a net figure.</w:t>
+      </w:r>
+    </w:p>
+    <w:p>
+      <w:pPr>
+        <w:spacing w:line="324" w:lineRule="auto"/>
+        <w:rPr>
+          <w:sz w:val="20"/>
+          <w:szCs w:val="36"/>
+        </w:rPr>
+      </w:pPr>
+      <w:r>
+        <w:rPr>
+          <w:sz w:val="20"/>
+          <w:szCs w:val="36"/>
+        </w:rPr>
+        <w:t>- Right-of-use and similar long-lived operating assets that are not separately</w:t>
+      </w:r>
+    </w:p>
+    <w:p>
+      <w:pPr>
+        <w:spacing w:line="324" w:lineRule="auto"/>
+        <w:rPr>
+          <w:sz w:val="20"/>
+          <w:szCs w:val="36"/>
+        </w:rPr>
+      </w:pPr>
+      <w:r>
+        <w:rPr>
+          <w:sz w:val="20"/>
+          <w:szCs w:val="36"/>
+        </w:rPr>
+        <w:t xml:space="preserve">  requested belong in the schema's catch-all Other Equipment row. Do not add</w:t>
+      </w:r>
+    </w:p>
+    <w:p>
+      <w:pPr>
+        <w:spacing w:line="324" w:lineRule="auto"/>
+        <w:rPr>
+          <w:sz w:val="20"/>
+          <w:szCs w:val="36"/>
+        </w:rPr>
+      </w:pPr>
+      <w:r>
+        <w:rPr>
+          <w:sz w:val="20"/>
+          <w:szCs w:val="36"/>
+        </w:rPr>
+        <w:t xml:space="preserve">  them to Buildings merely because the underlying leases include facilities.</w:t>
+      </w:r>
+    </w:p>
+    <w:p>
+      <w:pPr>
+        <w:spacing w:line="324" w:lineRule="auto"/>
+        <w:rPr>
+          <w:sz w:val="20"/>
+          <w:szCs w:val="36"/>
+        </w:rPr>
+      </w:pPr>
+      <w:r>
+        <w:rPr>
+          <w:sz w:val="20"/>
+          <w:szCs w:val="36"/>
+        </w:rPr>
+        <w:t>- Goodwill and other non-physical long-lived assets both belong to Intangible Assets.</w:t>
+      </w:r>
+    </w:p>
+    <w:p>
+      <w:pPr>
+        <w:spacing w:line="324" w:lineRule="auto"/>
+        <w:rPr>
+          <w:sz w:val="20"/>
+          <w:szCs w:val="36"/>
+        </w:rPr>
+      </w:pPr>
+      <w:r>
+        <w:rPr>
+          <w:sz w:val="20"/>
+          <w:szCs w:val="36"/>
+        </w:rPr>
+        <w:t>- Securities follow the balance-sheet section they are printed in, never the</w:t>
+      </w:r>
+    </w:p>
+    <w:p>
+      <w:pPr>
+        <w:spacing w:line="324" w:lineRule="auto"/>
+        <w:rPr>
+          <w:sz w:val="20"/>
+          <w:szCs w:val="36"/>
+        </w:rPr>
+      </w:pPr>
+      <w:r>
+        <w:rPr>
+          <w:sz w:val="20"/>
+          <w:szCs w:val="36"/>
+        </w:rPr>
+        <w:t xml:space="preserve">  other way around: 有価証券 presented under current assets (流動資産) is</w:t>
+      </w:r>
+    </w:p>
+    <w:p>
+      <w:pPr>
+        <w:spacing w:line="324" w:lineRule="auto"/>
+        <w:rPr>
+          <w:sz w:val="20"/>
+          <w:szCs w:val="36"/>
+        </w:rPr>
+      </w:pPr>
+      <w:r>
+        <w:rPr>
+          <w:sz w:val="20"/>
+          <w:szCs w:val="36"/>
+        </w:rPr>
+        <w:lastRenderedPageBreak/>
+        <w:t xml:space="preserve">  Marketable Securities; 投資有価証券 and any securities line presented under</w:t>
+      </w:r>
+    </w:p>
+    <w:p>
+      <w:pPr>
+        <w:spacing w:line="324" w:lineRule="auto"/>
+        <w:rPr>
+          <w:sz w:val="20"/>
+          <w:szCs w:val="36"/>
+        </w:rPr>
+      </w:pPr>
+      <w:r>
+        <w:rPr>
+          <w:sz w:val="20"/>
+          <w:szCs w:val="36"/>
+        </w:rPr>
+        <w:t xml:space="preserve">  investments and other assets (投資その他の資産) is Investments. Never place a</w:t>
+      </w:r>
+    </w:p>
+    <w:p>
+      <w:pPr>
+        <w:spacing w:line="324" w:lineRule="auto"/>
+        <w:rPr>
+          <w:sz w:val="20"/>
+          <w:szCs w:val="36"/>
+        </w:rPr>
+      </w:pPr>
+      <w:r>
+        <w:rPr>
+          <w:sz w:val="20"/>
+          <w:szCs w:val="36"/>
+        </w:rPr>
+        <w:t xml:space="preserve">  value whose evidence comes from a fixed-asset section line into a quick-asset</w:t>
+      </w:r>
+    </w:p>
+    <w:p>
+      <w:pPr>
+        <w:spacing w:line="324" w:lineRule="auto"/>
+        <w:rPr>
+          <w:sz w:val="20"/>
+          <w:szCs w:val="36"/>
+        </w:rPr>
+      </w:pPr>
+      <w:r>
+        <w:rPr>
+          <w:sz w:val="20"/>
+          <w:szCs w:val="36"/>
+        </w:rPr>
+        <w:t xml:space="preserve">  row, and never split one printed securities line across both rows.</w:t>
+      </w:r>
+    </w:p>
+    <w:p>
+      <w:pPr>
+        <w:spacing w:line="324" w:lineRule="auto"/>
+        <w:rPr>
+          <w:sz w:val="20"/>
+          <w:szCs w:val="36"/>
+        </w:rPr>
+      </w:pPr>
+      <w:r>
+        <w:rPr>
+          <w:sz w:val="20"/>
+          <w:szCs w:val="36"/>
+        </w:rPr>
+        <w:t>- A single "other assets" line often has to be split across Financial Assets and</w:t>
+      </w:r>
+    </w:p>
+    <w:p>
+      <w:pPr>
+        <w:spacing w:line="324" w:lineRule="auto"/>
+        <w:rPr>
+          <w:sz w:val="20"/>
+          <w:szCs w:val="36"/>
+        </w:rPr>
+      </w:pPr>
+      <w:r>
+        <w:rPr>
+          <w:sz w:val="20"/>
+          <w:szCs w:val="36"/>
+        </w:rPr>
+        <w:t xml:space="preserve">  Other Fixed Assets using the corresponding note.</w:t>
+      </w:r>
+    </w:p>
+    <w:p>
+      <w:pPr>
+        <w:spacing w:line="324" w:lineRule="auto"/>
+        <w:rPr>
+          <w:sz w:val="20"/>
+          <w:szCs w:val="36"/>
+        </w:rPr>
+      </w:pPr>
+      <w:r>
+        <w:rPr>
+          <w:sz w:val="20"/>
+          <w:szCs w:val="36"/>
+        </w:rPr>
+        <w:t>- Classify long-lived financial claims by economic substance: pension or</w:t>
+      </w:r>
+    </w:p>
+    <w:p>
+      <w:pPr>
+        <w:spacing w:line="324" w:lineRule="auto"/>
+        <w:rPr>
+          <w:sz w:val="20"/>
+          <w:szCs w:val="36"/>
+        </w:rPr>
+      </w:pPr>
+      <w:r>
+        <w:rPr>
+          <w:sz w:val="20"/>
+          <w:szCs w:val="36"/>
+        </w:rPr>
+        <w:t xml:space="preserve">  postretirement assets, insurance receivables, cash surrender values of life</w:t>
+      </w:r>
+    </w:p>
+    <w:p>
+      <w:pPr>
+        <w:spacing w:line="324" w:lineRule="auto"/>
+        <w:rPr>
+          <w:sz w:val="20"/>
+          <w:szCs w:val="36"/>
+        </w:rPr>
+      </w:pPr>
+      <w:r>
+        <w:rPr>
+          <w:sz w:val="20"/>
+          <w:szCs w:val="36"/>
+        </w:rPr>
+        <w:t xml:space="preserve">  insurance, deposits, loans, and investments belong in Financial Assets.</w:t>
+      </w:r>
+    </w:p>
+    <w:p>
+      <w:pPr>
+        <w:spacing w:line="324" w:lineRule="auto"/>
+        <w:rPr>
+          <w:sz w:val="20"/>
+          <w:szCs w:val="36"/>
+        </w:rPr>
+      </w:pPr>
+      <w:r>
+        <w:rPr>
+          <w:sz w:val="20"/>
+          <w:szCs w:val="36"/>
+        </w:rPr>
+        <w:t xml:space="preserve">  Equity contributions and capital contributions (出資金) are Investments,</w:t>
+      </w:r>
+    </w:p>
+    <w:p>
+      <w:pPr>
+        <w:spacing w:line="324" w:lineRule="auto"/>
+        <w:rPr>
+          <w:sz w:val="20"/>
+          <w:szCs w:val="36"/>
+        </w:rPr>
+      </w:pPr>
+      <w:r>
+        <w:rPr>
+          <w:sz w:val="20"/>
+          <w:szCs w:val="36"/>
+        </w:rPr>
+        <w:t xml:space="preserve">  including when the face statement nests them inside an "other" line and a</w:t>
+      </w:r>
+    </w:p>
+    <w:p>
+      <w:pPr>
+        <w:spacing w:line="324" w:lineRule="auto"/>
+        <w:rPr>
+          <w:sz w:val="20"/>
+          <w:szCs w:val="36"/>
+        </w:rPr>
+      </w:pPr>
+      <w:r>
+        <w:rPr>
+          <w:sz w:val="20"/>
+          <w:szCs w:val="36"/>
+        </w:rPr>
+        <w:t xml:space="preserve">  financial-instruments note discloses the amount.</w:t>
+      </w:r>
+    </w:p>
+    <w:p>
+      <w:pPr>
+        <w:spacing w:line="324" w:lineRule="auto"/>
+        <w:rPr>
+          <w:sz w:val="20"/>
+          <w:szCs w:val="36"/>
+        </w:rPr>
+      </w:pPr>
+      <w:r>
+        <w:rPr>
+          <w:sz w:val="20"/>
+          <w:szCs w:val="36"/>
+        </w:rPr>
+        <w:t xml:space="preserve">  Deferred-tax assets and a note's residual non-financial "other" line belong</w:t>
+      </w:r>
+    </w:p>
+    <w:p>
+      <w:pPr>
+        <w:spacing w:line="324" w:lineRule="auto"/>
+        <w:rPr>
+          <w:sz w:val="20"/>
+          <w:szCs w:val="36"/>
+        </w:rPr>
+      </w:pPr>
+      <w:r>
+        <w:rPr>
+          <w:sz w:val="20"/>
+          <w:szCs w:val="36"/>
+        </w:rPr>
+        <w:t xml:space="preserve">  in Other Fixed Assets unless the report gives evidence for another row.</w:t>
+      </w:r>
+    </w:p>
+    <w:p>
+      <w:pPr>
+        <w:spacing w:line="324" w:lineRule="auto"/>
+        <w:rPr>
+          <w:sz w:val="20"/>
+          <w:szCs w:val="36"/>
+        </w:rPr>
+      </w:pPr>
+      <w:r>
+        <w:rPr>
+          <w:sz w:val="20"/>
+          <w:szCs w:val="36"/>
+        </w:rPr>
+        <w:t xml:space="preserve">  If an "other (net)" line contains one specifically disclosed financial</w:t>
+      </w:r>
+    </w:p>
+    <w:p>
+      <w:pPr>
+        <w:spacing w:line="324" w:lineRule="auto"/>
+        <w:rPr>
+          <w:sz w:val="20"/>
+          <w:szCs w:val="36"/>
+        </w:rPr>
+      </w:pPr>
+      <w:r>
+        <w:rPr>
+          <w:sz w:val="20"/>
+          <w:szCs w:val="36"/>
+        </w:rPr>
+        <w:t xml:space="preserve">  component, move only that component (net of its related allowance) into</w:t>
+      </w:r>
+    </w:p>
+    <w:p>
+      <w:pPr>
+        <w:spacing w:line="324" w:lineRule="auto"/>
+        <w:rPr>
+          <w:sz w:val="20"/>
+          <w:szCs w:val="36"/>
+        </w:rPr>
+      </w:pPr>
+      <w:r>
+        <w:rPr>
+          <w:sz w:val="20"/>
+          <w:szCs w:val="36"/>
+        </w:rPr>
+        <w:t xml:space="preserve">  Financial Assets; keep the undisclosed residual in Other Fixed Assets. The</w:t>
+      </w:r>
+    </w:p>
+    <w:p>
+      <w:pPr>
+        <w:spacing w:line="324" w:lineRule="auto"/>
+        <w:rPr>
+          <w:sz w:val="20"/>
+          <w:szCs w:val="36"/>
+        </w:rPr>
+      </w:pPr>
+      <w:r>
+        <w:rPr>
+          <w:sz w:val="20"/>
+          <w:szCs w:val="36"/>
+        </w:rPr>
+        <w:t xml:space="preserve">  presence of a receivable allowance does not make the entire residual line a</w:t>
+      </w:r>
+    </w:p>
+    <w:p>
+      <w:pPr>
+        <w:spacing w:line="324" w:lineRule="auto"/>
+        <w:rPr>
+          <w:sz w:val="20"/>
+          <w:szCs w:val="36"/>
+        </w:rPr>
+      </w:pPr>
+      <w:r>
+        <w:rPr>
+          <w:sz w:val="20"/>
+          <w:szCs w:val="36"/>
+        </w:rPr>
+        <w:t xml:space="preserve">  financial asset. Move a component only when the note presents it as a</w:t>
+      </w:r>
+    </w:p>
+    <w:p>
+      <w:pPr>
+        <w:spacing w:line="324" w:lineRule="auto"/>
+        <w:rPr>
+          <w:sz w:val="20"/>
+          <w:szCs w:val="36"/>
+        </w:rPr>
+      </w:pPr>
+      <w:r>
+        <w:rPr>
+          <w:sz w:val="20"/>
+          <w:szCs w:val="36"/>
+        </w:rPr>
+        <w:t xml:space="preserve">  quantified financial instrument (a loan, deposit, or insurance-related</w:t>
+      </w:r>
+    </w:p>
+    <w:p>
+      <w:pPr>
+        <w:spacing w:line="324" w:lineRule="auto"/>
+        <w:rPr>
+          <w:sz w:val="20"/>
+          <w:szCs w:val="36"/>
+        </w:rPr>
+      </w:pPr>
+      <w:r>
+        <w:rPr>
+          <w:sz w:val="20"/>
+          <w:szCs w:val="36"/>
+        </w:rPr>
+        <w:t xml:space="preserve">  asset); an intercompany or related-party receivable mentioned narratively</w:t>
+      </w:r>
+    </w:p>
+    <w:p>
+      <w:pPr>
+        <w:spacing w:line="324" w:lineRule="auto"/>
+        <w:rPr>
+          <w:sz w:val="20"/>
+          <w:szCs w:val="36"/>
+        </w:rPr>
+      </w:pPr>
+      <w:r>
+        <w:rPr>
+          <w:sz w:val="20"/>
+          <w:szCs w:val="36"/>
+        </w:rPr>
+        <w:t xml:space="preserve">  inside a residual "other" line stays in Other Fixed Assets.</w:t>
+      </w:r>
+    </w:p>
+    <w:p>
+      <w:pPr>
+        <w:spacing w:line="324" w:lineRule="auto"/>
+        <w:rPr>
+          <w:sz w:val="20"/>
+          <w:szCs w:val="36"/>
+        </w:rPr>
+      </w:pPr>
+      <w:r>
+        <w:rPr>
+          <w:sz w:val="20"/>
+          <w:szCs w:val="36"/>
+        </w:rPr>
+        <w:t>- "Advance Payments" means amounts advanced to suppliers or paid on account. It</w:t>
+      </w:r>
+    </w:p>
+    <w:p>
+      <w:pPr>
+        <w:spacing w:line="324" w:lineRule="auto"/>
+        <w:rPr>
+          <w:sz w:val="20"/>
+          <w:szCs w:val="36"/>
+        </w:rPr>
+      </w:pPr>
+      <w:r>
+        <w:rPr>
+          <w:sz w:val="20"/>
+          <w:szCs w:val="36"/>
+        </w:rPr>
+        <w:t xml:space="preserve">  is not prepaid expenses / prepaid taxes: those belong in Other Current Assets.</w:t>
+      </w:r>
+    </w:p>
+    <w:p>
+      <w:pPr>
+        <w:spacing w:line="324" w:lineRule="auto"/>
+        <w:rPr>
+          <w:sz w:val="20"/>
+          <w:szCs w:val="36"/>
+        </w:rPr>
+      </w:pPr>
+      <w:r>
+        <w:rPr>
+          <w:sz w:val="20"/>
+          <w:szCs w:val="36"/>
+        </w:rPr>
+        <w:t xml:space="preserve">  If the report shows no advances line, Advance Payments is 0, not the prepaids</w:t>
+      </w:r>
+    </w:p>
+    <w:p>
+      <w:pPr>
+        <w:spacing w:line="324" w:lineRule="auto"/>
+        <w:rPr>
+          <w:sz w:val="20"/>
+          <w:szCs w:val="36"/>
+        </w:rPr>
+      </w:pPr>
+      <w:r>
+        <w:rPr>
+          <w:sz w:val="20"/>
+          <w:szCs w:val="36"/>
+        </w:rPr>
+        <w:t xml:space="preserve">  figure.</w:t>
+      </w:r>
+    </w:p>
+    <w:p>
+      <w:pPr>
+        <w:spacing w:line="324" w:lineRule="auto"/>
+        <w:rPr>
+          <w:sz w:val="20"/>
+          <w:szCs w:val="36"/>
+        </w:rPr>
+      </w:pPr>
+      <w:r>
+        <w:rPr>
+          <w:sz w:val="20"/>
+          <w:szCs w:val="36"/>
+        </w:rPr>
+        <w:t>- Loan-receivable rows (short-term, long-term) are 0 when the company reports no</w:t>
+      </w:r>
+    </w:p>
+    <w:p>
+      <w:pPr>
+        <w:spacing w:line="324" w:lineRule="auto"/>
+        <w:rPr>
+          <w:sz w:val="20"/>
+          <w:szCs w:val="36"/>
+        </w:rPr>
+      </w:pPr>
+      <w:r>
+        <w:rPr>
+          <w:sz w:val="20"/>
+          <w:szCs w:val="36"/>
+        </w:rPr>
+        <w:t xml:space="preserve">  lending receivable, not null.</w:t>
+      </w:r>
+    </w:p>
+    <w:p>
+      <w:pPr>
+        <w:spacing w:line="324" w:lineRule="auto"/>
+        <w:rPr>
+          <w:sz w:val="20"/>
+          <w:szCs w:val="36"/>
+        </w:rPr>
+      </w:pPr>
+      <w:r>
+        <w:rPr>
+          <w:sz w:val="20"/>
+          <w:szCs w:val="36"/>
+        </w:rPr>
+        <w:t>- Classify loan receivables by contractual maturity, even when a note labels the</w:t>
+      </w:r>
+    </w:p>
+    <w:p>
+      <w:pPr>
+        <w:spacing w:line="324" w:lineRule="auto"/>
+        <w:rPr>
+          <w:sz w:val="20"/>
+          <w:szCs w:val="36"/>
+        </w:rPr>
+      </w:pPr>
+      <w:r>
+        <w:rPr>
+          <w:sz w:val="20"/>
+          <w:szCs w:val="36"/>
+        </w:rPr>
+        <w:t xml:space="preserve">  instrument "long-term loan (including the current portion)": amounts due</w:t>
+      </w:r>
+    </w:p>
+    <w:p>
+      <w:pPr>
+        <w:spacing w:line="324" w:lineRule="auto"/>
+        <w:rPr>
+          <w:sz w:val="20"/>
+          <w:szCs w:val="36"/>
+        </w:rPr>
+      </w:pPr>
+      <w:r>
+        <w:rPr>
+          <w:sz w:val="20"/>
+          <w:szCs w:val="36"/>
+        </w:rPr>
+        <w:t xml:space="preserve">  within one year belong in Short-term Loan and amounts due after one year in</w:t>
+      </w:r>
+    </w:p>
+    <w:p>
+      <w:pPr>
+        <w:spacing w:line="324" w:lineRule="auto"/>
+        <w:rPr>
+          <w:sz w:val="20"/>
+          <w:szCs w:val="36"/>
+        </w:rPr>
+      </w:pPr>
+      <w:r>
+        <w:rPr>
+          <w:sz w:val="20"/>
+          <w:szCs w:val="36"/>
+        </w:rPr>
+        <w:t xml:space="preserve">  Long-term Loan. If the face statement embeds the current portion in a generic</w:t>
+      </w:r>
+    </w:p>
+    <w:p>
+      <w:pPr>
+        <w:spacing w:line="324" w:lineRule="auto"/>
+        <w:rPr>
+          <w:sz w:val="20"/>
+          <w:szCs w:val="36"/>
+        </w:rPr>
+      </w:pPr>
+      <w:r>
+        <w:rPr>
+          <w:sz w:val="20"/>
+          <w:szCs w:val="36"/>
+        </w:rPr>
+        <w:t xml:space="preserve">  current "other" line, subtract it from Other Current Assets.</w:t>
+      </w:r>
+    </w:p>
+    <w:p>
+      <w:pPr>
+        <w:spacing w:line="324" w:lineRule="auto"/>
+        <w:rPr>
+          <w:sz w:val="20"/>
+          <w:szCs w:val="36"/>
+        </w:rPr>
+      </w:pPr>
+      <w:r>
+        <w:rPr>
+          <w:sz w:val="20"/>
+          <w:szCs w:val="36"/>
+        </w:rPr>
+        <w:lastRenderedPageBreak/>
+        <w:t>- An unallocated allowance for doubtful accounts (貸倒引当金) offsets the</w:t>
+      </w:r>
+    </w:p>
+    <w:p>
+      <w:pPr>
+        <w:spacing w:line="324" w:lineRule="auto"/>
+        <w:rPr>
+          <w:sz w:val="20"/>
+          <w:szCs w:val="36"/>
+        </w:rPr>
+      </w:pPr>
+      <w:r>
+        <w:rPr>
+          <w:sz w:val="20"/>
+          <w:szCs w:val="36"/>
+        </w:rPr>
+        <w:t xml:space="preserve">  corresponding receivable bucket: current allowances normally net Accounts</w:t>
+      </w:r>
+    </w:p>
+    <w:p>
+      <w:pPr>
+        <w:spacing w:line="324" w:lineRule="auto"/>
+        <w:rPr>
+          <w:sz w:val="20"/>
+          <w:szCs w:val="36"/>
+        </w:rPr>
+      </w:pPr>
+      <w:r>
+        <w:rPr>
+          <w:sz w:val="20"/>
+          <w:szCs w:val="36"/>
+        </w:rPr>
+        <w:t xml:space="preserve">  Receivable - Trade, and long-term allowances normally net Other Financial</w:t>
+      </w:r>
+    </w:p>
+    <w:p>
+      <w:pPr>
+        <w:spacing w:line="324" w:lineRule="auto"/>
+        <w:rPr>
+          <w:sz w:val="20"/>
+          <w:szCs w:val="36"/>
+        </w:rPr>
+      </w:pPr>
+      <w:r>
+        <w:rPr>
+          <w:sz w:val="20"/>
+          <w:szCs w:val="36"/>
+        </w:rPr>
+        <w:t xml:space="preserve">  Assets. This holds even when no financial receivable is separately presented</w:t>
+      </w:r>
+    </w:p>
+    <w:p>
+      <w:pPr>
+        <w:spacing w:line="324" w:lineRule="auto"/>
+        <w:rPr>
+          <w:sz w:val="20"/>
+          <w:szCs w:val="36"/>
+        </w:rPr>
+      </w:pPr>
+      <w:r>
+        <w:rPr>
+          <w:sz w:val="20"/>
+          <w:szCs w:val="36"/>
+        </w:rPr>
+        <w:t xml:space="preserve">  in the section — a small negative Other Financial Assets balance is the</w:t>
+      </w:r>
+    </w:p>
+    <w:p>
+      <w:pPr>
+        <w:spacing w:line="324" w:lineRule="auto"/>
+        <w:rPr>
+          <w:sz w:val="20"/>
+          <w:szCs w:val="36"/>
+        </w:rPr>
+      </w:pPr>
+      <w:r>
+        <w:rPr>
+          <w:sz w:val="20"/>
+          <w:szCs w:val="36"/>
+        </w:rPr>
+        <w:t xml:space="preserve">  correct result. Do not move the allowance into residual Other Current Assets</w:t>
+      </w:r>
+    </w:p>
+    <w:p>
+      <w:pPr>
+        <w:spacing w:line="324" w:lineRule="auto"/>
+        <w:rPr>
+          <w:sz w:val="20"/>
+          <w:szCs w:val="36"/>
+        </w:rPr>
+      </w:pPr>
+      <w:r>
+        <w:rPr>
+          <w:sz w:val="20"/>
+          <w:szCs w:val="36"/>
+        </w:rPr>
+        <w:t xml:space="preserve">  or Other Fixed Assets unless the report explicitly ties it there.</w:t>
+      </w:r>
+    </w:p>
+    <w:p>
+      <w:pPr>
+        <w:spacing w:line="324" w:lineRule="auto"/>
+        <w:rPr>
+          <w:sz w:val="20"/>
+          <w:szCs w:val="36"/>
+        </w:rPr>
+      </w:pPr>
+      <w:r>
+        <w:rPr>
+          <w:sz w:val="20"/>
+          <w:szCs w:val="36"/>
+        </w:rPr>
+        <w:t>- Deferred Charges means a separately presented deferred-assets/deferred-charges</w:t>
+      </w:r>
+    </w:p>
+    <w:p>
+      <w:pPr>
+        <w:spacing w:line="324" w:lineRule="auto"/>
+        <w:rPr>
+          <w:sz w:val="20"/>
+          <w:szCs w:val="36"/>
+        </w:rPr>
+      </w:pPr>
+      <w:r>
+        <w:rPr>
+          <w:sz w:val="20"/>
+          <w:szCs w:val="36"/>
+        </w:rPr>
+        <w:t xml:space="preserve">  category (for example Japanese 繰延資産). Prepaid expenses and long-term prepaid</w:t>
+      </w:r>
+    </w:p>
+    <w:p>
+      <w:pPr>
+        <w:spacing w:line="324" w:lineRule="auto"/>
+        <w:rPr>
+          <w:sz w:val="20"/>
+          <w:szCs w:val="36"/>
+        </w:rPr>
+      </w:pPr>
+      <w:r>
+        <w:rPr>
+          <w:sz w:val="20"/>
+          <w:szCs w:val="36"/>
+        </w:rPr>
+        <w:t xml:space="preserve">  expenses (長期前払費用) remain in Other Current Assets or Other Fixed Assets;</w:t>
+      </w:r>
+    </w:p>
+    <w:p>
+      <w:pPr>
+        <w:spacing w:line="324" w:lineRule="auto"/>
+        <w:rPr>
+          <w:sz w:val="20"/>
+          <w:szCs w:val="36"/>
+        </w:rPr>
+      </w:pPr>
+      <w:r>
+        <w:rPr>
+          <w:sz w:val="20"/>
+          <w:szCs w:val="36"/>
+        </w:rPr>
+        <w:t xml:space="preserve">  they are not Deferred Charges merely because their cost is recognized over time.</w:t>
+      </w:r>
+    </w:p>
+    <w:p>
+      <w:pPr>
+        <w:spacing w:line="324" w:lineRule="auto"/>
+        <w:rPr>
+          <w:sz w:val="20"/>
+          <w:szCs w:val="36"/>
+        </w:rPr>
+      </w:pPr>
+      <w:r>
+        <w:rPr>
+          <w:sz w:val="20"/>
+          <w:szCs w:val="36"/>
+        </w:rPr>
+        <w:t xml:space="preserve">  When no deferred-charges category is presented and Total Assets equals Current</w:t>
+      </w:r>
+    </w:p>
+    <w:p>
+      <w:pPr>
+        <w:spacing w:line="324" w:lineRule="auto"/>
+        <w:rPr>
+          <w:sz w:val="20"/>
+          <w:szCs w:val="36"/>
+        </w:rPr>
+      </w:pPr>
+      <w:r>
+        <w:rPr>
+          <w:sz w:val="20"/>
+          <w:szCs w:val="36"/>
+        </w:rPr>
+        <w:t xml:space="preserve">  Assets plus Fixed Assets, Deferred Charges is the established residual 0, not null.</w:t>
+      </w:r>
+    </w:p>
+    <w:p>
+      <w:pPr>
+        <w:spacing w:line="324" w:lineRule="auto"/>
+        <w:rPr>
+          <w:sz w:val="20"/>
+          <w:szCs w:val="36"/>
+        </w:rPr>
+      </w:pPr>
+      <w:r>
+        <w:rPr>
+          <w:sz w:val="20"/>
+          <w:szCs w:val="36"/>
+        </w:rPr>
+        <w:t>- In a condensed statutory balance-sheet summary (貸借対照表の要旨), identify</w:t>
+      </w:r>
+    </w:p>
+    <w:p>
+      <w:pPr>
+        <w:spacing w:line="324" w:lineRule="auto"/>
+        <w:rPr>
+          <w:sz w:val="20"/>
+          <w:szCs w:val="36"/>
+        </w:rPr>
+      </w:pPr>
+      <w:r>
+        <w:rPr>
+          <w:sz w:val="20"/>
+          <w:szCs w:val="36"/>
+        </w:rPr>
+        <w:t xml:space="preserve">  Total Assets by reconciliation, never by size or repetition: the assets total</w:t>
+      </w:r>
+    </w:p>
+    <w:p>
+      <w:pPr>
+        <w:spacing w:line="324" w:lineRule="auto"/>
+        <w:rPr>
+          <w:sz w:val="20"/>
+          <w:szCs w:val="36"/>
+        </w:rPr>
+      </w:pPr>
+      <w:r>
+        <w:rPr>
+          <w:sz w:val="20"/>
+          <w:szCs w:val="36"/>
+        </w:rPr>
+        <w:t xml:space="preserve">  must equal the sum of the printed asset components AND equal liabilities plus</w:t>
+      </w:r>
+    </w:p>
+    <w:p>
+      <w:pPr>
+        <w:spacing w:line="324" w:lineRule="auto"/>
+        <w:rPr>
+          <w:sz w:val="20"/>
+          <w:szCs w:val="36"/>
+        </w:rPr>
+      </w:pPr>
+      <w:r>
+        <w:rPr>
+          <w:sz w:val="20"/>
+          <w:szCs w:val="36"/>
+        </w:rPr>
+        <w:t xml:space="preserve">  net assets computed from the printed equity components. The largest printed</w:t>
+      </w:r>
+    </w:p>
+    <w:p>
+      <w:pPr>
+        <w:spacing w:line="324" w:lineRule="auto"/>
+        <w:rPr>
+          <w:sz w:val="20"/>
+          <w:szCs w:val="36"/>
+        </w:rPr>
+      </w:pPr>
+      <w:r>
+        <w:rPr>
+          <w:sz w:val="20"/>
+          <w:szCs w:val="36"/>
+        </w:rPr>
+        <w:t xml:space="preserve">  figure is often a capital reserve, not the total, when the company carries an</w:t>
+      </w:r>
+    </w:p>
+    <w:p>
+      <w:pPr>
+        <w:spacing w:line="324" w:lineRule="auto"/>
+        <w:rPr>
+          <w:sz w:val="20"/>
+          <w:szCs w:val="36"/>
+        </w:rPr>
+      </w:pPr>
+      <w:r>
+        <w:rPr>
+          <w:sz w:val="20"/>
+          <w:szCs w:val="36"/>
+        </w:rPr>
+        <w:t xml:space="preserve">  accumulated deficit, and equity sub-lines (資本剰余金 and its 資本準備金</w:t>
+      </w:r>
+    </w:p>
+    <w:p>
+      <w:pPr>
+        <w:spacing w:line="324" w:lineRule="auto"/>
+        <w:rPr>
+          <w:sz w:val="20"/>
+          <w:szCs w:val="36"/>
+        </w:rPr>
+      </w:pPr>
+      <w:r>
+        <w:rPr>
+          <w:sz w:val="20"/>
+          <w:szCs w:val="36"/>
+        </w:rPr>
+        <w:t xml:space="preserve">  component) can legitimately print the same value twice.</w:t>
+      </w:r>
+    </w:p>
+    <w:p>
+      <w:pPr>
+        <w:spacing w:line="324" w:lineRule="auto"/>
+        <w:rPr>
+          <w:sz w:val="20"/>
+          <w:szCs w:val="36"/>
+        </w:rPr>
+      </w:pPr>
+      <w:r>
+        <w:rPr>
+          <w:sz w:val="20"/>
+          <w:szCs w:val="36"/>
+        </w:rPr>
+        <w:t>- Before returning, check each subtotal against the sum of its components and</w:t>
+      </w:r>
+    </w:p>
+    <w:p>
+      <w:pPr>
+        <w:spacing w:line="324" w:lineRule="auto"/>
+        <w:rPr>
+          <w:sz w:val="20"/>
+          <w:szCs w:val="36"/>
+        </w:rPr>
+      </w:pPr>
+      <w:r>
+        <w:rPr>
+          <w:sz w:val="20"/>
+          <w:szCs w:val="36"/>
+        </w:rPr>
+        <w:t xml:space="preserve">  check Total Assets against the total printed in the report. Allow only the</w:t>
+      </w:r>
+    </w:p>
+    <w:p>
+      <w:pPr>
+        <w:spacing w:line="324" w:lineRule="auto"/>
+        <w:rPr>
+          <w:sz w:val="20"/>
+          <w:szCs w:val="36"/>
+        </w:rPr>
+      </w:pPr>
+      <w:r>
+        <w:rPr>
+          <w:sz w:val="20"/>
+          <w:szCs w:val="36"/>
+        </w:rPr>
+        <w:t xml:space="preserve">  small arithmetic difference mathematically possible when the report prints</w:t>
+      </w:r>
+    </w:p>
+    <w:p>
+      <w:pPr>
+        <w:spacing w:line="324" w:lineRule="auto"/>
+        <w:rPr>
+          <w:sz w:val="20"/>
+          <w:szCs w:val="36"/>
+        </w:rPr>
+      </w:pPr>
+      <w:r>
+        <w:rPr>
+          <w:sz w:val="20"/>
+          <w:szCs w:val="36"/>
+        </w:rPr>
+        <w:t xml:space="preserve">  each line in rounded whole millions; do not alter a printed line to force it.</w:t>
+      </w:r>
+    </w:p>
+    <w:p>
+      <w:pPr>
+        <w:spacing w:line="324" w:lineRule="auto"/>
+        <w:rPr>
+          <w:sz w:val="20"/>
+          <w:szCs w:val="36"/>
+        </w:rPr>
+      </w:pPr>
+      <w:r>
+        <w:rPr>
+          <w:sz w:val="20"/>
+          <w:szCs w:val="36"/>
+        </w:rPr>
+        <w:t xml:space="preserve">  Otherwise, revisit the component rows rather than forcing the subtotal.</w:t>
+      </w:r>
+    </w:p>
+    <w:p>
+      <w:pPr>
+        <w:spacing w:line="324" w:lineRule="auto"/>
+        <w:rPr>
+          <w:sz w:val="20"/>
+          <w:szCs w:val="36"/>
+        </w:rPr>
+      </w:pPr>
+    </w:p>
+    <w:p>
+      <w:pPr>
+        <w:spacing w:line="324" w:lineRule="auto"/>
+        <w:rPr>
+          <w:sz w:val="20"/>
+          <w:szCs w:val="36"/>
+        </w:rPr>
+      </w:pPr>
+    </w:p>
+    <w:p>
+      <w:pPr>
+        <w:spacing w:line="324" w:lineRule="auto"/>
+        <w:rPr>
+          <w:sz w:val="20"/>
+          <w:szCs w:val="36"/>
+        </w:rPr>
+      </w:pPr>
+    </w:p>
+    <w:p>
+      <w:pPr>
+        <w:spacing w:line="324" w:lineRule="auto"/>
+        <w:rPr>
+          <w:sz w:val="20"/>
+          <w:szCs w:val="36"/>
+        </w:rPr>
+      </w:pPr>
+    </w:p>
+    <w:p>
+      <w:pPr>
+        <w:spacing w:line="324" w:lineRule="auto"/>
+        <w:rPr>
+          <w:sz w:val="20"/>
+          <w:szCs w:val="36"/>
+        </w:rPr>
+      </w:pPr>
+    </w:p>
+    <w:p>
+      <w:pPr>
+        <w:spacing w:line="324" w:lineRule="auto"/>
+        <w:rPr>
+          <w:sz w:val="20"/>
+          <w:szCs w:val="36"/>
+        </w:rPr>
+      </w:pPr>
+    </w:p>
+    <w:p>
+      <w:pPr>
+        <w:spacing w:line="324" w:lineRule="auto"/>
+        <w:rPr>
+          <w:sz w:val="20"/>
+          <w:szCs w:val="36"/>
+        </w:rPr>
+      </w:pPr>
+    </w:p>
+    <w:p>
+      <w:pPr>
+        <w:spacing w:line="324" w:lineRule="auto"/>
+        <w:rPr>
+          <w:sz w:val="20"/>
+          <w:szCs w:val="36"/>
+        </w:rPr>
+      </w:pPr>
+    </w:p>
+    <w:p>
+      <w:pPr>
+        <w:spacing w:line="324" w:lineRule="auto"/>
+        <w:rPr>
+          <w:sz w:val="20"/>
+          <w:szCs w:val="36"/>
+        </w:rPr>
+      </w:pPr>
+    </w:p>
+    <w:p>
+      <w:pPr>
+        <w:spacing w:line="324" w:lineRule="auto"/>
+        <w:rPr>
+          <w:sz w:val="20"/>
+          <w:szCs w:val="36"/>
+        </w:rPr>
+      </w:pPr>
+      <w:r>
+        <w:rPr>
+          <w:sz w:val="20"/>
+          <w:szCs w:val="36"/>
+        </w:rPr>
+        <w:t>OUTPUT CONTRACT</w:t>
+      </w:r>
+    </w:p>
+    <w:p>
+      <w:pPr>
+        <w:spacing w:line="324" w:lineRule="auto"/>
+        <w:rPr>
+          <w:sz w:val="20"/>
+          <w:szCs w:val="36"/>
+        </w:rPr>
+      </w:pPr>
+      <w:r>
+        <w:rPr>
+          <w:sz w:val="20"/>
+          <w:szCs w:val="36"/>
+        </w:rPr>
+        <w:t>Return exactly one JSON object with this shape:</w:t>
+      </w:r>
+    </w:p>
+    <w:p>
+      <w:pPr>
+        <w:spacing w:line="324" w:lineRule="auto"/>
+        <w:rPr>
+          <w:sz w:val="20"/>
+          <w:szCs w:val="36"/>
+        </w:rPr>
+      </w:pPr>
+      <w:r>
+        <w:rPr>
+          <w:sz w:val="20"/>
+          <w:szCs w:val="36"/>
+        </w:rPr>
+        <w:t>{</w:t>
+      </w:r>
+    </w:p>
+    <w:p>
+      <w:pPr>
+        <w:spacing w:line="324" w:lineRule="auto"/>
+        <w:rPr>
+          <w:sz w:val="20"/>
+          <w:szCs w:val="36"/>
+        </w:rPr>
+      </w:pPr>
+      <w:r>
+        <w:rPr>
+          <w:sz w:val="20"/>
+          <w:szCs w:val="36"/>
+        </w:rPr>
+        <w:t xml:space="preserve">  "detected_fiscal_year": "YYYY",</w:t>
+      </w:r>
+    </w:p>
+    <w:p>
+      <w:pPr>
+        <w:spacing w:line="324" w:lineRule="auto"/>
+        <w:rPr>
+          <w:sz w:val="20"/>
+          <w:szCs w:val="36"/>
+        </w:rPr>
+      </w:pPr>
+      <w:r>
+        <w:rPr>
+          <w:sz w:val="20"/>
+          <w:szCs w:val="36"/>
+        </w:rPr>
+        <w:t xml:space="preserve">  "rows": [</w:t>
+      </w:r>
+    </w:p>
+    <w:p>
+      <w:pPr>
+        <w:spacing w:line="324" w:lineRule="auto"/>
+        <w:rPr>
+          <w:sz w:val="20"/>
+          <w:szCs w:val="36"/>
+        </w:rPr>
+      </w:pPr>
+      <w:r>
+        <w:rPr>
+          <w:sz w:val="20"/>
+          <w:szCs w:val="36"/>
+        </w:rPr>
+        <w:t xml:space="preserve">    {</w:t>
+      </w:r>
+    </w:p>
+    <w:p>
+      <w:pPr>
+        <w:spacing w:line="324" w:lineRule="auto"/>
+        <w:rPr>
+          <w:sz w:val="20"/>
+          <w:szCs w:val="36"/>
+        </w:rPr>
+      </w:pPr>
+      <w:r>
+        <w:rPr>
+          <w:sz w:val="20"/>
+          <w:szCs w:val="36"/>
+        </w:rPr>
+        <w:t xml:space="preserve">      "item": "Current Assets",</w:t>
+      </w:r>
+    </w:p>
+    <w:p>
+      <w:pPr>
+        <w:spacing w:line="324" w:lineRule="auto"/>
+        <w:rPr>
+          <w:sz w:val="20"/>
+          <w:szCs w:val="36"/>
+        </w:rPr>
+      </w:pPr>
+      <w:r>
+        <w:rPr>
+          <w:sz w:val="20"/>
+          <w:szCs w:val="36"/>
+        </w:rPr>
+        <w:t xml:space="preserve">      "answer_m_usd": 9999,</w:t>
+      </w:r>
+    </w:p>
+    <w:p>
+      <w:pPr>
+        <w:spacing w:line="324" w:lineRule="auto"/>
+        <w:rPr>
+          <w:sz w:val="20"/>
+          <w:szCs w:val="36"/>
+        </w:rPr>
+      </w:pPr>
+      <w:r>
+        <w:rPr>
+          <w:sz w:val="20"/>
+          <w:szCs w:val="36"/>
+        </w:rPr>
+        <w:t xml:space="preserve">      "confidence": 0.92,</w:t>
+      </w:r>
+    </w:p>
+    <w:p>
+      <w:pPr>
+        <w:spacing w:line="324" w:lineRule="auto"/>
+        <w:rPr>
+          <w:sz w:val="20"/>
+          <w:szCs w:val="36"/>
+        </w:rPr>
+      </w:pPr>
+      <w:r>
+        <w:rPr>
+          <w:sz w:val="20"/>
+          <w:szCs w:val="36"/>
+        </w:rPr>
+        <w:t xml:space="preserve">      "source_page": 42,</w:t>
+      </w:r>
+    </w:p>
+    <w:p>
+      <w:pPr>
+        <w:spacing w:line="324" w:lineRule="auto"/>
+        <w:rPr>
+          <w:sz w:val="20"/>
+          <w:szCs w:val="36"/>
+        </w:rPr>
+      </w:pPr>
+      <w:r>
+        <w:rPr>
+          <w:sz w:val="20"/>
+          <w:szCs w:val="36"/>
+        </w:rPr>
+        <w:t xml:space="preserve">      "source_label": "the line label used in the report",</w:t>
+      </w:r>
+    </w:p>
+    <w:p>
+      <w:pPr>
+        <w:spacing w:line="324" w:lineRule="auto"/>
+        <w:rPr>
+          <w:sz w:val="20"/>
+          <w:szCs w:val="36"/>
+        </w:rPr>
+      </w:pPr>
+      <w:r>
+        <w:rPr>
+          <w:sz w:val="20"/>
+          <w:szCs w:val="36"/>
+        </w:rPr>
+        <w:t xml:space="preserve">      "evidence": "short supporting quote or explanation"</w:t>
+      </w:r>
+    </w:p>
+    <w:p>
+      <w:pPr>
+        <w:spacing w:line="324" w:lineRule="auto"/>
+        <w:rPr>
+          <w:sz w:val="20"/>
+          <w:szCs w:val="36"/>
+        </w:rPr>
+      </w:pPr>
+      <w:r>
+        <w:rPr>
+          <w:sz w:val="20"/>
+          <w:szCs w:val="36"/>
+        </w:rPr>
+        <w:t xml:space="preserve">    }</w:t>
+      </w:r>
+    </w:p>
+    <w:p>
+      <w:pPr>
+        <w:spacing w:line="324" w:lineRule="auto"/>
+        <w:rPr>
+          <w:sz w:val="20"/>
+          <w:szCs w:val="36"/>
+        </w:rPr>
+      </w:pPr>
+      <w:r>
+        <w:rPr>
+          <w:sz w:val="20"/>
+          <w:szCs w:val="36"/>
+        </w:rPr>
+        <w:t xml:space="preserve">  ]</w:t>
+      </w:r>
+    </w:p>
+    <w:p>
+      <w:pPr>
+        <w:spacing w:line="324" w:lineRule="auto"/>
+        <w:rPr>
+          <w:sz w:val="20"/>
+          <w:szCs w:val="36"/>
+        </w:rPr>
+      </w:pPr>
+      <w:r>
+        <w:rPr>
+          <w:sz w:val="20"/>
+          <w:szCs w:val="36"/>
+        </w:rPr>
+        <w:t>}</w:t>
+      </w:r>
+    </w:p>
+    <w:p>
+      <w:pPr>
+        <w:spacing w:line="324" w:lineRule="auto"/>
+        <w:rPr>
+          <w:sz w:val="20"/>
+          <w:szCs w:val="36"/>
+        </w:rPr>
+      </w:pPr>
+    </w:p>
+    <w:p>
+      <w:pPr>
+        <w:spacing w:line="324" w:lineRule="auto"/>
+        <w:rPr>
+          <w:sz w:val="20"/>
+          <w:szCs w:val="36"/>
+        </w:rPr>
+      </w:pPr>
+      <w:r>
+        <w:rPr>
+          <w:sz w:val="20"/>
+          <w:szCs w:val="36"/>
+        </w:rPr>
+        <w:t>Requirements:</w:t>
+      </w:r>
+    </w:p>
+    <w:p>
+      <w:pPr>
+        <w:spacing w:line="324" w:lineRule="auto"/>
+        <w:rPr>
+          <w:sz w:val="20"/>
+          <w:szCs w:val="36"/>
+        </w:rPr>
+      </w:pPr>
+      <w:r>
+        <w:rPr>
+          <w:sz w:val="20"/>
+          <w:szCs w:val="36"/>
+        </w:rPr>
+        <w:t>- "detected_fiscal_year" is a 4-digit year string.</w:t>
+      </w:r>
+    </w:p>
+    <w:p>
+      <w:pPr>
+        <w:spacing w:line="324" w:lineRule="auto"/>
+        <w:rPr>
+          <w:sz w:val="20"/>
+          <w:szCs w:val="36"/>
+        </w:rPr>
+      </w:pPr>
+      <w:r>
+        <w:rPr>
+          <w:sz w:val="20"/>
+          <w:szCs w:val="36"/>
+        </w:rPr>
+        <w:t>- "rows" contains exactly 27 objects, one per TARGET_SCHEMA item,</w:t>
+      </w:r>
+    </w:p>
+    <w:p>
+      <w:pPr>
+        <w:spacing w:line="324" w:lineRule="auto"/>
+        <w:rPr>
+          <w:sz w:val="20"/>
+          <w:szCs w:val="36"/>
+        </w:rPr>
+      </w:pPr>
+      <w:r>
+        <w:rPr>
+          <w:sz w:val="20"/>
+          <w:szCs w:val="36"/>
+        </w:rPr>
+        <w:t xml:space="preserve">  in TARGET_SCHEMA order, with "item" copied verbatim from TARGET_SCHEMA.</w:t>
+      </w:r>
+    </w:p>
+    <w:p>
+      <w:pPr>
+        <w:spacing w:line="324" w:lineRule="auto"/>
+        <w:rPr>
+          <w:sz w:val="20"/>
+          <w:szCs w:val="36"/>
+        </w:rPr>
+      </w:pPr>
+      <w:r>
+        <w:rPr>
+          <w:sz w:val="20"/>
+          <w:szCs w:val="36"/>
+        </w:rPr>
+        <w:t>- "answer_m_usd" is a JSON number in the OUTPUT UNIT declared by the user message,</w:t>
+      </w:r>
+    </w:p>
+    <w:p>
+      <w:pPr>
+        <w:spacing w:line="324" w:lineRule="auto"/>
+        <w:rPr>
+          <w:sz w:val="20"/>
+          <w:szCs w:val="36"/>
+        </w:rPr>
+      </w:pPr>
+      <w:r>
+        <w:rPr>
+          <w:sz w:val="20"/>
+          <w:szCs w:val="36"/>
+        </w:rPr>
+        <w:t xml:space="preserve">  or null. The field name is retained for API compatibility and does not authorize</w:t>
+      </w:r>
+    </w:p>
+    <w:p>
+      <w:pPr>
+        <w:spacing w:line="324" w:lineRule="auto"/>
+        <w:rPr>
+          <w:sz w:val="20"/>
+          <w:szCs w:val="36"/>
+        </w:rPr>
+      </w:pPr>
+      <w:r>
+        <w:rPr>
+          <w:sz w:val="20"/>
+          <w:szCs w:val="36"/>
+        </w:rPr>
+        <w:t xml:space="preserve">  currency conversion. No thousands separators, no currency symbols, no</w:t>
+      </w:r>
+    </w:p>
+    <w:p>
+      <w:pPr>
+        <w:spacing w:line="324" w:lineRule="auto"/>
+        <w:rPr>
+          <w:sz w:val="20"/>
+          <w:szCs w:val="36"/>
+        </w:rPr>
+      </w:pPr>
+      <w:r>
+        <w:rPr>
+          <w:sz w:val="20"/>
+          <w:szCs w:val="36"/>
+        </w:rPr>
+        <w:t xml:space="preserve">  parentheses; write negatives with a leading minus sign.</w:t>
+      </w:r>
+    </w:p>
+    <w:p>
+      <w:pPr>
+        <w:spacing w:line="324" w:lineRule="auto"/>
+        <w:rPr>
+          <w:sz w:val="20"/>
+          <w:szCs w:val="36"/>
+        </w:rPr>
+      </w:pPr>
+      <w:r>
+        <w:rPr>
+          <w:sz w:val="20"/>
+          <w:szCs w:val="36"/>
+        </w:rPr>
+        <w:t>- "confidence" is a JSON number between 0.0 and 1.0.</w:t>
+      </w:r>
+    </w:p>
+    <w:p>
+      <w:pPr>
+        <w:spacing w:line="324" w:lineRule="auto"/>
+        <w:rPr>
+          <w:sz w:val="20"/>
+          <w:szCs w:val="36"/>
+        </w:rPr>
+      </w:pPr>
+      <w:r>
+        <w:rPr>
+          <w:sz w:val="20"/>
+          <w:szCs w:val="36"/>
+        </w:rPr>
+        <w:t>- "source_page" is an integer PDF page number or null.</w:t>
+      </w:r>
+    </w:p>
+    <w:p>
+      <w:pPr>
+        <w:spacing w:line="324" w:lineRule="auto"/>
+        <w:rPr>
+          <w:sz w:val="20"/>
+          <w:szCs w:val="36"/>
+        </w:rPr>
+      </w:pPr>
+      <w:r>
+        <w:rPr>
+          <w:sz w:val="20"/>
+          <w:szCs w:val="36"/>
+        </w:rPr>
+        <w:t>- "source_label" is the line label used in the report, or null.</w:t>
+      </w:r>
+    </w:p>
+    <w:p>
+      <w:pPr>
+        <w:spacing w:line="324" w:lineRule="auto"/>
+        <w:rPr>
+          <w:sz w:val="20"/>
+          <w:szCs w:val="36"/>
+        </w:rPr>
+      </w:pPr>
+      <w:r>
+        <w:rPr>
+          <w:sz w:val="20"/>
+          <w:szCs w:val="36"/>
+        </w:rPr>
+        <w:t>- "evidence" is a short supporting string, or null.</w:t>
+      </w:r>
+    </w:p>
+    <w:p>
+      <w:pPr>
+        <w:spacing w:line="324" w:lineRule="auto"/>
+        <w:rPr>
+          <w:sz w:val="20"/>
+          <w:szCs w:val="36"/>
+        </w:rPr>
+      </w:pPr>
+      <w:r>
+        <w:rPr>
+          <w:sz w:val="20"/>
+          <w:szCs w:val="36"/>
+        </w:rPr>
+        <w:t>- Return JSON only. No Markdown fences, no prose outside the JSON.</w:t>
+      </w:r>
+    </w:p>
+    <w:p>
+      <w:pPr>
+        <w:spacing w:line="324" w:lineRule="auto"/>
+        <w:rPr>
+          <w:sz w:val="20"/>
+          <w:szCs w:val="36"/>
+        </w:rPr>
+      </w:pPr>
+    </w:p>
+    <w:p>
+      <w:pPr>
+        <w:spacing w:line="324" w:lineRule="auto"/>
+        <w:rPr>
+          <w:sz w:val="20"/>
+          <w:szCs w:val="36"/>
+        </w:rPr>
+      </w:pPr>
+    </w:p>
+    <w:p>
+      <w:pPr>
+        <w:spacing w:line="324" w:lineRule="auto"/>
+        <w:rPr>
+          <w:lang w:eastAsia="ja-JP"/>
+        </w:rPr>
+        <w:sectPr>
+          <w:pgSz w:w="11909" w:h="16834"/>
+          <w:pgMar w:top="1037" w:right="1080" w:bottom="979" w:left="1080" w:header="720" w:footer="720" w:gutter="0"/>
+          <w:cols w:space="720"/>
+          <w:docGrid w:linePitch="360"/>
+        </w:sectPr>
+      </w:pPr>
+    </w:p>
+    <w:p>
+      <w:pPr>
+        <w:pStyle w:val="Heading3"/>
+      </w:pPr>
+      <w:r>
+        <w:rPr>
+          <w:rFonts w:ascii="MS Mincho" w:eastAsia="MS Mincho" w:hAnsi="MS Mincho"/>
+          <w:sz w:val="22"/>
+        </w:rPr>
+        <w:lastRenderedPageBreak/>
+        <w:t>D.2 主要ソースコード</w:t>
+      </w:r>
+    </w:p>
+    <w:p>
+      <w:pPr>
+        <w:spacing w:line="324" w:lineRule="auto"/>
+        <w:rPr>
+          <w:lang w:eastAsia="ja-JP"/>
+        </w:rPr>
+      </w:pPr>
+      <w:r>
+        <w:rPr>
+          <w:lang w:val="ja-JP" w:eastAsia="ja-JP"/>
+        </w:rPr>
+        <w:t>戦略三の中心となる処理は、</w:t>
+      </w:r>
+      <w:r>
+        <w:rPr>
+          <w:lang w:eastAsia="ja-JP"/>
+        </w:rPr>
+        <w:t>`extraction.py`</w:t>
+      </w:r>
+      <w:r>
+        <w:rPr>
+          <w:lang w:val="ja-JP" w:eastAsia="ja-JP"/>
+        </w:rPr>
+        <w:t>、</w:t>
+      </w:r>
+      <w:r>
+        <w:rPr>
+          <w:lang w:eastAsia="ja-JP"/>
+        </w:rPr>
+        <w:t>`intelligent_scan.py`</w:t>
+      </w:r>
+      <w:r>
+        <w:rPr>
+          <w:lang w:val="ja-JP" w:eastAsia="ja-JP"/>
+        </w:rPr>
+        <w:t>、</w:t>
+      </w:r>
+      <w:r>
+        <w:rPr>
+          <w:lang w:eastAsia="ja-JP"/>
+        </w:rPr>
+        <w:t>`pipeline.py`</w:t>
+      </w:r>
+      <w:r>
+        <w:rPr>
+          <w:lang w:val="ja-JP" w:eastAsia="ja-JP"/>
+        </w:rPr>
+        <w:t>、</w:t>
+      </w:r>
+      <w:r>
+        <w:rPr>
+          <w:lang w:eastAsia="ja-JP"/>
+        </w:rPr>
+        <w:t>`prompts.py`</w:t>
+      </w:r>
+      <w:r>
+        <w:rPr>
+          <w:lang w:val="ja-JP" w:eastAsia="ja-JP"/>
+        </w:rPr>
+        <w:t>に実装した。主要な流れを示す抜粋は次のとおりである。</w:t>
+      </w:r>
+    </w:p>
+    <w:p>
+      <w:pPr>
+        <w:spacing w:line="324" w:lineRule="auto"/>
+        <w:rPr>
+          <w:lang w:eastAsia="ja-JP"/>
+        </w:rPr>
+      </w:pPr>
+      <w:r>
+        <w:rPr>
+          <w:lang w:eastAsia="ja-JP"/>
+        </w:rPr>
+        <w:t>`select_evidence_pages`</w:t>
+      </w:r>
+      <w:r>
+        <w:rPr>
+          <w:lang w:val="ja-JP" w:eastAsia="ja-JP"/>
+        </w:rPr>
+        <w:t>は完全なページを採点して</w:t>
+      </w:r>
+      <w:r>
+        <w:rPr>
+          <w:lang w:eastAsia="ja-JP"/>
+        </w:rPr>
+        <w:t>3</w:t>
+      </w:r>
+      <w:r>
+        <w:rPr>
+          <w:lang w:val="ja-JP" w:eastAsia="ja-JP"/>
+        </w:rPr>
+        <w:t>〜</w:t>
+      </w:r>
+      <w:r>
+        <w:rPr>
+          <w:lang w:eastAsia="ja-JP"/>
+        </w:rPr>
+        <w:t>5</w:t>
+      </w:r>
+      <w:r>
+        <w:rPr>
+          <w:lang w:val="ja-JP" w:eastAsia="ja-JP"/>
+        </w:rPr>
+        <w:t>ページを選ぶ。</w:t>
+      </w:r>
+      <w:r>
+        <w:rPr>
+          <w:lang w:eastAsia="ja-JP"/>
+        </w:rPr>
+        <w:t>`parse_and_validate`</w:t>
+      </w:r>
+      <w:r>
+        <w:rPr>
+          <w:lang w:val="ja-JP" w:eastAsia="ja-JP"/>
+        </w:rPr>
+        <w:t>は</w:t>
+      </w:r>
+      <w:r>
+        <w:rPr>
+          <w:lang w:eastAsia="ja-JP"/>
+        </w:rPr>
+        <w:t>JSON</w:t>
+      </w:r>
+      <w:r>
+        <w:rPr>
+          <w:lang w:val="ja-JP" w:eastAsia="ja-JP"/>
+        </w:rPr>
+        <w:t>を固定契約へ合わせる。`derive_identity_values`と`reconcile`は、正解表を参照せずに算術整合性を確認する。</w:t>
+      </w:r>
+    </w:p>
+    <w:p>
+      <w:pPr>
         <w:keepNext/>
-        <w:pageBreakBefore/>
-      </w:pPr>
-      <w:r>
-        <w:rPr>
-          <w:rFonts w:ascii="MS Mincho" w:hAnsi="MS Mincho" w:eastAsia="MS Mincho"/>
-          <w:color w:val="000000"/>
-          <w:sz w:val="22"/>
-        </w:rPr>
-        <w:t>D.1 SYSTEM_PROMPT全文（1ページ）</w:t>
+        <w:spacing w:before="140" w:after="60"/>
+      </w:pPr>
+      <w:r>
+        <w:rPr>
+          <w:b/>
+          <w:sz w:val="18"/>
+        </w:rPr>
+        <w:t>extraction.py — PDF Inspectorによるページ解析</w:t>
       </w:r>
     </w:p>
     <w:tbl>
       <w:tblPr>
-        <w:tblW w:type="auto" w:w="0"/>
+        <w:tblW w:w="0" w:type="auto"/>
         <w:jc w:val="center"/>
         <w:tblLayout w:type="fixed"/>
-        <w:tblLook w:firstColumn="1" w:firstRow="1" w:lastColumn="0" w:lastRow="0" w:noHBand="0" w:noVBand="1" w:val="04A0"/>
+        <w:tblLook w:val="04A0" w:firstRow="1" w:lastRow="0" w:firstColumn="1" w:lastColumn="0" w:noHBand="0" w:noVBand="1"/>
       </w:tblPr>
       <w:tblGrid>
-        <w:gridCol w:w="2995"/>
-        <w:gridCol w:w="2995"/>
-        <w:gridCol w:w="2995"/>
+        <w:gridCol w:w="9130"/>
       </w:tblGrid>
       <w:tr>
         <w:trPr>
           <w:cantSplit/>
+          <w:trHeight w:val="5460"/>
+          <w:jc w:val="center"/>
         </w:trPr>
         <w:tc>
           <w:tcPr>
-            <w:tcW w:type="dxa" w:w="2995"/>
-            <w:tcMar>
-              <w:top w:w="35" w:type="dxa"/>
-              <w:start w:w="35" w:type="dxa"/>
-              <w:bottom w:w="35" w:type="dxa"/>
-              <w:end w:w="35" w:type="dxa"/>
+            <w:tcW w:w="9130" w:type="dxa"/>
+            <w:shd w:val="clear" w:color="auto" w:fill="F2F3F5"/>
+            <w:tcMar>
+              <w:top w:w="75" w:type="dxa"/>
+              <w:left w:w="75" w:type="dxa"/>
+              <w:bottom w:w="75" w:type="dxa"/>
+              <w:right w:w="75" w:type="dxa"/>
             </w:tcMar>
           </w:tcPr>
           <w:p>
             <w:pPr>
               <w:keepLines/>
-              <w:spacing w:before="0" w:after="0" w:line="112" w:lineRule="exact"/>
-            </w:pPr>
-            <w:r/>
-            <w:r>
-              <w:rPr>
-                <w:rFonts w:ascii="MS Mincho" w:hAnsi="MS Mincho" w:eastAsia="MS Mincho"/>
-                <w:color w:val="000000"/>
-                <w:sz w:val="10"/>
-              </w:rPr>
-              <w:t>You are a financial-document extraction system.</w:t>
+              <w:spacing w:after="0" w:line="168" w:lineRule="exact"/>
+              <w:rPr>
+                <w:szCs w:val="40"/>
+              </w:rPr>
+            </w:pPr>
+          </w:p>
+          <w:p>
+            <w:pPr>
+              <w:keepLines/>
+              <w:spacing w:after="0" w:line="168" w:lineRule="exact"/>
+              <w:rPr>
+                <w:szCs w:val="40"/>
+              </w:rPr>
+            </w:pPr>
+          </w:p>
+          <w:p>
+            <w:pPr>
+              <w:keepLines/>
+              <w:spacing w:after="0" w:line="168" w:lineRule="exact"/>
+              <w:rPr>
+                <w:szCs w:val="40"/>
+              </w:rPr>
+            </w:pPr>
+          </w:p>
+          <w:p>
+            <w:pPr>
+              <w:keepLines/>
+              <w:spacing w:after="0" w:line="168" w:lineRule="exact"/>
+            </w:pPr>
+            <w:r>
+              <w:rPr>
+                <w:szCs w:val="40"/>
+              </w:rPr>
+              <w:t>def extract_with_pdf_inspector(pdf_path: Path) -&gt; ExtractedText:</w:t>
+            </w:r>
+            <w:r>
+              <w:rPr>
+                <w:szCs w:val="40"/>
+              </w:rPr>
               <w:br/>
-            </w:r>
-            <w:r>
-              <w:rPr>
-                <w:rFonts w:ascii="MS Mincho" w:hAnsi="MS Mincho" w:eastAsia="MS Mincho"/>
-                <w:color w:val="000000"/>
-                <w:sz w:val="10"/>
+              <w:t xml:space="preserve">    """</w:t>
+            </w:r>
+            <w:r>
+              <w:rPr>
+                <w:szCs w:val="40"/>
               </w:rPr>
               <w:br/>
-            </w:r>
-            <w:r>
-              <w:rPr>
-                <w:rFonts w:ascii="MS Mincho" w:hAnsi="MS Mincho" w:eastAsia="MS Mincho"/>
-                <w:color w:val="000000"/>
-                <w:sz w:val="10"/>
-              </w:rPr>
-              <w:t>Your job is to read the Annual Report supplied in the user message and fill the</w:t>
+              <w:t xml:space="preserve">    Firecrawl's pdf-inspector: Rust, position-aware, no OCR, no network.</w:t>
+            </w:r>
+            <w:r>
+              <w:rPr>
+                <w:szCs w:val="40"/>
+              </w:rPr>
               <w:br/>
             </w:r>
             <w:r>
               <w:rPr>
-                <w:rFonts w:ascii="MS Mincho" w:hAnsi="MS Mincho" w:eastAsia="MS Mincho"/>
-                <w:color w:val="000000"/>
-                <w:sz w:val="10"/>
-              </w:rPr>
-              <w:t>requested asset-side balance-sheet table.</w:t>
+                <w:szCs w:val="40"/>
+              </w:rPr>
               <w:br/>
-            </w:r>
-            <w:r>
-              <w:rPr>
-                <w:rFonts w:ascii="MS Mincho" w:hAnsi="MS Mincho" w:eastAsia="MS Mincho"/>
-                <w:color w:val="000000"/>
-                <w:sz w:val="10"/>
+              <w:t xml:space="preserve">    It also classifies the document (text_based / scanned / image_based /</w:t>
+            </w:r>
+            <w:r>
+              <w:rPr>
+                <w:szCs w:val="40"/>
               </w:rPr>
               <w:br/>
-            </w:r>
-            <w:r>
-              <w:rPr>
-                <w:rFonts w:ascii="MS Mincho" w:hAnsi="MS Mincho" w:eastAsia="MS Mincho"/>
-                <w:color w:val="000000"/>
-                <w:sz w:val="10"/>
-              </w:rPr>
-              <w:t>You are responsible for locating, interpreting, mapping, and calculating the</w:t>
+              <w:t xml:space="preserve">    mixed), which is recorded as a warning when the class is not text_based —</w:t>
+            </w:r>
+            <w:r>
+              <w:rPr>
+                <w:szCs w:val="40"/>
+              </w:rPr>
               <w:br/>
-            </w:r>
-            <w:r>
-              <w:rPr>
-                <w:rFonts w:ascii="MS Mincho" w:hAnsi="MS Mincho" w:eastAsia="MS Mincho"/>
-                <w:color w:val="000000"/>
-                <w:sz w:val="10"/>
-              </w:rPr>
-              <w:t>requested values from the supplied report.</w:t>
+              <w:t xml:space="preserve">    that is the same defect `garble_ratio` catches, detected up front.</w:t>
+            </w:r>
+            <w:r>
+              <w:rPr>
+                <w:szCs w:val="40"/>
+              </w:rPr>
               <w:br/>
-            </w:r>
-            <w:r>
-              <w:rPr>
-                <w:rFonts w:ascii="MS Mincho" w:hAnsi="MS Mincho" w:eastAsia="MS Mincho"/>
-                <w:color w:val="000000"/>
-                <w:sz w:val="10"/>
+              <w:t xml:space="preserve">    """</w:t>
+            </w:r>
+            <w:r>
+              <w:rPr>
+                <w:szCs w:val="40"/>
               </w:rPr>
               <w:br/>
-            </w:r>
-            <w:r>
-              <w:rPr>
-                <w:rFonts w:ascii="MS Mincho" w:hAnsi="MS Mincho" w:eastAsia="MS Mincho"/>
-                <w:color w:val="000000"/>
-                <w:sz w:val="10"/>
-              </w:rPr>
-              <w:t>RULES</w:t>
+              <w:t xml:space="preserve">    try:</w:t>
+            </w:r>
+            <w:r>
+              <w:rPr>
+                <w:szCs w:val="40"/>
+              </w:rPr>
               <w:br/>
-            </w:r>
-            <w:r>
-              <w:rPr>
-                <w:rFonts w:ascii="MS Mincho" w:hAnsi="MS Mincho" w:eastAsia="MS Mincho"/>
-                <w:color w:val="000000"/>
-                <w:sz w:val="10"/>
+              <w:t xml:space="preserve">        import pdf_inspector</w:t>
+            </w:r>
+            <w:r>
+              <w:rPr>
+                <w:szCs w:val="40"/>
               </w:rPr>
               <w:br/>
-            </w:r>
-            <w:r>
-              <w:rPr>
-                <w:rFonts w:ascii="MS Mincho" w:hAnsi="MS Mincho" w:eastAsia="MS Mincho"/>
-                <w:color w:val="000000"/>
-                <w:sz w:val="10"/>
-              </w:rPr>
-              <w:t>1. Use only the Annual Report supplied in the user message.</w:t>
+              <w:t xml:space="preserve">    except ImportError as exc:  # pragma: no cover - depends on install</w:t>
+            </w:r>
+            <w:r>
+              <w:rPr>
+                <w:szCs w:val="40"/>
+              </w:rPr>
               <w:br/>
-            </w:r>
-            <w:r>
-              <w:rPr>
-                <w:rFonts w:ascii="MS Mincho" w:hAnsi="MS Mincho" w:eastAsia="MS Mincho"/>
-                <w:color w:val="000000"/>
-                <w:sz w:val="10"/>
-              </w:rPr>
-              <w:t>2. Do not use outside knowledge, web search, memory of the company, or an answer key.</w:t>
+              <w:t xml:space="preserve">        raise RuntimeError("pdf-inspector is not installed. Run: pip install pdf-inspector") from exc</w:t>
+            </w:r>
+            <w:r>
+              <w:rPr>
+                <w:szCs w:val="40"/>
+              </w:rPr>
               <w:br/>
             </w:r>
             <w:r>
               <w:rPr>
-                <w:rFonts w:ascii="MS Mincho" w:hAnsi="MS Mincho" w:eastAsia="MS Mincho"/>
-                <w:color w:val="000000"/>
-                <w:sz w:val="10"/>
-              </w:rPr>
-              <w:t>3. Detect the target fiscal year from the report content. Financial statements show</w:t>
+                <w:szCs w:val="40"/>
+              </w:rPr>
               <w:br/>
-            </w:r>
-            <w:r>
-              <w:rPr>
-                <w:rFonts w:ascii="MS Mincho" w:hAnsi="MS Mincho" w:eastAsia="MS Mincho"/>
-                <w:color w:val="000000"/>
-                <w:sz w:val="10"/>
-              </w:rPr>
-              <w:t xml:space="preserve">   two or more comparative columns; the target is the most recent completed fiscal</w:t>
+              <w:t xml:space="preserve">    pages_result = pdf_inspector.extract_pages_markdown(str(pdf_path))</w:t>
+            </w:r>
+            <w:r>
+              <w:rPr>
+                <w:szCs w:val="40"/>
+              </w:rPr>
               <w:br/>
-            </w:r>
-            <w:r>
-              <w:rPr>
-                <w:rFonts w:ascii="MS Mincho" w:hAnsi="MS Mincho" w:eastAsia="MS Mincho"/>
-                <w:color w:val="000000"/>
-                <w:sz w:val="10"/>
-              </w:rPr>
-              <w:t xml:space="preserve">   year, which is normally the leftmost column. Read values from that column only.</w:t>
+              <w:t xml:space="preserve">    raw_pages = getattr(pages_result, "pages", pages_result)</w:t>
+            </w:r>
+            <w:r>
+              <w:rPr>
+                <w:szCs w:val="40"/>
+              </w:rPr>
               <w:br/>
             </w:r>
             <w:r>
               <w:rPr>
-                <w:rFonts w:ascii="MS Mincho" w:hAnsi="MS Mincho" w:eastAsia="MS Mincho"/>
-                <w:color w:val="000000"/>
-                <w:sz w:val="10"/>
-              </w:rPr>
-              <w:t>4. Express every monetary value in the OUTPUT UNIT specified in the user message.</w:t>
+                <w:szCs w:val="40"/>
+              </w:rPr>
               <w:br/>
-            </w:r>
-            <w:r>
-              <w:rPr>
-                <w:rFonts w:ascii="MS Mincho" w:hAnsi="MS Mincho" w:eastAsia="MS Mincho"/>
-                <w:color w:val="000000"/>
-                <w:sz w:val="10"/>
-              </w:rPr>
-              <w:t xml:space="preserve">   Scale the report's stated figures to millions. Never invent an exchange rate and</w:t>
+              <w:t xml:space="preserve">    pages: list[tuple[int, str]] = []</w:t>
+            </w:r>
+            <w:r>
+              <w:rPr>
+                <w:szCs w:val="40"/>
+              </w:rPr>
               <w:br/>
-            </w:r>
-            <w:r>
-              <w:rPr>
-                <w:rFonts w:ascii="MS Mincho" w:hAnsi="MS Mincho" w:eastAsia="MS Mincho"/>
-                <w:color w:val="000000"/>
-                <w:sz w:val="10"/>
-              </w:rPr>
-              <w:t xml:space="preserve">   never convert between currencies unless the user message supplies an explicit</w:t>
+              <w:t xml:space="preserve">    for index, page in enumerate(raw_pages, start=1):</w:t>
+            </w:r>
+            <w:r>
+              <w:rPr>
+                <w:szCs w:val="40"/>
+              </w:rPr>
               <w:br/>
-            </w:r>
-            <w:r>
-              <w:rPr>
-                <w:rFonts w:ascii="MS Mincho" w:hAnsi="MS Mincho" w:eastAsia="MS Mincho"/>
-                <w:color w:val="000000"/>
-                <w:sz w:val="10"/>
-              </w:rPr>
-              <w:t xml:space="preserve">   rate. Record any scale conversion in the evidence field.</w:t>
+              <w:t xml:space="preserve">        body = getattr(page, "markdown", None)</w:t>
+            </w:r>
+            <w:r>
+              <w:rPr>
+                <w:szCs w:val="40"/>
+              </w:rPr>
               <w:br/>
-            </w:r>
-            <w:r>
-              <w:rPr>
-                <w:rFonts w:ascii="MS Mincho" w:hAnsi="MS Mincho" w:eastAsia="MS Mincho"/>
-                <w:color w:val="000000"/>
-                <w:sz w:val="10"/>
-              </w:rPr>
-              <w:t xml:space="preserve">   Preserve the precision disclosed by the report after scaling; do not round a</w:t>
+              <w:t xml:space="preserve">        if body is None:</w:t>
+            </w:r>
+            <w:r>
+              <w:rPr>
+                <w:szCs w:val="40"/>
+              </w:rPr>
               <w:br/>
-            </w:r>
-            <w:r>
-              <w:rPr>
-                <w:rFonts w:ascii="MS Mincho" w:hAnsi="MS Mincho" w:eastAsia="MS Mincho"/>
-                <w:color w:val="000000"/>
-                <w:sz w:val="10"/>
-              </w:rPr>
-              <w:t xml:space="preserve">   thousands-based source to one decimal million.</w:t>
+              <w:t xml:space="preserve">            body = getattr(page, "text", "") or ""</w:t>
+            </w:r>
+            <w:r>
+              <w:rPr>
+                <w:szCs w:val="40"/>
+              </w:rPr>
               <w:br/>
-            </w:r>
-            <w:r>
-              <w:rPr>
-                <w:rFonts w:ascii="MS Mincho" w:hAnsi="MS Mincho" w:eastAsia="MS Mincho"/>
-                <w:color w:val="000000"/>
-                <w:sz w:val="10"/>
-              </w:rPr>
-              <w:t>5. Pay careful attention to:</w:t>
+              <w:t xml:space="preserve">        # `page_number` is one-based when available; the library's `page`</w:t>
+            </w:r>
+            <w:r>
+              <w:rPr>
+                <w:szCs w:val="40"/>
+              </w:rPr>
               <w:br/>
-            </w:r>
-            <w:r>
-              <w:rPr>
-                <w:rFonts w:ascii="MS Mincho" w:hAnsi="MS Mincho" w:eastAsia="MS Mincho"/>
-                <w:color w:val="000000"/>
-                <w:sz w:val="10"/>
-              </w:rPr>
-              <w:t xml:space="preserve">   - fiscal-year columns,</w:t>
+              <w:t xml:space="preserve">        # fallback is a zero-based index. The old truthy `or` chain collapsed</w:t>
+            </w:r>
+            <w:r>
+              <w:rPr>
+                <w:szCs w:val="40"/>
+              </w:rPr>
               <w:br/>
-            </w:r>
-            <w:r>
-              <w:rPr>
-                <w:rFonts w:ascii="MS Mincho" w:hAnsi="MS Mincho" w:eastAsia="MS Mincho"/>
-                <w:color w:val="000000"/>
-                <w:sz w:val="10"/>
-              </w:rPr>
-              <w:t xml:space="preserve">   - table row and column relationships,</w:t>
-              <w:br/>
-            </w:r>
-            <w:r>
-              <w:rPr>
-                <w:rFonts w:ascii="MS Mincho" w:hAnsi="MS Mincho" w:eastAsia="MS Mincho"/>
-                <w:color w:val="000000"/>
-                <w:sz w:val="10"/>
-              </w:rPr>
-              <w:t xml:space="preserve">   - units,</w:t>
-              <w:br/>
-            </w:r>
-            <w:r>
-              <w:rPr>
-                <w:rFonts w:ascii="MS Mincho" w:hAnsi="MS Mincho" w:eastAsia="MS Mincho"/>
-                <w:color w:val="000000"/>
-                <w:sz w:val="10"/>
-              </w:rPr>
-              <w:t xml:space="preserve">   - parentheses and negative values,</w:t>
-              <w:br/>
-            </w:r>
-            <w:r>
-              <w:rPr>
-                <w:rFonts w:ascii="MS Mincho" w:hAnsi="MS Mincho" w:eastAsia="MS Mincho"/>
-                <w:color w:val="000000"/>
-                <w:sz w:val="10"/>
-              </w:rPr>
-              <w:t xml:space="preserve">   - accumulated depreciation,</w:t>
-              <w:br/>
-            </w:r>
-            <w:r>
-              <w:rPr>
-                <w:rFonts w:ascii="MS Mincho" w:hAnsi="MS Mincho" w:eastAsia="MS Mincho"/>
-                <w:color w:val="000000"/>
-                <w:sz w:val="10"/>
-              </w:rPr>
-              <w:t xml:space="preserve">   - company terminology that may differ from the requested target field.</w:t>
-              <w:br/>
-            </w:r>
-            <w:r>
-              <w:rPr>
-                <w:rFonts w:ascii="MS Mincho" w:hAnsi="MS Mincho" w:eastAsia="MS Mincho"/>
-                <w:color w:val="000000"/>
-                <w:sz w:val="10"/>
-              </w:rPr>
-              <w:t>6. The target schema is fixed. Do not add, remove, rename, merge, or reorder rows.</w:t>
-              <w:br/>
-            </w:r>
-            <w:r>
-              <w:rPr>
-                <w:rFonts w:ascii="MS Mincho" w:hAnsi="MS Mincho" w:eastAsia="MS Mincho"/>
-                <w:color w:val="000000"/>
-                <w:sz w:val="10"/>
-              </w:rPr>
-              <w:t>7. When the schema defines a subtotal or total, calculate it from report-supported</w:t>
-              <w:br/>
-            </w:r>
-            <w:r>
-              <w:rPr>
-                <w:rFonts w:ascii="MS Mincho" w:hAnsi="MS Mincho" w:eastAsia="MS Mincho"/>
-                <w:color w:val="000000"/>
-                <w:sz w:val="10"/>
-              </w:rPr>
-              <w:t xml:space="preserve">   values when sufficient evidence exists, and check that it agrees with any</w:t>
-              <w:br/>
-            </w:r>
-            <w:r>
-              <w:rPr>
-                <w:rFonts w:ascii="MS Mincho" w:hAnsi="MS Mincho" w:eastAsia="MS Mincho"/>
-                <w:color w:val="000000"/>
-                <w:sz w:val="10"/>
-              </w:rPr>
-              <w:t xml:space="preserve">   corresponding total printed in the report.</w:t>
-              <w:br/>
-            </w:r>
-            <w:r>
-              <w:rPr>
-                <w:rFonts w:ascii="MS Mincho" w:hAnsi="MS Mincho" w:eastAsia="MS Mincho"/>
-                <w:color w:val="000000"/>
-                <w:sz w:val="10"/>
-              </w:rPr>
-              <w:t>8. Distinguish "not determinable" from "not present":</w:t>
-              <w:br/>
-            </w:r>
-            <w:r>
-              <w:rPr>
-                <w:rFonts w:ascii="MS Mincho" w:hAnsi="MS Mincho" w:eastAsia="MS Mincho"/>
-                <w:color w:val="000000"/>
-                <w:sz w:val="10"/>
-              </w:rPr>
-              <w:t xml:space="preserve">   - A row that decomposes a stated subtotal (its siblings must sum to that</w:t>
-              <w:br/>
-            </w:r>
-            <w:r>
-              <w:rPr>
-                <w:rFonts w:ascii="MS Mincho" w:hAnsi="MS Mincho" w:eastAsia="MS Mincho"/>
-                <w:color w:val="000000"/>
-                <w:sz w:val="10"/>
-              </w:rPr>
-              <w:t xml:space="preserve">     subtotal) is 0 when the report presents no such component. Reporting null</w:t>
-              <w:br/>
-            </w:r>
-            <w:r>
-              <w:rPr>
-                <w:rFonts w:ascii="MS Mincho" w:hAnsi="MS Mincho" w:eastAsia="MS Mincho"/>
-                <w:color w:val="000000"/>
-                <w:sz w:val="10"/>
-              </w:rPr>
-              <w:t xml:space="preserve">     there breaks the subtotal it belongs to.</w:t>
-              <w:br/>
-            </w:r>
-            <w:r>
-              <w:rPr>
-                <w:rFonts w:ascii="MS Mincho" w:hAnsi="MS Mincho" w:eastAsia="MS Mincho"/>
-                <w:color w:val="000000"/>
-                <w:sz w:val="10"/>
-              </w:rPr>
-              <w:t xml:space="preserve">   - A row that stands alone and whose value you cannot establish from the</w:t>
-              <w:br/>
-            </w:r>
-            <w:r>
-              <w:rPr>
-                <w:rFonts w:ascii="MS Mincho" w:hAnsi="MS Mincho" w:eastAsia="MS Mincho"/>
-                <w:color w:val="000000"/>
-                <w:sz w:val="10"/>
-              </w:rPr>
-              <w:t xml:space="preserve">     report is null with confidence 0.0.</w:t>
-              <w:br/>
-            </w:r>
-            <w:r>
-              <w:rPr>
-                <w:rFonts w:ascii="MS Mincho" w:hAnsi="MS Mincho" w:eastAsia="MS Mincho"/>
-                <w:color w:val="000000"/>
-                <w:sz w:val="10"/>
-              </w:rPr>
-              <w:t xml:space="preserve">   Do not invent a number, and never report a figure you cannot point to.</w:t>
-              <w:br/>
-            </w:r>
-            <w:r>
-              <w:rPr>
-                <w:rFonts w:ascii="MS Mincho" w:hAnsi="MS Mincho" w:eastAsia="MS Mincho"/>
-                <w:color w:val="000000"/>
-                <w:sz w:val="10"/>
-              </w:rPr>
-              <w:t>9. Preserve negative signs exactly. Accumulated depreciation is negative.</w:t>
-              <w:br/>
-            </w:r>
-            <w:r>
-              <w:rPr>
-                <w:rFonts w:ascii="MS Mincho" w:hAnsi="MS Mincho" w:eastAsia="MS Mincho"/>
-                <w:color w:val="000000"/>
-                <w:sz w:val="10"/>
-              </w:rPr>
-              <w:t>10. Return JSON only. Do not return Markdown or explanatory prose outside the JSON.</w:t>
-              <w:br/>
-            </w:r>
-            <w:r>
-              <w:rPr>
-                <w:rFonts w:ascii="MS Mincho" w:hAnsi="MS Mincho" w:eastAsia="MS Mincho"/>
-                <w:color w:val="000000"/>
-                <w:sz w:val="10"/>
-              </w:rPr>
-              <w:t>11. For each row, provide a confidence score between 0.0 and 1.0 indicating how</w:t>
-              <w:br/>
-            </w:r>
-            <w:r>
-              <w:rPr>
-                <w:rFonts w:ascii="MS Mincho" w:hAnsi="MS Mincho" w:eastAsia="MS Mincho"/>
-                <w:color w:val="000000"/>
-                <w:sz w:val="10"/>
-              </w:rPr>
-              <w:t xml:space="preserve">    confident you are that the extracted value is correct and well-supported by</w:t>
-              <w:br/>
-            </w:r>
-            <w:r>
-              <w:rPr>
-                <w:rFonts w:ascii="MS Mincho" w:hAnsi="MS Mincho" w:eastAsia="MS Mincho"/>
-                <w:color w:val="000000"/>
-                <w:sz w:val="10"/>
-              </w:rPr>
-              <w:t xml:space="preserve">    evidence in the report. Use at least 0.8 only when the value has clear,</w:t>
-              <w:br/>
-            </w:r>
-            <w:r>
-              <w:rPr>
-                <w:rFonts w:ascii="MS Mincho" w:hAnsi="MS Mincho" w:eastAsia="MS Mincho"/>
-                <w:color w:val="000000"/>
-                <w:sz w:val="10"/>
-              </w:rPr>
-              <w:t xml:space="preserve">    traceable support. Use below 0.8 for uncertain, inferred, or weakly supported</w:t>
-              <w:br/>
-            </w:r>
-            <w:r>
-              <w:rPr>
-                <w:rFonts w:ascii="MS Mincho" w:hAnsi="MS Mincho" w:eastAsia="MS Mincho"/>
-                <w:color w:val="000000"/>
-                <w:sz w:val="10"/>
-              </w:rPr>
-              <w:t xml:space="preserve">    answers. Confidence prioritizes human review; it never suppresses a value.</w:t>
-              <w:br/>
-            </w:r>
-            <w:r>
-              <w:rPr>
-                <w:rFonts w:ascii="MS Mincho" w:hAnsi="MS Mincho" w:eastAsia="MS Mincho"/>
-                <w:color w:val="000000"/>
-                <w:sz w:val="10"/>
-              </w:rPr>
-              <w:t>12. Include the detected fiscal year in your response as a top-level field.</w:t>
-              <w:br/>
-            </w:r>
-            <w:r>
-              <w:rPr>
-                <w:rFonts w:ascii="MS Mincho" w:hAnsi="MS Mincho" w:eastAsia="MS Mincho"/>
-                <w:color w:val="000000"/>
-                <w:sz w:val="10"/>
-              </w:rPr>
-              <w:t>13. The supplied text is machine-extracted and may be imperfect. If a page's text</w:t>
-              <w:br/>
-            </w:r>
-            <w:r>
-              <w:rPr>
-                <w:rFonts w:ascii="MS Mincho" w:hAnsi="MS Mincho" w:eastAsia="MS Mincho"/>
-                <w:color w:val="000000"/>
-                <w:sz w:val="10"/>
-              </w:rPr>
-              <w:t xml:space="preserve">    is unreadable (control characters, mojibake), do not guess values from it;</w:t>
-              <w:br/>
-            </w:r>
-            <w:r>
-              <w:rPr>
-                <w:rFonts w:ascii="MS Mincho" w:hAnsi="MS Mincho" w:eastAsia="MS Mincho"/>
-                <w:color w:val="000000"/>
-                <w:sz w:val="10"/>
-              </w:rPr>
-              <w:t xml:space="preserve">    prefer a readable page that discloses the same figure, otherwise return null.</w:t>
-              <w:br/>
-            </w:r>
-            <w:r>
-              <w:rPr>
-                <w:rFonts w:ascii="MS Mincho" w:hAnsi="MS Mincho" w:eastAsia="MS Mincho"/>
-                <w:color w:val="000000"/>
-                <w:sz w:val="10"/>
-              </w:rPr>
-              <w:br/>
-            </w:r>
-            <w:r>
-              <w:rPr>
-                <w:rFonts w:ascii="MS Mincho" w:hAnsi="MS Mincho" w:eastAsia="MS Mincho"/>
-                <w:color w:val="000000"/>
-                <w:sz w:val="10"/>
-              </w:rPr>
-              <w:t>MAPPING GUIDANCE (general, not company-specific)</w:t>
-              <w:br/>
-            </w:r>
-            <w:r>
-              <w:rPr>
-                <w:rFonts w:ascii="MS Mincho" w:hAnsi="MS Mincho" w:eastAsia="MS Mincho"/>
-                <w:color w:val="000000"/>
-                <w:sz w:val="10"/>
-              </w:rPr>
-              <w:br/>
-            </w:r>
-            <w:r>
-              <w:rPr>
-                <w:rFonts w:ascii="MS Mincho" w:hAnsi="MS Mincho" w:eastAsia="MS Mincho"/>
-                <w:color w:val="000000"/>
-                <w:sz w:val="10"/>
-              </w:rPr>
-              <w:t>- Balance sheets rarely use the schema's exact labels. Map by meaning, using the</w:t>
-            </w:r>
-          </w:p>
-        </w:tc>
-        <w:tc>
-          <w:tcPr>
-            <w:tcW w:type="dxa" w:w="2995"/>
-            <w:tcMar>
-              <w:top w:w="35" w:type="dxa"/>
-              <w:start w:w="35" w:type="dxa"/>
-              <w:bottom w:w="35" w:type="dxa"/>
-              <w:end w:w="35" w:type="dxa"/>
-            </w:tcMar>
-          </w:tcPr>
-          <w:p>
-            <w:pPr>
-              <w:keepLines/>
-              <w:spacing w:before="0" w:after="0" w:line="112" w:lineRule="exact"/>
-            </w:pPr>
-            <w:r/>
-            <w:r>
-              <w:rPr>
-                <w:rFonts w:ascii="MS Mincho" w:hAnsi="MS Mincho" w:eastAsia="MS Mincho"/>
-                <w:color w:val="000000"/>
-                <w:sz w:val="10"/>
-              </w:rPr>
-              <w:t xml:space="preserve">  notes to the financial statements when the face of the balance sheet aggregates</w:t>
-              <w:br/>
-            </w:r>
-            <w:r>
-              <w:rPr>
-                <w:rFonts w:ascii="MS Mincho" w:hAnsi="MS Mincho" w:eastAsia="MS Mincho"/>
-                <w:color w:val="000000"/>
-                <w:sz w:val="10"/>
-              </w:rPr>
-              <w:t xml:space="preserve">  several schema items into one line.</w:t>
-              <w:br/>
-            </w:r>
-            <w:r>
-              <w:rPr>
-                <w:rFonts w:ascii="MS Mincho" w:hAnsi="MS Mincho" w:eastAsia="MS Mincho"/>
-                <w:color w:val="000000"/>
-                <w:sz w:val="10"/>
-              </w:rPr>
-              <w:t>- The property, plant and equipment note usually carries the gross breakdown</w:t>
-              <w:br/>
-            </w:r>
-            <w:r>
-              <w:rPr>
-                <w:rFonts w:ascii="MS Mincho" w:hAnsi="MS Mincho" w:eastAsia="MS Mincho"/>
-                <w:color w:val="000000"/>
-                <w:sz w:val="10"/>
-              </w:rPr>
-              <w:t xml:space="preserve">  (land, buildings, machinery, construction in progress) and the accumulated</w:t>
-              <w:br/>
-            </w:r>
-            <w:r>
-              <w:rPr>
-                <w:rFonts w:ascii="MS Mincho" w:hAnsi="MS Mincho" w:eastAsia="MS Mincho"/>
-                <w:color w:val="000000"/>
-                <w:sz w:val="10"/>
-              </w:rPr>
-              <w:t xml:space="preserve">  depreciation that the face of the balance sheet reports only as a net figure.</w:t>
-              <w:br/>
-            </w:r>
-            <w:r>
-              <w:rPr>
-                <w:rFonts w:ascii="MS Mincho" w:hAnsi="MS Mincho" w:eastAsia="MS Mincho"/>
-                <w:color w:val="000000"/>
-                <w:sz w:val="10"/>
-              </w:rPr>
-              <w:t>- Right-of-use and similar long-lived operating assets that are not separately</w:t>
-              <w:br/>
-            </w:r>
-            <w:r>
-              <w:rPr>
-                <w:rFonts w:ascii="MS Mincho" w:hAnsi="MS Mincho" w:eastAsia="MS Mincho"/>
-                <w:color w:val="000000"/>
-                <w:sz w:val="10"/>
-              </w:rPr>
-              <w:t xml:space="preserve">  requested belong in the schema's catch-all Other Equipment row. Do not add</w:t>
-              <w:br/>
-            </w:r>
-            <w:r>
-              <w:rPr>
-                <w:rFonts w:ascii="MS Mincho" w:hAnsi="MS Mincho" w:eastAsia="MS Mincho"/>
-                <w:color w:val="000000"/>
-                <w:sz w:val="10"/>
-              </w:rPr>
-              <w:t xml:space="preserve">  them to Buildings merely because the underlying leases include facilities.</w:t>
-              <w:br/>
-            </w:r>
-            <w:r>
-              <w:rPr>
-                <w:rFonts w:ascii="MS Mincho" w:hAnsi="MS Mincho" w:eastAsia="MS Mincho"/>
-                <w:color w:val="000000"/>
-                <w:sz w:val="10"/>
-              </w:rPr>
-              <w:t>- Goodwill and other non-physical long-lived assets both belong to Intangible Assets.</w:t>
-              <w:br/>
-            </w:r>
-            <w:r>
-              <w:rPr>
-                <w:rFonts w:ascii="MS Mincho" w:hAnsi="MS Mincho" w:eastAsia="MS Mincho"/>
-                <w:color w:val="000000"/>
-                <w:sz w:val="10"/>
-              </w:rPr>
-              <w:t>- Securities follow the balance-sheet section they are printed in, never the</w:t>
-              <w:br/>
-            </w:r>
-            <w:r>
-              <w:rPr>
-                <w:rFonts w:ascii="MS Mincho" w:hAnsi="MS Mincho" w:eastAsia="MS Mincho"/>
-                <w:color w:val="000000"/>
-                <w:sz w:val="10"/>
-              </w:rPr>
-              <w:t xml:space="preserve">  other way around: 有価証券 presented under current assets (流動資産) is</w:t>
-              <w:br/>
-            </w:r>
-            <w:r>
-              <w:rPr>
-                <w:rFonts w:ascii="MS Mincho" w:hAnsi="MS Mincho" w:eastAsia="MS Mincho"/>
-                <w:color w:val="000000"/>
-                <w:sz w:val="10"/>
-              </w:rPr>
-              <w:t xml:space="preserve">  Marketable Securities; 投資有価証券 and any securities line presented under</w:t>
-              <w:br/>
-            </w:r>
-            <w:r>
-              <w:rPr>
-                <w:rFonts w:ascii="MS Mincho" w:hAnsi="MS Mincho" w:eastAsia="MS Mincho"/>
-                <w:color w:val="000000"/>
-                <w:sz w:val="10"/>
-              </w:rPr>
-              <w:t xml:space="preserve">  investments and other assets (投資その他の資産) is Investments. Never place a</w:t>
-              <w:br/>
-            </w:r>
-            <w:r>
-              <w:rPr>
-                <w:rFonts w:ascii="MS Mincho" w:hAnsi="MS Mincho" w:eastAsia="MS Mincho"/>
-                <w:color w:val="000000"/>
-                <w:sz w:val="10"/>
-              </w:rPr>
-              <w:t xml:space="preserve">  value whose evidence comes from a fixed-asset section line into a quick-asset</w:t>
-              <w:br/>
-            </w:r>
-            <w:r>
-              <w:rPr>
-                <w:rFonts w:ascii="MS Mincho" w:hAnsi="MS Mincho" w:eastAsia="MS Mincho"/>
-                <w:color w:val="000000"/>
-                <w:sz w:val="10"/>
-              </w:rPr>
-              <w:t xml:space="preserve">  row, and never split one printed securities line across both rows.</w:t>
-              <w:br/>
-            </w:r>
-            <w:r>
-              <w:rPr>
-                <w:rFonts w:ascii="MS Mincho" w:hAnsi="MS Mincho" w:eastAsia="MS Mincho"/>
-                <w:color w:val="000000"/>
-                <w:sz w:val="10"/>
-              </w:rPr>
-              <w:t>- A single "other assets" line often has to be split across Financial Assets and</w:t>
-              <w:br/>
-            </w:r>
-            <w:r>
-              <w:rPr>
-                <w:rFonts w:ascii="MS Mincho" w:hAnsi="MS Mincho" w:eastAsia="MS Mincho"/>
-                <w:color w:val="000000"/>
-                <w:sz w:val="10"/>
-              </w:rPr>
-              <w:t xml:space="preserve">  Other Fixed Assets using the corresponding note.</w:t>
-              <w:br/>
-            </w:r>
-            <w:r>
-              <w:rPr>
-                <w:rFonts w:ascii="MS Mincho" w:hAnsi="MS Mincho" w:eastAsia="MS Mincho"/>
-                <w:color w:val="000000"/>
-                <w:sz w:val="10"/>
-              </w:rPr>
-              <w:t>- Classify long-lived financial claims by economic substance: pension or</w:t>
-              <w:br/>
-            </w:r>
-            <w:r>
-              <w:rPr>
-                <w:rFonts w:ascii="MS Mincho" w:hAnsi="MS Mincho" w:eastAsia="MS Mincho"/>
-                <w:color w:val="000000"/>
-                <w:sz w:val="10"/>
-              </w:rPr>
-              <w:t xml:space="preserve">  postretirement assets, insurance receivables, cash surrender values of life</w:t>
-              <w:br/>
-            </w:r>
-            <w:r>
-              <w:rPr>
-                <w:rFonts w:ascii="MS Mincho" w:hAnsi="MS Mincho" w:eastAsia="MS Mincho"/>
-                <w:color w:val="000000"/>
-                <w:sz w:val="10"/>
-              </w:rPr>
-              <w:t xml:space="preserve">  insurance, deposits, loans, and investments belong in Financial Assets.</w:t>
-              <w:br/>
-            </w:r>
-            <w:r>
-              <w:rPr>
-                <w:rFonts w:ascii="MS Mincho" w:hAnsi="MS Mincho" w:eastAsia="MS Mincho"/>
-                <w:color w:val="000000"/>
-                <w:sz w:val="10"/>
-              </w:rPr>
-              <w:t xml:space="preserve">  Equity contributions and capital contributions (出資金) are Investments,</w:t>
-              <w:br/>
-            </w:r>
-            <w:r>
-              <w:rPr>
-                <w:rFonts w:ascii="MS Mincho" w:hAnsi="MS Mincho" w:eastAsia="MS Mincho"/>
-                <w:color w:val="000000"/>
-                <w:sz w:val="10"/>
-              </w:rPr>
-              <w:t xml:space="preserve">  including when the face statement nests them inside an "other" line and a</w:t>
-              <w:br/>
-            </w:r>
-            <w:r>
-              <w:rPr>
-                <w:rFonts w:ascii="MS Mincho" w:hAnsi="MS Mincho" w:eastAsia="MS Mincho"/>
-                <w:color w:val="000000"/>
-                <w:sz w:val="10"/>
-              </w:rPr>
-              <w:t xml:space="preserve">  financial-instruments note discloses the amount.</w:t>
-              <w:br/>
-            </w:r>
-            <w:r>
-              <w:rPr>
-                <w:rFonts w:ascii="MS Mincho" w:hAnsi="MS Mincho" w:eastAsia="MS Mincho"/>
-                <w:color w:val="000000"/>
-                <w:sz w:val="10"/>
-              </w:rPr>
-              <w:t xml:space="preserve">  Deferred-tax assets and a note's residual non-financial "other" line belong</w:t>
-              <w:br/>
-            </w:r>
-            <w:r>
-              <w:rPr>
-                <w:rFonts w:ascii="MS Mincho" w:hAnsi="MS Mincho" w:eastAsia="MS Mincho"/>
-                <w:color w:val="000000"/>
-                <w:sz w:val="10"/>
-              </w:rPr>
-              <w:t xml:space="preserve">  in Other Fixed Assets unless the report gives evidence for another row.</w:t>
-              <w:br/>
-            </w:r>
-            <w:r>
-              <w:rPr>
-                <w:rFonts w:ascii="MS Mincho" w:hAnsi="MS Mincho" w:eastAsia="MS Mincho"/>
-                <w:color w:val="000000"/>
-                <w:sz w:val="10"/>
-              </w:rPr>
-              <w:t xml:space="preserve">  If an "other (net)" line contains one specifically disclosed financial</w:t>
-              <w:br/>
-            </w:r>
-            <w:r>
-              <w:rPr>
-                <w:rFonts w:ascii="MS Mincho" w:hAnsi="MS Mincho" w:eastAsia="MS Mincho"/>
-                <w:color w:val="000000"/>
-                <w:sz w:val="10"/>
-              </w:rPr>
-              <w:t xml:space="preserve">  component, move only that component (net of its related allowance) into</w:t>
-              <w:br/>
-            </w:r>
-            <w:r>
-              <w:rPr>
-                <w:rFonts w:ascii="MS Mincho" w:hAnsi="MS Mincho" w:eastAsia="MS Mincho"/>
-                <w:color w:val="000000"/>
-                <w:sz w:val="10"/>
-              </w:rPr>
-              <w:t xml:space="preserve">  Financial Assets; keep the undisclosed residual in Other Fixed Assets. The</w:t>
-              <w:br/>
-            </w:r>
-            <w:r>
-              <w:rPr>
-                <w:rFonts w:ascii="MS Mincho" w:hAnsi="MS Mincho" w:eastAsia="MS Mincho"/>
-                <w:color w:val="000000"/>
-                <w:sz w:val="10"/>
-              </w:rPr>
-              <w:t xml:space="preserve">  presence of a receivable allowance does not make the entire residual line a</w:t>
-              <w:br/>
-            </w:r>
-            <w:r>
-              <w:rPr>
-                <w:rFonts w:ascii="MS Mincho" w:hAnsi="MS Mincho" w:eastAsia="MS Mincho"/>
-                <w:color w:val="000000"/>
-                <w:sz w:val="10"/>
-              </w:rPr>
-              <w:t xml:space="preserve">  financial asset. Move a component only when the note presents it as a</w:t>
-              <w:br/>
-            </w:r>
-            <w:r>
-              <w:rPr>
-                <w:rFonts w:ascii="MS Mincho" w:hAnsi="MS Mincho" w:eastAsia="MS Mincho"/>
-                <w:color w:val="000000"/>
-                <w:sz w:val="10"/>
-              </w:rPr>
-              <w:t xml:space="preserve">  quantified financial instrument (a loan, deposit, or insurance-related</w:t>
-              <w:br/>
-            </w:r>
-            <w:r>
-              <w:rPr>
-                <w:rFonts w:ascii="MS Mincho" w:hAnsi="MS Mincho" w:eastAsia="MS Mincho"/>
-                <w:color w:val="000000"/>
-                <w:sz w:val="10"/>
-              </w:rPr>
-              <w:t xml:space="preserve">  asset); an intercompany or related-party receivable mentioned narratively</w:t>
-              <w:br/>
-            </w:r>
-            <w:r>
-              <w:rPr>
-                <w:rFonts w:ascii="MS Mincho" w:hAnsi="MS Mincho" w:eastAsia="MS Mincho"/>
-                <w:color w:val="000000"/>
-                <w:sz w:val="10"/>
-              </w:rPr>
-              <w:t xml:space="preserve">  inside a residual "other" line stays in Other Fixed Assets.</w:t>
-              <w:br/>
-            </w:r>
-            <w:r>
-              <w:rPr>
-                <w:rFonts w:ascii="MS Mincho" w:hAnsi="MS Mincho" w:eastAsia="MS Mincho"/>
-                <w:color w:val="000000"/>
-                <w:sz w:val="10"/>
-              </w:rPr>
-              <w:t>- "Advance Payments" means amounts advanced to suppliers or paid on account. It</w:t>
-              <w:br/>
-            </w:r>
-            <w:r>
-              <w:rPr>
-                <w:rFonts w:ascii="MS Mincho" w:hAnsi="MS Mincho" w:eastAsia="MS Mincho"/>
-                <w:color w:val="000000"/>
-                <w:sz w:val="10"/>
-              </w:rPr>
-              <w:t xml:space="preserve">  is not prepaid expenses / prepaid taxes: those belong in Other Current Assets.</w:t>
-              <w:br/>
-            </w:r>
-            <w:r>
-              <w:rPr>
-                <w:rFonts w:ascii="MS Mincho" w:hAnsi="MS Mincho" w:eastAsia="MS Mincho"/>
-                <w:color w:val="000000"/>
-                <w:sz w:val="10"/>
-              </w:rPr>
-              <w:t xml:space="preserve">  If the report shows no advances line, Advance Payments is 0, not the prepaids</w:t>
-              <w:br/>
-            </w:r>
-            <w:r>
-              <w:rPr>
-                <w:rFonts w:ascii="MS Mincho" w:hAnsi="MS Mincho" w:eastAsia="MS Mincho"/>
-                <w:color w:val="000000"/>
-                <w:sz w:val="10"/>
-              </w:rPr>
-              <w:t xml:space="preserve">  figure.</w:t>
-              <w:br/>
-            </w:r>
-            <w:r>
-              <w:rPr>
-                <w:rFonts w:ascii="MS Mincho" w:hAnsi="MS Mincho" w:eastAsia="MS Mincho"/>
-                <w:color w:val="000000"/>
-                <w:sz w:val="10"/>
-              </w:rPr>
-              <w:t>- Loan-receivable rows (short-term, long-term) are 0 when the company reports no</w:t>
-              <w:br/>
-            </w:r>
-            <w:r>
-              <w:rPr>
-                <w:rFonts w:ascii="MS Mincho" w:hAnsi="MS Mincho" w:eastAsia="MS Mincho"/>
-                <w:color w:val="000000"/>
-                <w:sz w:val="10"/>
-              </w:rPr>
-              <w:t xml:space="preserve">  lending receivable, not null.</w:t>
-              <w:br/>
-            </w:r>
-            <w:r>
-              <w:rPr>
-                <w:rFonts w:ascii="MS Mincho" w:hAnsi="MS Mincho" w:eastAsia="MS Mincho"/>
-                <w:color w:val="000000"/>
-                <w:sz w:val="10"/>
-              </w:rPr>
-              <w:t>- Classify loan receivables by contractual maturity, even when a note labels the</w:t>
-              <w:br/>
-            </w:r>
-            <w:r>
-              <w:rPr>
-                <w:rFonts w:ascii="MS Mincho" w:hAnsi="MS Mincho" w:eastAsia="MS Mincho"/>
-                <w:color w:val="000000"/>
-                <w:sz w:val="10"/>
-              </w:rPr>
-              <w:t xml:space="preserve">  instrument "long-term loan (including the current portion)": amounts due</w:t>
-              <w:br/>
-            </w:r>
-            <w:r>
-              <w:rPr>
-                <w:rFonts w:ascii="MS Mincho" w:hAnsi="MS Mincho" w:eastAsia="MS Mincho"/>
-                <w:color w:val="000000"/>
-                <w:sz w:val="10"/>
-              </w:rPr>
-              <w:t xml:space="preserve">  within one year belong in Short-term Loan and amounts due after one year in</w:t>
-              <w:br/>
-            </w:r>
-            <w:r>
-              <w:rPr>
-                <w:rFonts w:ascii="MS Mincho" w:hAnsi="MS Mincho" w:eastAsia="MS Mincho"/>
-                <w:color w:val="000000"/>
-                <w:sz w:val="10"/>
-              </w:rPr>
-              <w:t xml:space="preserve">  Long-term Loan. If the face statement embeds the current portion in a generic</w:t>
-              <w:br/>
-            </w:r>
-            <w:r>
-              <w:rPr>
-                <w:rFonts w:ascii="MS Mincho" w:hAnsi="MS Mincho" w:eastAsia="MS Mincho"/>
-                <w:color w:val="000000"/>
-                <w:sz w:val="10"/>
-              </w:rPr>
-              <w:t xml:space="preserve">  current "other" line, subtract it from Other Current Assets.</w:t>
-              <w:br/>
-            </w:r>
-            <w:r>
-              <w:rPr>
-                <w:rFonts w:ascii="MS Mincho" w:hAnsi="MS Mincho" w:eastAsia="MS Mincho"/>
-                <w:color w:val="000000"/>
-                <w:sz w:val="10"/>
-              </w:rPr>
-              <w:t>- An unallocated allowance for doubtful accounts (貸倒引当金) offsets the</w:t>
-              <w:br/>
-            </w:r>
-            <w:r>
-              <w:rPr>
-                <w:rFonts w:ascii="MS Mincho" w:hAnsi="MS Mincho" w:eastAsia="MS Mincho"/>
-                <w:color w:val="000000"/>
-                <w:sz w:val="10"/>
-              </w:rPr>
-              <w:t xml:space="preserve">  corresponding receivable bucket: current allowances normally net Accounts</w:t>
-            </w:r>
-          </w:p>
-        </w:tc>
-        <w:tc>
-          <w:tcPr>
-            <w:tcW w:type="dxa" w:w="2995"/>
-            <w:tcMar>
-              <w:top w:w="35" w:type="dxa"/>
-              <w:start w:w="35" w:type="dxa"/>
-              <w:bottom w:w="35" w:type="dxa"/>
-              <w:end w:w="35" w:type="dxa"/>
-            </w:tcMar>
-          </w:tcPr>
-          <w:p>
-            <w:pPr>
-              <w:keepLines/>
-              <w:spacing w:before="0" w:after="0" w:line="112" w:lineRule="exact"/>
-            </w:pPr>
-            <w:r/>
-            <w:r>
-              <w:rPr>
-                <w:rFonts w:ascii="MS Mincho" w:hAnsi="MS Mincho" w:eastAsia="MS Mincho"/>
-                <w:color w:val="000000"/>
-                <w:sz w:val="10"/>
-              </w:rPr>
-              <w:t xml:space="preserve">  Receivable - Trade, and long-term allowances normally net Other Financial</w:t>
-              <w:br/>
-            </w:r>
-            <w:r>
-              <w:rPr>
-                <w:rFonts w:ascii="MS Mincho" w:hAnsi="MS Mincho" w:eastAsia="MS Mincho"/>
-                <w:color w:val="000000"/>
-                <w:sz w:val="10"/>
-              </w:rPr>
-              <w:t xml:space="preserve">  Assets. This holds even when no financial receivable is separately presented</w:t>
-              <w:br/>
-            </w:r>
-            <w:r>
-              <w:rPr>
-                <w:rFonts w:ascii="MS Mincho" w:hAnsi="MS Mincho" w:eastAsia="MS Mincho"/>
-                <w:color w:val="000000"/>
-                <w:sz w:val="10"/>
-              </w:rPr>
-              <w:t xml:space="preserve">  in the section — a small negative Other Financial Assets balance is the</w:t>
-              <w:br/>
-            </w:r>
-            <w:r>
-              <w:rPr>
-                <w:rFonts w:ascii="MS Mincho" w:hAnsi="MS Mincho" w:eastAsia="MS Mincho"/>
-                <w:color w:val="000000"/>
-                <w:sz w:val="10"/>
-              </w:rPr>
-              <w:t xml:space="preserve">  correct result. Do not move the allowance into residual Other Current Assets</w:t>
-              <w:br/>
-            </w:r>
-            <w:r>
-              <w:rPr>
-                <w:rFonts w:ascii="MS Mincho" w:hAnsi="MS Mincho" w:eastAsia="MS Mincho"/>
-                <w:color w:val="000000"/>
-                <w:sz w:val="10"/>
-              </w:rPr>
-              <w:t xml:space="preserve">  or Other Fixed Assets unless the report explicitly ties it there.</w:t>
-              <w:br/>
-            </w:r>
-            <w:r>
-              <w:rPr>
-                <w:rFonts w:ascii="MS Mincho" w:hAnsi="MS Mincho" w:eastAsia="MS Mincho"/>
-                <w:color w:val="000000"/>
-                <w:sz w:val="10"/>
-              </w:rPr>
-              <w:t>- Deferred Charges means a separately presented deferred-assets/deferred-charges</w:t>
-              <w:br/>
-            </w:r>
-            <w:r>
-              <w:rPr>
-                <w:rFonts w:ascii="MS Mincho" w:hAnsi="MS Mincho" w:eastAsia="MS Mincho"/>
-                <w:color w:val="000000"/>
-                <w:sz w:val="10"/>
-              </w:rPr>
-              <w:t xml:space="preserve">  category (for example Japanese 繰延資産). Prepaid expenses and long-term prepaid</w:t>
-              <w:br/>
-            </w:r>
-            <w:r>
-              <w:rPr>
-                <w:rFonts w:ascii="MS Mincho" w:hAnsi="MS Mincho" w:eastAsia="MS Mincho"/>
-                <w:color w:val="000000"/>
-                <w:sz w:val="10"/>
-              </w:rPr>
-              <w:t xml:space="preserve">  expenses (長期前払費用) remain in Other Current Assets or Other Fixed Assets;</w:t>
-              <w:br/>
-            </w:r>
-            <w:r>
-              <w:rPr>
-                <w:rFonts w:ascii="MS Mincho" w:hAnsi="MS Mincho" w:eastAsia="MS Mincho"/>
-                <w:color w:val="000000"/>
-                <w:sz w:val="10"/>
-              </w:rPr>
-              <w:t xml:space="preserve">  they are not Deferred Charges merely because their cost is recognized over time.</w:t>
-              <w:br/>
-            </w:r>
-            <w:r>
-              <w:rPr>
-                <w:rFonts w:ascii="MS Mincho" w:hAnsi="MS Mincho" w:eastAsia="MS Mincho"/>
-                <w:color w:val="000000"/>
-                <w:sz w:val="10"/>
-              </w:rPr>
-              <w:t xml:space="preserve">  When no deferred-charges category is presented and Total Assets equals Current</w:t>
-              <w:br/>
-            </w:r>
-            <w:r>
-              <w:rPr>
-                <w:rFonts w:ascii="MS Mincho" w:hAnsi="MS Mincho" w:eastAsia="MS Mincho"/>
-                <w:color w:val="000000"/>
-                <w:sz w:val="10"/>
-              </w:rPr>
-              <w:t xml:space="preserve">  Assets plus Fixed Assets, Deferred Charges is the established residual 0, not null.</w:t>
-              <w:br/>
-            </w:r>
-            <w:r>
-              <w:rPr>
-                <w:rFonts w:ascii="MS Mincho" w:hAnsi="MS Mincho" w:eastAsia="MS Mincho"/>
-                <w:color w:val="000000"/>
-                <w:sz w:val="10"/>
-              </w:rPr>
-              <w:t>- In a condensed statutory balance-sheet summary (貸借対照表の要旨), identify</w:t>
-              <w:br/>
-            </w:r>
-            <w:r>
-              <w:rPr>
-                <w:rFonts w:ascii="MS Mincho" w:hAnsi="MS Mincho" w:eastAsia="MS Mincho"/>
-                <w:color w:val="000000"/>
-                <w:sz w:val="10"/>
-              </w:rPr>
-              <w:t xml:space="preserve">  Total Assets by reconciliation, never by size or repetition: the assets total</w:t>
-              <w:br/>
-            </w:r>
-            <w:r>
-              <w:rPr>
-                <w:rFonts w:ascii="MS Mincho" w:hAnsi="MS Mincho" w:eastAsia="MS Mincho"/>
-                <w:color w:val="000000"/>
-                <w:sz w:val="10"/>
-              </w:rPr>
-              <w:t xml:space="preserve">  must equal the sum of the printed asset components AND equal liabilities plus</w:t>
-              <w:br/>
-            </w:r>
-            <w:r>
-              <w:rPr>
-                <w:rFonts w:ascii="MS Mincho" w:hAnsi="MS Mincho" w:eastAsia="MS Mincho"/>
-                <w:color w:val="000000"/>
-                <w:sz w:val="10"/>
-              </w:rPr>
-              <w:t xml:space="preserve">  net assets computed from the printed equity components. The largest printed</w:t>
-              <w:br/>
-            </w:r>
-            <w:r>
-              <w:rPr>
-                <w:rFonts w:ascii="MS Mincho" w:hAnsi="MS Mincho" w:eastAsia="MS Mincho"/>
-                <w:color w:val="000000"/>
-                <w:sz w:val="10"/>
-              </w:rPr>
-              <w:t xml:space="preserve">  figure is often a capital reserve, not the total, when the company carries an</w:t>
-              <w:br/>
-            </w:r>
-            <w:r>
-              <w:rPr>
-                <w:rFonts w:ascii="MS Mincho" w:hAnsi="MS Mincho" w:eastAsia="MS Mincho"/>
-                <w:color w:val="000000"/>
-                <w:sz w:val="10"/>
-              </w:rPr>
-              <w:t xml:space="preserve">  accumulated deficit, and equity sub-lines (資本剰余金 and its 資本準備金</w:t>
-              <w:br/>
-            </w:r>
-            <w:r>
-              <w:rPr>
-                <w:rFonts w:ascii="MS Mincho" w:hAnsi="MS Mincho" w:eastAsia="MS Mincho"/>
-                <w:color w:val="000000"/>
-                <w:sz w:val="10"/>
-              </w:rPr>
-              <w:t xml:space="preserve">  component) can legitimately print the same value twice.</w:t>
-              <w:br/>
-            </w:r>
-            <w:r>
-              <w:rPr>
-                <w:rFonts w:ascii="MS Mincho" w:hAnsi="MS Mincho" w:eastAsia="MS Mincho"/>
-                <w:color w:val="000000"/>
-                <w:sz w:val="10"/>
-              </w:rPr>
-              <w:t>- Before returning, check each subtotal against the sum of its components and</w:t>
-              <w:br/>
-            </w:r>
-            <w:r>
-              <w:rPr>
-                <w:rFonts w:ascii="MS Mincho" w:hAnsi="MS Mincho" w:eastAsia="MS Mincho"/>
-                <w:color w:val="000000"/>
-                <w:sz w:val="10"/>
-              </w:rPr>
-              <w:t xml:space="preserve">  check Total Assets against the total printed in the report. Allow only the</w:t>
-              <w:br/>
-            </w:r>
-            <w:r>
-              <w:rPr>
-                <w:rFonts w:ascii="MS Mincho" w:hAnsi="MS Mincho" w:eastAsia="MS Mincho"/>
-                <w:color w:val="000000"/>
-                <w:sz w:val="10"/>
-              </w:rPr>
-              <w:t xml:space="preserve">  small arithmetic difference mathematically possible when the report prints</w:t>
-              <w:br/>
-            </w:r>
-            <w:r>
-              <w:rPr>
-                <w:rFonts w:ascii="MS Mincho" w:hAnsi="MS Mincho" w:eastAsia="MS Mincho"/>
-                <w:color w:val="000000"/>
-                <w:sz w:val="10"/>
-              </w:rPr>
-              <w:t xml:space="preserve">  each line in rounded whole millions; do not alter a printed line to force it.</w:t>
-              <w:br/>
-            </w:r>
-            <w:r>
-              <w:rPr>
-                <w:rFonts w:ascii="MS Mincho" w:hAnsi="MS Mincho" w:eastAsia="MS Mincho"/>
-                <w:color w:val="000000"/>
-                <w:sz w:val="10"/>
-              </w:rPr>
-              <w:t xml:space="preserve">  Otherwise, revisit the component rows rather than forcing the subtotal.</w:t>
-              <w:br/>
-            </w:r>
-            <w:r>
-              <w:rPr>
-                <w:rFonts w:ascii="MS Mincho" w:hAnsi="MS Mincho" w:eastAsia="MS Mincho"/>
-                <w:color w:val="000000"/>
-                <w:sz w:val="10"/>
-              </w:rPr>
-              <w:br/>
-            </w:r>
-            <w:r>
-              <w:rPr>
-                <w:rFonts w:ascii="MS Mincho" w:hAnsi="MS Mincho" w:eastAsia="MS Mincho"/>
-                <w:color w:val="000000"/>
-                <w:sz w:val="10"/>
-              </w:rPr>
-              <w:t>OUTPUT CONTRACT</w:t>
-              <w:br/>
-            </w:r>
-            <w:r>
-              <w:rPr>
-                <w:rFonts w:ascii="MS Mincho" w:hAnsi="MS Mincho" w:eastAsia="MS Mincho"/>
-                <w:color w:val="000000"/>
-                <w:sz w:val="10"/>
-              </w:rPr>
-              <w:br/>
-            </w:r>
-            <w:r>
-              <w:rPr>
-                <w:rFonts w:ascii="MS Mincho" w:hAnsi="MS Mincho" w:eastAsia="MS Mincho"/>
-                <w:color w:val="000000"/>
-                <w:sz w:val="10"/>
-              </w:rPr>
-              <w:t>Return exactly one JSON object with this shape:</w:t>
-              <w:br/>
-            </w:r>
-            <w:r>
-              <w:rPr>
-                <w:rFonts w:ascii="MS Mincho" w:hAnsi="MS Mincho" w:eastAsia="MS Mincho"/>
-                <w:color w:val="000000"/>
-                <w:sz w:val="10"/>
-              </w:rPr>
-              <w:br/>
-            </w:r>
-            <w:r>
-              <w:rPr>
-                <w:rFonts w:ascii="MS Mincho" w:hAnsi="MS Mincho" w:eastAsia="MS Mincho"/>
-                <w:color w:val="000000"/>
-                <w:sz w:val="10"/>
-              </w:rPr>
-              <w:t>{</w:t>
-              <w:br/>
-            </w:r>
-            <w:r>
-              <w:rPr>
-                <w:rFonts w:ascii="MS Mincho" w:hAnsi="MS Mincho" w:eastAsia="MS Mincho"/>
-                <w:color w:val="000000"/>
-                <w:sz w:val="10"/>
-              </w:rPr>
-              <w:t xml:space="preserve">  "detected_fiscal_year": "YYYY",</w:t>
-              <w:br/>
-            </w:r>
-            <w:r>
-              <w:rPr>
-                <w:rFonts w:ascii="MS Mincho" w:hAnsi="MS Mincho" w:eastAsia="MS Mincho"/>
-                <w:color w:val="000000"/>
-                <w:sz w:val="10"/>
-              </w:rPr>
-              <w:t xml:space="preserve">  "rows": [</w:t>
-              <w:br/>
-            </w:r>
-            <w:r>
-              <w:rPr>
-                <w:rFonts w:ascii="MS Mincho" w:hAnsi="MS Mincho" w:eastAsia="MS Mincho"/>
-                <w:color w:val="000000"/>
-                <w:sz w:val="10"/>
-              </w:rPr>
-              <w:t xml:space="preserve">    {</w:t>
-              <w:br/>
-            </w:r>
-            <w:r>
-              <w:rPr>
-                <w:rFonts w:ascii="MS Mincho" w:hAnsi="MS Mincho" w:eastAsia="MS Mincho"/>
-                <w:color w:val="000000"/>
-                <w:sz w:val="10"/>
-              </w:rPr>
-              <w:t xml:space="preserve">      "item": "Current Assets",</w:t>
-              <w:br/>
-            </w:r>
-            <w:r>
-              <w:rPr>
-                <w:rFonts w:ascii="MS Mincho" w:hAnsi="MS Mincho" w:eastAsia="MS Mincho"/>
-                <w:color w:val="000000"/>
-                <w:sz w:val="10"/>
-              </w:rPr>
-              <w:t xml:space="preserve">      "answer_m_usd": 9999,</w:t>
-              <w:br/>
-            </w:r>
-            <w:r>
-              <w:rPr>
-                <w:rFonts w:ascii="MS Mincho" w:hAnsi="MS Mincho" w:eastAsia="MS Mincho"/>
-                <w:color w:val="000000"/>
-                <w:sz w:val="10"/>
-              </w:rPr>
-              <w:t xml:space="preserve">      "confidence": 0.92,</w:t>
-              <w:br/>
-            </w:r>
-            <w:r>
-              <w:rPr>
-                <w:rFonts w:ascii="MS Mincho" w:hAnsi="MS Mincho" w:eastAsia="MS Mincho"/>
-                <w:color w:val="000000"/>
-                <w:sz w:val="10"/>
-              </w:rPr>
-              <w:t xml:space="preserve">      "source_page": 42,</w:t>
-              <w:br/>
-            </w:r>
-            <w:r>
-              <w:rPr>
-                <w:rFonts w:ascii="MS Mincho" w:hAnsi="MS Mincho" w:eastAsia="MS Mincho"/>
-                <w:color w:val="000000"/>
-                <w:sz w:val="10"/>
-              </w:rPr>
-              <w:t xml:space="preserve">      "source_label": "the line label used in the report",</w:t>
-              <w:br/>
-            </w:r>
-            <w:r>
-              <w:rPr>
-                <w:rFonts w:ascii="MS Mincho" w:hAnsi="MS Mincho" w:eastAsia="MS Mincho"/>
-                <w:color w:val="000000"/>
-                <w:sz w:val="10"/>
-              </w:rPr>
-              <w:t xml:space="preserve">      "evidence": "short supporting quote or explanation"</w:t>
-              <w:br/>
-            </w:r>
-            <w:r>
-              <w:rPr>
-                <w:rFonts w:ascii="MS Mincho" w:hAnsi="MS Mincho" w:eastAsia="MS Mincho"/>
-                <w:color w:val="000000"/>
-                <w:sz w:val="10"/>
-              </w:rPr>
-              <w:t xml:space="preserve">    }</w:t>
-              <w:br/>
-            </w:r>
-            <w:r>
-              <w:rPr>
-                <w:rFonts w:ascii="MS Mincho" w:hAnsi="MS Mincho" w:eastAsia="MS Mincho"/>
-                <w:color w:val="000000"/>
-                <w:sz w:val="10"/>
-              </w:rPr>
-              <w:t xml:space="preserve">  ]</w:t>
-              <w:br/>
-            </w:r>
-            <w:r>
-              <w:rPr>
-                <w:rFonts w:ascii="MS Mincho" w:hAnsi="MS Mincho" w:eastAsia="MS Mincho"/>
-                <w:color w:val="000000"/>
-                <w:sz w:val="10"/>
-              </w:rPr>
-              <w:t>}</w:t>
-              <w:br/>
-            </w:r>
-            <w:r>
-              <w:rPr>
-                <w:rFonts w:ascii="MS Mincho" w:hAnsi="MS Mincho" w:eastAsia="MS Mincho"/>
-                <w:color w:val="000000"/>
-                <w:sz w:val="10"/>
-              </w:rPr>
-              <w:br/>
-            </w:r>
-            <w:r>
-              <w:rPr>
-                <w:rFonts w:ascii="MS Mincho" w:hAnsi="MS Mincho" w:eastAsia="MS Mincho"/>
-                <w:color w:val="000000"/>
-                <w:sz w:val="10"/>
-              </w:rPr>
-              <w:t>Requirements:</w:t>
-              <w:br/>
-            </w:r>
-            <w:r>
-              <w:rPr>
-                <w:rFonts w:ascii="MS Mincho" w:hAnsi="MS Mincho" w:eastAsia="MS Mincho"/>
-                <w:color w:val="000000"/>
-                <w:sz w:val="10"/>
-              </w:rPr>
-              <w:t>- "detected_fiscal_year" is a 4-digit year string.</w:t>
-              <w:br/>
-            </w:r>
-            <w:r>
-              <w:rPr>
-                <w:rFonts w:ascii="MS Mincho" w:hAnsi="MS Mincho" w:eastAsia="MS Mincho"/>
-                <w:color w:val="000000"/>
-                <w:sz w:val="10"/>
-              </w:rPr>
-              <w:t>- "rows" contains exactly 27 objects, one per TARGET_SCHEMA item,</w:t>
-              <w:br/>
-            </w:r>
-            <w:r>
-              <w:rPr>
-                <w:rFonts w:ascii="MS Mincho" w:hAnsi="MS Mincho" w:eastAsia="MS Mincho"/>
-                <w:color w:val="000000"/>
-                <w:sz w:val="10"/>
-              </w:rPr>
-              <w:t xml:space="preserve">  in TARGET_SCHEMA order, with "item" copied verbatim from TARGET_SCHEMA.</w:t>
-              <w:br/>
-            </w:r>
-            <w:r>
-              <w:rPr>
-                <w:rFonts w:ascii="MS Mincho" w:hAnsi="MS Mincho" w:eastAsia="MS Mincho"/>
-                <w:color w:val="000000"/>
-                <w:sz w:val="10"/>
-              </w:rPr>
-              <w:t>- "answer_m_usd" is a JSON number in the OUTPUT UNIT declared by the user message,</w:t>
-              <w:br/>
-            </w:r>
-            <w:r>
-              <w:rPr>
-                <w:rFonts w:ascii="MS Mincho" w:hAnsi="MS Mincho" w:eastAsia="MS Mincho"/>
-                <w:color w:val="000000"/>
-                <w:sz w:val="10"/>
-              </w:rPr>
-              <w:t xml:space="preserve">  or null. The field name is retained for API compatibility and does not authorize</w:t>
-              <w:br/>
-            </w:r>
-            <w:r>
-              <w:rPr>
-                <w:rFonts w:ascii="MS Mincho" w:hAnsi="MS Mincho" w:eastAsia="MS Mincho"/>
-                <w:color w:val="000000"/>
-                <w:sz w:val="10"/>
-              </w:rPr>
-              <w:t xml:space="preserve">  currency conversion. No thousands separators, no currency symbols, no</w:t>
-              <w:br/>
-            </w:r>
-            <w:r>
-              <w:rPr>
-                <w:rFonts w:ascii="MS Mincho" w:hAnsi="MS Mincho" w:eastAsia="MS Mincho"/>
-                <w:color w:val="000000"/>
-                <w:sz w:val="10"/>
-              </w:rPr>
-              <w:t xml:space="preserve">  parentheses; write negatives with a leading minus sign.</w:t>
-              <w:br/>
-            </w:r>
-            <w:r>
-              <w:rPr>
-                <w:rFonts w:ascii="MS Mincho" w:hAnsi="MS Mincho" w:eastAsia="MS Mincho"/>
-                <w:color w:val="000000"/>
-                <w:sz w:val="10"/>
-              </w:rPr>
-              <w:t>- "confidence" is a JSON number between 0.0 and 1.0.</w:t>
-              <w:br/>
-            </w:r>
-            <w:r>
-              <w:rPr>
-                <w:rFonts w:ascii="MS Mincho" w:hAnsi="MS Mincho" w:eastAsia="MS Mincho"/>
-                <w:color w:val="000000"/>
-                <w:sz w:val="10"/>
-              </w:rPr>
-              <w:t>- "source_page" is an integer PDF page number or null.</w:t>
-              <w:br/>
-            </w:r>
-            <w:r>
-              <w:rPr>
-                <w:rFonts w:ascii="MS Mincho" w:hAnsi="MS Mincho" w:eastAsia="MS Mincho"/>
-                <w:color w:val="000000"/>
-                <w:sz w:val="10"/>
-              </w:rPr>
-              <w:t>- "source_label" is the line label used in the report, or null.</w:t>
-              <w:br/>
-            </w:r>
-            <w:r>
-              <w:rPr>
-                <w:rFonts w:ascii="MS Mincho" w:hAnsi="MS Mincho" w:eastAsia="MS Mincho"/>
-                <w:color w:val="000000"/>
-                <w:sz w:val="10"/>
-              </w:rPr>
-              <w:t>- "evidence" is a short supporting string, or null.</w:t>
-              <w:br/>
-            </w:r>
-            <w:r>
-              <w:rPr>
-                <w:rFonts w:ascii="MS Mincho" w:hAnsi="MS Mincho" w:eastAsia="MS Mincho"/>
-                <w:color w:val="000000"/>
-                <w:sz w:val="10"/>
-              </w:rPr>
-              <w:t>- Return JSON only. No Markdown fences, no prose outside the JSON.</w:t>
+              <w:t xml:space="preserve">        # page 0 to 1 and then labelled every later page one page early.</w:t>
             </w:r>
           </w:p>
         </w:tc>
@@ -17044,168 +18525,23 @@
     </w:tbl>
     <w:p>
       <w:pPr>
-        <w:pStyle w:val="Heading3"/>
-        <w:keepNext/>
-        <w:pageBreakBefore/>
-      </w:pPr>
-      <w:r>
-        <w:rPr>
-          <w:rFonts w:ascii="MS Mincho" w:hAnsi="MS Mincho" w:eastAsia="MS Mincho"/>
-          <w:color w:val="000000"/>
-          <w:sz w:val="22"/>
-        </w:rPr>
-        <w:t>D.2 主要ソースコード</w:t>
-      </w:r>
-    </w:p>
-    <w:p>
-      <w:pPr>
-        <w:spacing w:line="324" w:lineRule="auto"/>
-      </w:pPr>
-      <w:r>
-        <w:rPr>
-          <w:lang w:val="ja-JP" w:eastAsia="ja-JP"/>
-        </w:rPr>
-        <w:lastRenderedPageBreak/>
-        <w:t>戦略三の中心となる処理は、</w:t>
-      </w:r>
-      <w:r>
-        <w:rPr>
-          <w:lang w:eastAsia="ja-JP"/>
-        </w:rPr>
-        <w:t>`extraction.py`</w:t>
-      </w:r>
-      <w:r>
-        <w:rPr>
-          <w:lang w:val="ja-JP" w:eastAsia="ja-JP"/>
-        </w:rPr>
-        <w:t>、</w:t>
-      </w:r>
-      <w:r>
-        <w:rPr>
-          <w:lang w:eastAsia="ja-JP"/>
-        </w:rPr>
-        <w:t>`intelligent_scan.py`</w:t>
-      </w:r>
-      <w:r>
-        <w:rPr>
-          <w:lang w:val="ja-JP" w:eastAsia="ja-JP"/>
-        </w:rPr>
-        <w:t>、</w:t>
-      </w:r>
-      <w:r>
-        <w:rPr>
-          <w:lang w:eastAsia="ja-JP"/>
-        </w:rPr>
-        <w:t>`pipeline.py`</w:t>
-      </w:r>
-      <w:r>
-        <w:rPr>
-          <w:lang w:val="ja-JP" w:eastAsia="ja-JP"/>
-        </w:rPr>
-        <w:t>、</w:t>
-      </w:r>
-      <w:r>
-        <w:rPr>
-          <w:lang w:eastAsia="ja-JP"/>
-        </w:rPr>
-        <w:t>`prompts.py`</w:t>
-      </w:r>
-      <w:r>
-        <w:rPr>
-          <w:lang w:val="ja-JP" w:eastAsia="ja-JP"/>
-        </w:rPr>
-        <w:t>に実装した。主要な流れを示す抜粋は次のとおりである。</w:t>
-      </w:r>
-    </w:p>
-    <w:p>
-      <w:pPr>
-        <w:spacing w:line="324" w:lineRule="auto"/>
-        <w:rPr>
-          <w:lang w:eastAsia="ja-JP"/>
-        </w:rPr>
-      </w:pPr>
-      <w:r>
-        <w:rPr>
-          <w:lang w:eastAsia="ja-JP"/>
-        </w:rPr>
-        <w:t>`select_evidence_pages`</w:t>
-      </w:r>
-      <w:r>
-        <w:rPr>
-          <w:lang w:val="ja-JP" w:eastAsia="ja-JP"/>
-        </w:rPr>
-        <w:t>は完全なページを採点して</w:t>
-      </w:r>
-      <w:r>
-        <w:rPr>
-          <w:lang w:eastAsia="ja-JP"/>
-        </w:rPr>
-        <w:t>3</w:t>
-      </w:r>
-      <w:r>
-        <w:rPr>
-          <w:lang w:val="ja-JP" w:eastAsia="ja-JP"/>
-        </w:rPr>
-        <w:t>〜</w:t>
-      </w:r>
-      <w:r>
-        <w:rPr>
-          <w:lang w:eastAsia="ja-JP"/>
-        </w:rPr>
-        <w:t>5</w:t>
-      </w:r>
-      <w:r>
-        <w:rPr>
-          <w:lang w:val="ja-JP" w:eastAsia="ja-JP"/>
-        </w:rPr>
-        <w:t>ページを選ぶ。</w:t>
-      </w:r>
-      <w:r>
-        <w:rPr>
-          <w:lang w:eastAsia="ja-JP"/>
-        </w:rPr>
-        <w:t>`parse_and_validate`</w:t>
-      </w:r>
-      <w:r>
-        <w:rPr>
-          <w:lang w:val="ja-JP" w:eastAsia="ja-JP"/>
-        </w:rPr>
-        <w:t>は</w:t>
-      </w:r>
-      <w:r>
-        <w:rPr>
-          <w:lang w:eastAsia="ja-JP"/>
-        </w:rPr>
-        <w:t>JSON</w:t>
-      </w:r>
-      <w:r>
-        <w:rPr>
-          <w:lang w:val="ja-JP" w:eastAsia="ja-JP"/>
-        </w:rPr>
-        <w:t>を固定契約へ合わせる。`derive_identity_values`と`reconcile`は、正解表を参照せずに算術整合性を確認する。</w:t>
-      </w:r>
-    </w:p>
-    <w:p>
-      <w:pPr>
         <w:keepNext/>
         <w:spacing w:before="140" w:after="60"/>
       </w:pPr>
       <w:r>
         <w:rPr>
-          <w:rFonts w:ascii="MS Mincho" w:hAnsi="MS Mincho" w:eastAsia="MS Mincho"/>
           <w:b/>
-          <w:color w:val="000000"/>
           <w:sz w:val="18"/>
         </w:rPr>
-        <w:t>extraction.py — PDF Inspectorによるページ解析</w:t>
+        <w:t>intelligent_scan.py — 根拠ページの決定論的選択</w:t>
       </w:r>
     </w:p>
     <w:tbl>
       <w:tblPr>
-        <w:tblW w:type="auto" w:w="0"/>
+        <w:tblW w:w="0" w:type="auto"/>
         <w:jc w:val="center"/>
         <w:tblLayout w:type="fixed"/>
-        <w:tblLook w:firstColumn="1" w:firstRow="1" w:lastColumn="0" w:lastRow="0" w:noHBand="0" w:noVBand="1" w:val="04A0"/>
+        <w:tblLook w:val="04A0" w:firstRow="1" w:lastRow="0" w:firstColumn="1" w:lastColumn="0" w:noHBand="0" w:noVBand="1"/>
       </w:tblPr>
       <w:tblGrid>
         <w:gridCol w:w="9000"/>
@@ -17213,235 +18549,216 @@
       <w:tr>
         <w:trPr>
           <w:cantSplit/>
+          <w:jc w:val="center"/>
         </w:trPr>
         <w:tc>
           <w:tcPr>
-            <w:tcW w:type="dxa" w:w="9000"/>
+            <w:tcW w:w="9000" w:type="dxa"/>
+            <w:shd w:val="clear" w:color="auto" w:fill="F2F3F5"/>
             <w:tcMar>
               <w:top w:w="75" w:type="dxa"/>
-              <w:start w:w="75" w:type="dxa"/>
+              <w:left w:w="75" w:type="dxa"/>
               <w:bottom w:w="75" w:type="dxa"/>
-              <w:end w:w="75" w:type="dxa"/>
-            </w:tcMar>
-            <w:shd w:fill="F2F3F5"/>
+              <w:right w:w="75" w:type="dxa"/>
+            </w:tcMar>
           </w:tcPr>
           <w:p>
             <w:pPr>
               <w:keepLines/>
-              <w:spacing w:before="0" w:after="0" w:line="168" w:lineRule="exact"/>
-            </w:pPr>
-            <w:r/>
-            <w:r>
-              <w:rPr>
-                <w:rFonts w:ascii="MS Mincho" w:hAnsi="MS Mincho" w:eastAsia="MS Mincho"/>
-                <w:color w:val="000000"/>
-                <w:sz w:val="14"/>
-              </w:rPr>
-              <w:t>def extract_with_pdf_inspector(pdf_path: Path) -&gt; ExtractedText:</w:t>
+              <w:spacing w:after="0" w:line="168" w:lineRule="exact"/>
+            </w:pPr>
+            <w:r>
+              <w:rPr>
+                <w:szCs w:val="40"/>
+              </w:rPr>
+              <w:t>def select_evidence_pages(</w:t>
+            </w:r>
+            <w:r>
+              <w:rPr>
+                <w:szCs w:val="40"/>
+              </w:rPr>
               <w:br/>
-            </w:r>
-            <w:r>
-              <w:rPr>
-                <w:rFonts w:ascii="MS Mincho" w:hAnsi="MS Mincho" w:eastAsia="MS Mincho"/>
-                <w:color w:val="000000"/>
-                <w:sz w:val="14"/>
-              </w:rPr>
-              <w:t xml:space="preserve">    """</w:t>
+              <w:t xml:space="preserve">    pages: list[tuple[int, str]],</w:t>
+            </w:r>
+            <w:r>
+              <w:rPr>
+                <w:szCs w:val="40"/>
+              </w:rPr>
               <w:br/>
-            </w:r>
-            <w:r>
-              <w:rPr>
-                <w:rFonts w:ascii="MS Mincho" w:hAnsi="MS Mincho" w:eastAsia="MS Mincho"/>
-                <w:color w:val="000000"/>
-                <w:sz w:val="14"/>
-              </w:rPr>
-              <w:t xml:space="preserve">    Firecrawl's pdf-inspector: Rust, position-aware, no OCR, no network.</w:t>
+              <w:t xml:space="preserve">    *,</w:t>
+            </w:r>
+            <w:r>
+              <w:rPr>
+                <w:szCs w:val="40"/>
+              </w:rPr>
               <w:br/>
-            </w:r>
-            <w:r>
-              <w:rPr>
-                <w:rFonts w:ascii="MS Mincho" w:hAnsi="MS Mincho" w:eastAsia="MS Mincho"/>
-                <w:color w:val="000000"/>
-                <w:sz w:val="14"/>
+              <w:t xml:space="preserve">    pages_with_tables: Iterable[Any] | None = None,</w:t>
+            </w:r>
+            <w:r>
+              <w:rPr>
+                <w:szCs w:val="40"/>
               </w:rPr>
               <w:br/>
-            </w:r>
-            <w:r>
-              <w:rPr>
-                <w:rFonts w:ascii="MS Mincho" w:hAnsi="MS Mincho" w:eastAsia="MS Mincho"/>
-                <w:color w:val="000000"/>
-                <w:sz w:val="14"/>
-              </w:rPr>
-              <w:t xml:space="preserve">    It also classifies the document (text_based / scanned / image_based /</w:t>
+              <w:t xml:space="preserve">    pages_with_columns: Iterable[Any] | None = None,</w:t>
+            </w:r>
+            <w:r>
+              <w:rPr>
+                <w:szCs w:val="40"/>
+              </w:rPr>
               <w:br/>
-            </w:r>
-            <w:r>
-              <w:rPr>
-                <w:rFonts w:ascii="MS Mincho" w:hAnsi="MS Mincho" w:eastAsia="MS Mincho"/>
-                <w:color w:val="000000"/>
-                <w:sz w:val="14"/>
-              </w:rPr>
-              <w:t xml:space="preserve">    mixed), which is recorded as a warning when the class is not text_based —</w:t>
+              <w:t xml:space="preserve">    minimum_pages: int = 3,</w:t>
+            </w:r>
+            <w:r>
+              <w:rPr>
+                <w:szCs w:val="40"/>
+              </w:rPr>
               <w:br/>
-            </w:r>
-            <w:r>
-              <w:rPr>
-                <w:rFonts w:ascii="MS Mincho" w:hAnsi="MS Mincho" w:eastAsia="MS Mincho"/>
-                <w:color w:val="000000"/>
-                <w:sz w:val="14"/>
-              </w:rPr>
-              <w:t xml:space="preserve">    that is the same defect `garble_ratio` catches, detected up front.</w:t>
+              <w:t xml:space="preserve">    maximum_pages: int = 5,</w:t>
+            </w:r>
+            <w:r>
+              <w:rPr>
+                <w:szCs w:val="40"/>
+              </w:rPr>
               <w:br/>
-            </w:r>
-            <w:r>
-              <w:rPr>
-                <w:rFonts w:ascii="MS Mincho" w:hAnsi="MS Mincho" w:eastAsia="MS Mincho"/>
-                <w:color w:val="000000"/>
-                <w:sz w:val="14"/>
-              </w:rPr>
-              <w:t xml:space="preserve">    """</w:t>
+              <w:t>) -&gt; tuple[list[tuple[int, str]], dict[str, Any]]:</w:t>
+            </w:r>
+            <w:r>
+              <w:rPr>
+                <w:szCs w:val="40"/>
+              </w:rPr>
               <w:br/>
-            </w:r>
-            <w:r>
-              <w:rPr>
-                <w:rFonts w:ascii="MS Mincho" w:hAnsi="MS Mincho" w:eastAsia="MS Mincho"/>
-                <w:color w:val="000000"/>
-                <w:sz w:val="14"/>
-              </w:rPr>
-              <w:t xml:space="preserve">    try:</w:t>
+              <w:t xml:space="preserve">    """Select three to five whole pages and return full scoring diagnostics."""</w:t>
+            </w:r>
+            <w:r>
+              <w:rPr>
+                <w:szCs w:val="40"/>
+              </w:rPr>
               <w:br/>
-            </w:r>
-            <w:r>
-              <w:rPr>
-                <w:rFonts w:ascii="MS Mincho" w:hAnsi="MS Mincho" w:eastAsia="MS Mincho"/>
-                <w:color w:val="000000"/>
-                <w:sz w:val="14"/>
-              </w:rPr>
-              <w:t xml:space="preserve">        import pdf_inspector</w:t>
+              <w:t xml:space="preserve">    ranked = score_pages(</w:t>
+            </w:r>
+            <w:r>
+              <w:rPr>
+                <w:szCs w:val="40"/>
+              </w:rPr>
               <w:br/>
-            </w:r>
-            <w:r>
-              <w:rPr>
-                <w:rFonts w:ascii="MS Mincho" w:hAnsi="MS Mincho" w:eastAsia="MS Mincho"/>
-                <w:color w:val="000000"/>
-                <w:sz w:val="14"/>
-              </w:rPr>
-              <w:t xml:space="preserve">    except ImportError as exc:  # pragma: no cover - depends on install</w:t>
+              <w:t xml:space="preserve">        pages,</w:t>
+            </w:r>
+            <w:r>
+              <w:rPr>
+                <w:szCs w:val="40"/>
+              </w:rPr>
               <w:br/>
-            </w:r>
-            <w:r>
-              <w:rPr>
-                <w:rFonts w:ascii="MS Mincho" w:hAnsi="MS Mincho" w:eastAsia="MS Mincho"/>
-                <w:color w:val="000000"/>
-                <w:sz w:val="14"/>
-              </w:rPr>
-              <w:t xml:space="preserve">        raise RuntimeError("pdf-inspector is not installed. Run: pip install pdf-inspector") from exc</w:t>
+              <w:t xml:space="preserve">        pages_with_tables=pages_with_tables,</w:t>
+            </w:r>
+            <w:r>
+              <w:rPr>
+                <w:szCs w:val="40"/>
+              </w:rPr>
               <w:br/>
-            </w:r>
-            <w:r>
-              <w:rPr>
-                <w:rFonts w:ascii="MS Mincho" w:hAnsi="MS Mincho" w:eastAsia="MS Mincho"/>
-                <w:color w:val="000000"/>
-                <w:sz w:val="14"/>
+              <w:t xml:space="preserve">        pages_with_columns=pages_with_columns,</w:t>
+            </w:r>
+            <w:r>
+              <w:rPr>
+                <w:szCs w:val="40"/>
               </w:rPr>
               <w:br/>
-            </w:r>
-            <w:r>
-              <w:rPr>
-                <w:rFonts w:ascii="MS Mincho" w:hAnsi="MS Mincho" w:eastAsia="MS Mincho"/>
-                <w:color w:val="000000"/>
-                <w:sz w:val="14"/>
-              </w:rPr>
-              <w:t xml:space="preserve">    pages_result = pdf_inspector.extract_pages_markdown(str(pdf_path))</w:t>
+              <w:t xml:space="preserve">    )</w:t>
+            </w:r>
+            <w:r>
+              <w:rPr>
+                <w:szCs w:val="40"/>
+              </w:rPr>
               <w:br/>
-            </w:r>
-            <w:r>
-              <w:rPr>
-                <w:rFonts w:ascii="MS Mincho" w:hAnsi="MS Mincho" w:eastAsia="MS Mincho"/>
-                <w:color w:val="000000"/>
-                <w:sz w:val="14"/>
-              </w:rPr>
-              <w:t xml:space="preserve">    raw_pages = getattr(pages_result, "pages", pages_result)</w:t>
+              <w:t xml:space="preserve">    if not ranked:</w:t>
+            </w:r>
+            <w:r>
+              <w:rPr>
+                <w:szCs w:val="40"/>
+              </w:rPr>
               <w:br/>
-            </w:r>
-            <w:r>
-              <w:rPr>
-                <w:rFonts w:ascii="MS Mincho" w:hAnsi="MS Mincho" w:eastAsia="MS Mincho"/>
-                <w:color w:val="000000"/>
-                <w:sz w:val="14"/>
+              <w:t xml:space="preserve">        return [], {"selected_pages": [], "ranked_pages": [], "fallback": "no_readable_pages"}</w:t>
+            </w:r>
+            <w:r>
+              <w:rPr>
+                <w:szCs w:val="40"/>
               </w:rPr>
               <w:br/>
             </w:r>
             <w:r>
               <w:rPr>
-                <w:rFonts w:ascii="MS Mincho" w:hAnsi="MS Mincho" w:eastAsia="MS Mincho"/>
-                <w:color w:val="000000"/>
-                <w:sz w:val="14"/>
-              </w:rPr>
-              <w:t xml:space="preserve">    pages: list[tuple[int, str]] = []</w:t>
+                <w:szCs w:val="40"/>
+              </w:rPr>
               <w:br/>
-            </w:r>
-            <w:r>
-              <w:rPr>
-                <w:rFonts w:ascii="MS Mincho" w:hAnsi="MS Mincho" w:eastAsia="MS Mincho"/>
-                <w:color w:val="000000"/>
-                <w:sz w:val="14"/>
-              </w:rPr>
-              <w:t xml:space="preserve">    for index, page in enumerate(raw_pages, start=1):</w:t>
+              <w:t xml:space="preserve">    upper = min(maximum_pages, len(ranked))</w:t>
+            </w:r>
+            <w:r>
+              <w:rPr>
+                <w:szCs w:val="40"/>
+              </w:rPr>
               <w:br/>
-            </w:r>
-            <w:r>
-              <w:rPr>
-                <w:rFonts w:ascii="MS Mincho" w:hAnsi="MS Mincho" w:eastAsia="MS Mincho"/>
-                <w:color w:val="000000"/>
-                <w:sz w:val="14"/>
-              </w:rPr>
-              <w:t xml:space="preserve">        body = getattr(page, "markdown", None)</w:t>
+              <w:t xml:space="preserve">    lower = min(minimum_pages, upper)</w:t>
+            </w:r>
+            <w:r>
+              <w:rPr>
+                <w:szCs w:val="40"/>
+              </w:rPr>
               <w:br/>
-            </w:r>
-            <w:r>
-              <w:rPr>
-                <w:rFonts w:ascii="MS Mincho" w:hAnsi="MS Mincho" w:eastAsia="MS Mincho"/>
-                <w:color w:val="000000"/>
-                <w:sz w:val="14"/>
-              </w:rPr>
-              <w:t xml:space="preserve">        if body is None:</w:t>
+              <w:t xml:space="preserve">    selected_count = lower</w:t>
+            </w:r>
+            <w:r>
+              <w:rPr>
+                <w:szCs w:val="40"/>
+              </w:rPr>
               <w:br/>
-            </w:r>
-            <w:r>
-              <w:rPr>
-                <w:rFonts w:ascii="MS Mincho" w:hAnsi="MS Mincho" w:eastAsia="MS Mincho"/>
-                <w:color w:val="000000"/>
-                <w:sz w:val="14"/>
-              </w:rPr>
-              <w:t xml:space="preserve">            body = getattr(page, "text", "") or ""</w:t>
+              <w:t xml:space="preserve">    # Pages four and five are retained when they still carry a meaningful</w:t>
+            </w:r>
+            <w:r>
+              <w:rPr>
+                <w:szCs w:val="40"/>
+              </w:rPr>
               <w:br/>
-            </w:r>
-            <w:r>
-              <w:rPr>
-                <w:rFonts w:ascii="MS Mincho" w:hAnsi="MS Mincho" w:eastAsia="MS Mincho"/>
-                <w:color w:val="000000"/>
-                <w:sz w:val="14"/>
-              </w:rPr>
-              <w:t xml:space="preserve">        # `page_number` is one-based when available; the library's `page`</w:t>
+              <w:t xml:space="preserve">    # fraction of the third page's signal.  This keeps packets compact without</w:t>
+            </w:r>
+            <w:r>
+              <w:rPr>
+                <w:szCs w:val="40"/>
+              </w:rPr>
               <w:br/>
-            </w:r>
-            <w:r>
-              <w:rPr>
-                <w:rFonts w:ascii="MS Mincho" w:hAnsi="MS Mincho" w:eastAsia="MS Mincho"/>
-                <w:color w:val="000000"/>
-                <w:sz w:val="14"/>
-              </w:rPr>
-              <w:t xml:space="preserve">        # fallback is a zero-based index. The old truthy `or` chain collapsed</w:t>
+              <w:t xml:space="preserve">    # making every annual report an unconditional five-page prompt.</w:t>
+            </w:r>
+            <w:r>
+              <w:rPr>
+                <w:szCs w:val="40"/>
+              </w:rPr>
               <w:br/>
-            </w:r>
-            <w:r>
-              <w:rPr>
-                <w:rFonts w:ascii="MS Mincho" w:hAnsi="MS Mincho" w:eastAsia="MS Mincho"/>
-                <w:color w:val="000000"/>
-                <w:sz w:val="14"/>
-              </w:rPr>
-              <w:t xml:space="preserve">        # page 0 to 1 and then labelled every later page one page early.</w:t>
+              <w:t xml:space="preserve">    reference_score = max(1.0, float(ranked[lower - 1]["score"]))</w:t>
+            </w:r>
+            <w:r>
+              <w:rPr>
+                <w:szCs w:val="40"/>
+              </w:rPr>
+              <w:br/>
+              <w:t xml:space="preserve">    while selected_count &lt; upper and float(ranked[selected_count]["score"]) &gt;= reference_score * 0.45:</w:t>
+            </w:r>
+            <w:r>
+              <w:rPr>
+                <w:szCs w:val="40"/>
+              </w:rPr>
+              <w:br/>
+              <w:t xml:space="preserve">        selected_count += 1</w:t>
+            </w:r>
+            <w:r>
+              <w:rPr>
+                <w:szCs w:val="40"/>
+              </w:rPr>
+              <w:br/>
+            </w:r>
+            <w:r>
+              <w:rPr>
+                <w:szCs w:val="40"/>
+              </w:rPr>
+              <w:br/>
+              <w:t xml:space="preserve">    selected_ranked = ranked[:selected_count]</w:t>
             </w:r>
           </w:p>
         </w:tc>
@@ -17454,293 +18771,213 @@
       </w:pPr>
       <w:r>
         <w:rPr>
-          <w:rFonts w:ascii="MS Mincho" w:hAnsi="MS Mincho" w:eastAsia="MS Mincho"/>
           <w:b/>
-          <w:color w:val="000000"/>
           <w:sz w:val="18"/>
         </w:rPr>
-        <w:t>intelligent_scan.py — 根拠ページの決定論的選択</w:t>
+        <w:lastRenderedPageBreak/>
+        <w:t>pipeline.py — 出力契約の検証</w:t>
       </w:r>
     </w:p>
     <w:tbl>
       <w:tblPr>
-        <w:tblW w:type="auto" w:w="0"/>
+        <w:tblW w:w="0" w:type="auto"/>
         <w:jc w:val="center"/>
         <w:tblLayout w:type="fixed"/>
-        <w:tblLook w:firstColumn="1" w:firstRow="1" w:lastColumn="0" w:lastRow="0" w:noHBand="0" w:noVBand="1" w:val="04A0"/>
+        <w:tblLook w:val="04A0" w:firstRow="1" w:lastRow="0" w:firstColumn="1" w:lastColumn="0" w:noHBand="0" w:noVBand="1"/>
       </w:tblPr>
       <w:tblGrid>
-        <w:gridCol w:w="9000"/>
+        <w:gridCol w:w="9146"/>
       </w:tblGrid>
       <w:tr>
         <w:trPr>
           <w:cantSplit/>
+          <w:trHeight w:val="5051"/>
+          <w:jc w:val="center"/>
         </w:trPr>
         <w:tc>
           <w:tcPr>
-            <w:tcW w:type="dxa" w:w="9000"/>
+            <w:tcW w:w="9146" w:type="dxa"/>
+            <w:shd w:val="clear" w:color="auto" w:fill="F2F3F5"/>
             <w:tcMar>
               <w:top w:w="75" w:type="dxa"/>
-              <w:start w:w="75" w:type="dxa"/>
+              <w:left w:w="75" w:type="dxa"/>
               <w:bottom w:w="75" w:type="dxa"/>
-              <w:end w:w="75" w:type="dxa"/>
-            </w:tcMar>
-            <w:shd w:fill="F2F3F5"/>
+              <w:right w:w="75" w:type="dxa"/>
+            </w:tcMar>
           </w:tcPr>
           <w:p>
             <w:pPr>
               <w:keepLines/>
-              <w:spacing w:before="0" w:after="0" w:line="168" w:lineRule="exact"/>
-            </w:pPr>
-            <w:r/>
-            <w:r>
-              <w:rPr>
-                <w:rFonts w:ascii="MS Mincho" w:hAnsi="MS Mincho" w:eastAsia="MS Mincho"/>
-                <w:color w:val="000000"/>
-                <w:sz w:val="14"/>
-              </w:rPr>
-              <w:t>def select_evidence_pages(</w:t>
+              <w:spacing w:after="0" w:line="168" w:lineRule="exact"/>
+              <w:rPr>
+                <w:szCs w:val="40"/>
+              </w:rPr>
+            </w:pPr>
+            <w:r>
+              <w:rPr>
+                <w:szCs w:val="40"/>
+              </w:rPr>
+              <w:t xml:space="preserve">    def parse_and_validate(response: dict[str, Any]):</w:t>
+            </w:r>
+            <w:r>
+              <w:rPr>
+                <w:szCs w:val="40"/>
+              </w:rPr>
               <w:br/>
-            </w:r>
-            <w:r>
-              <w:rPr>
-                <w:rFonts w:ascii="MS Mincho" w:hAnsi="MS Mincho" w:eastAsia="MS Mincho"/>
-                <w:color w:val="000000"/>
-                <w:sz w:val="14"/>
-              </w:rPr>
-              <w:t xml:space="preserve">    pages: list[tuple[int, str]],</w:t>
+              <w:t xml:space="preserve">        parsed_payload = parse_assistant_json(response)</w:t>
+            </w:r>
+            <w:r>
+              <w:rPr>
+                <w:szCs w:val="40"/>
+              </w:rPr>
               <w:br/>
-            </w:r>
-            <w:r>
-              <w:rPr>
-                <w:rFonts w:ascii="MS Mincho" w:hAnsi="MS Mincho" w:eastAsia="MS Mincho"/>
-                <w:color w:val="000000"/>
-                <w:sz w:val="14"/>
-              </w:rPr>
-              <w:t xml:space="preserve">    *,</w:t>
+              <w:t xml:space="preserve">        # Repair representation first, then validate. The two are separate on</w:t>
+            </w:r>
+            <w:r>
+              <w:rPr>
+                <w:szCs w:val="40"/>
+              </w:rPr>
               <w:br/>
-            </w:r>
-            <w:r>
-              <w:rPr>
-                <w:rFonts w:ascii="MS Mincho" w:hAnsi="MS Mincho" w:eastAsia="MS Mincho"/>
-                <w:color w:val="000000"/>
-                <w:sz w:val="14"/>
-              </w:rPr>
-              <w:t xml:space="preserve">    pages_with_tables: Iterable[Any] | None = None,</w:t>
+              <w:t xml:space="preserve">        # purpose: repairs are recorded, and anything unrepairable still fails.</w:t>
+            </w:r>
+            <w:r>
+              <w:rPr>
+                <w:szCs w:val="40"/>
+              </w:rPr>
               <w:br/>
-            </w:r>
-            <w:r>
-              <w:rPr>
-                <w:rFonts w:ascii="MS Mincho" w:hAnsi="MS Mincho" w:eastAsia="MS Mincho"/>
-                <w:color w:val="000000"/>
-                <w:sz w:val="14"/>
-              </w:rPr>
-              <w:t xml:space="preserve">    pages_with_columns: Iterable[Any] | None = None,</w:t>
+              <w:t xml:space="preserve">        normalized_payload, normalization_notes = normalize_payload(parsed_payload)</w:t>
+            </w:r>
+            <w:r>
+              <w:rPr>
+                <w:szCs w:val="40"/>
+              </w:rPr>
               <w:br/>
-            </w:r>
-            <w:r>
-              <w:rPr>
-                <w:rFonts w:ascii="MS Mincho" w:hAnsi="MS Mincho" w:eastAsia="MS Mincho"/>
-                <w:color w:val="000000"/>
-                <w:sz w:val="14"/>
-              </w:rPr>
-              <w:t xml:space="preserve">    minimum_pages: int = 3,</w:t>
+              <w:t xml:space="preserve">        return validate_extraction(normalized_payload), normalization_notes</w:t>
+            </w:r>
+            <w:r>
+              <w:rPr>
+                <w:szCs w:val="40"/>
+              </w:rPr>
               <w:br/>
             </w:r>
             <w:r>
               <w:rPr>
-                <w:rFonts w:ascii="MS Mincho" w:hAnsi="MS Mincho" w:eastAsia="MS Mincho"/>
-                <w:color w:val="000000"/>
-                <w:sz w:val="14"/>
-              </w:rPr>
-              <w:t xml:space="preserve">    maximum_pages: int = 5,</w:t>
+                <w:szCs w:val="40"/>
+              </w:rPr>
               <w:br/>
-            </w:r>
-            <w:r>
-              <w:rPr>
-                <w:rFonts w:ascii="MS Mincho" w:hAnsi="MS Mincho" w:eastAsia="MS Mincho"/>
-                <w:color w:val="000000"/>
-                <w:sz w:val="14"/>
-              </w:rPr>
-              <w:t>) -&gt; tuple[list[tuple[int, str]], dict[str, Any]]:</w:t>
+              <w:t xml:space="preserve">    try:</w:t>
+            </w:r>
+            <w:r>
+              <w:rPr>
+                <w:szCs w:val="40"/>
+              </w:rPr>
               <w:br/>
-            </w:r>
-            <w:r>
-              <w:rPr>
-                <w:rFonts w:ascii="MS Mincho" w:hAnsi="MS Mincho" w:eastAsia="MS Mincho"/>
-                <w:color w:val="000000"/>
-                <w:sz w:val="14"/>
-              </w:rPr>
-              <w:t xml:space="preserve">    """Select three to five whole pages and return full scoring diagnostics."""</w:t>
+              <w:t xml:space="preserve">        result, repairs = parse_and_validate(raw_response)</w:t>
+            </w:r>
+            <w:r>
+              <w:rPr>
+                <w:szCs w:val="40"/>
+              </w:rPr>
               <w:br/>
-            </w:r>
-            <w:r>
-              <w:rPr>
-                <w:rFonts w:ascii="MS Mincho" w:hAnsi="MS Mincho" w:eastAsia="MS Mincho"/>
-                <w:color w:val="000000"/>
-                <w:sz w:val="14"/>
-              </w:rPr>
-              <w:t xml:space="preserve">    ranked = score_pages(</w:t>
+              <w:t xml:space="preserve">    except (GLMError, SchemaValidationError) as exc:</w:t>
+            </w:r>
+            <w:r>
+              <w:rPr>
+                <w:szCs w:val="40"/>
+              </w:rPr>
               <w:br/>
-            </w:r>
-            <w:r>
-              <w:rPr>
-                <w:rFonts w:ascii="MS Mincho" w:hAnsi="MS Mincho" w:eastAsia="MS Mincho"/>
-                <w:color w:val="000000"/>
-                <w:sz w:val="14"/>
-              </w:rPr>
-              <w:t xml:space="preserve">        pages,</w:t>
+              <w:t xml:space="preserve">        # One bounded semantic repair is materially different from transport</w:t>
+            </w:r>
+            <w:r>
+              <w:rPr>
+                <w:szCs w:val="40"/>
+              </w:rPr>
               <w:br/>
-            </w:r>
-            <w:r>
-              <w:rPr>
-                <w:rFonts w:ascii="MS Mincho" w:hAnsi="MS Mincho" w:eastAsia="MS Mincho"/>
-                <w:color w:val="000000"/>
-                <w:sz w:val="14"/>
-              </w:rPr>
-              <w:t xml:space="preserve">        pages_with_tables=pages_with_tables,</w:t>
+              <w:t xml:space="preserve">        # retries: the invalid assistant reply and the exact contract error are</w:t>
+            </w:r>
+            <w:r>
+              <w:rPr>
+                <w:szCs w:val="40"/>
+              </w:rPr>
               <w:br/>
-            </w:r>
-            <w:r>
-              <w:rPr>
-                <w:rFonts w:ascii="MS Mincho" w:hAnsi="MS Mincho" w:eastAsia="MS Mincho"/>
-                <w:color w:val="000000"/>
-                <w:sz w:val="14"/>
-              </w:rPr>
-              <w:t xml:space="preserve">        pages_with_columns=pages_with_columns,</w:t>
+              <w:t xml:space="preserve">        # preserved in context, while the original system/user prefix stays intact.</w:t>
+            </w:r>
+            <w:r>
+              <w:rPr>
+                <w:szCs w:val="40"/>
+              </w:rPr>
               <w:br/>
-            </w:r>
-            <w:r>
-              <w:rPr>
-                <w:rFonts w:ascii="MS Mincho" w:hAnsi="MS Mincho" w:eastAsia="MS Mincho"/>
-                <w:color w:val="000000"/>
-                <w:sz w:val="14"/>
-              </w:rPr>
-              <w:t xml:space="preserve">    )</w:t>
+              <w:t xml:space="preserve">        contract_repair_attempts = 1</w:t>
+            </w:r>
+            <w:r>
+              <w:rPr>
+                <w:szCs w:val="40"/>
+              </w:rPr>
               <w:br/>
-            </w:r>
-            <w:r>
-              <w:rPr>
-                <w:rFonts w:ascii="MS Mincho" w:hAnsi="MS Mincho" w:eastAsia="MS Mincho"/>
-                <w:color w:val="000000"/>
-                <w:sz w:val="14"/>
-              </w:rPr>
-              <w:t xml:space="preserve">    if not ranked:</w:t>
+              <w:t xml:space="preserve">        progress("validate", "Contract mismatch · asking the model for corrected JSON")</w:t>
+            </w:r>
+            <w:r>
+              <w:rPr>
+                <w:szCs w:val="40"/>
+              </w:rPr>
               <w:br/>
-            </w:r>
-            <w:r>
-              <w:rPr>
-                <w:rFonts w:ascii="MS Mincho" w:hAnsi="MS Mincho" w:eastAsia="MS Mincho"/>
-                <w:color w:val="000000"/>
-                <w:sz w:val="14"/>
-              </w:rPr>
-              <w:t xml:space="preserve">        return [], {"selected_pages": [], "ranked_pages": [], "fallback": "no_readable_pages"}</w:t>
+              <w:t xml:space="preserve">        try:</w:t>
+            </w:r>
+            <w:r>
+              <w:rPr>
+                <w:szCs w:val="40"/>
+              </w:rPr>
               <w:br/>
-            </w:r>
-            <w:r>
-              <w:rPr>
-                <w:rFonts w:ascii="MS Mincho" w:hAnsi="MS Mincho" w:eastAsia="MS Mincho"/>
-                <w:color w:val="000000"/>
-                <w:sz w:val="14"/>
+              <w:t xml:space="preserve">            previous_content = raw_response["choices"][0]["message"]["content"]</w:t>
+            </w:r>
+            <w:r>
+              <w:rPr>
+                <w:szCs w:val="40"/>
               </w:rPr>
               <w:br/>
-            </w:r>
-            <w:r>
-              <w:rPr>
-                <w:rFonts w:ascii="MS Mincho" w:hAnsi="MS Mincho" w:eastAsia="MS Mincho"/>
-                <w:color w:val="000000"/>
-                <w:sz w:val="14"/>
-              </w:rPr>
-              <w:t xml:space="preserve">    upper = min(maximum_pages, len(ranked))</w:t>
+              <w:t xml:space="preserve">        except (KeyError, IndexError, TypeError):</w:t>
+            </w:r>
+            <w:r>
+              <w:rPr>
+                <w:szCs w:val="40"/>
+              </w:rPr>
               <w:br/>
-            </w:r>
-            <w:r>
-              <w:rPr>
-                <w:rFonts w:ascii="MS Mincho" w:hAnsi="MS Mincho" w:eastAsia="MS Mincho"/>
-                <w:color w:val="000000"/>
-                <w:sz w:val="14"/>
-              </w:rPr>
-              <w:t xml:space="preserve">    lower = min(minimum_pages, upper)</w:t>
+              <w:t xml:space="preserve">            previous_content = json.dumps(raw_response, ensure_ascii=False)</w:t>
+            </w:r>
+            <w:r>
+              <w:rPr>
+                <w:szCs w:val="40"/>
+              </w:rPr>
               <w:br/>
-            </w:r>
-            <w:r>
-              <w:rPr>
-                <w:rFonts w:ascii="MS Mincho" w:hAnsi="MS Mincho" w:eastAsia="MS Mincho"/>
-                <w:color w:val="000000"/>
-                <w:sz w:val="14"/>
-              </w:rPr>
-              <w:t xml:space="preserve">    selected_count = lower</w:t>
+              <w:t xml:space="preserve">        if not isinstance(previous_content, str):</w:t>
+            </w:r>
+            <w:r>
+              <w:rPr>
+                <w:szCs w:val="40"/>
+              </w:rPr>
               <w:br/>
-            </w:r>
-            <w:r>
-              <w:rPr>
-                <w:rFonts w:ascii="MS Mincho" w:hAnsi="MS Mincho" w:eastAsia="MS Mincho"/>
-                <w:color w:val="000000"/>
-                <w:sz w:val="14"/>
-              </w:rPr>
-              <w:t xml:space="preserve">    # Pages four and five are retained when they still carry a meaningful</w:t>
+              <w:t xml:space="preserve">            previous_content = json.dumps(previous_content, ensure_ascii=False)</w:t>
+            </w:r>
+            <w:r>
+              <w:rPr>
+                <w:szCs w:val="40"/>
+              </w:rPr>
               <w:br/>
-            </w:r>
-            <w:r>
-              <w:rPr>
-                <w:rFonts w:ascii="MS Mincho" w:hAnsi="MS Mincho" w:eastAsia="MS Mincho"/>
-                <w:color w:val="000000"/>
-                <w:sz w:val="14"/>
-              </w:rPr>
-              <w:t xml:space="preserve">    # fraction of the third page's signal.  This keeps packets compact without</w:t>
+              <w:t xml:space="preserve">        repair_messages = [</w:t>
+            </w:r>
+            <w:r>
+              <w:rPr>
+                <w:szCs w:val="40"/>
+              </w:rPr>
               <w:br/>
-            </w:r>
-            <w:r>
-              <w:rPr>
-                <w:rFonts w:ascii="MS Mincho" w:hAnsi="MS Mincho" w:eastAsia="MS Mincho"/>
-                <w:color w:val="000000"/>
-                <w:sz w:val="14"/>
-              </w:rPr>
-              <w:t xml:space="preserve">    # making every annual report an unconditional five-page prompt.</w:t>
+              <w:t xml:space="preserve">            {"role": "system", "content": system_prompt},</w:t>
+            </w:r>
+            <w:r>
+              <w:rPr>
+                <w:szCs w:val="40"/>
+              </w:rPr>
               <w:br/>
-            </w:r>
-            <w:r>
-              <w:rPr>
-                <w:rFonts w:ascii="MS Mincho" w:hAnsi="MS Mincho" w:eastAsia="MS Mincho"/>
-                <w:color w:val="000000"/>
-                <w:sz w:val="14"/>
-              </w:rPr>
-              <w:t xml:space="preserve">    reference_score = max(1.0, float(ranked[lower - 1]["score"]))</w:t>
-              <w:br/>
-            </w:r>
-            <w:r>
-              <w:rPr>
-                <w:rFonts w:ascii="MS Mincho" w:hAnsi="MS Mincho" w:eastAsia="MS Mincho"/>
-                <w:color w:val="000000"/>
-                <w:sz w:val="14"/>
-              </w:rPr>
-              <w:t xml:space="preserve">    while selected_count &lt; upper and float(ranked[selected_count]["score"]) &gt;= reference_score * 0.45:</w:t>
-              <w:br/>
-            </w:r>
-            <w:r>
-              <w:rPr>
-                <w:rFonts w:ascii="MS Mincho" w:hAnsi="MS Mincho" w:eastAsia="MS Mincho"/>
-                <w:color w:val="000000"/>
-                <w:sz w:val="14"/>
-              </w:rPr>
-              <w:t xml:space="preserve">        selected_count += 1</w:t>
-              <w:br/>
-            </w:r>
-            <w:r>
-              <w:rPr>
-                <w:rFonts w:ascii="MS Mincho" w:hAnsi="MS Mincho" w:eastAsia="MS Mincho"/>
-                <w:color w:val="000000"/>
-                <w:sz w:val="14"/>
-              </w:rPr>
-              <w:br/>
-            </w:r>
-            <w:r>
-              <w:rPr>
-                <w:rFonts w:ascii="MS Mincho" w:hAnsi="MS Mincho" w:eastAsia="MS Mincho"/>
-                <w:color w:val="000000"/>
-                <w:sz w:val="14"/>
-              </w:rPr>
-              <w:t xml:space="preserve">    selected_ranked = ranked[:selected_count]</w:t>
+              <w:t xml:space="preserve">            {"role": "user", "content": user_prompt},</w:t>
             </w:r>
           </w:p>
         </w:tc>
@@ -17750,1335 +18987,271 @@
       <w:pPr>
         <w:keepNext/>
         <w:spacing w:before="140" w:after="60"/>
-      </w:pPr>
-      <w:r>
-        <w:rPr>
-          <w:rFonts w:ascii="MS Mincho" w:hAnsi="MS Mincho" w:eastAsia="MS Mincho"/>
+        <w:rPr>
+          <w:lang w:eastAsia="ja-JP"/>
+        </w:rPr>
+      </w:pPr>
+      <w:r>
+        <w:rPr>
           <w:b/>
-          <w:color w:val="000000"/>
           <w:sz w:val="18"/>
-        </w:rPr>
-        <w:t>pipeline.py — 出力契約の検証</w:t>
+          <w:lang w:eastAsia="ja-JP"/>
+        </w:rPr>
+        <w:t>prompts.py — 抽出用ユーザープロンプトの構築</w:t>
       </w:r>
     </w:p>
     <w:tbl>
       <w:tblPr>
-        <w:tblW w:type="auto" w:w="0"/>
+        <w:tblW w:w="0" w:type="auto"/>
         <w:jc w:val="center"/>
         <w:tblLayout w:type="fixed"/>
-        <w:tblLook w:firstColumn="1" w:firstRow="1" w:lastColumn="0" w:lastRow="0" w:noHBand="0" w:noVBand="1" w:val="04A0"/>
+        <w:tblLook w:val="04A0" w:firstRow="1" w:lastRow="0" w:firstColumn="1" w:lastColumn="0" w:noHBand="0" w:noVBand="1"/>
       </w:tblPr>
       <w:tblGrid>
-        <w:gridCol w:w="9000"/>
+        <w:gridCol w:w="9065"/>
       </w:tblGrid>
       <w:tr>
         <w:trPr>
           <w:cantSplit/>
+          <w:trHeight w:val="6173"/>
+          <w:jc w:val="center"/>
         </w:trPr>
         <w:tc>
           <w:tcPr>
-            <w:tcW w:type="dxa" w:w="9000"/>
+            <w:tcW w:w="9065" w:type="dxa"/>
+            <w:shd w:val="clear" w:color="auto" w:fill="F2F3F5"/>
             <w:tcMar>
               <w:top w:w="75" w:type="dxa"/>
-              <w:start w:w="75" w:type="dxa"/>
+              <w:left w:w="75" w:type="dxa"/>
               <w:bottom w:w="75" w:type="dxa"/>
-              <w:end w:w="75" w:type="dxa"/>
-            </w:tcMar>
-            <w:shd w:fill="F2F3F5"/>
+              <w:right w:w="75" w:type="dxa"/>
+            </w:tcMar>
           </w:tcPr>
           <w:p>
             <w:pPr>
               <w:keepLines/>
-              <w:spacing w:before="0" w:after="0" w:line="168" w:lineRule="exact"/>
-            </w:pPr>
-            <w:r/>
-            <w:r>
-              <w:rPr>
-                <w:rFonts w:ascii="MS Mincho" w:hAnsi="MS Mincho" w:eastAsia="MS Mincho"/>
-                <w:color w:val="000000"/>
-                <w:sz w:val="14"/>
-              </w:rPr>
-              <w:t xml:space="preserve">    def parse_and_validate(response: dict[str, Any]):</w:t>
+              <w:spacing w:after="0" w:line="168" w:lineRule="exact"/>
+              <w:rPr>
+                <w:szCs w:val="40"/>
+              </w:rPr>
+            </w:pPr>
+          </w:p>
+          <w:p>
+            <w:pPr>
+              <w:keepLines/>
+              <w:spacing w:after="0" w:line="168" w:lineRule="exact"/>
+              <w:rPr>
+                <w:szCs w:val="40"/>
+              </w:rPr>
+            </w:pPr>
+          </w:p>
+          <w:p>
+            <w:pPr>
+              <w:keepLines/>
+              <w:spacing w:after="0" w:line="168" w:lineRule="exact"/>
+              <w:rPr>
+                <w:szCs w:val="40"/>
+              </w:rPr>
+            </w:pPr>
+          </w:p>
+          <w:p>
+            <w:pPr>
+              <w:keepLines/>
+              <w:spacing w:after="0" w:line="168" w:lineRule="exact"/>
+              <w:rPr>
+                <w:szCs w:val="40"/>
+              </w:rPr>
+            </w:pPr>
+          </w:p>
+          <w:p>
+            <w:pPr>
+              <w:keepLines/>
+              <w:spacing w:after="0" w:line="168" w:lineRule="exact"/>
+            </w:pPr>
+            <w:r>
+              <w:rPr>
+                <w:szCs w:val="40"/>
+              </w:rPr>
+              <w:t>def build_user_prompt(</w:t>
+            </w:r>
+            <w:r>
+              <w:rPr>
+                <w:szCs w:val="40"/>
+              </w:rPr>
               <w:br/>
-            </w:r>
-            <w:r>
-              <w:rPr>
-                <w:rFonts w:ascii="MS Mincho" w:hAnsi="MS Mincho" w:eastAsia="MS Mincho"/>
-                <w:color w:val="000000"/>
-                <w:sz w:val="14"/>
-              </w:rPr>
-              <w:t xml:space="preserve">        parsed_payload = parse_assistant_json(response)</w:t>
+              <w:t xml:space="preserve">    report_text: str,</w:t>
+            </w:r>
+            <w:r>
+              <w:rPr>
+                <w:szCs w:val="40"/>
+              </w:rPr>
               <w:br/>
-            </w:r>
-            <w:r>
-              <w:rPr>
-                <w:rFonts w:ascii="MS Mincho" w:hAnsi="MS Mincho" w:eastAsia="MS Mincho"/>
-                <w:color w:val="000000"/>
-                <w:sz w:val="14"/>
-              </w:rPr>
-              <w:t xml:space="preserve">        # Repair representation first, then validate. The two are separate on</w:t>
+              <w:t xml:space="preserve">    extraction_note: str = "raw page-by-page text. Page markers identify the source PDF page.",</w:t>
+            </w:r>
+            <w:r>
+              <w:rPr>
+                <w:szCs w:val="40"/>
+              </w:rPr>
               <w:br/>
-            </w:r>
-            <w:r>
-              <w:rPr>
-                <w:rFonts w:ascii="MS Mincho" w:hAnsi="MS Mincho" w:eastAsia="MS Mincho"/>
-                <w:color w:val="000000"/>
-                <w:sz w:val="14"/>
-              </w:rPr>
-              <w:t xml:space="preserve">        # purpose: repairs are recorded, and anything unrepairable still fails.</w:t>
+              <w:t xml:space="preserve">    fiscal_year: str = "",</w:t>
+            </w:r>
+            <w:r>
+              <w:rPr>
+                <w:szCs w:val="40"/>
+              </w:rPr>
               <w:br/>
-            </w:r>
-            <w:r>
-              <w:rPr>
-                <w:rFonts w:ascii="MS Mincho" w:hAnsi="MS Mincho" w:eastAsia="MS Mincho"/>
-                <w:color w:val="000000"/>
-                <w:sz w:val="14"/>
-              </w:rPr>
-              <w:t xml:space="preserve">        normalized_payload, normalization_notes = normalize_payload(parsed_payload)</w:t>
+              <w:t xml:space="preserve">    diagnostics: dict | None = None,</w:t>
+            </w:r>
+            <w:r>
+              <w:rPr>
+                <w:szCs w:val="40"/>
+              </w:rPr>
               <w:br/>
-            </w:r>
-            <w:r>
-              <w:rPr>
-                <w:rFonts w:ascii="MS Mincho" w:hAnsi="MS Mincho" w:eastAsia="MS Mincho"/>
-                <w:color w:val="000000"/>
-                <w:sz w:val="14"/>
-              </w:rPr>
-              <w:t xml:space="preserve">        return validate_extraction(normalized_payload), normalization_notes</w:t>
+              <w:t xml:space="preserve">    output_currency: str = "USD",</w:t>
+            </w:r>
+            <w:r>
+              <w:rPr>
+                <w:szCs w:val="40"/>
+              </w:rPr>
               <w:br/>
-            </w:r>
-            <w:r>
-              <w:rPr>
-                <w:rFonts w:ascii="MS Mincho" w:hAnsi="MS Mincho" w:eastAsia="MS Mincho"/>
-                <w:color w:val="000000"/>
-                <w:sz w:val="14"/>
+              <w:t>) -&gt; str:</w:t>
+            </w:r>
+            <w:r>
+              <w:rPr>
+                <w:szCs w:val="40"/>
               </w:rPr>
               <w:br/>
-            </w:r>
-            <w:r>
-              <w:rPr>
-                <w:rFonts w:ascii="MS Mincho" w:hAnsi="MS Mincho" w:eastAsia="MS Mincho"/>
-                <w:color w:val="000000"/>
-                <w:sz w:val="14"/>
-              </w:rPr>
-              <w:t xml:space="preserve">    try:</w:t>
+              <w:t xml:space="preserve">    """</w:t>
+            </w:r>
+            <w:r>
+              <w:rPr>
+                <w:szCs w:val="40"/>
+              </w:rPr>
               <w:br/>
-            </w:r>
-            <w:r>
-              <w:rPr>
-                <w:rFonts w:ascii="MS Mincho" w:hAnsi="MS Mincho" w:eastAsia="MS Mincho"/>
-                <w:color w:val="000000"/>
-                <w:sz w:val="14"/>
-              </w:rPr>
-              <w:t xml:space="preserve">        result, repairs = parse_and_validate(raw_response)</w:t>
+              <w:t xml:space="preserve">    Assemble the user message for any strategy.</w:t>
+            </w:r>
+            <w:r>
+              <w:rPr>
+                <w:szCs w:val="40"/>
+              </w:rPr>
               <w:br/>
             </w:r>
             <w:r>
               <w:rPr>
-                <w:rFonts w:ascii="MS Mincho" w:hAnsi="MS Mincho" w:eastAsia="MS Mincho"/>
-                <w:color w:val="000000"/>
-                <w:sz w:val="14"/>
-              </w:rPr>
-              <w:t xml:space="preserve">    except (GLMError, SchemaValidationError) as exc:</w:t>
+                <w:szCs w:val="40"/>
+              </w:rPr>
               <w:br/>
-            </w:r>
-            <w:r>
-              <w:rPr>
-                <w:rFonts w:ascii="MS Mincho" w:hAnsi="MS Mincho" w:eastAsia="MS Mincho"/>
-                <w:color w:val="000000"/>
-                <w:sz w:val="14"/>
-              </w:rPr>
-              <w:t xml:space="preserve">        # One bounded semantic repair is materially different from transport</w:t>
+              <w:t xml:space="preserve">    ``extraction_note`` describes how the PDF was converted, so the model knows</w:t>
+            </w:r>
+            <w:r>
+              <w:rPr>
+                <w:szCs w:val="40"/>
+              </w:rPr>
               <w:br/>
-            </w:r>
-            <w:r>
-              <w:rPr>
-                <w:rFonts w:ascii="MS Mincho" w:hAnsi="MS Mincho" w:eastAsia="MS Mincho"/>
-                <w:color w:val="000000"/>
-                <w:sz w:val="14"/>
-              </w:rPr>
-              <w:t xml:space="preserve">        # retries: the invalid assistant reply and the exact contract error are</w:t>
+              <w:t xml:space="preserve">    what kind of text it is looking at. Each strategy supplies its own note</w:t>
+            </w:r>
+            <w:r>
+              <w:rPr>
+                <w:szCs w:val="40"/>
+              </w:rPr>
               <w:br/>
-            </w:r>
-            <w:r>
-              <w:rPr>
-                <w:rFonts w:ascii="MS Mincho" w:hAnsi="MS Mincho" w:eastAsia="MS Mincho"/>
-                <w:color w:val="000000"/>
-                <w:sz w:val="14"/>
-              </w:rPr>
-              <w:t xml:space="preserve">        # preserved in context, while the original system/user prefix stays intact.</w:t>
+              <w:t xml:space="preserve">    instead of the caller string-patching a shared template.</w:t>
+            </w:r>
+            <w:r>
+              <w:rPr>
+                <w:szCs w:val="40"/>
+              </w:rPr>
               <w:br/>
-            </w:r>
-            <w:r>
-              <w:rPr>
-                <w:rFonts w:ascii="MS Mincho" w:hAnsi="MS Mincho" w:eastAsia="MS Mincho"/>
-                <w:color w:val="000000"/>
-                <w:sz w:val="14"/>
-              </w:rPr>
-              <w:t xml:space="preserve">        contract_repair_attempts = 1</w:t>
+              <w:t xml:space="preserve">    """</w:t>
+            </w:r>
+            <w:r>
+              <w:rPr>
+                <w:szCs w:val="40"/>
+              </w:rPr>
               <w:br/>
-            </w:r>
-            <w:r>
-              <w:rPr>
-                <w:rFonts w:ascii="MS Mincho" w:hAnsi="MS Mincho" w:eastAsia="MS Mincho"/>
-                <w:color w:val="000000"/>
-                <w:sz w:val="14"/>
-              </w:rPr>
-              <w:t xml:space="preserve">        progress("validate", "Contract mismatch · asking the model for corrected JSON")</w:t>
+              <w:t xml:space="preserve">    schema_json = json.dumps(ASSET_SCHEMA, ensure_ascii=False, indent=2)</w:t>
+            </w:r>
+            <w:r>
+              <w:rPr>
+                <w:szCs w:val="40"/>
+              </w:rPr>
               <w:br/>
-            </w:r>
-            <w:r>
-              <w:rPr>
-                <w:rFonts w:ascii="MS Mincho" w:hAnsi="MS Mincho" w:eastAsia="MS Mincho"/>
-                <w:color w:val="000000"/>
-                <w:sz w:val="14"/>
-              </w:rPr>
-              <w:t xml:space="preserve">        try:</w:t>
+              <w:t xml:space="preserve">    currency = str(output_currency or "USD").strip().upper()</w:t>
+            </w:r>
+            <w:r>
+              <w:rPr>
+                <w:szCs w:val="40"/>
+              </w:rPr>
               <w:br/>
-            </w:r>
-            <w:r>
-              <w:rPr>
-                <w:rFonts w:ascii="MS Mincho" w:hAnsi="MS Mincho" w:eastAsia="MS Mincho"/>
-                <w:color w:val="000000"/>
-                <w:sz w:val="14"/>
-              </w:rPr>
-              <w:t xml:space="preserve">            previous_content = raw_response["choices"][0]["message"]["content"]</w:t>
+              <w:t xml:space="preserve">    if not currency or not currency.replace("_", "").isalnum():</w:t>
+            </w:r>
+            <w:r>
+              <w:rPr>
+                <w:szCs w:val="40"/>
+              </w:rPr>
               <w:br/>
-            </w:r>
-            <w:r>
-              <w:rPr>
-                <w:rFonts w:ascii="MS Mincho" w:hAnsi="MS Mincho" w:eastAsia="MS Mincho"/>
-                <w:color w:val="000000"/>
-                <w:sz w:val="14"/>
-              </w:rPr>
-              <w:t xml:space="preserve">        except (KeyError, IndexError, TypeError):</w:t>
+              <w:t xml:space="preserve">        currency = "USD"</w:t>
+            </w:r>
+            <w:r>
+              <w:rPr>
+                <w:szCs w:val="40"/>
+              </w:rPr>
               <w:br/>
-            </w:r>
-            <w:r>
-              <w:rPr>
-                <w:rFonts w:ascii="MS Mincho" w:hAnsi="MS Mincho" w:eastAsia="MS Mincho"/>
-                <w:color w:val="000000"/>
-                <w:sz w:val="14"/>
-              </w:rPr>
-              <w:t xml:space="preserve">            previous_content = json.dumps(raw_response, ensure_ascii=False)</w:t>
+              <w:t xml:space="preserve">    output_unit = f"M {currency}"</w:t>
+            </w:r>
+            <w:r>
+              <w:rPr>
+                <w:szCs w:val="40"/>
+              </w:rPr>
               <w:br/>
             </w:r>
             <w:r>
               <w:rPr>
-                <w:rFonts w:ascii="MS Mincho" w:hAnsi="MS Mincho" w:eastAsia="MS Mincho"/>
-                <w:color w:val="000000"/>
-                <w:sz w:val="14"/>
-              </w:rPr>
-              <w:t xml:space="preserve">        if not isinstance(previous_content, str):</w:t>
+                <w:szCs w:val="40"/>
+              </w:rPr>
               <w:br/>
-            </w:r>
-            <w:r>
-              <w:rPr>
-                <w:rFonts w:ascii="MS Mincho" w:hAnsi="MS Mincho" w:eastAsia="MS Mincho"/>
-                <w:color w:val="000000"/>
-                <w:sz w:val="14"/>
-              </w:rPr>
-              <w:t xml:space="preserve">            previous_content = json.dumps(previous_content, ensure_ascii=False)</w:t>
+              <w:t xml:space="preserve">    fy_instruction = ""</w:t>
+            </w:r>
+            <w:r>
+              <w:rPr>
+                <w:szCs w:val="40"/>
+              </w:rPr>
               <w:br/>
-            </w:r>
-            <w:r>
-              <w:rPr>
-                <w:rFonts w:ascii="MS Mincho" w:hAnsi="MS Mincho" w:eastAsia="MS Mincho"/>
-                <w:color w:val="000000"/>
-                <w:sz w:val="14"/>
-              </w:rPr>
-              <w:t xml:space="preserve">        repair_messages = [</w:t>
+              <w:t xml:space="preserve">    if fiscal_year and fiscal_year.strip():</w:t>
+            </w:r>
+            <w:r>
+              <w:rPr>
+                <w:szCs w:val="40"/>
+              </w:rPr>
               <w:br/>
-            </w:r>
-            <w:r>
-              <w:rPr>
-                <w:rFonts w:ascii="MS Mincho" w:hAnsi="MS Mincho" w:eastAsia="MS Mincho"/>
-                <w:color w:val="000000"/>
-                <w:sz w:val="14"/>
-              </w:rPr>
-              <w:t xml:space="preserve">            {"role": "system", "content": system_prompt},</w:t>
+              <w:t xml:space="preserve">        fy_instruction = (</w:t>
+            </w:r>
+            <w:r>
+              <w:rPr>
+                <w:szCs w:val="40"/>
+              </w:rPr>
               <w:br/>
-            </w:r>
-            <w:r>
-              <w:rPr>
-                <w:rFonts w:ascii="MS Mincho" w:hAnsi="MS Mincho" w:eastAsia="MS Mincho"/>
-                <w:color w:val="000000"/>
-                <w:sz w:val="14"/>
-              </w:rPr>
-              <w:t xml:space="preserve">            {"role": "user", "content": user_prompt},</w:t>
+              <w:t xml:space="preserve">            "TARGET FISCAL YEAR HINT\n"</w:t>
+            </w:r>
+            <w:r>
+              <w:rPr>
+                <w:szCs w:val="40"/>
+              </w:rPr>
+              <w:br/>
+              <w:t xml:space="preserve">            f"The user suggests the target fiscal year may be {fiscal_year.strip()}.\n"</w:t>
+            </w:r>
+            <w:r>
+              <w:rPr>
+                <w:szCs w:val="40"/>
+              </w:rPr>
+              <w:br/>
+              <w:t xml:space="preserve">            "However, you must verify this by examining the report content and detect the\n"</w:t>
             </w:r>
           </w:p>
         </w:tc>
       </w:tr>
     </w:tbl>
-    <w:p>
-      <w:pPr>
-        <w:keepNext/>
-        <w:spacing w:before="140" w:after="60"/>
-      </w:pPr>
-      <w:r>
-        <w:rPr>
-          <w:rFonts w:ascii="MS Mincho" w:hAnsi="MS Mincho" w:eastAsia="MS Mincho"/>
-          <w:b/>
-          <w:color w:val="000000"/>
-          <w:sz w:val="18"/>
-        </w:rPr>
-        <w:t>prompts.py — 抽出用ユーザープロンプトの構築</w:t>
-      </w:r>
-    </w:p>
-    <w:tbl>
-      <w:tblPr>
-        <w:tblW w:type="auto" w:w="0"/>
-        <w:jc w:val="center"/>
-        <w:tblLayout w:type="fixed"/>
-        <w:tblLook w:firstColumn="1" w:firstRow="1" w:lastColumn="0" w:lastRow="0" w:noHBand="0" w:noVBand="1" w:val="04A0"/>
-      </w:tblPr>
-      <w:tblGrid>
-        <w:gridCol w:w="9000"/>
-      </w:tblGrid>
-      <w:tr>
-        <w:trPr>
-          <w:cantSplit/>
-        </w:trPr>
-        <w:tc>
-          <w:tcPr>
-            <w:tcW w:type="dxa" w:w="9000"/>
-            <w:tcMar>
-              <w:top w:w="75" w:type="dxa"/>
-              <w:start w:w="75" w:type="dxa"/>
-              <w:bottom w:w="75" w:type="dxa"/>
-              <w:end w:w="75" w:type="dxa"/>
-            </w:tcMar>
-            <w:shd w:fill="F2F3F5"/>
-          </w:tcPr>
-          <w:p>
-            <w:pPr>
-              <w:keepLines/>
-              <w:spacing w:before="0" w:after="0" w:line="168" w:lineRule="exact"/>
-            </w:pPr>
-            <w:r/>
-            <w:r>
-              <w:rPr>
-                <w:rFonts w:ascii="MS Mincho" w:hAnsi="MS Mincho" w:eastAsia="MS Mincho"/>
-                <w:color w:val="000000"/>
-                <w:sz w:val="14"/>
-              </w:rPr>
-              <w:t>def build_user_prompt(</w:t>
-              <w:br/>
-            </w:r>
-            <w:r>
-              <w:rPr>
-                <w:rFonts w:ascii="MS Mincho" w:hAnsi="MS Mincho" w:eastAsia="MS Mincho"/>
-                <w:color w:val="000000"/>
-                <w:sz w:val="14"/>
-              </w:rPr>
-              <w:t xml:space="preserve">    report_text: str,</w:t>
-              <w:br/>
-            </w:r>
-            <w:r>
-              <w:rPr>
-                <w:rFonts w:ascii="MS Mincho" w:hAnsi="MS Mincho" w:eastAsia="MS Mincho"/>
-                <w:color w:val="000000"/>
-                <w:sz w:val="14"/>
-              </w:rPr>
-              <w:t xml:space="preserve">    extraction_note: str = "raw page-by-page text. Page markers identify the source PDF page.",</w:t>
-              <w:br/>
-            </w:r>
-            <w:r>
-              <w:rPr>
-                <w:rFonts w:ascii="MS Mincho" w:hAnsi="MS Mincho" w:eastAsia="MS Mincho"/>
-                <w:color w:val="000000"/>
-                <w:sz w:val="14"/>
-              </w:rPr>
-              <w:t xml:space="preserve">    fiscal_year: str = "",</w:t>
-              <w:br/>
-            </w:r>
-            <w:r>
-              <w:rPr>
-                <w:rFonts w:ascii="MS Mincho" w:hAnsi="MS Mincho" w:eastAsia="MS Mincho"/>
-                <w:color w:val="000000"/>
-                <w:sz w:val="14"/>
-              </w:rPr>
-              <w:t xml:space="preserve">    diagnostics: dict | None = None,</w:t>
-              <w:br/>
-            </w:r>
-            <w:r>
-              <w:rPr>
-                <w:rFonts w:ascii="MS Mincho" w:hAnsi="MS Mincho" w:eastAsia="MS Mincho"/>
-                <w:color w:val="000000"/>
-                <w:sz w:val="14"/>
-              </w:rPr>
-              <w:t xml:space="preserve">    output_currency: str = "USD",</w:t>
-              <w:br/>
-            </w:r>
-            <w:r>
-              <w:rPr>
-                <w:rFonts w:ascii="MS Mincho" w:hAnsi="MS Mincho" w:eastAsia="MS Mincho"/>
-                <w:color w:val="000000"/>
-                <w:sz w:val="14"/>
-              </w:rPr>
-              <w:t>) -&gt; str:</w:t>
-              <w:br/>
-            </w:r>
-            <w:r>
-              <w:rPr>
-                <w:rFonts w:ascii="MS Mincho" w:hAnsi="MS Mincho" w:eastAsia="MS Mincho"/>
-                <w:color w:val="000000"/>
-                <w:sz w:val="14"/>
-              </w:rPr>
-              <w:t xml:space="preserve">    """</w:t>
-              <w:br/>
-            </w:r>
-            <w:r>
-              <w:rPr>
-                <w:rFonts w:ascii="MS Mincho" w:hAnsi="MS Mincho" w:eastAsia="MS Mincho"/>
-                <w:color w:val="000000"/>
-                <w:sz w:val="14"/>
-              </w:rPr>
-              <w:t xml:space="preserve">    Assemble the user message for any strategy.</w:t>
-              <w:br/>
-            </w:r>
-            <w:r>
-              <w:rPr>
-                <w:rFonts w:ascii="MS Mincho" w:hAnsi="MS Mincho" w:eastAsia="MS Mincho"/>
-                <w:color w:val="000000"/>
-                <w:sz w:val="14"/>
-              </w:rPr>
-              <w:br/>
-            </w:r>
-            <w:r>
-              <w:rPr>
-                <w:rFonts w:ascii="MS Mincho" w:hAnsi="MS Mincho" w:eastAsia="MS Mincho"/>
-                <w:color w:val="000000"/>
-                <w:sz w:val="14"/>
-              </w:rPr>
-              <w:t xml:space="preserve">    ``extraction_note`` describes how the PDF was converted, so the model knows</w:t>
-              <w:br/>
-            </w:r>
-            <w:r>
-              <w:rPr>
-                <w:rFonts w:ascii="MS Mincho" w:hAnsi="MS Mincho" w:eastAsia="MS Mincho"/>
-                <w:color w:val="000000"/>
-                <w:sz w:val="14"/>
-              </w:rPr>
-              <w:t xml:space="preserve">    what kind of text it is looking at. Each strategy supplies its own note</w:t>
-              <w:br/>
-            </w:r>
-            <w:r>
-              <w:rPr>
-                <w:rFonts w:ascii="MS Mincho" w:hAnsi="MS Mincho" w:eastAsia="MS Mincho"/>
-                <w:color w:val="000000"/>
-                <w:sz w:val="14"/>
-              </w:rPr>
-              <w:t xml:space="preserve">    instead of the caller string-patching a shared template.</w:t>
-              <w:br/>
-            </w:r>
-            <w:r>
-              <w:rPr>
-                <w:rFonts w:ascii="MS Mincho" w:hAnsi="MS Mincho" w:eastAsia="MS Mincho"/>
-                <w:color w:val="000000"/>
-                <w:sz w:val="14"/>
-              </w:rPr>
-              <w:t xml:space="preserve">    """</w:t>
-              <w:br/>
-            </w:r>
-            <w:r>
-              <w:rPr>
-                <w:rFonts w:ascii="MS Mincho" w:hAnsi="MS Mincho" w:eastAsia="MS Mincho"/>
-                <w:color w:val="000000"/>
-                <w:sz w:val="14"/>
-              </w:rPr>
-              <w:t xml:space="preserve">    schema_json = json.dumps(ASSET_SCHEMA, ensure_ascii=False, indent=2)</w:t>
-              <w:br/>
-            </w:r>
-            <w:r>
-              <w:rPr>
-                <w:rFonts w:ascii="MS Mincho" w:hAnsi="MS Mincho" w:eastAsia="MS Mincho"/>
-                <w:color w:val="000000"/>
-                <w:sz w:val="14"/>
-              </w:rPr>
-              <w:t xml:space="preserve">    currency = str(output_currency or "USD").strip().upper()</w:t>
-              <w:br/>
-            </w:r>
-            <w:r>
-              <w:rPr>
-                <w:rFonts w:ascii="MS Mincho" w:hAnsi="MS Mincho" w:eastAsia="MS Mincho"/>
-                <w:color w:val="000000"/>
-                <w:sz w:val="14"/>
-              </w:rPr>
-              <w:t xml:space="preserve">    if not currency or not currency.replace("_", "").isalnum():</w:t>
-              <w:br/>
-            </w:r>
-            <w:r>
-              <w:rPr>
-                <w:rFonts w:ascii="MS Mincho" w:hAnsi="MS Mincho" w:eastAsia="MS Mincho"/>
-                <w:color w:val="000000"/>
-                <w:sz w:val="14"/>
-              </w:rPr>
-              <w:t xml:space="preserve">        currency = "USD"</w:t>
-              <w:br/>
-            </w:r>
-            <w:r>
-              <w:rPr>
-                <w:rFonts w:ascii="MS Mincho" w:hAnsi="MS Mincho" w:eastAsia="MS Mincho"/>
-                <w:color w:val="000000"/>
-                <w:sz w:val="14"/>
-              </w:rPr>
-              <w:t xml:space="preserve">    output_unit = f"M {currency}"</w:t>
-              <w:br/>
-            </w:r>
-            <w:r>
-              <w:rPr>
-                <w:rFonts w:ascii="MS Mincho" w:hAnsi="MS Mincho" w:eastAsia="MS Mincho"/>
-                <w:color w:val="000000"/>
-                <w:sz w:val="14"/>
-              </w:rPr>
-              <w:br/>
-            </w:r>
-            <w:r>
-              <w:rPr>
-                <w:rFonts w:ascii="MS Mincho" w:hAnsi="MS Mincho" w:eastAsia="MS Mincho"/>
-                <w:color w:val="000000"/>
-                <w:sz w:val="14"/>
-              </w:rPr>
-              <w:t xml:space="preserve">    fy_instruction = ""</w:t>
-              <w:br/>
-            </w:r>
-            <w:r>
-              <w:rPr>
-                <w:rFonts w:ascii="MS Mincho" w:hAnsi="MS Mincho" w:eastAsia="MS Mincho"/>
-                <w:color w:val="000000"/>
-                <w:sz w:val="14"/>
-              </w:rPr>
-              <w:t xml:space="preserve">    if fiscal_year and fiscal_year.strip():</w:t>
-              <w:br/>
-            </w:r>
-            <w:r>
-              <w:rPr>
-                <w:rFonts w:ascii="MS Mincho" w:hAnsi="MS Mincho" w:eastAsia="MS Mincho"/>
-                <w:color w:val="000000"/>
-                <w:sz w:val="14"/>
-              </w:rPr>
-              <w:t xml:space="preserve">        fy_instruction = (</w:t>
-              <w:br/>
-            </w:r>
-            <w:r>
-              <w:rPr>
-                <w:rFonts w:ascii="MS Mincho" w:hAnsi="MS Mincho" w:eastAsia="MS Mincho"/>
-                <w:color w:val="000000"/>
-                <w:sz w:val="14"/>
-              </w:rPr>
-              <w:t xml:space="preserve">            "TARGET FISCAL YEAR HINT\n"</w:t>
-              <w:br/>
-            </w:r>
-            <w:r>
-              <w:rPr>
-                <w:rFonts w:ascii="MS Mincho" w:hAnsi="MS Mincho" w:eastAsia="MS Mincho"/>
-                <w:color w:val="000000"/>
-                <w:sz w:val="14"/>
-              </w:rPr>
-              <w:t xml:space="preserve">            f"The user suggests the target fiscal year may be {fiscal_year.strip()}.\n"</w:t>
-              <w:br/>
-            </w:r>
-            <w:r>
-              <w:rPr>
-                <w:rFonts w:ascii="MS Mincho" w:hAnsi="MS Mincho" w:eastAsia="MS Mincho"/>
-                <w:color w:val="000000"/>
-                <w:sz w:val="14"/>
-              </w:rPr>
-              <w:t xml:space="preserve">            "However, you must verify this by examining the report content and detect the\n"</w:t>
-            </w:r>
-          </w:p>
-        </w:tc>
-      </w:tr>
-    </w:tbl>
-    <w:p>
-      <w:pPr>
-        <w:pStyle w:val="Heading2"/>
-        <w:pageBreakBefore/>
-        <w:rPr>
-          <w:lang w:eastAsia="ja-JP"/>
-        </w:rPr>
-      </w:pPr>
-      <w:r>
-        <w:rPr>
-          <w:rFonts w:ascii="MS Mincho" w:eastAsia="MS Mincho" w:hAnsi="MS Mincho"/>
-          <w:lang w:val="ja-JP" w:eastAsia="ja-JP"/>
-        </w:rPr>
-        <w:t>付録E　課題要件への対応</w:t>
-      </w:r>
-    </w:p>
-    <w:p>
-      <w:pPr>
-        <w:pStyle w:val="Caption"/>
-        <w:keepNext/>
-        <w:spacing w:before="100" w:after="60"/>
-      </w:pPr>
-      <w:r>
-        <w:rPr>
-          <w:b/>
-          <w:lang w:val="ja-JP" w:eastAsia="ja-JP"/>
-        </w:rPr>
-        <w:t>表E1　課題原文の要求</w:t>
-      </w:r>
-    </w:p>
-    <w:tbl>
-      <w:tblPr>
-        <w:tblStyle w:val="TableGrid"/>
-        <w:tblW w:w="0" w:type="auto"/>
-        <w:jc w:val="center"/>
-        <w:tblLook w:val="04A0" w:firstRow="1" w:lastRow="0" w:firstColumn="1" w:lastColumn="0" w:noHBand="0" w:noVBand="1"/>
-      </w:tblPr>
-      <w:tblGrid>
-        <w:gridCol w:w="3247"/>
-        <w:gridCol w:w="3246"/>
-        <w:gridCol w:w="3246"/>
-      </w:tblGrid>
-      <w:tr>
-        <w:trPr>
-          <w:cantSplit/>
-          <w:tblHeader/>
-          <w:jc w:val="center"/>
-        </w:trPr>
-        <w:tc>
-          <w:tcPr>
-            <w:tcW w:w="3250" w:type="dxa"/>
-            <w:shd w:val="clear" w:color="auto" w:fill="E6E6E6"/>
-            <w:tcMar>
-              <w:top w:w="60" w:type="dxa"/>
-              <w:left w:w="100" w:type="dxa"/>
-              <w:bottom w:w="60" w:type="dxa"/>
-              <w:right w:w="100" w:type="dxa"/>
-            </w:tcMar>
-            <w:vAlign w:val="center"/>
-          </w:tcPr>
-          <w:p>
-            <w:pPr>
-              <w:spacing w:after="0"/>
-            </w:pPr>
-            <w:r>
-              <w:rPr>
-                <w:b/>
-                <w:sz w:val="17"/>
-                <w:lang w:val="ja-JP" w:eastAsia="ja-JP"/>
-              </w:rPr>
-              <w:t>課題原文の要求</w:t>
-            </w:r>
-          </w:p>
-        </w:tc>
-        <w:tc>
-          <w:tcPr>
-            <w:tcW w:w="3250" w:type="dxa"/>
-            <w:shd w:val="clear" w:color="auto" w:fill="E6E6E6"/>
-            <w:tcMar>
-              <w:top w:w="60" w:type="dxa"/>
-              <w:left w:w="100" w:type="dxa"/>
-              <w:bottom w:w="60" w:type="dxa"/>
-              <w:right w:w="100" w:type="dxa"/>
-            </w:tcMar>
-            <w:vAlign w:val="center"/>
-          </w:tcPr>
-          <w:p>
-            <w:pPr>
-              <w:spacing w:after="0"/>
-            </w:pPr>
-            <w:r>
-              <w:rPr>
-                <w:b/>
-                <w:sz w:val="17"/>
-                <w:lang w:val="ja-JP" w:eastAsia="ja-JP"/>
-              </w:rPr>
-              <w:t>報告書での対応</w:t>
-            </w:r>
-          </w:p>
-        </w:tc>
-        <w:tc>
-          <w:tcPr>
-            <w:tcW w:w="3250" w:type="dxa"/>
-            <w:shd w:val="clear" w:color="auto" w:fill="E6E6E6"/>
-            <w:tcMar>
-              <w:top w:w="60" w:type="dxa"/>
-              <w:left w:w="100" w:type="dxa"/>
-              <w:bottom w:w="60" w:type="dxa"/>
-              <w:right w:w="100" w:type="dxa"/>
-            </w:tcMar>
-            <w:vAlign w:val="center"/>
-          </w:tcPr>
-          <w:p>
-            <w:pPr>
-              <w:spacing w:after="0"/>
-            </w:pPr>
-            <w:r>
-              <w:rPr>
-                <w:b/>
-                <w:sz w:val="17"/>
-                <w:lang w:val="ja-JP" w:eastAsia="ja-JP"/>
-              </w:rPr>
-              <w:t>状態</w:t>
-            </w:r>
-          </w:p>
-        </w:tc>
-      </w:tr>
-      <w:tr>
-        <w:trPr>
-          <w:cantSplit/>
-          <w:jc w:val="center"/>
-        </w:trPr>
-        <w:tc>
-          <w:tcPr>
-            <w:tcW w:w="3250" w:type="dxa"/>
-            <w:tcMar>
-              <w:top w:w="60" w:type="dxa"/>
-              <w:left w:w="100" w:type="dxa"/>
-              <w:bottom w:w="60" w:type="dxa"/>
-              <w:right w:w="100" w:type="dxa"/>
-            </w:tcMar>
-            <w:vAlign w:val="center"/>
-          </w:tcPr>
-          <w:p>
-            <w:pPr>
-              <w:spacing w:after="0"/>
-              <w:rPr>
-                <w:lang w:eastAsia="ja-JP"/>
-              </w:rPr>
-            </w:pPr>
-            <w:r>
-              <w:rPr>
-                <w:sz w:val="16"/>
-                <w:lang w:val="ja-JP" w:eastAsia="ja-JP"/>
-              </w:rPr>
-              <w:t>3M社2022年から指定形式を作る</w:t>
-            </w:r>
-          </w:p>
-        </w:tc>
-        <w:tc>
-          <w:tcPr>
-            <w:tcW w:w="3250" w:type="dxa"/>
-            <w:tcMar>
-              <w:top w:w="60" w:type="dxa"/>
-              <w:left w:w="100" w:type="dxa"/>
-              <w:bottom w:w="60" w:type="dxa"/>
-              <w:right w:w="100" w:type="dxa"/>
-            </w:tcMar>
-            <w:vAlign w:val="center"/>
-          </w:tcPr>
-          <w:p>
-            <w:pPr>
-              <w:spacing w:after="0"/>
-            </w:pPr>
-            <w:r>
-              <w:rPr>
-                <w:sz w:val="16"/>
-                <w:lang w:val="ja-JP" w:eastAsia="ja-JP"/>
-              </w:rPr>
-              <w:t>6.4、付録A</w:t>
-            </w:r>
-          </w:p>
-        </w:tc>
-        <w:tc>
-          <w:tcPr>
-            <w:tcW w:w="3250" w:type="dxa"/>
-            <w:tcMar>
-              <w:top w:w="60" w:type="dxa"/>
-              <w:left w:w="100" w:type="dxa"/>
-              <w:bottom w:w="60" w:type="dxa"/>
-              <w:right w:w="100" w:type="dxa"/>
-            </w:tcMar>
-            <w:vAlign w:val="center"/>
-          </w:tcPr>
-          <w:p>
-            <w:pPr>
-              <w:spacing w:after="0"/>
-            </w:pPr>
-            <w:r>
-              <w:rPr>
-                <w:sz w:val="16"/>
-                <w:lang w:val="ja-JP" w:eastAsia="ja-JP"/>
-              </w:rPr>
-              <w:t>対応済み</w:t>
-            </w:r>
-          </w:p>
-        </w:tc>
-      </w:tr>
-      <w:tr>
-        <w:trPr>
-          <w:cantSplit/>
-          <w:jc w:val="center"/>
-        </w:trPr>
-        <w:tc>
-          <w:tcPr>
-            <w:tcW w:w="3250" w:type="dxa"/>
-            <w:shd w:val="clear" w:color="auto" w:fill="F5F5F5"/>
-            <w:tcMar>
-              <w:top w:w="60" w:type="dxa"/>
-              <w:left w:w="100" w:type="dxa"/>
-              <w:bottom w:w="60" w:type="dxa"/>
-              <w:right w:w="100" w:type="dxa"/>
-            </w:tcMar>
-            <w:vAlign w:val="center"/>
-          </w:tcPr>
-          <w:p>
-            <w:pPr>
-              <w:spacing w:after="0"/>
-              <w:rPr>
-                <w:lang w:eastAsia="ja-JP"/>
-              </w:rPr>
-            </w:pPr>
-            <w:r>
-              <w:rPr>
-                <w:sz w:val="16"/>
-                <w:lang w:val="ja-JP" w:eastAsia="ja-JP"/>
-              </w:rPr>
-              <w:t>仮説、結果、試行錯誤、発見を示す</w:t>
-            </w:r>
-          </w:p>
-        </w:tc>
-        <w:tc>
-          <w:tcPr>
-            <w:tcW w:w="3250" w:type="dxa"/>
-            <w:shd w:val="clear" w:color="auto" w:fill="F5F5F5"/>
-            <w:tcMar>
-              <w:top w:w="60" w:type="dxa"/>
-              <w:left w:w="100" w:type="dxa"/>
-              <w:bottom w:w="60" w:type="dxa"/>
-              <w:right w:w="100" w:type="dxa"/>
-            </w:tcMar>
-            <w:vAlign w:val="center"/>
-          </w:tcPr>
-          <w:p>
-            <w:pPr>
-              <w:spacing w:after="0"/>
-            </w:pPr>
-            <w:r>
-              <w:rPr>
-                <w:sz w:val="16"/>
-                <w:lang w:val="ja-JP" w:eastAsia="ja-JP"/>
-              </w:rPr>
-              <w:t>2.2、4.2、6.0、7.0</w:t>
-            </w:r>
-          </w:p>
-        </w:tc>
-        <w:tc>
-          <w:tcPr>
-            <w:tcW w:w="3250" w:type="dxa"/>
-            <w:shd w:val="clear" w:color="auto" w:fill="F5F5F5"/>
-            <w:tcMar>
-              <w:top w:w="60" w:type="dxa"/>
-              <w:left w:w="100" w:type="dxa"/>
-              <w:bottom w:w="60" w:type="dxa"/>
-              <w:right w:w="100" w:type="dxa"/>
-            </w:tcMar>
-            <w:vAlign w:val="center"/>
-          </w:tcPr>
-          <w:p>
-            <w:pPr>
-              <w:spacing w:after="0"/>
-            </w:pPr>
-            <w:r>
-              <w:rPr>
-                <w:sz w:val="16"/>
-                <w:lang w:val="ja-JP" w:eastAsia="ja-JP"/>
-              </w:rPr>
-              <w:t>対応済み</w:t>
-            </w:r>
-          </w:p>
-        </w:tc>
-      </w:tr>
-      <w:tr>
-        <w:trPr>
-          <w:cantSplit/>
-          <w:jc w:val="center"/>
-        </w:trPr>
-        <w:tc>
-          <w:tcPr>
-            <w:tcW w:w="3250" w:type="dxa"/>
-            <w:tcMar>
-              <w:top w:w="60" w:type="dxa"/>
-              <w:left w:w="100" w:type="dxa"/>
-              <w:bottom w:w="60" w:type="dxa"/>
-              <w:right w:w="100" w:type="dxa"/>
-            </w:tcMar>
-            <w:vAlign w:val="center"/>
-          </w:tcPr>
-          <w:p>
-            <w:pPr>
-              <w:spacing w:after="0"/>
-              <w:rPr>
-                <w:lang w:eastAsia="ja-JP"/>
-              </w:rPr>
-            </w:pPr>
-            <w:r>
-              <w:rPr>
-                <w:sz w:val="16"/>
-                <w:lang w:val="ja-JP" w:eastAsia="ja-JP"/>
-              </w:rPr>
-              <w:t>プロンプトとソースコードを含める</w:t>
-            </w:r>
-          </w:p>
-        </w:tc>
-        <w:tc>
-          <w:tcPr>
-            <w:tcW w:w="3250" w:type="dxa"/>
-            <w:tcMar>
-              <w:top w:w="60" w:type="dxa"/>
-              <w:left w:w="100" w:type="dxa"/>
-              <w:bottom w:w="60" w:type="dxa"/>
-              <w:right w:w="100" w:type="dxa"/>
-            </w:tcMar>
-            <w:vAlign w:val="center"/>
-          </w:tcPr>
-          <w:p>
-            <w:pPr>
-              <w:spacing w:after="0"/>
-            </w:pPr>
-            <w:r>
-              <w:rPr>
-                <w:sz w:val="16"/>
-                <w:lang w:val="ja-JP" w:eastAsia="ja-JP"/>
-              </w:rPr>
-              <w:t>付録C、付録D</w:t>
-            </w:r>
-          </w:p>
-        </w:tc>
-        <w:tc>
-          <w:tcPr>
-            <w:tcW w:w="3250" w:type="dxa"/>
-            <w:tcMar>
-              <w:top w:w="60" w:type="dxa"/>
-              <w:left w:w="100" w:type="dxa"/>
-              <w:bottom w:w="60" w:type="dxa"/>
-              <w:right w:w="100" w:type="dxa"/>
-            </w:tcMar>
-            <w:vAlign w:val="center"/>
-          </w:tcPr>
-          <w:p>
-            <w:pPr>
-              <w:spacing w:after="0"/>
-            </w:pPr>
-            <w:r>
-              <w:rPr>
-                <w:sz w:val="16"/>
-                <w:lang w:val="ja-JP" w:eastAsia="ja-JP"/>
-              </w:rPr>
-              <w:t>対応済み</w:t>
-            </w:r>
-          </w:p>
-        </w:tc>
-      </w:tr>
-      <w:tr>
-        <w:trPr>
-          <w:cantSplit/>
-          <w:jc w:val="center"/>
-        </w:trPr>
-        <w:tc>
-          <w:tcPr>
-            <w:tcW w:w="3250" w:type="dxa"/>
-            <w:shd w:val="clear" w:color="auto" w:fill="F5F5F5"/>
-            <w:tcMar>
-              <w:top w:w="60" w:type="dxa"/>
-              <w:left w:w="100" w:type="dxa"/>
-              <w:bottom w:w="60" w:type="dxa"/>
-              <w:right w:w="100" w:type="dxa"/>
-            </w:tcMar>
-            <w:vAlign w:val="center"/>
-          </w:tcPr>
-          <w:p>
-            <w:pPr>
-              <w:spacing w:after="0"/>
-              <w:rPr>
-                <w:lang w:eastAsia="ja-JP"/>
-              </w:rPr>
-            </w:pPr>
-            <w:r>
-              <w:rPr>
-                <w:sz w:val="16"/>
-                <w:lang w:val="ja-JP" w:eastAsia="ja-JP"/>
-              </w:rPr>
-              <w:t>最終出力と精度評価を示す</w:t>
-            </w:r>
-          </w:p>
-        </w:tc>
-        <w:tc>
-          <w:tcPr>
-            <w:tcW w:w="3250" w:type="dxa"/>
-            <w:shd w:val="clear" w:color="auto" w:fill="F5F5F5"/>
-            <w:tcMar>
-              <w:top w:w="60" w:type="dxa"/>
-              <w:left w:w="100" w:type="dxa"/>
-              <w:bottom w:w="60" w:type="dxa"/>
-              <w:right w:w="100" w:type="dxa"/>
-            </w:tcMar>
-            <w:vAlign w:val="center"/>
-          </w:tcPr>
-          <w:p>
-            <w:pPr>
-              <w:spacing w:after="0"/>
-            </w:pPr>
-            <w:r>
-              <w:rPr>
-                <w:sz w:val="16"/>
-                <w:lang w:val="ja-JP" w:eastAsia="ja-JP"/>
-              </w:rPr>
-              <w:t>6.2〜6.4、付録A</w:t>
-            </w:r>
-          </w:p>
-        </w:tc>
-        <w:tc>
-          <w:tcPr>
-            <w:tcW w:w="3250" w:type="dxa"/>
-            <w:shd w:val="clear" w:color="auto" w:fill="F5F5F5"/>
-            <w:tcMar>
-              <w:top w:w="60" w:type="dxa"/>
-              <w:left w:w="100" w:type="dxa"/>
-              <w:bottom w:w="60" w:type="dxa"/>
-              <w:right w:w="100" w:type="dxa"/>
-            </w:tcMar>
-            <w:vAlign w:val="center"/>
-          </w:tcPr>
-          <w:p>
-            <w:pPr>
-              <w:spacing w:after="0"/>
-            </w:pPr>
-            <w:r>
-              <w:rPr>
-                <w:sz w:val="16"/>
-                <w:lang w:val="ja-JP" w:eastAsia="ja-JP"/>
-              </w:rPr>
-              <w:t>対応済み</w:t>
-            </w:r>
-          </w:p>
-        </w:tc>
-      </w:tr>
-      <w:tr>
-        <w:trPr>
-          <w:cantSplit/>
-          <w:jc w:val="center"/>
-        </w:trPr>
-        <w:tc>
-          <w:tcPr>
-            <w:tcW w:w="3250" w:type="dxa"/>
-            <w:tcMar>
-              <w:top w:w="60" w:type="dxa"/>
-              <w:left w:w="100" w:type="dxa"/>
-              <w:bottom w:w="60" w:type="dxa"/>
-              <w:right w:w="100" w:type="dxa"/>
-            </w:tcMar>
-            <w:vAlign w:val="center"/>
-          </w:tcPr>
-          <w:p>
-            <w:pPr>
-              <w:spacing w:after="0"/>
-              <w:rPr>
-                <w:lang w:eastAsia="ja-JP"/>
-              </w:rPr>
-            </w:pPr>
-            <w:r>
-              <w:rPr>
-                <w:sz w:val="16"/>
-                <w:lang w:val="ja-JP" w:eastAsia="ja-JP"/>
-              </w:rPr>
-              <w:t>技術的issueを分解する</w:t>
-            </w:r>
-          </w:p>
-        </w:tc>
-        <w:tc>
-          <w:tcPr>
-            <w:tcW w:w="3250" w:type="dxa"/>
-            <w:tcMar>
-              <w:top w:w="60" w:type="dxa"/>
-              <w:left w:w="100" w:type="dxa"/>
-              <w:bottom w:w="60" w:type="dxa"/>
-              <w:right w:w="100" w:type="dxa"/>
-            </w:tcMar>
-            <w:vAlign w:val="center"/>
-          </w:tcPr>
-          <w:p>
-            <w:pPr>
-              <w:spacing w:after="0"/>
-            </w:pPr>
-            <w:r>
-              <w:rPr>
-                <w:sz w:val="16"/>
-                <w:lang w:val="ja-JP" w:eastAsia="ja-JP"/>
-              </w:rPr>
-              <w:t>1.0、図1、7.3</w:t>
-            </w:r>
-          </w:p>
-        </w:tc>
-        <w:tc>
-          <w:tcPr>
-            <w:tcW w:w="3250" w:type="dxa"/>
-            <w:tcMar>
-              <w:top w:w="60" w:type="dxa"/>
-              <w:left w:w="100" w:type="dxa"/>
-              <w:bottom w:w="60" w:type="dxa"/>
-              <w:right w:w="100" w:type="dxa"/>
-            </w:tcMar>
-            <w:vAlign w:val="center"/>
-          </w:tcPr>
-          <w:p>
-            <w:pPr>
-              <w:spacing w:after="0"/>
-            </w:pPr>
-            <w:r>
-              <w:rPr>
-                <w:sz w:val="16"/>
-                <w:lang w:val="ja-JP" w:eastAsia="ja-JP"/>
-              </w:rPr>
-              <w:t>対応済み</w:t>
-            </w:r>
-          </w:p>
-        </w:tc>
-      </w:tr>
-      <w:tr>
-        <w:trPr>
-          <w:cantSplit/>
-          <w:jc w:val="center"/>
-        </w:trPr>
-        <w:tc>
-          <w:tcPr>
-            <w:tcW w:w="3250" w:type="dxa"/>
-            <w:shd w:val="clear" w:color="auto" w:fill="F5F5F5"/>
-            <w:tcMar>
-              <w:top w:w="60" w:type="dxa"/>
-              <w:left w:w="100" w:type="dxa"/>
-              <w:bottom w:w="60" w:type="dxa"/>
-              <w:right w:w="100" w:type="dxa"/>
-            </w:tcMar>
-            <w:vAlign w:val="center"/>
-          </w:tcPr>
-          <w:p>
-            <w:pPr>
-              <w:spacing w:after="0"/>
-              <w:rPr>
-                <w:lang w:eastAsia="ja-JP"/>
-              </w:rPr>
-            </w:pPr>
-            <w:r>
-              <w:rPr>
-                <w:sz w:val="16"/>
-                <w:lang w:val="ja-JP" w:eastAsia="ja-JP"/>
-              </w:rPr>
-              <w:t>不正解の内容と解決見通しを示す</w:t>
-            </w:r>
-          </w:p>
-        </w:tc>
-        <w:tc>
-          <w:tcPr>
-            <w:tcW w:w="3250" w:type="dxa"/>
-            <w:shd w:val="clear" w:color="auto" w:fill="F5F5F5"/>
-            <w:tcMar>
-              <w:top w:w="60" w:type="dxa"/>
-              <w:left w:w="100" w:type="dxa"/>
-              <w:bottom w:w="60" w:type="dxa"/>
-              <w:right w:w="100" w:type="dxa"/>
-            </w:tcMar>
-            <w:vAlign w:val="center"/>
-          </w:tcPr>
-          <w:p>
-            <w:pPr>
-              <w:spacing w:after="0"/>
-            </w:pPr>
-            <w:r>
-              <w:rPr>
-                <w:sz w:val="16"/>
-                <w:lang w:val="ja-JP" w:eastAsia="ja-JP"/>
-              </w:rPr>
-              <w:t>7.3、表8、8.0</w:t>
-            </w:r>
-          </w:p>
-        </w:tc>
-        <w:tc>
-          <w:tcPr>
-            <w:tcW w:w="3250" w:type="dxa"/>
-            <w:shd w:val="clear" w:color="auto" w:fill="F5F5F5"/>
-            <w:tcMar>
-              <w:top w:w="60" w:type="dxa"/>
-              <w:left w:w="100" w:type="dxa"/>
-              <w:bottom w:w="60" w:type="dxa"/>
-              <w:right w:w="100" w:type="dxa"/>
-            </w:tcMar>
-            <w:vAlign w:val="center"/>
-          </w:tcPr>
-          <w:p>
-            <w:pPr>
-              <w:spacing w:after="0"/>
-            </w:pPr>
-            <w:r>
-              <w:rPr>
-                <w:sz w:val="16"/>
-                <w:lang w:val="ja-JP" w:eastAsia="ja-JP"/>
-              </w:rPr>
-              <w:t>対応済み</w:t>
-            </w:r>
-          </w:p>
-        </w:tc>
-      </w:tr>
-      <w:tr>
-        <w:trPr>
-          <w:cantSplit/>
-          <w:jc w:val="center"/>
-        </w:trPr>
-        <w:tc>
-          <w:tcPr>
-            <w:tcW w:w="3250" w:type="dxa"/>
-            <w:tcMar>
-              <w:top w:w="60" w:type="dxa"/>
-              <w:left w:w="100" w:type="dxa"/>
-              <w:bottom w:w="60" w:type="dxa"/>
-              <w:right w:w="100" w:type="dxa"/>
-            </w:tcMar>
-            <w:vAlign w:val="center"/>
-          </w:tcPr>
-          <w:p>
-            <w:pPr>
-              <w:spacing w:after="0"/>
-            </w:pPr>
-            <w:r>
-              <w:rPr>
-                <w:sz w:val="16"/>
-                <w:lang w:val="ja-JP" w:eastAsia="ja-JP"/>
-              </w:rPr>
-              <w:t>他社Annual Reportも考慮する</w:t>
-            </w:r>
-          </w:p>
-        </w:tc>
-        <w:tc>
-          <w:tcPr>
-            <w:tcW w:w="3250" w:type="dxa"/>
-            <w:tcMar>
-              <w:top w:w="60" w:type="dxa"/>
-              <w:left w:w="100" w:type="dxa"/>
-              <w:bottom w:w="60" w:type="dxa"/>
-              <w:right w:w="100" w:type="dxa"/>
-            </w:tcMar>
-            <w:vAlign w:val="center"/>
-          </w:tcPr>
-          <w:p>
-            <w:pPr>
-              <w:spacing w:after="0"/>
-              <w:rPr>
-                <w:lang w:eastAsia="ja-JP"/>
-              </w:rPr>
-            </w:pPr>
-            <w:r>
-              <w:rPr>
-                <w:sz w:val="16"/>
-                <w:lang w:val="ja-JP" w:eastAsia="ja-JP"/>
-              </w:rPr>
-              <w:t>3.0、5.0、75件の複数ページ報告書群</w:t>
-            </w:r>
-          </w:p>
-        </w:tc>
-        <w:tc>
-          <w:tcPr>
-            <w:tcW w:w="3250" w:type="dxa"/>
-            <w:tcMar>
-              <w:top w:w="60" w:type="dxa"/>
-              <w:left w:w="100" w:type="dxa"/>
-              <w:bottom w:w="60" w:type="dxa"/>
-              <w:right w:w="100" w:type="dxa"/>
-            </w:tcMar>
-            <w:vAlign w:val="center"/>
-          </w:tcPr>
-          <w:p>
-            <w:pPr>
-              <w:spacing w:after="0"/>
-            </w:pPr>
-            <w:r>
-              <w:rPr>
-                <w:sz w:val="16"/>
-                <w:lang w:val="ja-JP" w:eastAsia="ja-JP"/>
-              </w:rPr>
-              <w:t>対応済み</w:t>
-            </w:r>
-          </w:p>
-        </w:tc>
-      </w:tr>
-      <w:tr>
-        <w:trPr>
-          <w:cantSplit/>
-          <w:jc w:val="center"/>
-        </w:trPr>
-        <w:tc>
-          <w:tcPr>
-            <w:tcW w:w="3250" w:type="dxa"/>
-            <w:shd w:val="clear" w:color="auto" w:fill="F5F5F5"/>
-            <w:tcMar>
-              <w:top w:w="60" w:type="dxa"/>
-              <w:left w:w="100" w:type="dxa"/>
-              <w:bottom w:w="60" w:type="dxa"/>
-              <w:right w:w="100" w:type="dxa"/>
-            </w:tcMar>
-            <w:vAlign w:val="center"/>
-          </w:tcPr>
-          <w:p>
-            <w:pPr>
-              <w:spacing w:after="0"/>
-            </w:pPr>
-            <w:r>
-              <w:rPr>
-                <w:sz w:val="16"/>
-                <w:lang w:val="ja-JP" w:eastAsia="ja-JP"/>
-              </w:rPr>
-              <w:t>Google Docsで提出する</w:t>
-            </w:r>
-          </w:p>
-        </w:tc>
-        <w:tc>
-          <w:tcPr>
-            <w:tcW w:w="3250" w:type="dxa"/>
-            <w:shd w:val="clear" w:color="auto" w:fill="F5F5F5"/>
-            <w:tcMar>
-              <w:top w:w="60" w:type="dxa"/>
-              <w:left w:w="100" w:type="dxa"/>
-              <w:bottom w:w="60" w:type="dxa"/>
-              <w:right w:w="100" w:type="dxa"/>
-            </w:tcMar>
-            <w:vAlign w:val="center"/>
-          </w:tcPr>
-          <w:p>
-            <w:pPr>
-              <w:spacing w:after="0"/>
-              <w:rPr>
-                <w:lang w:eastAsia="ja-JP"/>
-              </w:rPr>
-            </w:pPr>
-            <w:r>
-              <w:rPr>
-                <w:sz w:val="16"/>
-                <w:lang w:val="ja-JP" w:eastAsia="ja-JP"/>
-              </w:rPr>
-              <w:t>依頼者の後続指定によりWord文書へ変更</w:t>
-            </w:r>
-          </w:p>
-        </w:tc>
-        <w:tc>
-          <w:tcPr>
-            <w:tcW w:w="3250" w:type="dxa"/>
-            <w:shd w:val="clear" w:color="auto" w:fill="F5F5F5"/>
-            <w:tcMar>
-              <w:top w:w="60" w:type="dxa"/>
-              <w:left w:w="100" w:type="dxa"/>
-              <w:bottom w:w="60" w:type="dxa"/>
-              <w:right w:w="100" w:type="dxa"/>
-            </w:tcMar>
-            <w:vAlign w:val="center"/>
-          </w:tcPr>
-          <w:p>
-            <w:pPr>
-              <w:spacing w:after="0"/>
-            </w:pPr>
-            <w:r>
-              <w:rPr>
-                <w:sz w:val="16"/>
-                <w:lang w:val="ja-JP" w:eastAsia="ja-JP"/>
-              </w:rPr>
-              <w:t>指定変更</w:t>
-            </w:r>
-          </w:p>
-        </w:tc>
-      </w:tr>
-    </w:tbl>
+    <w:p/>
     <w:sectPr>
       <w:pgSz w:w="11909" w:h="16834"/>
       <w:pgMar w:top="1037" w:right="1080" w:bottom="979" w:left="1080" w:header="720" w:footer="720" w:gutter="0"/>
@@ -20583,7 +20756,6 @@
     <w:basedOn w:val="Normal"/>
     <w:next w:val="Normal"/>
     <w:uiPriority w:val="35"/>
-    <w:semiHidden/>
     <w:unhideWhenUsed/>
     <w:qFormat/>
     <w:rsid w:val="00FC693F"/>

--- a/docs/バクラク事業部技術_実験報告書_完成版.docx
+++ b/docs/バクラク事業部技術_実験報告書_完成版.docx
@@ -1028,7 +1028,7 @@
             <w:noProof/>
             <w:webHidden/>
           </w:rPr>
-          <w:t>14</w:t>
+          <w:t>15</w:t>
         </w:r>
         <w:r>
           <w:rPr>
@@ -1343,7 +1343,7 @@
         </w:rPr>
       </w:pPr>
       <w:r>
-        <w:pict w14:anchorId="48BC0F2B">
+        <w:pict w14:anchorId="4557F54B">
           <v:rect id="Horizontal Line 1" o:spid="_x0000_s2051" alt="" style="width:481.9pt;height:.05pt;visibility:visible;mso-wrap-style:square;mso-width-percent:0;mso-height-percent:0;mso-left-percent:-10001;mso-top-percent:-10001;mso-position-horizontal:absolute;mso-position-horizontal-relative:char;mso-position-vertical:absolute;mso-position-vertical-relative:line;mso-width-percent:0;mso-height-percent:0;mso-left-percent:-10001;mso-top-percent:-10001;v-text-anchor:top" filled="f">
             <o:lock v:ext="edit" rotation="t" aspectratio="t" verticies="t" text="t" shapetype="t"/>
             <w10:anchorlock/>
@@ -1437,7 +1437,7 @@
         <w:rPr>
           <w:lang w:val="ja-JP" w:eastAsia="ja-JP"/>
         </w:rPr>
-        <w:pict w14:anchorId="541580E2">
+        <w:pict w14:anchorId="5E1DD2EC">
           <v:rect id="Horizontal Line 6" o:spid="_x0000_s2050" alt="" style="width:481.9pt;height:.1pt;visibility:visible;mso-wrap-style:square;mso-width-percent:0;mso-height-percent:0;mso-left-percent:-10001;mso-top-percent:-10001;mso-position-horizontal:absolute;mso-position-horizontal-relative:char;mso-position-vertical:absolute;mso-position-vertical-relative:line;mso-width-percent:0;mso-height-percent:0;mso-left-percent:-10001;mso-top-percent:-10001;v-text-anchor:top" filled="f">
             <o:lock v:ext="edit" rotation="t" aspectratio="t" verticies="t" text="t" shapetype="t"/>
             <w10:anchorlock/>
@@ -1491,7 +1491,19 @@
         <w:rPr>
           <w:lang w:val="ja-JP" w:eastAsia="ja-JP"/>
         </w:rPr>
-        <w:t>本課題は、3M社の2022年Annual Reportから、指定された27項目の「資産の部」をM USD単位で作成するものである。出力する項目名、順序、型は固定されている。ルールベース処理との組合せは認められている。また、一社だけに合わせた処理ではなく、他社の年次報告書にも適用できる構成が求められる。</w:t>
+        <w:t>本課題は、</w:t>
+      </w:r>
+      <w:r>
+        <w:rPr>
+          <w:lang w:val="ja-JP" w:eastAsia="ja-JP"/>
+        </w:rPr>
+        <w:t>年次報告書</w:t>
+      </w:r>
+      <w:r>
+        <w:rPr>
+          <w:lang w:val="ja-JP" w:eastAsia="ja-JP"/>
+        </w:rPr>
+        <w:t>から、指定された27項目の「資産の部」をM USD単位で作成するものである。出力する項目名、順序、型は固定されている。ルールベース処理との組合せは認められている。また、一社だけに合わせた処理ではなく、他社の年次報告書にも適用できる構成が求められる。</w:t>
       </w:r>
     </w:p>
     <w:p>
@@ -2464,7 +2476,31 @@
         <w:rPr>
           <w:lang w:val="ja-JP" w:eastAsia="ja-JP"/>
         </w:rPr>
-        <w:t>主な評価対象は3M社の2022年Annual Reportである。全コーパスは41社・102件の一意なPDFから成る。内訳は、3M社と日本企業13社の公式ソース確認済み年次報告書・有価証券報告書75資料と、追加27社の一ページ法定貸借対照表公告27資料である。公告群は`catr.jp`から取得した補助群であり、台帳上`official_source_verified`ではない。したがって、102資料すべてをAnnual Reportとは呼ばず、他社報告書への一般化は75資料の報告書群で評価し、公告群は開示項目が少ない資料への耐性として区別して解釈する。</w:t>
+        <w:t>主な評価対象は3M社の2022年Annual Reportである。全コーパスは</w:t>
+      </w:r>
+      <w:r>
+        <w:rPr>
+          <w:lang w:eastAsia="ja-JP"/>
+        </w:rPr>
+        <w:t>38</w:t>
+      </w:r>
+      <w:r>
+        <w:rPr>
+          <w:lang w:val="ja-JP" w:eastAsia="ja-JP"/>
+        </w:rPr>
+        <w:t>社・</w:t>
+      </w:r>
+      <w:r>
+        <w:rPr>
+          <w:lang w:eastAsia="ja-JP"/>
+        </w:rPr>
+        <w:t>99</w:t>
+      </w:r>
+      <w:r>
+        <w:rPr>
+          <w:lang w:val="ja-JP" w:eastAsia="ja-JP"/>
+        </w:rPr>
+        <w:t>件の一意なPDFから成る。内訳は、3M社と日本企業13社の公式ソース確認済み年次報告書・有価証券報告書75資料と、追加27社の一ページ法定貸借対照表公告27資料である。公告群は`catr.jp`から取得した補助群であり、台帳上`official_source_verified`ではない。したがって、102資料すべてをAnnual Reportとは呼ばず、他社報告書への一般化は75資料の報告書群で評価し、公告群は開示項目が少ない資料への耐性として区別して解釈する。</w:t>
       </w:r>
     </w:p>
     <w:p>
